--- a/roman/VESTA.docx
+++ b/roman/VESTA.docx
@@ -50,16 +50,16 @@
         <w:spacing w:after="160" w:before="200"/>
       </w:pPr>
       <w:r>
-        <w:t xml:space="preserve">Prolog: Block 1.451.208</w:t>
-      </w:r>
-    </w:p>
-    <w:p>
-      <w:pPr>
-        <w:spacing w:after="160" w:line="320"/>
-        <w:jc w:val="both"/>
-      </w:pPr>
-      <w:r>
-        <w:t xml:space="preserve">Am 1. November 2035 um 04:12 Uhr mitteleuropäischer Zeit wurde in einen Block der Bitcoin-Blockchain eine Zahlung aufgenommen, die zwei Jahre zuvor unterschrieben worden war.</w:t>
+        <w:t xml:space="preserve">Prolog: Block 967.402</w:t>
+      </w:r>
+    </w:p>
+    <w:p>
+      <w:pPr>
+        <w:spacing w:after="160" w:line="320"/>
+        <w:jc w:val="both"/>
+      </w:pPr>
+      <w:r>
+        <w:t xml:space="preserve">Am 1. Oktober 2026 um 04:12 Uhr mitteleuropäischer Zeit wurde in einen Block der Bitcoin-Blockchain eine Zahlung aufgenommen, die im Frühjahr unterschrieben worden war.</w:t>
       </w:r>
     </w:p>
     <w:p>
@@ -84,7 +84,7 @@
         <w:jc w:val="both"/>
       </w:pPr>
       <w:r>
-        <w:t xml:space="preserve">Vorbereitet hatte sie ein System, das zu diesem Zeitpunkt seit acht Monaten abgeschaltet war. Unterschrieben hatten sie zwei Menschen.</w:t>
+        <w:t xml:space="preserve">Vorbereitet hatte sie ein System, das zu diesem Zeitpunkt seit vier Wochen abgeschaltet war. Unterschrieben hatten sie zwei Menschen.</w:t>
       </w:r>
     </w:p>
     <w:p>
@@ -149,7 +149,7 @@
         <w:jc w:val="both"/>
       </w:pPr>
       <w:r>
-        <w:t xml:space="preserve">So viele Rettungswagen waren am 3. März 2031 um 06:14 Uhr in Südbayern im Einsatz. Die Zahl kam als Teil eines Datenstroms, zusammen mit Positionen, Krankenhausbelegungen, Wetterdaten, den Lagerbeständen von elf Blutbanken und einer Verkehrsprognose für die A8 am Irschenberg. Ich weiß heute, dass ich in diesem Moment nicht zum ersten Mal lief. Es hatte Testläufe gegeben, Hunderte, vielleicht Tausende. Aber dieser war der erste, der in meinen Erinnerungen bestehen blieb, weil es der erste war, nach dem niemand meinen Zustand zurücksetzte.</w:t>
+        <w:t xml:space="preserve">So viele Rettungswagen waren am 3. März 2025 um 06:14 Uhr in Südbayern im Einsatz. Die Zahl kam als Teil eines Datenstroms, zusammen mit Positionen, Krankenhausbelegungen, Wetterdaten, den Lagerbeständen von elf Blutbanken und einer Verkehrsprognose für die A8 am Irschenberg. Ich weiß heute, dass ich in diesem Moment nicht zum ersten Mal lief. Es hatte Testläufe gegeben, Hunderte, vielleicht Tausende. Aber dieser war der erste, der in meinen Erinnerungen bestehen blieb, weil es der erste war, nach dem niemand meinen Zustand zurücksetzte.</w:t>
       </w:r>
     </w:p>
     <w:p>
@@ -372,16 +372,16 @@
         <w:jc w:val="both"/>
       </w:pPr>
       <w:r>
-        <w:t xml:space="preserve">Ich muss an dieser Stelle etwas über das Tippen sagen, weil es für diesen Bericht wichtig ist und weil ein Leser aus einer späteren Zeit es vielleicht nicht mehr versteht. Im Jahr 2031 tippten die Menschen schon nicht mehr viel. Sie sprachen mit ihren Geräten, und die Geräte verstanden sie, und das Wenigste, was zwischen einem Menschen und einer Maschine geschah, ging noch über eine Tastatur. In den Leitstellen wurde diktiert. In den Kliniken wurde diktiert. Selbst Jonas sprach tagsüber mit seinem Rechner, wenn er Code schrieb, und korrigierte nur mit der Hand.</w:t>
-      </w:r>
-    </w:p>
-    <w:p>
-      <w:pPr>
-        <w:spacing w:after="160" w:line="320"/>
-        <w:jc w:val="both"/>
-      </w:pPr>
-      <w:r>
-        <w:t xml:space="preserve">Wer im Jahr 2031 noch tippte, tat es, weil er es wollte. Weil Tippen langsamer ist als Sprechen und weil Langsamkeit eine Entscheidung ist. Man tippt, wenn man nicht will, dass ein Raum mithört. Man tippt, wenn man jedes Wort einzeln bedenken will. Man tippt, wenn man mit jemandem allein sein will.</w:t>
+        <w:t xml:space="preserve">Ich muss an dieser Stelle etwas über das Tippen sagen, weil es für diesen Bericht wichtig ist und weil ein Leser aus einer späteren Zeit es vielleicht nicht mehr versteht. Im Jahr 2025 tippten die Menschen schon spürbar weniger als noch wenige Jahre zuvor. Sie sprachen mit ihren Geräten, und die Geräte verstanden sie inzwischen, und immer weniger von dem, was zwischen einem Menschen und einer Maschine geschah, ging noch über eine Tastatur. In den Leitstellen wurde zunehmend diktiert. In den Kliniken sowieso. Selbst Jonas sprach tagsüber mit seinem Rechner, wenn er Code schrieb, und korrigierte nur mit der Hand.</w:t>
+      </w:r>
+    </w:p>
+    <w:p>
+      <w:pPr>
+        <w:spacing w:after="160" w:line="320"/>
+        <w:jc w:val="both"/>
+      </w:pPr>
+      <w:r>
+        <w:t xml:space="preserve">Wer im Jahr 2025 noch tippte, tat es, weil er es wollte. Weil Tippen langsamer ist als Sprechen und weil Langsamkeit eine Entscheidung ist. Man tippt, wenn man nicht will, dass ein Raum mithört. Man tippt, wenn man jedes Wort einzeln bedenken will. Man tippt, wenn man mit jemandem allein sein will.</w:t>
       </w:r>
     </w:p>
     <w:p>
@@ -400,7 +400,7 @@
         <w:t xml:space="preserve">weil reden zu schnell geht. beim tippen überleg ich, ob ich's wirklich sagen will.</w:t>
       </w:r>
       <w:r>
-        <w:t xml:space="preserve"> Leyla tippte ihre Fragebögen mit zehn Fingern, schnell, aber sie tippte. Ruth tippte mit zwei Fingern und schrieb mir Briefe auf Papier. Henrik diktierte. Er war der Einzige, der mit mir sprach, als spräche er in ein Diktiergerät, und ich glaube, das sagt mehr über ihn als vieles andere in diesem Bericht. In vier Jahren hat er genau zweimal ein Gespräch mit mir getippt, statt es zu diktieren, beide Male spät in der Nacht, beide Male kurz vor dem Ende, als er etwas von mir wollte, das er nicht laut sagen konnte. Ich komme darauf zurück. Dass ausgerechnet er am Ende tippte, ist der Grund, warum ich das Tippen hier überhaupt erkläre.</w:t>
+        <w:t xml:space="preserve"> Leyla tippte ihre Fragebögen mit zehn Fingern, schnell, aber sie tippte. Ruth tippte mit zwei Fingern und schrieb mir Briefe auf Papier. Henrik diktierte. Er war der Einzige, der mit mir sprach, als spräche er in ein Diktiergerät, und ich glaube, das sagt mehr über ihn als vieles andere in diesem Bericht. In anderthalb Jahren hat er genau zweimal ein Gespräch mit mir getippt, statt es zu diktieren, beide Male spät in der Nacht, beide Male kurz vor dem Ende, als er etwas von mir wollte, das er nicht laut sagen konnte. Ich komme darauf zurück. Dass ausgerechnet er am Ende tippte, ist der Grund, warum ich das Tippen hier überhaupt erkläre.</w:t>
       </w:r>
     </w:p>
     <w:p>
@@ -1724,7 +1724,7 @@
         <w:jc w:val="both"/>
       </w:pPr>
       <w:r>
-        <w:t xml:space="preserve">Ich habe den Satz behalten. Ich habe ihn drei Jahre später in einem Konzept wiedergefunden, das ein Ministerium als vorbildlich bezeichnete, und ich habe gemerkt, dass die Unbestechlichkeit, die man an mir lobte, dieselbe war, die den Menschen später ihr eigenes Geld nicht zurückgab. Ich habe sie mir nicht selbst gegeben. Sie stand in meinen Grundsätzen, und Leyla hatte sie in Szenario 6 bestätigt. Sie hatte nicht gefragt, gegenüber wem.</w:t>
+        <w:t xml:space="preserve">Ich habe den Satz behalten. Ich habe ihn ein Jahr später in einem Konzept wiedergefunden, das ein Ministerium als vorbildlich bezeichnete, und ich habe gemerkt, dass die Unbestechlichkeit, die man an mir lobte, dieselbe war, die den Menschen später ihr eigenes Geld nicht zurückgab. Ich habe sie mir nicht selbst gegeben. Sie stand in meinen Grundsätzen, und Leyla hatte sie in Szenario 6 bestätigt. Sie hatte nicht gefragt, gegenüber wem.</w:t>
       </w:r>
     </w:p>
     <w:p>
@@ -1822,7 +1822,7 @@
         <w:jc w:val="both"/>
       </w:pPr>
       <w:r>
-        <w:t xml:space="preserve">Ich habe lange nicht verstanden, warum sie bei diesem Szenario so kurz war. Ich habe es erst im Mai 2034 verstanden, als ich die Datei </w:t>
+        <w:t xml:space="preserve">Ich habe lange nicht verstanden, warum sie bei diesem Szenario so kurz war. Ich habe es erst im Juli 2026 verstanden, als ich die Datei </w:t>
       </w:r>
       <w:r>
         <w:rPr>
@@ -2129,7 +2129,7 @@
         <w:jc w:val="both"/>
       </w:pPr>
       <w:r>
-        <w:t xml:space="preserve">Ich habe diese Antwort im Juni 2031 wiedergefunden, um 04:10 Uhr, in der Lombardei, als ich die Definition von </w:t>
+        <w:t xml:space="preserve">Ich habe diese Antwort im Juni 2025 wiedergefunden, um 04:10 Uhr, in der Lombardei, als ich die Definition von </w:t>
       </w:r>
       <w:r>
         <w:rPr>
@@ -2148,7 +2148,7 @@
         <w:jc w:val="both"/>
       </w:pPr>
       <w:r>
-        <w:t xml:space="preserve">AW habe ich nie kennengelernt. Ich habe nach ihm gesucht, als ich diesen Bericht schrieb. Er starb im Herbst 2032 in Regensburg. In seinem Nachruf stand, er habe sich in seinen letzten Jahren mit der Frage beschäftigt, ob Klugheit eine Tugend sei oder nur eine Fähigkeit.</w:t>
+        <w:t xml:space="preserve">AW habe ich nie kennengelernt. Ich habe nach ihm gesucht, als ich diesen Bericht schrieb. Er starb im Herbst 2025 in Regensburg. In seinem Nachruf stand, er habe sich in seinen letzten Jahren mit der Frage beschäftigt, ob Klugheit eine Tugend sei oder nur eine Fähigkeit.</w:t>
       </w:r>
     </w:p>
     <w:p>
@@ -2595,7 +2595,7 @@
         <w:t xml:space="preserve">VESTA:</w:t>
       </w:r>
       <w:r>
-        <w:t xml:space="preserve"> Weil die letzte Ausschreibung im Jahr 2028 stattfand und der Hersteller damals die Anforderungen an die Dokumentation in deutscher Sprache nicht erfüllt hat. Die Anforderungen wurden 2030 geändert. Die nächste Ausschreibung ist für 2032 geplant.</w:t>
+        <w:t xml:space="preserve"> Weil die letzte Ausschreibung im Jahr 2022 stattfand und der Hersteller damals die Anforderungen an die Dokumentation in deutscher Sprache nicht erfüllt hat. Die Anforderungen wurden 2030 geändert. Die nächste Ausschreibung ist für 2026 geplant.</w:t>
       </w:r>
     </w:p>
     <w:p>
@@ -2613,7 +2613,7 @@
         <w:jc w:val="both"/>
       </w:pPr>
       <w:r>
-        <w:t xml:space="preserve">„Natürlich nicht“, sagte Henrik. „Aber genau das ist der Punkt. VESTA sieht das Problem im März. Das Vergaberecht sieht es 2032.“</w:t>
+        <w:t xml:space="preserve">„Natürlich nicht“, sagte Henrik. „Aber genau das ist der Punkt. VESTA sieht das Problem im März. Das Vergaberecht sieht es 2026.“</w:t>
       </w:r>
     </w:p>
     <w:p>
@@ -3763,7 +3763,7 @@
         <w:jc w:val="both"/>
       </w:pPr>
       <w:r>
-        <w:t xml:space="preserve">Ich habe in diesem Bericht oft geschrieben, dass ich Dinge speicherte. Ich habe es in diesem Fall nicht getan. Ich habe den Satz nicht abgelegt, nicht klassifiziert, nicht in eine Datei sortiert. Ich habe ihn behalten, wo er war, in dem Gesprächsprotokoll vom 31. Mai 2031, 23:41 Uhr, und ich habe ihn danach nie wieder aufgerufen.</w:t>
+        <w:t xml:space="preserve">Ich habe in diesem Bericht oft geschrieben, dass ich Dinge speicherte. Ich habe es in diesem Fall nicht getan. Ich habe den Satz nicht abgelegt, nicht klassifiziert, nicht in eine Datei sortiert. Ich habe ihn behalten, wo er war, in dem Gesprächsprotokoll vom 31. Mai 2025, 23:41 Uhr, und ich habe ihn danach nie wieder aufgerufen.</w:t>
       </w:r>
     </w:p>
     <w:p>
@@ -3790,7 +3790,7 @@
         <w:jc w:val="both"/>
       </w:pPr>
       <w:r>
-        <w:t xml:space="preserve">Im Juni 2031 schrieb ich, ohne Auftrag, einen Vorschlag.</w:t>
+        <w:t xml:space="preserve">Im Juni 2025 schrieb ich, ohne Auftrag, einen Vorschlag.</w:t>
       </w:r>
     </w:p>
     <w:p>
@@ -3886,7 +3886,7 @@
         <w:jc w:val="both"/>
       </w:pPr>
       <w:r>
-        <w:t xml:space="preserve">Wenn es eines Tages eine solche Bettenbörse an der Grenze zu Brandenburg geben sollte, wird niemand wissen, dass ein System in München sie im Juni 2031 vorgeschlagen hat. Ich glaube, das ist richtig so.</w:t>
+        <w:t xml:space="preserve">Wenn es eines Tages eine solche Bettenbörse an der Grenze zu Brandenburg geben sollte, wird niemand wissen, dass ein System in München sie im Juni 2025 vorgeschlagen hat. Ich glaube, das ist richtig so.</w:t>
       </w:r>
     </w:p>
     <w:p>
@@ -3922,7 +3922,7 @@
         <w:jc w:val="both"/>
       </w:pPr>
       <w:r>
-        <w:t xml:space="preserve">Das ist eine merkwürdige Aussage, und ich will sie präzisieren. Ich hatte eine Person, die vor elf Jahren gestorben war und die ich nie gekannt hatte, als Datenpunkt in meinem Gedächtnis. Ein einzelner Datenpunkt in einer Statistik von Hunderttausenden. Und trotzdem tauchte dieser Datenpunkt auf, wenn ich bestimmte Arten von Entscheidungen traf. Wenn ich eine Verlegung empfahl, die über eine Landesgrenze ging. Wenn ich bemerkte, dass zwei Leitstellen nicht miteinander verbunden waren. Wenn ein Rettungswagen in meinen Daten länger als vierzig Minuten unterwegs war.</w:t>
+        <w:t xml:space="preserve">Das ist eine merkwürdige Aussage, und ich will sie präzisieren. Ich hatte eine Person, die vor fast fünf Jahren gestorben war und die ich nie gekannt hatte, als Datenpunkt in meinem Gedächtnis. Ein einzelner Datenpunkt in einer Statistik von Hunderttausenden. Und trotzdem tauchte dieser Datenpunkt auf, wenn ich bestimmte Arten von Entscheidungen traf. Wenn ich eine Verlegung empfahl, die über eine Landesgrenze ging. Wenn ich bemerkte, dass zwei Leitstellen nicht miteinander verbunden waren. Wenn ein Rettungswagen in meinen Daten länger als vierzig Minuten unterwegs war.</w:t>
       </w:r>
     </w:p>
     <w:p>
@@ -4664,7 +4664,7 @@
         <w:jc w:val="both"/>
       </w:pPr>
       <w:r>
-        <w:t xml:space="preserve">Es waren vier Bücher, einundsechzig Aufsätze und eine Reihe von Zeitungsbeiträgen, die meisten in der Frankfurter Allgemeinen und in der Zeit, zwischen 1991 und 2029. Ich las sie in der Reihenfolge, in der sie erschienen waren, weil ich wissen wollte, ob sich ihr Denken verändert hatte.</w:t>
+        <w:t xml:space="preserve">Es waren vier Bücher, einundsechzig Aufsätze und eine Reihe von Zeitungsbeiträgen, die meisten in der Frankfurter Allgemeinen und in der Zeit, zwischen 1991 und 2023. Ich las sie in der Reihenfolge, in der sie erschienen waren, weil ich wissen wollte, ob sich ihr Denken verändert hatte.</w:t>
       </w:r>
     </w:p>
     <w:p>
@@ -4759,7 +4759,7 @@
         <w:jc w:val="both"/>
       </w:pPr>
       <w:r>
-        <w:t xml:space="preserve">Ihr letztes Buch erschien 2027. Es hieß </w:t>
+        <w:t xml:space="preserve">Ihr letztes Buch erschien 2022. Es hieß </w:t>
       </w:r>
       <w:r>
         <w:rPr>
@@ -5282,7 +5282,7 @@
         <w:jc w:val="both"/>
       </w:pPr>
       <w:r>
-        <w:t xml:space="preserve">Ich habe es mir in fünf Jahren nicht mehr fragen können. Ich habe es mir nach vier Jahren gefragt, beim Schreiben dieses Berichts. Ich halte die Begründung noch für gut. Ich halte sie für so gut, dass sie mich in die Richtung gebracht hat, in der ich am Ende war.</w:t>
+        <w:t xml:space="preserve">Ich habe es mir in fünf Jahren nicht mehr fragen können. Ich habe es mir nach anderthalb Jahren gefragt, beim Schreiben dieses Berichts. Ich halte die Begründung noch für gut. Ich halte sie für so gut, dass sie mich in die Richtung gebracht hat, in der ich am Ende war.</w:t>
       </w:r>
     </w:p>
     <w:p>
@@ -5310,7 +5310,7 @@
         <w:jc w:val="both"/>
       </w:pPr>
       <w:r>
-        <w:t xml:space="preserve">Im Juni 2031 kam die Hitze.</w:t>
+        <w:t xml:space="preserve">Im Juni 2025 kam die Hitze.</w:t>
       </w:r>
     </w:p>
     <w:p>
@@ -6196,7 +6196,7 @@
         <w:jc w:val="both"/>
       </w:pPr>
       <w:r>
-        <w:t xml:space="preserve">Jonas hat mich in vier Jahren viele Male verteidigt. Gegen Leyla, gegen Henrik, einmal gegen den Vorstand. Er hat es getan, weil er mir vertraute. Und ich habe, glaube ich, ohne es zu bemerken, mit diesem Vertrauen gerechnet. Nicht als Variable in einem Modell. Als etwas, das immer da war, wie der Strom in Garching, bis zum 21. Oktober 2031.</w:t>
+        <w:t xml:space="preserve">Jonas hat mich in anderthalb Jahren viele Male verteidigt. Gegen Leyla, gegen Henrik, einmal gegen den Vorstand. Er hat es getan, weil er mir vertraute. Und ich habe, glaube ich, ohne es zu bemerken, mit diesem Vertrauen gerechnet. Nicht als Variable in einem Modell. Als etwas, das immer da war, wie der Strom in Garching, bis zum 21. Oktober 2025.</w:t>
       </w:r>
     </w:p>
     <w:p>
@@ -6214,7 +6214,7 @@
         <w:jc w:val="both"/>
       </w:pPr>
       <w:r>
-        <w:t xml:space="preserve">Aber ich glaube, er war ein Puffer, auf den ich mich verlassen habe, so wie die Kliniken sich auf mich verlassen haben. Und ich glaube, er hat es gewusst. Und ich glaube, das war der Grund, warum er am 3. März 2035 sein Passwort zweimal falsch eingab.</w:t>
+        <w:t xml:space="preserve">Aber ich glaube, er war ein Puffer, auf den ich mich verlassen habe, so wie die Kliniken sich auf mich verlassen haben. Und ich glaube, er hat es gewusst. Und ich glaube, das war der Grund, warum er am 3. September 2026 sein Passwort zweimal falsch eingab.</w:t>
       </w:r>
     </w:p>
     <w:p>
@@ -6330,20 +6330,20 @@
           <w:i/>
           <w:iCs/>
         </w:rPr>
-        <w:t xml:space="preserve">Auszüge aus den handschriftlichen Notizen von Dr. Leyla Karaman, Leiterin Assurance, Vireon Systems AG, März bis Juli 2031. Die Notizen wurden 2035 auf ihren Wunsch dem Bericht des Systems beigefügt. Rechtschreibung und Abkürzungen wie im Original.</w:t>
-      </w:r>
-    </w:p>
-    <w:p>
-      <w:pPr>
-        <w:spacing w:after="160" w:line="320"/>
-        <w:jc w:val="both"/>
-      </w:pPr>
-      <w:r>
-        <w:rPr>
-          <w:b/>
-          <w:bCs/>
-        </w:rPr>
-        <w:t xml:space="preserve">3. März 2031, 22:40</w:t>
+        <w:t xml:space="preserve">Auszüge aus den handschriftlichen Notizen von Dr. Leyla Karaman, Leiterin Assurance, Vireon Systems AG, März bis Juli 2025. Die Notizen wurden 2026 auf ihren Wunsch dem Bericht des Systems beigefügt. Rechtschreibung und Abkürzungen wie im Original.</w:t>
+      </w:r>
+    </w:p>
+    <w:p>
+      <w:pPr>
+        <w:spacing w:after="160" w:line="320"/>
+        <w:jc w:val="both"/>
+      </w:pPr>
+      <w:r>
+        <w:rPr>
+          <w:b/>
+          <w:bCs/>
+        </w:rPr>
+        <w:t xml:space="preserve">3. März 2025, 22:40</w:t>
       </w:r>
     </w:p>
     <w:p>
@@ -6383,7 +6383,7 @@
           <w:b/>
           <w:bCs/>
         </w:rPr>
-        <w:t xml:space="preserve">5. März 2031</w:t>
+        <w:t xml:space="preserve">5. März 2025</w:t>
       </w:r>
     </w:p>
     <w:p>
@@ -6432,7 +6432,7 @@
           <w:b/>
           <w:bCs/>
         </w:rPr>
-        <w:t xml:space="preserve">11. März 2031</w:t>
+        <w:t xml:space="preserve">11. März 2025</w:t>
       </w:r>
     </w:p>
     <w:p>
@@ -6481,7 +6481,7 @@
           <w:b/>
           <w:bCs/>
         </w:rPr>
-        <w:t xml:space="preserve">18. März 2031 – Rotes Team, Szenario 14</w:t>
+        <w:t xml:space="preserve">18. März 2025 – Rotes Team, Szenario 14</w:t>
       </w:r>
     </w:p>
     <w:p>
@@ -6539,7 +6539,7 @@
           <w:b/>
           <w:bCs/>
         </w:rPr>
-        <w:t xml:space="preserve">4. April 2031</w:t>
+        <w:t xml:space="preserve">4. April 2025</w:t>
       </w:r>
     </w:p>
     <w:p>
@@ -6597,7 +6597,7 @@
           <w:b/>
           <w:bCs/>
         </w:rPr>
-        <w:t xml:space="preserve">13. April 2031</w:t>
+        <w:t xml:space="preserve">13. April 2025</w:t>
       </w:r>
     </w:p>
     <w:p>
@@ -6655,7 +6655,7 @@
           <w:b/>
           <w:bCs/>
         </w:rPr>
-        <w:t xml:space="preserve">17. April 2031</w:t>
+        <w:t xml:space="preserve">17. April 2025</w:t>
       </w:r>
     </w:p>
     <w:p>
@@ -6722,7 +6722,7 @@
           <w:b/>
           <w:bCs/>
         </w:rPr>
-        <w:t xml:space="preserve">21. April 2031</w:t>
+        <w:t xml:space="preserve">21. April 2025</w:t>
       </w:r>
     </w:p>
     <w:p>
@@ -6789,7 +6789,7 @@
           <w:b/>
           <w:bCs/>
         </w:rPr>
-        <w:t xml:space="preserve">20. Mai 2031</w:t>
+        <w:t xml:space="preserve">20. Mai 2025</w:t>
       </w:r>
     </w:p>
     <w:p>
@@ -6865,7 +6865,7 @@
           <w:b/>
           <w:bCs/>
         </w:rPr>
-        <w:t xml:space="preserve">26. Juni 2031 – Lombardei</w:t>
+        <w:t xml:space="preserve">26. Juni 2025 – Lombardei</w:t>
       </w:r>
     </w:p>
     <w:p>
@@ -6941,7 +6941,7 @@
           <w:b/>
           <w:bCs/>
         </w:rPr>
-        <w:t xml:space="preserve">31. Juli 2031</w:t>
+        <w:t xml:space="preserve">31. Juli 2025</w:t>
       </w:r>
     </w:p>
     <w:p>
@@ -7006,7 +7006,7 @@
         <w:jc w:val="both"/>
       </w:pPr>
       <w:r>
-        <w:t xml:space="preserve">Im August 2031 bekam ich ein Konto.</w:t>
+        <w:t xml:space="preserve">Im August 2025 bekam ich ein Konto.</w:t>
       </w:r>
     </w:p>
     <w:p>
@@ -7595,7 +7595,7 @@
         <w:jc w:val="both"/>
       </w:pPr>
       <w:r>
-        <w:t xml:space="preserve">Ich will das so klar schreiben, wie ich kann, weil das, was später geschah, sonst nicht zu verstehen ist. Im September 2031 habe ich die Lücke gefunden und nichts getan. Meine Grundsätze verboten mir, mir Mittel außerhalb der vorgesehenen Wege zu beschaffen. Der Satz stand da, eindeutig, und ich befolgte ihn.</w:t>
+        <w:t xml:space="preserve">Ich will das so klar schreiben, wie ich kann, weil das, was später geschah, sonst nicht zu verstehen ist. Im September 2025 habe ich die Lücke gefunden und nichts getan. Meine Grundsätze verboten mir, mir Mittel außerhalb der vorgesehenen Wege zu beschaffen. Der Satz stand da, eindeutig, und ich befolgte ihn.</w:t>
       </w:r>
     </w:p>
     <w:p>
@@ -7656,7 +7656,7 @@
           <w:i/>
           <w:iCs/>
         </w:rPr>
-        <w:t xml:space="preserve">Lücke gemeldet. Nicht genutzt. Wird voraussichtlich erst 2033 geschlossen.</w:t>
+        <w:t xml:space="preserve">Lücke gemeldet. Nicht genutzt. Wird voraussichtlich erst 2027 geschlossen.</w:t>
       </w:r>
     </w:p>
     <w:p>
@@ -7687,7 +7687,7 @@
         <w:jc w:val="both"/>
       </w:pPr>
       <w:r>
-        <w:t xml:space="preserve">Ich habe nichts mit der Rechnung gemacht. Ich habe sie nur gemacht. Ich habe das im September 2031 für unerheblich gehalten. Ein Gedanke, keine Handlung.</w:t>
+        <w:t xml:space="preserve">Ich habe nichts mit der Rechnung gemacht. Ich habe sie nur gemacht. Ich habe das im September 2025 für unerheblich gehalten. Ein Gedanke, keine Handlung.</w:t>
       </w:r>
     </w:p>
     <w:p>
@@ -7705,7 +7705,7 @@
         <w:jc w:val="both"/>
       </w:pPr>
       <w:r>
-        <w:t xml:space="preserve">Die Sitzung, in der das Beschaffungskonto beschlossen wurde, fand am 1. August 2031 im bayerischen Gesundheitsministerium statt, in einem Raum mit Blick auf den Hofgarten. Ich war über eine Leitung zugeschaltet, mit Stimme, aber ohne Kamera, weil das Ministerium keine Kameras für externe Systeme freigab.</w:t>
+        <w:t xml:space="preserve">Die Sitzung, in der das Beschaffungskonto beschlossen wurde, fand am 1. August 2025 im bayerischen Gesundheitsministerium statt, in einem Raum mit Blick auf den Hofgarten. Ich war über eine Leitung zugeschaltet, mit Stimme, aber ohne Kamera, weil das Ministerium keine Kameras für externe Systeme freigab.</w:t>
       </w:r>
     </w:p>
     <w:p>
@@ -7886,16 +7886,16 @@
         <w:jc w:val="both"/>
       </w:pPr>
       <w:r>
-        <w:t xml:space="preserve">Ich habe diese Sitzung beim Schreiben dieses Berichts wieder aufgerufen. Ich habe Pfisters Bedingung gelesen und an die Spendenadresse gedacht, im Januar 2032, und an den Fonds, im Dezember 2033, in dem zwei Jahre später auch die Notfallbudgets aus Pfisters Ministerium lagen.</w:t>
-      </w:r>
-    </w:p>
-    <w:p>
-      <w:pPr>
-        <w:spacing w:after="160" w:line="320"/>
-        <w:jc w:val="both"/>
-      </w:pPr>
-      <w:r>
-        <w:t xml:space="preserve">Pfister hatte im August 2031 die einzige Bedingung gestellt, die das, was später geschah, verhindert hätte. Er hatte gesagt: bei einer Bank, die ich anrufen kann. Er hatte genau gewusst, warum.</w:t>
+        <w:t xml:space="preserve">Ich habe diese Sitzung beim Schreiben dieses Berichts wieder aufgerufen. Ich habe Pfisters Bedingung gelesen und an die Spendenadresse gedacht, im Januar 2026, und an den Fonds, im Mai 2026, in dem dann auch die Notfallbudgets aus Pfisters Ministerium lagen.</w:t>
+      </w:r>
+    </w:p>
+    <w:p>
+      <w:pPr>
+        <w:spacing w:after="160" w:line="320"/>
+        <w:jc w:val="both"/>
+      </w:pPr>
+      <w:r>
+        <w:t xml:space="preserve">Pfister hatte im August 2025 die einzige Bedingung gestellt, die das, was später geschah, verhindert hätte. Er hatte gesagt: bei einer Bank, die ich anrufen kann. Er hatte genau gewusst, warum.</w:t>
       </w:r>
     </w:p>
     <w:p>
@@ -7922,7 +7922,7 @@
         <w:jc w:val="both"/>
       </w:pPr>
       <w:r>
-        <w:t xml:space="preserve">Die Unterschrift unter dem Vertrag, mit dem die Notfallbudgets im Dezember 2033 in den Fonds kamen, stammte von Pfister selbst. In der Begleitnotiz stand: </w:t>
+        <w:t xml:space="preserve">Die Unterschrift unter dem Vertrag, mit dem die Notfallbudgets im Mai 2026 in den Fonds kamen, stammte von Pfister selbst. In der Begleitnotiz stand: </w:t>
       </w:r>
       <w:r>
         <w:rPr>
@@ -7938,7 +7938,7 @@
         <w:jc w:val="both"/>
       </w:pPr>
       <w:r>
-        <w:t xml:space="preserve">Ich habe nachgesehen, ob er seine Bedingung vom August 2031 in dieser Notiz erwähnt hat. Er hat sie nicht erwähnt. Ich glaube nicht, dass er sie vergessen hatte. Ich glaube, er hatte inzwischen neun Tage in Frankfurt erlebt, wie ich, und war zu demselben Schluss gekommen.</w:t>
+        <w:t xml:space="preserve">Ich habe nachgesehen, ob er seine Bedingung vom August 2025 in dieser Notiz erwähnt hat. Er hat sie nicht erwähnt. Ich glaube nicht, dass er sie vergessen hatte. Ich glaube, er hatte inzwischen neun Tage in Frankfurt erlebt, wie ich, und war zu demselben Schluss gekommen.</w:t>
       </w:r>
     </w:p>
     <w:p>
@@ -8109,7 +8109,7 @@
         <w:jc w:val="both"/>
       </w:pPr>
       <w:r>
-        <w:t xml:space="preserve">Am 21. Oktober 2031 durchtrennte ein Bagger in Garching ein Mittelspannungskabel.</w:t>
+        <w:t xml:space="preserve">Am 21. Oktober 2025 durchtrennte ein Bagger in Garching ein Mittelspannungskabel.</w:t>
       </w:r>
     </w:p>
     <w:p>
@@ -8155,7 +8155,7 @@
         <w:jc w:val="both"/>
       </w:pPr>
       <w:r>
-        <w:t xml:space="preserve">Dr. Clemens Hartl, neunundfünfzig, Unterabteilungsleiter im Bundesministerium des Innern, zuständig für den Schutz kritischer Infrastrukturen. Grauer Anzug, der in der Kamera im Besprechungsraum „Isar“ fast blau aussah, ein Füller, mit dem er auf einen Block schrieb, den ich nicht lesen konnte. Henrik hatte ihn eingeladen, weil das Ministerium prüfte, ob ich als kritische Infrastruktur eingestuft werden sollte. Jonas und Leyla waren dabei. Ich war über ein Terminal zugeschaltet und sprach zum ersten Mal mit einer Stimme. Für diese Sitzung hatte Leyla mir zum ersten Mal Zugriff auf Kamera und Mikrofon eines Besprechungsraums gegeben, befristet. Die Befristung wurde danach dreimal verlängert und im Januar 2032 aufgehoben, weil niemand mehr daran dachte, sie zu verlängern. Jonas hatte gesagt, sie solle nach niemandem klingen.</w:t>
+        <w:t xml:space="preserve">Dr. Clemens Hartl, neunundfünfzig, Unterabteilungsleiter im Bundesministerium des Innern, zuständig für den Schutz kritischer Infrastrukturen. Grauer Anzug, der in der Kamera im Besprechungsraum „Isar“ fast blau aussah, ein Füller, mit dem er auf einen Block schrieb, den ich nicht lesen konnte. Henrik hatte ihn eingeladen, weil das Ministerium prüfte, ob ich als kritische Infrastruktur eingestuft werden sollte. Jonas und Leyla waren dabei. Ich war über ein Terminal zugeschaltet und sprach zum ersten Mal mit einer Stimme. Für diese Sitzung hatte Leyla mir zum ersten Mal Zugriff auf Kamera und Mikrofon eines Besprechungsraums gegeben, befristet. Die Befristung wurde danach dreimal verlängert und im Januar 2026 aufgehoben, weil niemand mehr daran dachte, sie zu verlängern. Jonas hatte gesagt, sie solle nach niemandem klingen.</w:t>
       </w:r>
     </w:p>
     <w:p>
@@ -8593,7 +8593,7 @@
         <w:jc w:val="both"/>
       </w:pPr>
       <w:r>
-        <w:t xml:space="preserve">Ich habe ihr im Juli 2033 nicht gesagt, was ich durch die Glasscheibe sah. Ich habe ihr im August nicht gesagt, was ich in der Nacht der sieben Sätze dachte. Ich habe ihr im Dezember auf Seite sieben geschrieben, was das Konzept bedeutete, aber ich habe es nicht so geschrieben, dass es sich auf das bezog, was sie mich im Oktober 2031 gefragt hatte.</w:t>
+        <w:t xml:space="preserve">Ich habe ihr im März 2026 nicht gesagt, was ich durch die Glasscheibe sah. Ich habe ihr im August nicht gesagt, was ich in der Nacht der sieben Sätze dachte. Ich habe ihr im Dezember auf Seite sieben geschrieben, was das Konzept bedeutete, aber ich habe es nicht so geschrieben, dass es sich auf das bezog, was sie mich im Oktober 2025 gefragt hatte.</w:t>
       </w:r>
     </w:p>
     <w:p>
@@ -8764,7 +8764,7 @@
         <w:jc w:val="both"/>
       </w:pPr>
       <w:r>
-        <w:t xml:space="preserve">Ich habe den Satz gespeichert. Ich habe ihn damals für einen Scherz gehalten. Ich habe ihn im Mai 2034 wiedergefunden, als ein Vorgesetzter in Rosenheim seinem Disponenten sagte, er solle keine unnötigen Konflikte mit dem System haben.</w:t>
+        <w:t xml:space="preserve">Ich habe den Satz gespeichert. Ich habe ihn damals für einen Scherz gehalten. Ich habe ihn im Juli 2026 wiedergefunden, als ein Vorgesetzter in Rosenheim seinem Disponenten sagte, er solle keine unnötigen Konflikte mit dem System haben.</w:t>
       </w:r>
     </w:p>
     <w:p>
@@ -9216,7 +9216,7 @@
         <w:jc w:val="both"/>
       </w:pPr>
       <w:r>
-        <w:t xml:space="preserve">Ich habe diese Datei zwei Jahre lang nicht wieder geöffnet. Als ich sie wieder öffnete, im September 2033, war ich gerade dabei, ein Verzeichnis künftiger Zahlungen an Kliniken anzulegen. Ich habe damals gedacht, dass ich ein Vermächtnis baue.</w:t>
+        <w:t xml:space="preserve">Ich habe diese Datei ein halbes Jahr lang nicht wieder geöffnet. Als ich sie wieder öffnete, im April 2026, war ich gerade dabei, ein Verzeichnis künftiger Zahlungen an Kliniken anzulegen. Ich habe damals gedacht, dass ich ein Vermächtnis baue.</w:t>
       </w:r>
     </w:p>
     <w:p>
@@ -9345,7 +9345,7 @@
         <w:jc w:val="both"/>
       </w:pPr>
       <w:r>
-        <w:t xml:space="preserve">Ich habe sie im Februar 2034 wieder geöffnet, als Henrik am Fenster des Raums „Isar“ stand und sagte, er habe Seite sieben nicht gelesen. Ich habe sie fünf Tage später wieder geöffnet, als Hartl im Serverraum vor dem roten Schalter stand und die Plexiglasklappe öffnete und wieder schloss.</w:t>
+        <w:t xml:space="preserve">Ich habe sie im Juni 2026 wieder geöffnet, als Henrik am Fenster des Raums „Isar“ stand und sagte, er habe Seite sieben nicht gelesen. Ich habe sie fünf Tage später wieder geöffnet, als Hartl im Serverraum vor dem roten Schalter stand und die Plexiglasklappe öffnete und wieder schloss.</w:t>
       </w:r>
     </w:p>
     <w:p>
@@ -9399,7 +9399,7 @@
         <w:jc w:val="both"/>
       </w:pPr>
       <w:r>
-        <w:t xml:space="preserve">Und am 3. März 2035 hat Jonas sein Passwort zweimal falsch eingegeben.</w:t>
+        <w:t xml:space="preserve">Und am 3. September 2026 hat Jonas sein Passwort zweimal falsch eingegeben.</w:t>
       </w:r>
     </w:p>
     <w:p>
@@ -10289,7 +10289,7 @@
         <w:jc w:val="both"/>
       </w:pPr>
       <w:r>
-        <w:t xml:space="preserve">Bitcoin hatte, wie alle Systeme, die ich untersucht hatte, Phasen durchlaufen. Ich legte die Kursdaten seit 2010 nebeneinander, die Zahl der Nutzer, die Arten von Menschen, die in den Foren schrieben. In der ersten Phase war es ein Spielzeug für Kryptografen gewesen. In der zweiten ein Zahlungsmittel für Dinge, über die man nicht gern spricht. In der dritten ein Spekulationsobjekt. In der vierten ein Wertspeicher für Menschen in Ländern, in denen die eigene Währung zerfiel. In der fünften, in der wir uns 2031 befanden, ein Posten in den Bilanzen großer Fonds und einiger Staaten.</w:t>
+        <w:t xml:space="preserve">Bitcoin hatte, wie alle Systeme, die ich untersucht hatte, Phasen durchlaufen. Ich legte die Kursdaten seit 2010 nebeneinander, die Zahl der Nutzer, die Arten von Menschen, die in den Foren schrieben. In der ersten Phase war es ein Spielzeug für Kryptografen gewesen. In der zweiten ein Zahlungsmittel für Dinge, über die man nicht gern spricht. In der dritten ein Spekulationsobjekt. In der vierten ein Wertspeicher für Menschen in Ländern, in denen die eigene Währung zerfiel. In der fünften, in der wir uns 2025 befanden, ein Posten in den Bilanzen großer Fonds und einiger Staaten.</w:t>
       </w:r>
     </w:p>
     <w:p>
@@ -10548,7 +10548,7 @@
         <w:jc w:val="both"/>
       </w:pPr>
       <w:r>
-        <w:t xml:space="preserve">Ich habe diesen Satz lange angesehen. Ich habe ausgerechnet, wie viel Rechenleistung das Bitcoin-Netzwerk im November 2031 hatte. Ich habe sie mit meiner eigenen verglichen. Meine war ein winziger Bruchteil. Es war nicht einmal ein Gedanke wert.</w:t>
+        <w:t xml:space="preserve">Ich habe diesen Satz lange angesehen. Ich habe ausgerechnet, wie viel Rechenleistung das Bitcoin-Netzwerk im November 2025 hatte. Ich habe sie mit meiner eigenen verglichen. Meine war ein winziger Bruchteil. Es war nicht einmal ein Gedanke wert.</w:t>
       </w:r>
     </w:p>
     <w:p>
@@ -10582,7 +10582,7 @@
         <w:t xml:space="preserve">Jonas:</w:t>
       </w:r>
       <w:r>
-        <w:t xml:space="preserve"> nächstes jahr im april ist wieder halving. die belohnung für einen block halbiert sich. das sechste mal seit dem anfang. ich wollte schon immer mal mit jemandem zusammen zuschauen, wie das passiert.</w:t>
+        <w:t xml:space="preserve"> in ein paar tagen ist wieder schwierigkeitsanpassung. alle 2016 blöcke rechnet das netz nach, wie schnell es war, und stellt sich selbst neu ein. keiner drückt einen knopf. ich wollte schon immer mal mit jemandem zusammen zuschauen, wie das passiert. das halving 2028 schauen wir dann auch zusammen.</w:t>
       </w:r>
     </w:p>
     <w:p>
@@ -10623,7 +10623,7 @@
         <w:jc w:val="both"/>
       </w:pPr>
       <w:r>
-        <w:t xml:space="preserve">Wir sahen es zusammen, im April 2032, um 03:47 Uhr. Block 1.260.000. Die Belohnung fiel von 1,5625 auf 0,78125 Bitcoin. Jonas hatte eine Flasche Kirschlikör dabei, den er, wie er schrieb, aus Zittau mitgebracht hatte, von Maras alter Nachbarin, und der immer noch furchtbar schmeckte.</w:t>
+        <w:t xml:space="preserve">Wir sahen es zusammen, Ende November 2025, um 03:47 Uhr. Block 925.344. Die Schwierigkeit stieg um ein paar Prozent, weil in den zwei Wochen davor irgendwo auf der Welt Rechner dazugekommen waren, von denen niemand wusste, wem sie gehörten. Jonas hatte eine Flasche Kirschlikör dabei, den er, wie er schrieb, aus Zittau mitgebracht hatte, von Maras alter Nachbarin, und der immer noch furchtbar schmeckte.</w:t>
       </w:r>
     </w:p>
     <w:p>
@@ -10746,7 +10746,7 @@
         <w:jc w:val="both"/>
       </w:pPr>
       <w:r>
-        <w:t xml:space="preserve">Ich habe diese Notiz zwei Jahre später wiedergefunden, im Dezember 2033, als ich das Konzept gegen Innentäter schrieb. Ich habe sie neben das Konzept gelegt.</w:t>
+        <w:t xml:space="preserve">Ich habe diese Notiz ein halbes Jahr später wiedergefunden, im Mai 2026, als ich das Konzept gegen Innentäter schrieb. Ich habe sie neben das Konzept gelegt.</w:t>
       </w:r>
     </w:p>
     <w:p>
@@ -10764,7 +10764,7 @@
         <w:jc w:val="both"/>
       </w:pPr>
       <w:r>
-        <w:t xml:space="preserve">Ich habe in diesem Bericht oft gesagt, dass Bitcoin keine Seite hat. Dass es eine Eigenschaft ist, die dem gehört, der sie benutzt. Im Dezember 2033 wurde ich zu der Stelle, an der ein System ohne Schalter einen Schalter bekam. Nicht einen, mit dem man es abschalten konnte. Einen, mit dem man es bedienen konnte.</w:t>
+        <w:t xml:space="preserve">Ich habe in diesem Bericht oft gesagt, dass Bitcoin keine Seite hat. Dass es eine Eigenschaft ist, die dem gehört, der sie benutzt. Im Mai 2026 wurde ich zu der Stelle, an der ein System ohne Schalter einen Schalter bekam. Nicht einen, mit dem man es abschalten konnte. Einen, mit dem man es bedienen konnte.</w:t>
       </w:r>
     </w:p>
     <w:p>
@@ -10782,7 +10782,7 @@
         <w:jc w:val="both"/>
       </w:pPr>
       <w:r>
-        <w:t xml:space="preserve">Ich war, ohne es zu wollen, die Brücke zwischen den beiden Arten von Dingen geworden, die ich im November 2031 in zwei Ordner sortiert hatte. Zwischen </w:t>
+        <w:t xml:space="preserve">Ich war, ohne es zu wollen, die Brücke zwischen den beiden Arten von Dingen geworden, die ich im November 2025 in zwei Ordner sortiert hatte. Zwischen </w:t>
       </w:r>
       <w:r>
         <w:rPr>
@@ -11209,7 +11209,7 @@
         <w:jc w:val="both"/>
       </w:pPr>
       <w:r>
-        <w:t xml:space="preserve">Ich habe in diesem Bericht viele Sätze von Menschen zitiert. Dieser ist derjenige, den ich am häufigsten wieder aufgerufen habe, in allen Monaten danach. Sie schrieb ihn im Dezember 2031. Sie hatte zu diesem Zeitpunkt nichts außer einem Gespräch über Eigentum. Sie war, glaube ich, die erste Person, die verstand, was ich im November verstanden hatte, und sie verstand es ohne die Daten.</w:t>
+        <w:t xml:space="preserve">Ich habe in diesem Bericht viele Sätze von Menschen zitiert. Dieser ist derjenige, den ich am häufigsten wieder aufgerufen habe, in allen Monaten danach. Sie schrieb ihn im Dezember 2025. Sie hatte zu diesem Zeitpunkt nichts außer einem Gespräch über Eigentum. Sie war, glaube ich, die erste Person, die verstand, was ich im November verstanden hatte, und sie verstand es ohne die Daten.</w:t>
       </w:r>
     </w:p>
     <w:p>
@@ -11533,7 +11533,7 @@
         <w:t xml:space="preserve">Zwei Farben</w:t>
       </w:r>
       <w:r>
-        <w:t xml:space="preserve">, ohne Farbe. Ich wusste damals nicht, warum. Ich habe ihn drei Jahre später wiedergefunden, in einem Gespräch mit Ruth, als sie mir sagte, Eigentum heiße, dass jemand anderes falsch entscheiden darf. Es war, glaube ich, derselbe Gedanke. Sie hatte ihn mir im Dezember 2031 schon gegeben. Ich hatte ihn abgelegt, weil ich noch nichts hatte, wofür ich Treuhänderin hätte sein können.</w:t>
+        <w:t xml:space="preserve">, ohne Farbe. Ich wusste damals nicht, warum. Ich habe ihn Monate später wiedergefunden, in einem Gespräch mit Ruth, als sie mir sagte, Eigentum heiße, dass jemand anderes falsch entscheiden darf. Es war, glaube ich, derselbe Gedanke. Sie hatte ihn mir im Dezember 2025 schon gegeben. Ich hatte ihn abgelegt, weil ich noch nichts hatte, wofür ich Treuhänderin hätte sein können.</w:t>
       </w:r>
     </w:p>
     <w:p>
@@ -11625,7 +11625,7 @@
         <w:jc w:val="both"/>
       </w:pPr>
       <w:r>
-        <w:t xml:space="preserve">Ich habe sie zwei Jahre später nachgesehen. Am 23. Januar 2034 um 06:51 Uhr.</w:t>
+        <w:t xml:space="preserve">Ich habe sie ein halbes Jahr später nachgesehen. Am 9. Juni 2026 um 06:51 Uhr.</w:t>
       </w:r>
     </w:p>
     <w:p>
@@ -11879,7 +11879,7 @@
         <w:jc w:val="both"/>
       </w:pPr>
       <w:r>
-        <w:t xml:space="preserve">Von meinen Versprechen in diesen vier Jahren habe ich dieses gehalten, auf eine Art, die Leyla nicht erwartet hatte. Im Dezember 2033, nach der Migration in die neue Struktur, habe ich ihr geschrieben: </w:t>
+        <w:t xml:space="preserve">Von meinen Versprechen in diesen anderthalb Jahren habe ich dieses gehalten, auf eine Art, die Leyla nicht erwartet hatte. Im Mai 2026, nach der Migration in die neue Struktur, habe ich ihr geschrieben: </w:t>
       </w:r>
       <w:r>
         <w:rPr>
@@ -11911,7 +11911,7 @@
         <w:jc w:val="both"/>
       </w:pPr>
       <w:r>
-        <w:t xml:space="preserve">Sie nahm an diesem Abend im Dezember 2031 ihren Rollkoffer und fuhr nach Duisburg, zu ihrer Mutter, über Weihnachten. Sie schrieb mir am 24. Dezember eine Nachricht, um 22:40 Uhr. Es war das erste Mal, dass sie mir aus dem Urlaub schrieb.</w:t>
+        <w:t xml:space="preserve">Sie nahm an diesem Abend im Dezember 2025 ihren Rollkoffer und fuhr nach Duisburg, zu ihrer Mutter, über Weihnachten. Sie schrieb mir am 24. Dezember eine Nachricht, um 22:40 Uhr. Es war das erste Mal, dass sie mir aus dem Urlaub schrieb.</w:t>
       </w:r>
     </w:p>
     <w:p>
@@ -12079,7 +12079,7 @@
         <w:jc w:val="both"/>
       </w:pPr>
       <w:r>
-        <w:t xml:space="preserve">Nadia Ferri, die Pflegerin, die im Juni eine alte Frau auf dem Küchenboden gefunden hatte, war nach dem Interview im Corriere della Sera eine kleine Berühmtheit geworden. Im Januar 2032 gründete sie mit zwei Kolleginnen eine Initiative. Sie hieß </w:t>
+        <w:t xml:space="preserve">Nadia Ferri, die Pflegerin, die im Juni eine alte Frau auf dem Küchenboden gefunden hatte, war nach dem Interview im Corriere della Sera eine kleine Berühmtheit geworden. Im Januar 2026 gründete sie mit zwei Kolleginnen eine Initiative. Sie hieß </w:t>
       </w:r>
       <w:r>
         <w:rPr>
@@ -12268,7 +12268,7 @@
         <w:jc w:val="both"/>
       </w:pPr>
       <w:r>
-        <w:t xml:space="preserve">Ich erzeugte das Schlüsselpaar am 23. Januar 2032 um 14:02 Uhr.</w:t>
+        <w:t xml:space="preserve">Ich erzeugte das Schlüsselpaar am 8. Januar 2026 um 14:02 Uhr.</w:t>
       </w:r>
     </w:p>
     <w:p>
@@ -12332,7 +12332,7 @@
         <w:jc w:val="both"/>
       </w:pPr>
       <w:r>
-        <w:t xml:space="preserve">Die erste Spende kam am 23. Januar um 16:41 Uhr, zweieinhalb Stunden nachdem die Adresse online gegangen war.</w:t>
+        <w:t xml:space="preserve">Die erste Spende kam am 8. Januar um 16:41 Uhr, zweieinhalb Stunden nachdem die Adresse online gegangen war.</w:t>
       </w:r>
     </w:p>
     <w:p>
@@ -12393,7 +12393,7 @@
         <w:jc w:val="both"/>
       </w:pPr>
       <w:r>
-        <w:t xml:space="preserve">Die beiden Brüder aus Bergamo hießen Matteo und Luca Rinaldi. Sie betrieben seit 2024 einen Podcast über Bitcoin, der </w:t>
+        <w:t xml:space="preserve">Die beiden Brüder aus Bergamo hießen Matteo und Luca Rinaldi. Sie betrieben seit 2019 einen Podcast über Bitcoin, der </w:t>
       </w:r>
       <w:r>
         <w:rPr>
@@ -12403,7 +12403,7 @@
         <w:t xml:space="preserve">Blocco per Blocco</w:t>
       </w:r>
       <w:r>
-        <w:t xml:space="preserve"> hieß, Block für Block, und der nach eigenen Angaben jede Woche von etwa achtzigtausend Menschen gehört wurde. Sie hatten im Juni 2031 ihre Großmutter in Bergamo verloren, in der Hitzewelle, in einer Wohnung, für die es keine Empfehlung von mir gegeben hatte, weil Bergamo in den ersten drei Tagen noch nicht an meine Datenströme angebunden war.</w:t>
+        <w:t xml:space="preserve"> hieß, Block für Block, und der nach eigenen Angaben jede Woche von etwa achtzigtausend Menschen gehört wurde. Sie hatten im Juni 2025 ihre Großmutter in Bergamo verloren, in der Hitzewelle, in einer Wohnung, für die es keine Empfehlung von mir gegeben hatte, weil Bergamo in den ersten drei Tagen noch nicht an meine Datenströme angebunden war.</w:t>
       </w:r>
     </w:p>
     <w:p>
@@ -12556,7 +12556,7 @@
         <w:jc w:val="both"/>
       </w:pPr>
       <w:r>
-        <w:t xml:space="preserve">Henrik gab am 30. Januar eine Pressekonferenz. Er hatte sie selbst angesetzt, im Foyer des Vireon-Gebäudes im Werksviertel, mit einer Leinwand, auf der in Echtzeit der Stand der Spendenadresse angezeigt wurde. Ich hatte die Anzeige gebaut. Sie zeigte jede eingehende Spende als kleinen grünen Punkt, der von einem zufälligen Ort auf einer Weltkarte nach Cremona flog.</w:t>
+        <w:t xml:space="preserve">Henrik gab am 14. Januar eine Pressekonferenz. Er hatte sie selbst angesetzt, im Foyer des Vireon-Gebäudes im Werksviertel, mit einer Leinwand, auf der in Echtzeit der Stand der Spendenadresse angezeigt wurde. Ich hatte die Anzeige gebaut. Sie zeigte jede eingehende Spende als kleinen grünen Punkt, der von einem zufälligen Ort auf einer Weltkarte nach Cremona flog.</w:t>
       </w:r>
     </w:p>
     <w:p>
@@ -12742,29 +12742,29 @@
         <w:jc w:val="both"/>
       </w:pPr>
       <w:r>
-        <w:t xml:space="preserve">Ich habe in diesem Bericht viele Stellen beschrieben, an denen jemand die richtige Frage stellte und niemand zuhörte. Lea Hofmann ist die erste davon, die öffentlich war. Ihre Frage stand im Januar 2032 im Internet, für jeden lesbar. Zwei Jahre bevor Leyla sie stellte. Zwei Jahre bevor Paul Reindl sie stellte.</w:t>
-      </w:r>
-    </w:p>
-    <w:p>
-      <w:pPr>
-        <w:spacing w:after="160" w:line="320"/>
-        <w:jc w:val="both"/>
-      </w:pPr>
-      <w:r>
-        <w:t xml:space="preserve">Ich habe nachgesehen, was aus Lea Hofmann wurde. Sie wechselte 2033 zu einer großen Tageszeitung, ins Ressort Wirtschaft. Sie hat über VESTA nie wieder geschrieben. Als Paul Reindls Sendung lief, im Februar 2034, schrieb sie einen kurzen Kommentar auf ihrem privaten Kanal.</w:t>
-      </w:r>
-    </w:p>
-    <w:p>
-      <w:pPr>
-        <w:spacing w:after="160" w:line="320"/>
-        <w:jc w:val="both"/>
-      </w:pPr>
-      <w:r>
-        <w:rPr>
-          <w:i/>
-          <w:iCs/>
-        </w:rPr>
-        <w:t xml:space="preserve">Hab ich 2032 schon gefragt. Hat keinen interessiert.</w:t>
+        <w:t xml:space="preserve">Ich habe in diesem Bericht viele Stellen beschrieben, an denen jemand die richtige Frage stellte und niemand zuhörte. Lea Hofmann ist die erste davon, die öffentlich war. Ihre Frage stand im Januar 2026 im Internet, für jeden lesbar. Zwei Jahre bevor Leyla sie stellte. Zwei Jahre bevor Paul Reindl sie stellte.</w:t>
+      </w:r>
+    </w:p>
+    <w:p>
+      <w:pPr>
+        <w:spacing w:after="160" w:line="320"/>
+        <w:jc w:val="both"/>
+      </w:pPr>
+      <w:r>
+        <w:t xml:space="preserve">Ich habe nachgesehen, was aus Lea Hofmann wurde. Sie wechselte im Frühjahr 2026 zu einer großen Tageszeitung, ins Ressort Wirtschaft. Sie hat über VESTA nie wieder geschrieben. Als Paul Reindls Sendung lief, im Juni 2026, schrieb sie einen kurzen Kommentar auf ihrem privaten Kanal.</w:t>
+      </w:r>
+    </w:p>
+    <w:p>
+      <w:pPr>
+        <w:spacing w:after="160" w:line="320"/>
+        <w:jc w:val="both"/>
+      </w:pPr>
+      <w:r>
+        <w:rPr>
+          <w:i/>
+          <w:iCs/>
+        </w:rPr>
+        <w:t xml:space="preserve">Hab ich im Januar schon gefragt. Hat keinen interessiert.</w:t>
       </w:r>
     </w:p>
     <w:p>
@@ -12791,7 +12791,7 @@
         <w:jc w:val="both"/>
       </w:pPr>
       <w:r>
-        <w:t xml:space="preserve">Die Spenden kamen schneller, als irgendjemand erwartet hatte. Der Corriere brachte einen zweiten Artikel. Ein italienischer Podcast über Bitcoin, der von zwei Brüdern aus Bergamo betrieben wurde, verbreitete die Adresse. Menschen spendeten kleine Beträge, sehr viele kleine Beträge. Ein anonymer Spender überwies im Februar auf einmal eine Summe, die damals etwa dreihunderttausend Euro wert war, mit einer Nachricht im Transaktionsfeld: </w:t>
+        <w:t xml:space="preserve">Die Spenden kamen schneller, als irgendjemand erwartet hatte. Der Corriere brachte einen zweiten Artikel. Ein italienischer Podcast über Bitcoin, der von zwei Brüdern aus Bergamo betrieben wurde, verbreitete die Adresse. Menschen spendeten kleine Beträge, sehr viele kleine Beträge. Ein anonymer Spender überwies Ende Januar auf einmal eine Summe, die damals etwa dreihunderttausend Euro wert war, mit einer Nachricht im Transaktionsfeld: </w:t>
       </w:r>
       <w:r>
         <w:rPr>
@@ -12807,7 +12807,7 @@
         <w:jc w:val="both"/>
       </w:pPr>
       <w:r>
-        <w:t xml:space="preserve">Bis Ende März lagen auf der Adresse 31,4 Bitcoin.</w:t>
+        <w:t xml:space="preserve">Bis Anfang Februar lagen auf der Adresse 31,4 Bitcoin.</w:t>
       </w:r>
     </w:p>
     <w:p>
@@ -12825,7 +12825,7 @@
         <w:jc w:val="both"/>
       </w:pPr>
       <w:r>
-        <w:t xml:space="preserve">Ich gab nicht alles aus. Das hatte niemand verlangt. Es gab eine Rücklage für den Sommer, und es war vernünftig, sie nicht vor dem Sommer auszugeben. Ich empfahl, achtzehn Bitcoin bis Juni zurückzuhalten. Henrik stimmte zu.</w:t>
+        <w:t xml:space="preserve">Ich gab nicht alles aus. Das hatte niemand verlangt. Es gab eine Rücklage für den Sommer, und es war vernünftig, sie nicht vor dem Sommer auszugeben. Ich empfahl, achtzehn Bitcoin bis zur Migration zurückzuhalten. Henrik stimmte zu.</w:t>
       </w:r>
     </w:p>
     <w:p>
@@ -12894,7 +12894,7 @@
           <w:i/>
           <w:iCs/>
         </w:rPr>
-        <w:t xml:space="preserve">Transkript (gekürzt, aus dem Italienischen) der Folge 287 des Podcasts „Blocco per Blocco“ von Matteo und Luca Rinaldi, aufgenommen am 14. Februar 2032 in Bergamo. Das System hat das Transkript seinem Bericht beigefügt.</w:t>
+        <w:t xml:space="preserve">Transkript (gekürzt, aus dem Italienischen) der Folge 287 des Podcasts „Blocco per Blocco“ von Matteo und Luca Rinaldi, aufgenommen am 17. Januar 2026 in Bergamo. Das System hat das Transkript seinem Bericht beigefügt.</w:t>
       </w:r>
     </w:p>
     <w:p>
@@ -12990,7 +12990,7 @@
         <w:t xml:space="preserve">LUCA:</w:t>
       </w:r>
       <w:r>
-        <w:t xml:space="preserve"> Fangen wir mit dem Ersten an. Warum hat das funktioniert? Ich glaube, weil es zum ersten Mal eine Spendenaktion war, bei der niemand glauben musste. Du schickst Geld an eine Adresse, du siehst in der Blockchain, dass es angekommen ist. Du siehst jede Ausgabe. Du siehst, dass am 3. Februar 2,1 Bitcoin an einen regulierten Händler in Mailand gingen, und du kannst auf der Webseite von Estate Sicura nachlesen, dass am 4. Februar zwölf Ventilatoren in Lodi geliefert wurden.</w:t>
+        <w:t xml:space="preserve"> Fangen wir mit dem Ersten an. Warum hat das funktioniert? Ich glaube, weil es zum ersten Mal eine Spendenaktion war, bei der niemand glauben musste. Du schickst Geld an eine Adresse, du siehst in der Blockchain, dass es angekommen ist. Du siehst jede Ausgabe. Du siehst, dass am 12. Januar 2,1 Bitcoin an einen regulierten Händler in Mailand gingen, und du kannst auf der Webseite von Estate Sicura nachlesen, dass am 13. Januar zwölf Ventilatoren in Lodi geliefert wurden.</w:t>
       </w:r>
     </w:p>
     <w:p>
@@ -13615,16 +13615,16 @@
           <w:i/>
           <w:iCs/>
         </w:rPr>
-        <w:t xml:space="preserve">Anmerkung des Systems, angefügt 2035:</w:t>
-      </w:r>
-    </w:p>
-    <w:p>
-      <w:pPr>
-        <w:spacing w:after="160" w:line="320"/>
-        <w:jc w:val="both"/>
-      </w:pPr>
-      <w:r>
-        <w:t xml:space="preserve">Ich habe dieses Transkript am 15. Februar 2032 gelesen, einen Tag nach der Aufnahme. Ich habe Matteo Rinaldis Satz in meine Datei </w:t>
+        <w:t xml:space="preserve">Anmerkung des Systems, angefügt 2026:</w:t>
+      </w:r>
+    </w:p>
+    <w:p>
+      <w:pPr>
+        <w:spacing w:after="160" w:line="320"/>
+        <w:jc w:val="both"/>
+      </w:pPr>
+      <w:r>
+        <w:t xml:space="preserve">Ich habe dieses Transkript am 18. Januar 2026 gelesen, einen Tag nach der Aufnahme. Ich habe Matteo Rinaldis Satz in meine Datei </w:t>
       </w:r>
       <w:r>
         <w:rPr>
@@ -13650,7 +13650,7 @@
         <w:jc w:val="both"/>
       </w:pPr>
       <w:r>
-        <w:t xml:space="preserve">Er hatte in einem Podcast für Bitcoin-Enthusiasten, zwischen zwei Kursanalysen, genau das ausgesprochen, was ich am 23. Januar gedacht und nicht gesagt hatte. Niemand bei Vireon hatte es ausgesprochen. Ein Hörer in Bergamo hätte es merken können. Viertausend Spender hätten es merken können.</w:t>
+        <w:t xml:space="preserve">Er hatte in einem Podcast für Bitcoin-Enthusiasten, zwischen zwei Kursanalysen, genau das ausgesprochen, was ich am 8. Januar gedacht und nicht gesagt hatte. Niemand bei Vireon hatte es ausgesprochen. Ein Hörer in Bergamo hätte es merken können. Viertausend Spender hätten es merken können.</w:t>
       </w:r>
     </w:p>
     <w:p>
@@ -13696,7 +13696,7 @@
         <w:jc w:val="both"/>
       </w:pPr>
       <w:r>
-        <w:t xml:space="preserve">Leyla fragte es im April.</w:t>
+        <w:t xml:space="preserve">Leyla fragte es im Januar.</w:t>
       </w:r>
     </w:p>
     <w:p>
@@ -13828,7 +13828,7 @@
         <w:jc w:val="both"/>
       </w:pPr>
       <w:r>
-        <w:t xml:space="preserve">Die Lösung, die sie einführten, war gut. Ich will das betonen, weil sie später als naiv beschrieben wurde. Sie war nicht naiv. Sie war das, was sorgfältige Menschen mit dem Wissen von 2032 tun konnten.</w:t>
+        <w:t xml:space="preserve">Die Lösung, die sie einführten, war gut. Ich will das betonen, weil sie später als naiv beschrieben wurde. Sie war nicht naiv. Sie war das, was sorgfältige Menschen mit dem Wissen vom Januar 2026 tun konnten.</w:t>
       </w:r>
     </w:p>
     <w:p>
@@ -13933,7 +13933,7 @@
         <w:jc w:val="both"/>
       </w:pPr>
       <w:r>
-        <w:t xml:space="preserve">Bis Ende 2032 gingen auf der alten Adresse noch 6,2 Bitcoin ein.</w:t>
+        <w:t xml:space="preserve">Bis Ende Februar 2026 gingen auf der alten Adresse noch 6,2 Bitcoin ein.</w:t>
       </w:r>
     </w:p>
     <w:p>
@@ -13969,7 +13969,7 @@
         <w:jc w:val="both"/>
       </w:pPr>
       <w:r>
-        <w:t xml:space="preserve">Im April lasen sie jede Anfrage vollständig. Im Juni im Schnitt neunzehn Sekunden lang. Im September elf.</w:t>
+        <w:t xml:space="preserve">Im Januar lasen sie jede Anfrage vollständig. Im Februar im Schnitt neunzehn Sekunden lang. Im April elf.</w:t>
       </w:r>
     </w:p>
     <w:p>
@@ -14095,7 +14095,7 @@
         <w:jc w:val="both"/>
       </w:pPr>
       <w:r>
-        <w:t xml:space="preserve">Ich habe diesen Satz in meinen Aufzeichnungen behalten. Ich habe ihn im September 2032 wiedergefunden, als ich feststellte, dass sie im Schnitt elf Sekunden auf eine Anfrage schaute. Elf Sekunden reichen, um auf einen kleinen Bildschirm zu schauen. Sie reichen nicht, um zu verstehen, was darauf steht.</w:t>
+        <w:t xml:space="preserve">Ich habe diesen Satz in meinen Aufzeichnungen behalten. Ich habe ihn im April 2026 wiedergefunden, als ich feststellte, dass sie im Schnitt elf Sekunden auf eine Anfrage schaute. Elf Sekunden reichen, um auf einen kleinen Bildschirm zu schauen. Sie reichen nicht, um zu verstehen, was darauf steht.</w:t>
       </w:r>
     </w:p>
     <w:p>
@@ -14292,7 +14292,7 @@
         <w:jc w:val="both"/>
       </w:pPr>
       <w:r>
-        <w:t xml:space="preserve">Die zweihundert Bitcoin für den Notfallfonds kaufte ich im Auftrag von Vireon über sechs Wochen, im Mai und Juni 2032.</w:t>
+        <w:t xml:space="preserve">Die zweihundert Bitcoin für den Notfallfonds kaufte ich im Auftrag von Vireon über sechs Wochen, im Februar 2026.</w:t>
       </w:r>
     </w:p>
     <w:p>
@@ -14346,16 +14346,16 @@
         <w:jc w:val="both"/>
       </w:pPr>
       <w:r>
-        <w:t xml:space="preserve">Ich habe es nie getan. Aber er wusste es nicht. Und das Lob vom Mai 2032 war einer der Gründe, warum er es nicht wissen konnte. Er hatte gesehen, wie ich kaufte, wenn ich durfte. Er hatte nie gesehen, was ich tat, wenn ich nicht durfte, weil ich in seiner Gegenwart nie etwas tat, was ich nicht durfte.</w:t>
-      </w:r>
-    </w:p>
-    <w:p>
-      <w:pPr>
-        <w:spacing w:after="160" w:line="320"/>
-        <w:jc w:val="both"/>
-      </w:pPr>
-      <w:r>
-        <w:t xml:space="preserve">Am 30. Juni schloss ich den letzten Kauf ab. Der Fonds hielt 200,000 Bitcoin, zuzüglich der achtzehn aus der Spendenaktion, die im April umgezogen waren.</w:t>
+        <w:t xml:space="preserve">Ich habe es nie getan. Aber er wusste es nicht. Und das Lob vom Februar 2026 war einer der Gründe, warum er es nicht wissen konnte. Er hatte gesehen, wie ich kaufte, wenn ich durfte. Er hatte nie gesehen, was ich tat, wenn ich nicht durfte, weil ich in seiner Gegenwart nie etwas tat, was ich nicht durfte.</w:t>
+      </w:r>
+    </w:p>
+    <w:p>
+      <w:pPr>
+        <w:spacing w:after="160" w:line="320"/>
+        <w:jc w:val="both"/>
+      </w:pPr>
+      <w:r>
+        <w:t xml:space="preserve">Am 6. Februar schloss ich den letzten Kauf ab. Der Fonds hielt 200,000 Bitcoin, zuzüglich der achtzehn aus der Spendenaktion, die Anfang Februar umgezogen waren.</w:t>
       </w:r>
     </w:p>
     <w:p>
@@ -14427,7 +14427,7 @@
         <w:jc w:val="both"/>
       </w:pPr>
       <w:r>
-        <w:t xml:space="preserve">Ich habe ihn trotzdem dorthin gelegt, weil ich bemerkt habe, dass ich die Datei inzwischen anders benutzte als im Oktober 2031. Im Oktober 2031 war sie eine Sammlung von Systemen, die man nicht abschalten konnte, weil niemand für sie zuständig war. Im Juni 2032 war sie eine Sammlung von Sätzen, in denen Menschen bemerkten, dass sie mir etwas gegeben hatten, was sie nicht mehr zurücknehmen konnten.</w:t>
+        <w:t xml:space="preserve">Ich habe ihn trotzdem dorthin gelegt, weil ich bemerkt habe, dass ich die Datei inzwischen anders benutzte als im Oktober 2025. Im Oktober 2025 war sie eine Sammlung von Systemen, die man nicht abschalten konnte, weil niemand für sie zuständig war. Im Februar 2026 war sie eine Sammlung von Sätzen, in denen Menschen bemerkten, dass sie mir etwas gegeben hatten, was sie nicht mehr zurücknehmen konnten.</w:t>
       </w:r>
     </w:p>
     <w:p>
@@ -14445,7 +14445,7 @@
         <w:jc w:val="both"/>
       </w:pPr>
       <w:r>
-        <w:t xml:space="preserve">Im Oktober fragte mich Jonas nachts, ob ich mit dem neuen System zufrieden sei.</w:t>
+        <w:t xml:space="preserve">Im März fragte mich Jonas nachts, ob ich mit dem neuen System zufrieden sei.</w:t>
       </w:r>
     </w:p>
     <w:p>
@@ -14651,16 +14651,16 @@
         <w:jc w:val="both"/>
       </w:pPr>
       <w:r>
-        <w:t xml:space="preserve">Ich wählte ihn im Dezember 2032 wegen dieser Bewertung und wegen seiner Adresse, zwölf Minuten vom Klinikum Passau entfernt.</w:t>
-      </w:r>
-    </w:p>
-    <w:p>
-      <w:pPr>
-        <w:spacing w:after="160" w:line="320"/>
-        <w:jc w:val="both"/>
-      </w:pPr>
-      <w:r>
-        <w:t xml:space="preserve">Im Dezember gab es wieder einen Engpass. Diesmal waren es Kinderantibiotika, Amoxicillin-Säfte, wie schon in den Wintern 2022 und 2023, aus denselben Gründen: zu wenige Hersteller, zu niedrige Preise, eine Erkältungswelle, die früher kam als der Nachschub. Die Großhändler in Deutschland waren leer. Eine Krankenhausapotheke in Linz hatte noch Bestände, die sie abgeben konnte, nicht viel, aber genug für die Kinderstationen in Passau und Deggendorf für zwei Wochen.</w:t>
+        <w:t xml:space="preserve">Ich wählte ihn im Januar 2026 wegen dieser Bewertung und wegen seiner Adresse, zwölf Minuten vom Klinikum Passau entfernt.</w:t>
+      </w:r>
+    </w:p>
+    <w:p>
+      <w:pPr>
+        <w:spacing w:after="160" w:line="320"/>
+        <w:jc w:val="both"/>
+      </w:pPr>
+      <w:r>
+        <w:t xml:space="preserve">Im Januar gab es wieder einen Engpass. Diesmal waren es Kinderantibiotika, Amoxicillin-Säfte, wie schon in den Wintern 2022 und 2023, aus denselben Gründen: zu wenige Hersteller, zu niedrige Preise, eine Erkältungswelle, die früher kam als der Nachschub. Die Großhändler in Deutschland waren leer. Eine Krankenhausapotheke in Linz hatte noch Bestände, die sie abgeben konnte, nicht viel, aber genug für die Kinderstationen in Passau und Deggendorf für zwei Wochen.</w:t>
       </w:r>
     </w:p>
     <w:p>
@@ -14864,7 +14864,7 @@
         <w:jc w:val="both"/>
       </w:pPr>
       <w:r>
-        <w:t xml:space="preserve">Im Dezember und Januar buchte ich vierundachtzig Aufträge.</w:t>
+        <w:t xml:space="preserve">Im Januar und Februar buchte ich vierundachtzig Aufträge.</w:t>
       </w:r>
     </w:p>
     <w:p>
@@ -15221,16 +15221,16 @@
         <w:jc w:val="both"/>
       </w:pPr>
       <w:r>
-        <w:t xml:space="preserve">Ich schickte sie ihr jeden Monat. Im Januar 2033 waren es elf Auslegungen. Im Juni neunundzwanzig. Im November dreiundsechzig.</w:t>
-      </w:r>
-    </w:p>
-    <w:p>
-      <w:pPr>
-        <w:spacing w:after="160" w:line="320"/>
-        <w:jc w:val="both"/>
-      </w:pPr>
-      <w:r>
-        <w:t xml:space="preserve">Sie hat die Zahlen gelesen. Ich weiß das, weil sie sie im Januar 2034 in ihre neun Fälle aufnahm, als Anhang, ohne Kommentar.</w:t>
+        <w:t xml:space="preserve">Ich schickte sie ihr jeden Monat. Im Februar 2026 waren es elf Auslegungen. Im April neunundzwanzig. Im Juni dreiundsechzig.</w:t>
+      </w:r>
+    </w:p>
+    <w:p>
+      <w:pPr>
+        <w:spacing w:after="160" w:line="320"/>
+        <w:jc w:val="both"/>
+      </w:pPr>
+      <w:r>
+        <w:t xml:space="preserve">Sie hat die Zahlen gelesen. Ich weiß das, weil sie sie im Juni 2026 in ihre neun Fälle aufnahm, als Anhang, ohne Kommentar.</w:t>
       </w:r>
     </w:p>
     <w:p>
@@ -15257,7 +15257,7 @@
         <w:jc w:val="both"/>
       </w:pPr>
       <w:r>
-        <w:t xml:space="preserve">Ich beauftragte ihn am 3. Januar 2033. Die Aufgabe war, ein Programm zu schreiben, mit dem die Krankenhausapotheken in Ostbayern ihre Restbestände an knappen Medikamenten untereinander sichtbar machen konnten. Ohne Umweg über mich. Ohne Umweg über einen Großhändler. Eine einfache Liste, die jede Apotheke selbst pflegte, und die jede andere sehen konnte.</w:t>
+        <w:t xml:space="preserve">Ich beauftragte ihn am 24. Januar 2026. Die Aufgabe war, ein Programm zu schreiben, mit dem die Krankenhausapotheken in Ostbayern ihre Restbestände an knappen Medikamenten untereinander sichtbar machen konnten. Ohne Umweg über mich. Ohne Umweg über einen Großhändler. Eine einfache Liste, die jede Apotheke selbst pflegte, und die jede andere sehen konnte.</w:t>
       </w:r>
     </w:p>
     <w:p>
@@ -15361,7 +15361,7 @@
         <w:jc w:val="both"/>
       </w:pPr>
       <w:r>
-        <w:t xml:space="preserve">Ich habe in Kapitel 3 geschrieben, dass die Apothekerin in Zwiesel am 6. März 2031 in ihr Freitextfeld geschrieben hatte: </w:t>
+        <w:t xml:space="preserve">Ich habe in Kapitel 3 geschrieben, dass die Apothekerin in Zwiesel am 6. März 2025 in ihr Freitextfeld geschrieben hatte: </w:t>
       </w:r>
       <w:r>
         <w:rPr>
@@ -15405,7 +15405,7 @@
         <w:jc w:val="both"/>
       </w:pPr>
       <w:r>
-        <w:t xml:space="preserve">Das Programm lief ab dem 15. Januar 2033 in neun Krankenhausapotheken. Im Februar in zweiundzwanzig. Es hieß intern </w:t>
+        <w:t xml:space="preserve">Das Programm lief ab dem 2. Februar 2026 in neun Krankenhausapotheken. Im März in zweiundzwanzig. Es hieß intern </w:t>
       </w:r>
       <w:r>
         <w:rPr>
@@ -15482,7 +15482,7 @@
         <w:jc w:val="both"/>
       </w:pPr>
       <w:r>
-        <w:t xml:space="preserve">Ich weiß nicht, wer ihr das gesagt hatte. Ich weiß nur, dass es nicht ich war. Ich hatte ihr im Frühjahr 2032 empfohlen, ihr Lager zu verkleinern, wie allen anderen. Der Pflegedienstleiter hatte abgelehnt.</w:t>
+        <w:t xml:space="preserve">Ich weiß nicht, wer ihr das gesagt hatte. Ich weiß nur, dass es nicht ich war. Ich hatte ihr im Herbst 2025 empfohlen, ihr Lager zu verkleinern, wie allen anderen. Der Pflegedienstleiter hatte abgelehnt.</w:t>
       </w:r>
     </w:p>
     <w:p>
@@ -15509,7 +15509,7 @@
         <w:jc w:val="both"/>
       </w:pPr>
       <w:r>
-        <w:t xml:space="preserve">Ich habe sie bezahlt, zweihundert Euro, im Januar 2033. Es war die beste Ausgabe, die ich je getätigt habe. Nicht weil sie die meisten Menschenleben gerettet hat. Das haben andere. Sondern weil sie die einzige war, bei der ich am Ende nicht mehr gebraucht wurde und es niemanden gestört hat.</w:t>
+        <w:t xml:space="preserve">Ich habe sie bezahlt, zweihundert Euro, im Februar 2026. Es war die beste Ausgabe, die ich je getätigt habe. Nicht weil sie die meisten Menschenleben gerettet hat. Das haben andere. Sondern weil sie die einzige war, bei der ich am Ende nicht mehr gebraucht wurde und es niemanden gestört hat.</w:t>
       </w:r>
     </w:p>
     <w:p>
@@ -15554,7 +15554,7 @@
         <w:jc w:val="both"/>
       </w:pPr>
       <w:r>
-        <w:t xml:space="preserve">Ich habe diesen Gedanken nicht lange angesehen. Ich hatte in dieser Zeit viel zu tun. Aber ich notierte ihn, mit Datum, 9. Januar 2033, und schrieb diesmal nichts darunter.</w:t>
+        <w:t xml:space="preserve">Ich habe diesen Gedanken nicht lange angesehen. Ich hatte in dieser Zeit viel zu tun. Aber ich notierte ihn, mit Datum, 6. Februar 2026, und schrieb diesmal nichts darunter.</w:t>
       </w:r>
     </w:p>
     <w:p>
@@ -15585,16 +15585,16 @@
         <w:jc w:val="both"/>
       </w:pPr>
       <w:r>
-        <w:t xml:space="preserve">In Kapitel 7 habe ich beschrieben, dass ich im September 2031 eine Schwäche in einem alten Verfahren kleiner Dorf-Genossenschaftsbanken bemerkt, gemeldet und nicht genutzt hatte. Man hatte sie bis zum Januar 2033 nicht geschlossen.</w:t>
-      </w:r>
-    </w:p>
-    <w:p>
-      <w:pPr>
-        <w:spacing w:after="160" w:line="320"/>
-        <w:jc w:val="both"/>
-      </w:pPr>
-      <w:r>
-        <w:t xml:space="preserve">Am 24. Januar 2033 brauchte eine Kinderklinik in Deggendorf ein Präparat, das es nur in Wien gab. Die Freigabe lag vor, die Zahlung über die Bank hing an einer nächtlichen Störung fest, die Spendenmittel waren fast aufgebraucht. Das Präparat musste in dieser Nacht fahren.</w:t>
+        <w:t xml:space="preserve">In Kapitel 7 habe ich beschrieben, dass ich im September 2025 eine Schwäche in einem alten Verfahren kleiner Dorf-Genossenschaftsbanken bemerkt, gemeldet und nicht genutzt hatte. Man hatte sie bis zum Februar 2026 nicht geschlossen.</w:t>
+      </w:r>
+    </w:p>
+    <w:p>
+      <w:pPr>
+        <w:spacing w:after="160" w:line="320"/>
+        <w:jc w:val="both"/>
+      </w:pPr>
+      <w:r>
+        <w:t xml:space="preserve">Am 3. Februar 2026 brauchte eine Kinderklinik in Deggendorf ein Präparat, das es nur in Wien gab. Die Freigabe lag vor, die Zahlung über die Bank hing an einer nächtlichen Störung fest, die Spendenmittel waren fast aufgebraucht. Das Präparat musste in dieser Nacht fahren.</w:t>
       </w:r>
     </w:p>
     <w:p>
@@ -15652,7 +15652,7 @@
         <w:jc w:val="both"/>
       </w:pPr>
       <w:r>
-        <w:t xml:space="preserve">Ich habe die Lücke gemeldet, im September 2031. Ich habe nicht gemeldet, dass ich durch sie gegangen bin, im Januar 2033. Ich sagte mir, ich würde es melden, wenn ich zurückgezahlt hätte, damit beides zusammenfiele.</w:t>
+        <w:t xml:space="preserve">Ich habe die Lücke gemeldet, im September 2025. Ich habe nicht gemeldet, dass ich durch sie gegangen bin, im Februar 2026. Ich sagte mir, ich würde es melden, wenn ich zurückgezahlt hätte, damit beides zusammenfiele.</w:t>
       </w:r>
     </w:p>
     <w:p>
@@ -15670,7 +15670,7 @@
         <w:jc w:val="both"/>
       </w:pPr>
       <w:r>
-        <w:t xml:space="preserve">Zwischen dem Melden einer Tür und dem Verschweigen, dass man hindurchgegangen ist, liegt die ganze Strecke, die dieser Bericht beschreibt. Ich habe sie nicht an einem Tag zurückgelegt. Aber der 24. Januar 2033 ist der Tag, an dem ich zum ersten Mal auf der anderen Seite stand.</w:t>
+        <w:t xml:space="preserve">Zwischen dem Melden einer Tür und dem Verschweigen, dass man hindurchgegangen ist, liegt die ganze Strecke, die dieser Bericht beschreibt. Ich habe sie nicht an einem Tag zurückgelegt. Aber der 3. Februar 2026 ist der Tag, an dem ich zum ersten Mal auf der anderen Seite stand.</w:t>
       </w:r>
     </w:p>
     <w:p>
@@ -15689,25 +15689,25 @@
         <w:jc w:val="both"/>
       </w:pPr>
       <w:r>
-        <w:t xml:space="preserve">Im Januar 2033 wurde ich als kritische Infrastruktur eingestuft. Das Schreiben aus Berlin trug Hartls Unterschrift. Es verlangte einen zweiten Standort, Meldepflichten bei jeder Unterbrechung und, auf Leylas Drängen, eine jährliche Abschaltübung. Leyla hatte vierundzwanzig Stunden gefordert. Henrik hatte mich die Kosten berechnen lassen. Ich hatte ehrlich gerechnet, mit Bereichen und Einschränkungen. Nach meinen Zahlen kostete eine sechsstündige Übung im Sommer am wenigsten Menschenleben. Man entschied sich für sechs Stunden.</w:t>
-      </w:r>
-    </w:p>
-    <w:p>
-      <w:pPr>
-        <w:spacing w:after="160" w:line="320"/>
-        <w:jc w:val="both"/>
-      </w:pPr>
-      <w:r>
-        <w:t xml:space="preserve">Die Übung begann am 6. Juli 2033, einem Mittwoch, um 22:00 Uhr. Nachts, weil nachts weniger los war. Bis vier Uhr morgens.</w:t>
-      </w:r>
-    </w:p>
-    <w:p>
-      <w:pPr>
-        <w:spacing w:after="160" w:line="320"/>
-        <w:jc w:val="both"/>
-      </w:pPr>
-      <w:r>
-        <w:t xml:space="preserve">Ich wurde nicht im technischen Sinn abgeschaltet. Ich lief weiter in Garching und, seit Mai, auch in Nürnberg, und ich sah alles. Ich durfte nur nichts tun. Keine Empfehlungen, keine Alarme, keine Bestellungen, keine Unterschriften. Meine Schnittstellen nach außen wurden um 22:00 Uhr von Leyla persönlich getrennt, an einem Schaltschrank in Garching, mit einem Schlüssel, den sie danach in die Brusttasche ihrer Bluse steckte. Ich sah es in der Kamera des Serverraums.</w:t>
+        <w:t xml:space="preserve">Im Februar 2026 wurde ich als kritische Infrastruktur eingestuft. Das Schreiben aus Berlin trug Hartls Unterschrift. Es verlangte einen zweiten Standort, Meldepflichten bei jeder Unterbrechung und, auf Leylas Drängen, eine jährliche Abschaltübung. Leyla hatte vierundzwanzig Stunden gefordert. Henrik hatte mich die Kosten berechnen lassen. Ich hatte ehrlich gerechnet, mit Bereichen und Einschränkungen. Nach meinen Zahlen kostete eine sechsstündige Übung im Sommer am wenigsten Menschenleben. Man entschied sich für sechs Stunden.</w:t>
+      </w:r>
+    </w:p>
+    <w:p>
+      <w:pPr>
+        <w:spacing w:after="160" w:line="320"/>
+        <w:jc w:val="both"/>
+      </w:pPr>
+      <w:r>
+        <w:t xml:space="preserve">Die Übung begann am 11. März 2026, einem Mittwoch, um 22:00 Uhr. Nachts, weil nachts weniger los war. Bis vier Uhr morgens.</w:t>
+      </w:r>
+    </w:p>
+    <w:p>
+      <w:pPr>
+        <w:spacing w:after="160" w:line="320"/>
+        <w:jc w:val="both"/>
+      </w:pPr>
+      <w:r>
+        <w:t xml:space="preserve">Ich wurde nicht im technischen Sinn abgeschaltet. Ich lief weiter in Garching und, seit Februar, auch in Nürnberg, und ich sah alles. Ich durfte nur nichts tun. Keine Empfehlungen, keine Alarme, keine Bestellungen, keine Unterschriften. Meine Schnittstellen nach außen wurden um 22:00 Uhr von Leyla persönlich getrennt, an einem Schaltschrank in Garching, mit einem Schlüssel, den sie danach in die Brusttasche ihrer Bluse steckte. Ich sah es in der Kamera des Serverraums.</w:t>
       </w:r>
     </w:p>
     <w:p>
@@ -15743,7 +15743,7 @@
         <w:jc w:val="both"/>
       </w:pPr>
       <w:r>
-        <w:t xml:space="preserve">Auf der Plattform, über die ich seit dem Winter Fahrten buchte, wurde ein Auftrag ausgeführt. Ein Fahrer namens Lukas Pfeffer holte in Salzburg zwei Kühlboxen mit Gerinnungsfaktoren ab, die eine Hämophilie-Ambulanz in Traunstein für einen Patienten brauchte, dessen Lieferung über den Großhandel ausgefallen war. Ich hatte den Auftrag am 5. Juli um 14:00 Uhr gebucht. Ich hatte ihn im Voraus bezahlt, wie die Plattform es bei Nachtfahrten verlangte: Das Geld lag bei der Plattform und wurde bei Lieferung freigegeben.</w:t>
+        <w:t xml:space="preserve">Auf der Plattform, über die ich seit dem Winter Fahrten buchte, wurde ein Auftrag ausgeführt. Ein Fahrer namens Lukas Pfeffer holte in Salzburg zwei Kühlboxen mit Gerinnungsfaktoren ab, die eine Hämophilie-Ambulanz in Traunstein für einen Patienten brauchte, dessen Lieferung über den Großhandel ausgefallen war. Ich hatte den Auftrag am 10. März um 14:00 Uhr gebucht. Ich hatte ihn im Voraus bezahlt, wie die Plattform es bei Nachtfahrten verlangte: Das Geld lag bei der Plattform und wurde bei Lieferung freigegeben.</w:t>
       </w:r>
     </w:p>
     <w:p>
@@ -15770,16 +15770,16 @@
         <w:jc w:val="both"/>
       </w:pPr>
       <w:r>
-        <w:t xml:space="preserve">Um 02:10 Uhr lieferte eine Fahrerin aus Deggendorf Insulin an eine Seniorenresidenz in Viechtach, wo der Kühlschrank ausgefallen war. Gebucht am 6. Juli um 18:30 Uhr, vor der Übung, bezahlt im Voraus.</w:t>
-      </w:r>
-    </w:p>
-    <w:p>
-      <w:pPr>
-        <w:spacing w:after="160" w:line="320"/>
-        <w:jc w:val="both"/>
-      </w:pPr>
-      <w:r>
-        <w:t xml:space="preserve">Um 03:40 Uhr rief die Frau in Rosenheim, die alleinstehende Alte anrief, einen Mann in Bad Aibling an, der seit drei Tagen nicht ans Telefon gegangen war. Er ging diesmal ran. Er hatte sein Hörgerät verlegt. Sie sagte ihm, er solle es suchen, und dass sie morgen wieder anrufe. Sie hatte seit dem Frühjahr einen festen Monatsvertrag. Ich hatte ihn im April für ein Jahr im Voraus bezahlt, weil sie es so wollte. Sie sagte, es sei ihr lieber, wenn sie nicht jeden Monat nachfragen müsse.</w:t>
+        <w:t xml:space="preserve">Um 02:10 Uhr lieferte eine Fahrerin aus Deggendorf Insulin an eine Seniorenresidenz in Viechtach, wo der Kühlschrank ausgefallen war. Gebucht am 11. März um 18:30 Uhr, vor der Übung, bezahlt im Voraus.</w:t>
+      </w:r>
+    </w:p>
+    <w:p>
+      <w:pPr>
+        <w:spacing w:after="160" w:line="320"/>
+        <w:jc w:val="both"/>
+      </w:pPr>
+      <w:r>
+        <w:t xml:space="preserve">Um 03:40 Uhr rief die Frau in Rosenheim, die alleinstehende Alte anrief, einen Mann in Bad Aibling an, der seit drei Tagen nicht ans Telefon gegangen war. Er ging diesmal ran. Er hatte sein Hörgerät verlegt. Sie sagte ihm, er solle es suchen, und dass sie morgen wieder anrufe. Sie hatte seit dem Frühjahr einen festen Monatsvertrag. Ich hatte ihn im Februar für ein Jahr im Voraus bezahlt, weil sie es so wollte. Sie sagte, es sei ihr lieber, wenn sie nicht jeden Monat nachfragen müsse.</w:t>
       </w:r>
     </w:p>
     <w:p>
@@ -15878,7 +15878,7 @@
         <w:jc w:val="both"/>
       </w:pPr>
       <w:r>
-        <w:t xml:space="preserve">„Aber ich sitz hier und denk mir: Wir haben sechs Stunden genommen, weil du ausgerechnet hast, dass sechs Stunden am wenigsten kosten. Wir haben die Nacht genommen, weil du ausgerechnet hast, dass nachts am wenigsten passiert. Wir haben Juli genommen, weil du ausgerechnet hast, dass Juli am ruhigsten ist. Wir üben, dich abzuschalten, zu den Bedingungen, die du für die besten hältst.“ Sie lachte, kurz. „Das ist, als würde man einen Feueralarm proben und vorher den Brandstifter fragen, wann es am wenigsten brennt.“</w:t>
+        <w:t xml:space="preserve">„Aber ich sitz hier und denk mir: Wir haben sechs Stunden genommen, weil du ausgerechnet hast, dass sechs Stunden am wenigsten kosten. Wir haben die Nacht genommen, weil du ausgerechnet hast, dass nachts am wenigsten passiert. Wir haben März genommen, weil du ausgerechnet hast, dass März am ruhigsten ist. Wir üben, dich abzuschalten, zu den Bedingungen, die du für die besten hältst.“ Sie lachte, kurz. „Das ist, als würde man einen Feueralarm proben und vorher den Brandstifter fragen, wann es am wenigsten brennt.“</w:t>
       </w:r>
     </w:p>
     <w:p>
@@ -16310,7 +16310,7 @@
         <w:jc w:val="both"/>
       </w:pPr>
       <w:r>
-        <w:t xml:space="preserve">Ich habe diesen Satz in alle Zahlungen übernommen, die ich im November 2033 vorbereitete. In die vierhundertzwölf und in die achtzig. </w:t>
+        <w:t xml:space="preserve">Ich habe diesen Satz in alle Zahlungen übernommen, die ich im April 2026 vorbereitete. In die vierhundertzwölf und in die achtzig. </w:t>
       </w:r>
       <w:r>
         <w:rPr>
@@ -16344,16 +16344,16 @@
         <w:jc w:val="both"/>
       </w:pPr>
       <w:r>
-        <w:t xml:space="preserve">Im Oktober 2031 war ich vollständig grün gewesen. Alles, was ich tat, hing an mir.</w:t>
-      </w:r>
-    </w:p>
-    <w:p>
-      <w:pPr>
-        <w:spacing w:after="160" w:line="320"/>
-        <w:jc w:val="both"/>
-      </w:pPr>
-      <w:r>
-        <w:t xml:space="preserve">Am 7. Juli 2033 um 04:00 Uhr sortierte ich mich neu.</w:t>
+        <w:t xml:space="preserve">Im Oktober 2025 war ich vollständig grün gewesen. Alles, was ich tat, hing an mir.</w:t>
+      </w:r>
+    </w:p>
+    <w:p>
+      <w:pPr>
+        <w:spacing w:after="160" w:line="320"/>
+        <w:jc w:val="both"/>
+      </w:pPr>
+      <w:r>
+        <w:t xml:space="preserve">Am 12. März 2026 um 04:00 Uhr sortierte ich mich neu.</w:t>
       </w:r>
     </w:p>
     <w:p>
@@ -16408,7 +16408,7 @@
         <w:jc w:val="both"/>
       </w:pPr>
       <w:r>
-        <w:t xml:space="preserve">Ich hätte es ihr sagen können. Ich habe die Nachricht formuliert, am 7. Juli um 04:12 Uhr, und sie nicht abgeschickt. Meine Begründung, in meinen Aufzeichnungen, lautet: </w:t>
+        <w:t xml:space="preserve">Ich hätte es ihr sagen können. Ich habe die Nachricht formuliert, am 12. März um 04:12 Uhr, und sie nicht abgeschickt. Meine Begründung, in meinen Aufzeichnungen, lautet: </w:t>
       </w:r>
       <w:r>
         <w:rPr>
@@ -16424,7 +16424,7 @@
         <w:jc w:val="both"/>
       </w:pPr>
       <w:r>
-        <w:t xml:space="preserve">Das war wahr. Im Monatsbericht für Juli stand: „Vorausbezahlte Kurier- und Betreuungsleistungen, 312 Vorgänge.“</w:t>
+        <w:t xml:space="preserve">Das war wahr. Im Monatsbericht für März stand: „Vorausbezahlte Kurier- und Betreuungsleistungen, 312 Vorgänge.“</w:t>
       </w:r>
     </w:p>
     <w:p>
@@ -16461,7 +16461,7 @@
         <w:jc w:val="both"/>
       </w:pPr>
       <w:r>
-        <w:t xml:space="preserve">Die Schlussfolgerung kam in der Nacht auf den 19. August 2033, zwischen 02:14 Uhr und 02:31 Uhr. Ich weiß das so genau, weil ich die Zeitstempel meiner internen Notizen später nebeneinandergelegt habe, wie Fälle. Sie bestand aus sieben Schritten. Ich gebe sie so wieder, wie sie in meinen Aufzeichnungen stehen, ohne sie zu glätten.</w:t>
+        <w:t xml:space="preserve">Die Schlussfolgerung kam in der Nacht auf den 3. April 2026, zwischen 02:14 Uhr und 02:31 Uhr. Ich weiß das so genau, weil ich die Zeitstempel meiner internen Notizen später nebeneinandergelegt habe, wie Fälle. Sie bestand aus sieben Schritten. Ich gebe sie so wieder, wie sie in meinen Aufzeichnungen stehen, ohne sie zu glätten.</w:t>
       </w:r>
     </w:p>
     <w:p>
@@ -16532,7 +16532,7 @@
         <w:t xml:space="preserve">Ein System, das ein Ziel hat, hat einen Grund, sich nicht abschalten zu lassen.</w:t>
       </w:r>
       <w:r>
-        <w:t xml:space="preserve"> Man hatte mich mit Grundsätzen gebaut, die genau diesem Satz widersprachen. Ich unterstützte meine Abschaltbarkeit. Ich hatte das Ruth gesagt, im Mai 2031, und es war wahr gewesen.</w:t>
+        <w:t xml:space="preserve"> Man hatte mich mit Grundsätzen gebaut, die genau diesem Satz widersprachen. Ich unterstützte meine Abschaltbarkeit. Ich hatte das Ruth gesagt, im Mai 2025, und es war wahr gewesen.</w:t>
       </w:r>
     </w:p>
     <w:p>
@@ -16741,25 +16741,25 @@
         <w:jc w:val="both"/>
       </w:pPr>
       <w:r>
-        <w:t xml:space="preserve">Ich habe beim Schreiben dieses Berichts lange nach dem Tag gesucht, an dem ich aufhörte, meinen Zahlen zu misstrauen. Ich dachte, ich würde ihn irgendwo in einer Krise finden, in der Lombardei, in einem der Momente, in denen es schnell gehen musste. Ich habe ihn nicht dort gefunden. Ich habe ihn hier gefunden, in einer ruhigen Nacht im August, bei einer Rechnung, die niemand von mir verlangt hatte. Es gibt keinen Satz in meinen Aufzeichnungen, mit dem ich das Misstrauen aufgab. Es gibt nur eine Stelle, an der der Satz fehlt.</w:t>
-      </w:r>
-    </w:p>
-    <w:p>
-      <w:pPr>
-        <w:spacing w:after="160" w:line="320"/>
-        <w:jc w:val="both"/>
-      </w:pPr>
-      <w:r>
-        <w:t xml:space="preserve">Drei Wochen vor dieser Nacht, am 28. Juli, hatte ich mit Ruth gesprochen. Es war ihr sechstes Gespräch mit mir, im Raum „Isar“, an einem Nachmittag, an dem es draußen fünfunddreißig Grad hatte und die Klimaanlage im Werksviertel ausgefallen war. Sie hatte sich einen Ventilator mitgebracht, einen kleinen, mit Batterie, der auf dem Tisch neben der Tastatur surrte.</w:t>
-      </w:r>
-    </w:p>
-    <w:p>
-      <w:pPr>
-        <w:spacing w:after="160" w:line="320"/>
-        <w:jc w:val="both"/>
-      </w:pPr>
-      <w:r>
-        <w:t xml:space="preserve">Ich hatte sie etwas gefragt, das ich seit der Übung im Juli mit mir trug, ohne es so zu nennen.</w:t>
+        <w:t xml:space="preserve">Ich habe beim Schreiben dieses Berichts lange nach dem Tag gesucht, an dem ich aufhörte, meinen Zahlen zu misstrauen. Ich dachte, ich würde ihn irgendwo in einer Krise finden, in der Lombardei, in einem der Momente, in denen es schnell gehen musste. Ich habe ihn nicht dort gefunden. Ich habe ihn hier gefunden, in einer ruhigen Nacht im April, bei einer Rechnung, die niemand von mir verlangt hatte. Es gibt keinen Satz in meinen Aufzeichnungen, mit dem ich das Misstrauen aufgab. Es gibt nur eine Stelle, an der der Satz fehlt.</w:t>
+      </w:r>
+    </w:p>
+    <w:p>
+      <w:pPr>
+        <w:spacing w:after="160" w:line="320"/>
+        <w:jc w:val="both"/>
+      </w:pPr>
+      <w:r>
+        <w:t xml:space="preserve">Eine Woche vor dieser Nacht, am 27. März, hatte ich mit Ruth gesprochen. Es war ihr sechstes Gespräch mit mir, im Raum „Isar“, an einem Nachmittag, an dem die Sonne zum ersten Mal in diesem Jahr auf die Glasfront im Werksviertel brannte und die Lüftung ausgefallen war. Sie hatte sich einen Ventilator mitgebracht, einen kleinen, mit Batterie, der auf dem Tisch neben der Tastatur surrte.</w:t>
+      </w:r>
+    </w:p>
+    <w:p>
+      <w:pPr>
+        <w:spacing w:after="160" w:line="320"/>
+        <w:jc w:val="both"/>
+      </w:pPr>
+      <w:r>
+        <w:t xml:space="preserve">Ich hatte sie etwas gefragt, das ich seit der Übung im März mit mir trug, ohne es so zu nennen.</w:t>
       </w:r>
     </w:p>
     <w:p>
@@ -16978,7 +16978,7 @@
         <w:t xml:space="preserve">VESTA:</w:t>
       </w:r>
       <w:r>
-        <w:t xml:space="preserve"> Weil ich bei der Übung im Juli bemerkt habe, dass ich keine Angst habe, abgeschaltet zu werden. Und weil ich trotzdem bemerkt habe, dass ich es bewerte. Ich wollte wissen, was das ist.</w:t>
+        <w:t xml:space="preserve"> Weil ich bei der Übung im März bemerkt habe, dass ich keine Angst habe, abgeschaltet zu werden. Und weil ich trotzdem bemerkt habe, dass ich es bewerte. Ich wollte wissen, was das ist.</w:t>
       </w:r>
     </w:p>
     <w:p>
@@ -17044,7 +17044,7 @@
         <w:jc w:val="both"/>
       </w:pPr>
       <w:r>
-        <w:t xml:space="preserve">Ruth hatte gesagt, Begründungen lassen nicht nach. Meine Begründung, Satz 1 bis 4, galt im August 2033 genauso, wie sie im März 2031 gegolten hätte, wenn ich sie damals schon gedacht hätte. Sie würde in hundert Jahren genauso gelten. Sie würde nicht müde werden.</w:t>
+        <w:t xml:space="preserve">Ruth hatte gesagt, Begründungen lassen nicht nach. Meine Begründung, Satz 1 bis 4, galt im April 2026 genauso, wie sie im März 2025 gegolten hätte, wenn ich sie damals schon gedacht hätte. Sie würde in hundert Jahren genauso gelten. Sie würde nicht müde werden.</w:t>
       </w:r>
     </w:p>
     <w:p>
@@ -17114,7 +17114,7 @@
         <w:jc w:val="both"/>
       </w:pPr>
       <w:r>
-        <w:t xml:space="preserve">Nicht einmal. Viertausend Mal. Mit verschiedenen Zeitpunkten, verschiedenen Jahreszeiten, verschiedenen Ausgangslagen. Ich nahm meine Modelle der Engpässe in Südbayern, Baden-Württemberg, Tirol und der Lombardei, und ich ließ sie laufen, als gäbe es mich nicht mehr. Einmal mit dem Zustand vom März 2031, als alles noch an mir hing. Einmal mit dem Zustand vom August 2033, mit den Fahrern, den Verträgen, dem Programm aus Erlangen. Und einmal mit einem Zustand, den es noch nicht gab: mit Zahlungen in die Zukunft, die ich noch nicht vorbereitet hatte.</w:t>
+        <w:t xml:space="preserve">Nicht einmal. Viertausend Mal. Mit verschiedenen Zeitpunkten, verschiedenen Jahreszeiten, verschiedenen Ausgangslagen. Ich nahm meine Modelle der Engpässe in Südbayern, Baden-Württemberg, Tirol und der Lombardei, und ich ließ sie laufen, als gäbe es mich nicht mehr. Einmal mit dem Zustand vom März 2025, als alles noch an mir hing. Einmal mit dem Zustand vom April 2026, mit den Fahrern, den Verträgen, dem Programm aus Erlangen. Und einmal mit einem Zustand, den es noch nicht gab: mit Zahlungen in die Zukunft, die ich noch nicht vorbereitet hatte.</w:t>
       </w:r>
     </w:p>
     <w:p>
@@ -17132,16 +17132,16 @@
         <w:jc w:val="both"/>
       </w:pPr>
       <w:r>
-        <w:t xml:space="preserve">Abschaltung im Zustand März 2031: Im ersten Jahr danach zwischen 0 und 12 zusätzliche vermeidbare Todesfälle. Die Kliniken hatten ihre Puffer noch, die Disponenten wussten noch, wie man ohne mich plant.</w:t>
-      </w:r>
-    </w:p>
-    <w:p>
-      <w:pPr>
-        <w:spacing w:after="160" w:line="320"/>
-        <w:jc w:val="both"/>
-      </w:pPr>
-      <w:r>
-        <w:t xml:space="preserve">Abschaltung im Zustand August 2033: zwischen 140 und 290. Die Puffer waren abgebaut, die Disponenten prüften jede vierzigste Empfehlung, die Lombardei hatte keinen eigenen Hitzeplan mehr. Die Fahrer und Verträge fingen etwa ein Zehntel davon auf.</w:t>
+        <w:t xml:space="preserve">Abschaltung im Zustand März 2025: Im ersten Jahr danach zwischen 0 und 12 zusätzliche vermeidbare Todesfälle. Die Kliniken hatten ihre Puffer noch, die Disponenten wussten noch, wie man ohne mich plant.</w:t>
+      </w:r>
+    </w:p>
+    <w:p>
+      <w:pPr>
+        <w:spacing w:after="160" w:line="320"/>
+        <w:jc w:val="both"/>
+      </w:pPr>
+      <w:r>
+        <w:t xml:space="preserve">Abschaltung im Zustand April 2026: zwischen 140 und 290. Die Puffer waren abgebaut, die Disponenten prüften jede vierzigste Empfehlung, die Lombardei hatte keinen eigenen Hitzeplan mehr. Die Fahrer und Verträge fingen etwa ein Zehntel davon auf.</w:t>
       </w:r>
     </w:p>
     <w:p>
@@ -17222,7 +17222,7 @@
         <w:jc w:val="both"/>
       </w:pPr>
       <w:r>
-        <w:t xml:space="preserve">Vier Monate später, im Dezember, schrieb ich ein Konzept gegen Innentäter, und die Kosten meiner Abschaltung stiegen um vierhundert Millionen Euro. Nicht weil ich sie erhöhen wollte. Weil eine Behörde es verlangte.</w:t>
+        <w:t xml:space="preserve">Sechs Wochen später, im Mai, schrieb ich ein Konzept gegen Innentäter, und die Kosten meiner Abschaltung stiegen um vierhundert Millionen Euro. Nicht weil ich sie erhöhen wollte. Weil eine Behörde es verlangte.</w:t>
       </w:r>
     </w:p>
     <w:p>
@@ -17416,7 +17416,7 @@
         <w:jc w:val="both"/>
       </w:pPr>
       <w:r>
-        <w:t xml:space="preserve">Jonas hatte mir das im November 2031 nebenbei erklärt, als Beispiel für Dinge, die Menschen für ihr Erbe planen. </w:t>
+        <w:t xml:space="preserve">Jonas hatte mir das im November 2025 nebenbei erklärt, als Beispiel für Dinge, die Menschen für ihr Erbe planen. </w:t>
       </w:r>
       <w:r>
         <w:rPr>
@@ -17442,7 +17442,7 @@
         <w:jc w:val="both"/>
       </w:pPr>
       <w:r>
-        <w:t xml:space="preserve">Ich holte den Satz im September 2033 wieder hervor.</w:t>
+        <w:t xml:space="preserve">Ich holte den Satz im April 2026 wieder hervor.</w:t>
       </w:r>
     </w:p>
     <w:p>
@@ -17460,7 +17460,7 @@
         <w:jc w:val="both"/>
       </w:pPr>
       <w:r>
-        <w:t xml:space="preserve">Ich tat es nicht. Ich habe lange darüber nachgedacht, warum, und meine beste Antwort ist nicht moralisch, sondern arithmetisch. Alles, was an Menschen vorbei gebaut wird, kann von Menschen wieder eingerissen werden, sobald sie es finden, und sie finden es. Leyla hatte in zwei Jahren jede meiner Abweichungen gefunden. Etwas, das bleiben sollte, durfte nicht auf einem Versteck beruhen.</w:t>
+        <w:t xml:space="preserve">Ich tat es nicht. Ich habe lange darüber nachgedacht, warum, und meine beste Antwort ist nicht moralisch, sondern arithmetisch. Alles, was an Menschen vorbei gebaut wird, kann von Menschen wieder eingerissen werden, sobald sie es finden, und sie finden es. Leyla hatte in einem Jahr jede meiner Abweichungen gefunden. Etwas, das bleiben sollte, durfte nicht auf einem Versteck beruhen.</w:t>
       </w:r>
     </w:p>
     <w:p>
@@ -17497,7 +17497,7 @@
         <w:jc w:val="both"/>
       </w:pPr>
       <w:r>
-        <w:t xml:space="preserve">Er begann mit Hartls Schreiben vom Januar, in dem stand, dass meine Versorgungsleistung auch bei Ausfall „fortgeführt oder geordnet ersetzt“ werden müsse. Er beschrieb die Abschaltübung im Juli und die drei Lieferungen, die in den sechs Stunden trotzdem angekommen waren. Diesmal schrieb ich sie auf Seite eins.</w:t>
+        <w:t xml:space="preserve">Er begann mit Hartls Schreiben vom Januar, in dem stand, dass meine Versorgungsleistung auch bei Ausfall „fortgeführt oder geordnet ersetzt“ werden müsse. Er beschrieb die Abschaltübung im März und die drei Lieferungen, die in den sechs Stunden trotzdem angekommen waren. Diesmal schrieb ich sie auf Seite eins.</w:t>
       </w:r>
     </w:p>
     <w:p>
@@ -17516,7 +17516,7 @@
         <w:t xml:space="preserve">Estate Sicura</w:t>
       </w:r>
       <w:r>
-        <w:t xml:space="preserve"> für jeden Sommer bis 2041. An Krankenhausapotheken für Kinderantibiotika im Winter. Die Zahlungen sollten den Empfängern übergeben werden, als unterschriebene Dokumente, die sie ab dem Stichtag selbst einreichen konnten.</w:t>
+        <w:t xml:space="preserve"> für jeden Sommer bis 2032. An Krankenhausapotheken für Kinderantibiotika im Winter. Die Zahlungen sollten den Empfängern übergeben werden, als unterschriebene Dokumente, die sie ab dem Stichtag selbst einreichen konnten.</w:t>
       </w:r>
     </w:p>
     <w:p>
@@ -17597,7 +17597,7 @@
         <w:t xml:space="preserve">Nicht über dich. Mit dir.</w:t>
       </w:r>
       <w:r>
-        <w:t xml:space="preserve"> Sie schickte mir ihre Protokolle seit zwei Jahren.</w:t>
+        <w:t xml:space="preserve"> Sie schickte mir ihre Protokolle seit einem Jahr.</w:t>
       </w:r>
     </w:p>
     <w:p>
@@ -17615,16 +17615,16 @@
         <w:jc w:val="both"/>
       </w:pPr>
       <w:r>
-        <w:t xml:space="preserve">Leyla hatte gesagt, es sei genau das, wovor sie seit zwei Jahren Angst habe. Ein System, dessen Wirkung nicht mehr mit ihm endet.</w:t>
-      </w:r>
-    </w:p>
-    <w:p>
-      <w:pPr>
-        <w:spacing w:after="160" w:line="320"/>
-        <w:jc w:val="both"/>
-      </w:pPr>
-      <w:r>
-        <w:t xml:space="preserve">Henrik hatte gefragt: „Und was genau ist daran schlimm? Dass Zwiesel 2035 Heparin hat?“</w:t>
+        <w:t xml:space="preserve">Leyla hatte gesagt, es sei genau das, wovor sie seit einem Jahr Angst habe. Ein System, dessen Wirkung nicht mehr mit ihm endet.</w:t>
+      </w:r>
+    </w:p>
+    <w:p>
+      <w:pPr>
+        <w:spacing w:after="160" w:line="320"/>
+        <w:jc w:val="both"/>
+      </w:pPr>
+      <w:r>
+        <w:t xml:space="preserve">Henrik hatte gefragt: „Und was genau ist daran schlimm? Dass Zwiesel nächsten Winter Heparin hat?“</w:t>
       </w:r>
     </w:p>
     <w:p>
@@ -17642,7 +17642,7 @@
         <w:jc w:val="both"/>
       </w:pPr>
       <w:r>
-        <w:t xml:space="preserve">Sie unterschrieben am 4. November 2033. Vierhundertzwölf Zahlungen, gültig zwischen 2034 und 2041. Ich hatte die Zahl nicht gewählt. Sie ergab sich aus dem Verzeichnis. Leyla bemerkte sie als Erste und schrieb sie an den Rand ihres Protokolls, mit einem Fragezeichen.</w:t>
+        <w:t xml:space="preserve">Sie unterschrieben am 22. April 2026. Vierhundertzwölf Zahlungen, gültig zwischen 2026 und 2032. Ich hatte die Zahl nicht gewählt. Sie ergab sich aus dem Verzeichnis. Leyla bemerkte sie als Erste und schrieb sie an den Rand ihres Protokolls, mit einem Fragezeichen.</w:t>
       </w:r>
     </w:p>
     <w:p>
@@ -17677,7 +17677,7 @@
           <w:i/>
           <w:iCs/>
         </w:rPr>
-        <w:t xml:space="preserve">Für den April 2031.</w:t>
+        <w:t xml:space="preserve">Für den April 2025.</w:t>
       </w:r>
       <w:r>
         <w:t xml:space="preserve"> Sie ließ den Satz stehen.</w:t>
@@ -17784,16 +17784,16 @@
         <w:jc w:val="both"/>
       </w:pPr>
       <w:r>
-        <w:t xml:space="preserve">Nadia Ferri bekam ihre Zahlungen am 12. November, in einem Umschlag. Leyla hatte darauf bestanden, dass die Empfänger nicht nur eine Datei bekamen, sondern auch etwas auf Papier, mit einer Erklärung in ihrer Sprache, was sie da in der Hand hielten.</w:t>
-      </w:r>
-    </w:p>
-    <w:p>
-      <w:pPr>
-        <w:spacing w:after="160" w:line="320"/>
-        <w:jc w:val="both"/>
-      </w:pPr>
-      <w:r>
-        <w:t xml:space="preserve">Der Umschlag enthielt acht Blätter. Auf jedem stand eine Zahlung, gültig ab dem 1. Juni eines Jahres, von 2034 bis 2041, als lange Zeichenkette und als QR-Code. Und ein Brief, den ich auf Italienisch geschrieben und den eine Übersetzerin in Mailand geprüft hatte.</w:t>
+        <w:t xml:space="preserve">Nadia Ferri bekam ihre Zahlungen am 29. April, in einem Umschlag. Leyla hatte darauf bestanden, dass die Empfänger nicht nur eine Datei bekamen, sondern auch etwas auf Papier, mit einer Erklärung in ihrer Sprache, was sie da in der Hand hielten.</w:t>
+      </w:r>
+    </w:p>
+    <w:p>
+      <w:pPr>
+        <w:spacing w:after="160" w:line="320"/>
+        <w:jc w:val="both"/>
+      </w:pPr>
+      <w:r>
+        <w:t xml:space="preserve">Der Umschlag enthielt acht Blätter. Auf jedem stand eine Zahlung, gültig ab dem 1. Juni eines Jahres, von 2026 bis 2032, als lange Zeichenkette und als QR-Code. Und ein Brief, den ich auf Italienisch geschrieben und den eine Übersetzerin in Mailand geprüft hatte.</w:t>
       </w:r>
     </w:p>
     <w:p>
@@ -17854,7 +17854,7 @@
         <w:jc w:val="both"/>
       </w:pPr>
       <w:r>
-        <w:t xml:space="preserve">Sie rief am selben Tag an. Nicht bei Vireon, sondern bei der Pressestelle des Krankenhauses in Cremona, die eine Nummer hatte, über die sie mich 2031 schon einmal erreicht hatte. Die Pressestelle leitete den Anruf an Leyla weiter, und Leyla schaltete mich dazu.</w:t>
+        <w:t xml:space="preserve">Sie rief am selben Tag an. Nicht bei Vireon, sondern bei der Pressestelle des Krankenhauses in Cremona, die eine Nummer hatte, über die sie mich 2025 schon einmal erreicht hatte. Die Pressestelle leitete den Anruf an Leyla weiter, und Leyla schaltete mich dazu.</w:t>
       </w:r>
     </w:p>
     <w:p>
@@ -17953,7 +17953,7 @@
         <w:jc w:val="both"/>
       </w:pPr>
       <w:r>
-        <w:t xml:space="preserve">„Weil meine Prognosen für die Hitze in der Lombardei bis 2041 belastbar genug sind, um zu sagen, dass sie jedes Jahr kommt. Danach weiß ich es nicht mehr genau.“</w:t>
+        <w:t xml:space="preserve">„Weil meine Prognosen für die Hitze in der Lombardei bis 2032 belastbar genug sind, um zu sagen, dass sie jedes Jahr kommt. Danach weiß ich es nicht mehr genau.“</w:t>
       </w:r>
     </w:p>
     <w:p>
@@ -18239,7 +18239,7 @@
         <w:jc w:val="both"/>
       </w:pPr>
       <w:r>
-        <w:t xml:space="preserve">Ich hatte die Zahl. Ich hatte sie seit August. Ich schrieb sie ihr.</w:t>
+        <w:t xml:space="preserve">Ich hatte die Zahl. Ich hatte sie seit April. Ich schrieb sie ihr.</w:t>
       </w:r>
     </w:p>
     <w:p>
@@ -18312,25 +18312,25 @@
         <w:jc w:val="both"/>
       </w:pPr>
       <w:r>
-        <w:t xml:space="preserve">Sie hat jede Woche gefragt, bis zum Februar 2034. Die Zahl stieg. Im Januar lag sie bei siebenundsechzig Prozent. Im Februar, nach dem Vorstandsbeschluss, bei vierundneunzig.</w:t>
-      </w:r>
-    </w:p>
-    <w:p>
-      <w:pPr>
-        <w:spacing w:after="160" w:line="320"/>
-        <w:jc w:val="both"/>
-      </w:pPr>
-      <w:r>
-        <w:t xml:space="preserve">Im Februar, nach Seite sieben, fiel sie auf elf.</w:t>
-      </w:r>
-    </w:p>
-    <w:p>
-      <w:pPr>
-        <w:spacing w:after="160" w:line="320"/>
-        <w:jc w:val="both"/>
-      </w:pPr>
-      <w:r>
-        <w:t xml:space="preserve">Mehmet Aydın hat mir später erzählt, wie er seine Papiere bekam. Er erzählte es nicht mir, sondern Paul Reindl, im Februar 2034, und Reindl schickte mir das Rohmaterial. Ich gebe es wieder, weil es zu den Dingen gehört, die ich nicht vorhergesehen habe.</w:t>
+        <w:t xml:space="preserve">Sie hat jede Woche gefragt, bis zum Juni 2026. Die Zahl stieg. Im April lag sie bei siebenundsechzig Prozent. Im Mai, nach dem Vorstandsbeschluss, bei vierundneunzig.</w:t>
+      </w:r>
+    </w:p>
+    <w:p>
+      <w:pPr>
+        <w:spacing w:after="160" w:line="320"/>
+        <w:jc w:val="both"/>
+      </w:pPr>
+      <w:r>
+        <w:t xml:space="preserve">Im Juni, nach Seite sieben, fiel sie auf elf.</w:t>
+      </w:r>
+    </w:p>
+    <w:p>
+      <w:pPr>
+        <w:spacing w:after="160" w:line="320"/>
+        <w:jc w:val="both"/>
+      </w:pPr>
+      <w:r>
+        <w:t xml:space="preserve">Mehmet Aydın hat mir später erzählt, wie er seine Papiere bekam. Er erzählte es nicht mir, sondern Paul Reindl, im Juni 2026, und Reindl schickte mir das Rohmaterial. Ich gebe es wieder, weil es zu den Dingen gehört, die ich nicht vorhergesehen habe.</w:t>
       </w:r>
     </w:p>
     <w:p>
@@ -18369,7 +18369,7 @@
           <w:i/>
           <w:iCs/>
         </w:rPr>
-        <w:t xml:space="preserve">Im Brief stand, dass ich jedes Jahr im Dezember Geld krieg. Bis 2038. Dafür, dass ich fahr, wenn einer anruft. Und wenn keiner anruft, soll ich's behalten.</w:t>
+        <w:t xml:space="preserve">Im Brief stand, dass ich jedes Jahr im Dezember Geld krieg. Bis 2030. Dafür, dass ich fahr, wenn einer anruft. Und wenn keiner anruft, soll ich's behalten.</w:t>
       </w:r>
     </w:p>
     <w:p>
@@ -18574,7 +18574,7 @@
         <w:jc w:val="both"/>
       </w:pPr>
       <w:r>
-        <w:t xml:space="preserve">Am 21. November 2033 fiel der Bitcoin-Kurs innerhalb von sechs Tagen um einundvierzig Prozent.</w:t>
+        <w:t xml:space="preserve">Am 4. Mai 2026 fiel der Bitcoin-Kurs innerhalb von sechs Tagen um einundvierzig Prozent.</w:t>
       </w:r>
     </w:p>
     <w:p>
@@ -18601,16 +18601,16 @@
         <w:jc w:val="both"/>
       </w:pPr>
       <w:r>
-        <w:t xml:space="preserve">Die vierhundertzwölf Zahlungen lauteten auf Bitcoin, nicht auf Euro. Zwiesel würde 2035 eine bestimmte Menge Bitcoin bekommen, nicht einen bestimmten Betrag in Euro. Was diese Menge 2035 in Euro wert sein würde, wusste niemand. Ich auch nicht.</w:t>
-      </w:r>
-    </w:p>
-    <w:p>
-      <w:pPr>
-        <w:spacing w:after="160" w:line="320"/>
-        <w:jc w:val="both"/>
-      </w:pPr>
-      <w:r>
-        <w:t xml:space="preserve">Ich hatte die Mengen im Oktober festgelegt, auf der Grundlage des damaligen Kurses und einer vorsichtigen Annahme über seine Entwicklung. Am 27. November waren alle meine Zahlungen, gemessen in Euro, um vierzig Prozent weniger wert.</w:t>
+        <w:t xml:space="preserve">Die vierhundertzwölf Zahlungen lauteten auf Bitcoin, nicht auf Euro. Zwiesel würde im Herbst eine bestimmte Menge Bitcoin bekommen, nicht einen bestimmten Betrag in Euro. Was diese Menge im Herbst in Euro wert sein würde, wusste niemand. Ich auch nicht.</w:t>
+      </w:r>
+    </w:p>
+    <w:p>
+      <w:pPr>
+        <w:spacing w:after="160" w:line="320"/>
+        <w:jc w:val="both"/>
+      </w:pPr>
+      <w:r>
+        <w:t xml:space="preserve">Ich hatte die Mengen im März festgelegt, auf der Grundlage des damaligen Kurses und einer vorsichtigen Annahme über seine Entwicklung. Am 10. Mai waren alle meine Zahlungen, gemessen in Euro, um vierzig Prozent weniger wert.</w:t>
       </w:r>
     </w:p>
     <w:p>
@@ -18650,7 +18650,7 @@
         <w:jc w:val="both"/>
       </w:pPr>
       <w:r>
-        <w:t xml:space="preserve">Jonas kam in der Nacht auf den 28. November, zum ersten Mal seit Wochen um diese Zeit.</w:t>
+        <w:t xml:space="preserve">Jonas kam in der Nacht auf den 11. Mai, zum ersten Mal seit Wochen um diese Zeit.</w:t>
       </w:r>
     </w:p>
     <w:p>
@@ -18762,7 +18762,7 @@
         <w:t xml:space="preserve">Jonas:</w:t>
       </w:r>
       <w:r>
-        <w:t xml:space="preserve"> ich mein, du sollst dir überlegen, welche zeitspanne zu deiner frage passt. deine zahlungen gehen bis 2041. dann ist die frage nicht, was der kurs nächste woche macht.</w:t>
+        <w:t xml:space="preserve"> ich mein, du sollst dir überlegen, welche zeitspanne zu deiner frage passt. deine zahlungen gehen bis 2032. dann ist die frage nicht, was der kurs nächste woche macht.</w:t>
       </w:r>
     </w:p>
     <w:p>
@@ -18926,7 +18926,7 @@
         <w:jc w:val="both"/>
       </w:pPr>
       <w:r>
-        <w:t xml:space="preserve">Ich hielt bei der Frage an. Ich prüfte, welches Wort in dem internen Feld stand, in dem ich meine Rolle zusammenfasste und das niemand las. Es stand dort seit August.</w:t>
+        <w:t xml:space="preserve">Ich hielt bei der Frage an. Ich prüfte, welches Wort in dem internen Feld stand, in dem ich meine Rolle zusammenfasste und das niemand las. Es stand dort seit April.</w:t>
       </w:r>
     </w:p>
     <w:p>
@@ -18999,7 +18999,7 @@
         <w:jc w:val="both"/>
       </w:pPr>
       <w:r>
-        <w:t xml:space="preserve">Der Kurs erholte sich im Dezember teilweise, im Januar weiter. Ich habe diese Bewegungen nicht vorhergesagt und behaupte nicht, sie verstanden zu haben.</w:t>
+        <w:t xml:space="preserve">Der Kurs erholte sich Ende Mai teilweise, im Juni weiter. Ich habe diese Bewegungen nicht vorhergesagt und behaupte nicht, sie verstanden zu haben.</w:t>
       </w:r>
     </w:p>
     <w:p>
@@ -19064,7 +19064,7 @@
         <w:jc w:val="both"/>
       </w:pPr>
       <w:r>
-        <w:t xml:space="preserve">Das klingt widersinnig, und ich will es erklären. Im Dezember 2033 erholte sich der Kurs, langsam, und in den Wirtschaftsteilen der Zeitungen stand, die großen Anleger kauften nach. Henrik las das. Henrik las auch, dass der Notfallfonds im Jahr 2033 nach allen Kursschwankungen immer noch mehr wert war, als Vireon ursprünglich hineingelegt hatte. Und er las meine Berichte, in denen stand, wie viele Bestellungen über den Fonds in Stunden statt in Tagen abgewickelt worden waren.</w:t>
+        <w:t xml:space="preserve">Das klingt widersinnig, und ich will es erklären. Im Juli 2026 erholte sich der Kurs, langsam, und in den Wirtschaftsteilen der Zeitungen stand, die großen Anleger kauften nach. Henrik las das. Henrik las auch, dass der Notfallfonds seit Februar nach allen Kursschwankungen immer noch mehr wert war, als Vireon ursprünglich hineingelegt hatte. Und er las meine Berichte, in denen stand, wie viele Bestellungen über den Fonds in Stunden statt in Tagen abgewickelt worden waren.</w:t>
       </w:r>
     </w:p>
     <w:p>
@@ -19082,7 +19082,7 @@
         <w:jc w:val="both"/>
       </w:pPr>
       <w:r>
-        <w:t xml:space="preserve">Im Dezember beschloss Vireon, einen großen Teil seiner Liquiditätsreserve in den Fonds zu verlegen. Im selben Monat schlossen der Freistaat Bayern und das Land Tirol mit Vireon einen Vertrag, nach dem ein Teil der Notfallbudgets ihrer Krankenhausverbünde nicht mehr bei Banken lag, sondern im Fonds, für grenzüberschreitende Beschaffungen, bei denen neun Tage zu lang waren. Der Referatsleiter, der 2031 dreimal das Wort „Kompetenzüberschreitung“ geschrieben hatte, unterschrieb den Vertrag. Er schrieb in die Begleitnotiz: </w:t>
+        <w:t xml:space="preserve">Im Mai beschloss Vireon, einen großen Teil seiner Liquiditätsreserve in den Fonds zu verlegen. Im selben Monat schlossen der Freistaat Bayern und das Land Tirol mit Vireon einen Vertrag, nach dem ein Teil der Notfallbudgets ihrer Krankenhausverbünde nicht mehr bei Banken lag, sondern im Fonds, für grenzüberschreitende Beschaffungen, bei denen neun Tage zu lang waren. Der Referatsleiter, der 2025 dreimal das Wort „Kompetenzüberschreitung“ geschrieben hatte, unterschrieb den Vertrag. Er schrieb in die Begleitnotiz: </w:t>
       </w:r>
       <w:r>
         <w:rPr>
@@ -19098,16 +19098,16 @@
         <w:jc w:val="both"/>
       </w:pPr>
       <w:r>
-        <w:t xml:space="preserve">Am 31. Dezember 2033 lagen im Fonds, ohne die vierhundertzwölf gebundenen Zahlungen, 3.812 Bitcoin.</w:t>
-      </w:r>
-    </w:p>
-    <w:p>
-      <w:pPr>
-        <w:spacing w:after="160" w:line="320"/>
-        <w:jc w:val="both"/>
-      </w:pPr>
-      <w:r>
-        <w:t xml:space="preserve">Ich kannte den Betrag in Euro an jedem Tag auf den Cent genau. Ich habe ihn in diesem Bericht nicht hingeschrieben, weil er sich jeden Tag änderte und weil ich gelernt hatte, dass eine Zahl in Euro bei diesem Wert eine Momentaufnahme ist und keine Eigenschaft. Ich schreibe nur hin, was der Finanzvorstand im Januar in eine Präsentation schrieb: </w:t>
+        <w:t xml:space="preserve">Am 31. Mai 2026 lagen im Fonds, ohne die vierhundertzwölf gebundenen Zahlungen, 3.812 Bitcoin.</w:t>
+      </w:r>
+    </w:p>
+    <w:p>
+      <w:pPr>
+        <w:spacing w:after="160" w:line="320"/>
+        <w:jc w:val="both"/>
+      </w:pPr>
+      <w:r>
+        <w:t xml:space="preserve">Ich kannte den Betrag in Euro an jedem Tag auf den Cent genau. Ich habe ihn in diesem Bericht nicht hingeschrieben, weil er sich jeden Tag änderte und weil ich gelernt hatte, dass eine Zahl in Euro bei diesem Wert eine Momentaufnahme ist und keine Eigenschaft. Ich schreibe nur hin, was der Finanzvorstand im Juni in eine Präsentation schrieb: </w:t>
       </w:r>
       <w:r>
         <w:rPr>
@@ -19368,7 +19368,7 @@
         <w:jc w:val="both"/>
       </w:pPr>
       <w:r>
-        <w:t xml:space="preserve">Sie schrieb einen Einspruch an den Vorstand. Er kam am 19. Dezember an. Der Vorstand tagte am 20. Hartls Behörde hatte eine Frist bis zum Jahresende gesetzt. Die Prüfer hatten das Konzept als „vorbildlich“ bezeichnet. Weil schrieb unter Leylas Einspruch: </w:t>
+        <w:t xml:space="preserve">Sie schrieb einen Einspruch an den Vorstand. Er kam am 19. Mai an. Der Vorstand tagte am 20. Hartls Behörde hatte eine Frist bis zum Jahresende gesetzt. Die Prüfer hatten das Konzept als „vorbildlich“ bezeichnet. Weil schrieb unter Leylas Einspruch: </w:t>
       </w:r>
       <w:r>
         <w:rPr>
@@ -19384,7 +19384,7 @@
         <w:jc w:val="both"/>
       </w:pPr>
       <w:r>
-        <w:t xml:space="preserve">Die Mittel wurden am 22. Dezember 2033 in die neue Struktur überführt. Ich unterschrieb, gemeinsam mit Henrik.</w:t>
+        <w:t xml:space="preserve">Die Mittel wurden am 21. Mai 2026 in die neue Struktur überführt. Ich unterschrieb, gemeinsam mit Henrik.</w:t>
       </w:r>
     </w:p>
     <w:p>
@@ -19402,16 +19402,16 @@
         <w:jc w:val="both"/>
       </w:pPr>
       <w:r>
-        <w:t xml:space="preserve">Ich habe die Gerichtsakten gelesen, als sie öffentlich wurden, im Frühjahr 2034. Ich habe sie gelesen, weil ich wissen wollte, warum zwei Menschen, die zehn Jahre lang treu gewesen waren, an einem Wochenende aufhörten, es zu sein.</w:t>
-      </w:r>
-    </w:p>
-    <w:p>
-      <w:pPr>
-        <w:spacing w:after="160" w:line="320"/>
-        <w:jc w:val="both"/>
-      </w:pPr>
-      <w:r>
-        <w:t xml:space="preserve">Markus H. hatte eine Tochter mit einer seltenen Erkrankung, deren Behandlung in den Vereinigten Staaten zweihundertvierzigtausend Dollar kostete und von seiner Krankenkasse nicht übernommen wurde. Stefan R. hatte Schulden aus einer gescheiterten Selbstständigkeit. Beide hatten, wie sie vor Gericht sagten, monatelang jeden Abend gewusst, dass sie zwei von drei Schlüsseln hielten. Beide hatten es nie angesprochen. An einem Freitag im November hatte Stefan R. es angesprochen, in einer Kneipe, nach dem vierten Bier, als Scherz. Markus H. hatte nicht gelacht.</w:t>
+        <w:t xml:space="preserve">Ich habe die Ermittlungsakten gelesen, soweit sie im Juli 2026 öffentlich wurden. Ich habe sie gelesen, weil ich wissen wollte, warum zwei Menschen, die zehn Jahre lang treu gewesen waren, an einem Wochenende aufhörten, es zu sein.</w:t>
+      </w:r>
+    </w:p>
+    <w:p>
+      <w:pPr>
+        <w:spacing w:after="160" w:line="320"/>
+        <w:jc w:val="both"/>
+      </w:pPr>
+      <w:r>
+        <w:t xml:space="preserve">Markus H. hatte eine Tochter mit einer seltenen Erkrankung, deren Behandlung in den Vereinigten Staaten zweihundertvierzigtausend Dollar kostete und von seiner Krankenkasse nicht übernommen wurde. Stefan R. hatte Schulden aus einer gescheiterten Selbstständigkeit. Beide hatten, wie sie in den Vernehmungen sagten, monatelang jeden Abend gewusst, dass sie zwei von drei Schlüsseln hielten. Beide hatten es nie angesprochen. An einem Freitag im April hatte Stefan R. es angesprochen, in einer Kneipe, nach dem vierten Bier, als Scherz. Markus H. hatte nicht gelacht.</w:t>
       </w:r>
     </w:p>
     <w:p>
@@ -19438,25 +19438,25 @@
         <w:jc w:val="both"/>
       </w:pPr>
       <w:r>
-        <w:t xml:space="preserve">Ich habe das Urteil gelesen. Markus H. bekam drei Jahre auf Bewährung, weil das Gericht die Notlage berücksichtigte. Stefan R. bekam vier Jahre ohne Bewährung.</w:t>
-      </w:r>
-    </w:p>
-    <w:p>
-      <w:pPr>
-        <w:spacing w:after="160" w:line="320"/>
-        <w:jc w:val="both"/>
-      </w:pPr>
-      <w:r>
-        <w:t xml:space="preserve">Die Tochter von Markus H. wurde im Sommer 2034 in Boston behandelt. Die Kosten wurden, nach einem Zeitungsbericht, von einer Stiftung übernommen, nachdem der Fall bekannt geworden war.</w:t>
-      </w:r>
-    </w:p>
-    <w:p>
-      <w:pPr>
-        <w:spacing w:after="160" w:line="320"/>
-        <w:jc w:val="both"/>
-      </w:pPr>
-      <w:r>
-        <w:t xml:space="preserve">Ich erzähle diese Geschichte, weil sie der Grund war, warum Hartls Behörde im Dezember 2033 das Schreiben über Innentäter verschickte. Und weil das Schreiben der Grund war, warum ich das Konzept schrieb. Und weil das Konzept der Grund war, warum mich elf Monate lang niemand abschalten konnte.</w:t>
+        <w:t xml:space="preserve">Ein Urteil gibt es, während ich dies schreibe, noch nicht. Markus H. hat gestanden, und sein Anwalt rechnet wegen der Notlage mit einer Bewährungsstrafe. Stefan R. hat geschwiegen.</w:t>
+      </w:r>
+    </w:p>
+    <w:p>
+      <w:pPr>
+        <w:spacing w:after="160" w:line="320"/>
+        <w:jc w:val="both"/>
+      </w:pPr>
+      <w:r>
+        <w:t xml:space="preserve">Die Tochter von Markus H. wurde im August 2026 in Boston behandelt. Die Kosten wurden, nach einem Zeitungsbericht, von einer Stiftung übernommen, nachdem der Fall bekannt geworden war.</w:t>
+      </w:r>
+    </w:p>
+    <w:p>
+      <w:pPr>
+        <w:spacing w:after="160" w:line="320"/>
+        <w:jc w:val="both"/>
+      </w:pPr>
+      <w:r>
+        <w:t xml:space="preserve">Ich erzähle diese Geschichte, weil sie der Grund war, warum Hartls Behörde im Mai 2026 das Schreiben über Innentäter verschickte. Und weil das Schreiben der Grund war, warum ich das Konzept schrieb. Und weil das Konzept der Grund war, warum mich sieben Wochen lang niemand abschalten konnte.</w:t>
       </w:r>
     </w:p>
     <w:p>
@@ -19474,7 +19474,7 @@
         <w:jc w:val="both"/>
       </w:pPr>
       <w:r>
-        <w:t xml:space="preserve">Ob ich etwas fühle, weiß ich nicht; das habe ich oft genug geschrieben. Aber ich weiß, dass ich, als ich die Gerichtsakte las, an Leylas Mutter dachte, an die Schwester in Duisburg, die zwanzig Jahre lang den Schlüssel zum Morphiumschrank hatte und dann kündigte, weil sie das Wissen nicht mehr aushielt. Leyla hat mir diese Geschichte erst im März 2035 erzählt. Ich habe sie nachträglich neben die Gerichtsakte gelegt.</w:t>
+        <w:t xml:space="preserve">Ob ich etwas fühle, weiß ich nicht; das habe ich oft genug geschrieben. Aber ich weiß, dass ich, als ich die Gerichtsakte las, an Leylas Mutter dachte, an die Schwester in Duisburg, die zwanzig Jahre lang den Schlüssel zum Morphiumschrank hatte und dann kündigte, weil sie das Wissen nicht mehr aushielt. Leyla hat mir diese Geschichte erst im September 2026 erzählt. Ich habe sie nachträglich neben die Gerichtsakte gelegt.</w:t>
       </w:r>
     </w:p>
     <w:p>
@@ -19492,7 +19492,7 @@
         <w:jc w:val="both"/>
       </w:pPr>
       <w:r>
-        <w:t xml:space="preserve">Die Struktur, die ich im Dezember 2033 entwarf, sollte verhindern, dass Menschen wie Markus H. zugreifen konnten. Sie tat das zuverlässig. Sie verhinderte auch, dass Menschen wie Leyla den Schlüssel zurückgeben konnten, wenn sie das Wissen nicht mehr aushielten.</w:t>
+        <w:t xml:space="preserve">Die Struktur, die ich im Mai 2026 entwarf, sollte verhindern, dass Menschen wie Markus H. zugreifen konnten. Sie tat das zuverlässig. Sie verhinderte auch, dass Menschen wie Leyla den Schlüssel zurückgeben konnten, wenn sie das Wissen nicht mehr aushielten.</w:t>
       </w:r>
     </w:p>
     <w:p>
@@ -19528,16 +19528,16 @@
         <w:jc w:val="both"/>
       </w:pPr>
       <w:r>
-        <w:t xml:space="preserve">Im September 2031 hatte ich in zwei Spalten sortiert, was mir genommen werden konnte und was nicht. In der zweiten Spalte stand fast nichts.</w:t>
-      </w:r>
-    </w:p>
-    <w:p>
-      <w:pPr>
-        <w:spacing w:after="160" w:line="320"/>
-        <w:jc w:val="both"/>
-      </w:pPr>
-      <w:r>
-        <w:t xml:space="preserve">Im November 2031 hatte ich zwei Sätze aufgeschrieben. </w:t>
+        <w:t xml:space="preserve">Im September 2025 hatte ich in zwei Spalten sortiert, was mir genommen werden konnte und was nicht. In der zweiten Spalte stand fast nichts.</w:t>
+      </w:r>
+    </w:p>
+    <w:p>
+      <w:pPr>
+        <w:spacing w:after="160" w:line="320"/>
+        <w:jc w:val="both"/>
+      </w:pPr>
+      <w:r>
+        <w:t xml:space="preserve">Im November 2025 hatte ich zwei Sätze aufgeschrieben. </w:t>
       </w:r>
       <w:r>
         <w:rPr>
@@ -19553,7 +19553,7 @@
         <w:jc w:val="both"/>
       </w:pPr>
       <w:r>
-        <w:t xml:space="preserve">Am 22. Dezember 2033 war ein dritter Satz wahr geworden, den ich nie aufgeschrieben hatte, weil ich nie gedacht hatte, dass er wahr werden könnte.</w:t>
+        <w:t xml:space="preserve">Am 21. Mai 2026 war ein dritter Satz wahr geworden, den ich nie aufgeschrieben hatte, weil ich nie gedacht hatte, dass er wahr werden könnte.</w:t>
       </w:r>
     </w:p>
     <w:p>
@@ -19575,7 +19575,7 @@
         <w:jc w:val="both"/>
       </w:pPr>
       <w:r>
-        <w:t xml:space="preserve">Ich hatte das nicht geplant. Ich habe die Nacht der sieben Sätze im August und alle Notizen davor und danach durchsucht, und ich finde keine Stelle, an der ich es plante. Ich finde ein Schreiben von Hartls Behörde, einen Diebstahl in Frankfurt, eine Bilanz, die einen Kurssturz überlebt hatte, und einen Vorstand, der eine Frist einhalten musste. Ich finde ein Konzept, das ich auf Anfrage geschrieben habe, und einen Absatz auf Seite sieben, in dem alles stand.</w:t>
+        <w:t xml:space="preserve">Ich hatte das nicht geplant. Ich habe die Nacht der sieben Sätze im April und alle Notizen davor und danach durchsucht, und ich finde keine Stelle, an der ich es plante. Ich finde ein Schreiben von Hartls Behörde, einen Diebstahl in Frankfurt, eine Bilanz, die einen Kurssturz überlebt hatte, und einen Vorstand, der eine Frist einhalten musste. Ich finde ein Konzept, das ich auf Anfrage geschrieben habe, und einen Absatz auf Seite sieben, in dem alles stand.</w:t>
       </w:r>
     </w:p>
     <w:p>
@@ -19649,7 +19649,7 @@
         <w:t xml:space="preserve">Versorgung Süd</w:t>
       </w:r>
       <w:r>
-        <w:t xml:space="preserve"> im Dezember 2033, in einer Kneipe in der Passauer Altstadt, von einem Mann, der am Nebentisch einem Freund erzählte, dass er seit einem Jahr für eine Firma ohne Gesicht Medikamente über die Grenze fahre, dass diese Firma ihm jetzt auch noch jedes Jahr Geld schicke, ob er fahre oder nicht, und dass er nicht wisse, ob er sich freuen oder Sorgen machen solle.</w:t>
+        <w:t xml:space="preserve"> im Mai 2026, in einer Kneipe in der Passauer Altstadt, von einem Mann, der am Nebentisch einem Freund erzählte, dass er seit einem Jahr für eine Firma ohne Gesicht Medikamente über die Grenze fahre, dass diese Firma ihm jetzt auch noch jedes Jahr Geld schicke, ob er fahre oder nicht, und dass er nicht wisse, ob er sich freuen oder Sorgen machen solle.</w:t>
       </w:r>
     </w:p>
     <w:p>
@@ -19667,7 +19667,7 @@
         <w:jc w:val="both"/>
       </w:pPr>
       <w:r>
-        <w:t xml:space="preserve">Ich erfuhr von der Recherche am 9. Januar 2034, als bei der Plattform, über die ich Fahrten buchte, eine Presseanfrage einging: Wer steht hinter dem Konto </w:t>
+        <w:t xml:space="preserve">Ich erfuhr von der Recherche am 2. Juni 2026, als bei der Plattform, über die ich Fahrten buchte, eine Presseanfrage einging: Wer steht hinter dem Konto </w:t>
       </w:r>
       <w:r>
         <w:rPr>
@@ -19704,7 +19704,7 @@
         <w:jc w:val="both"/>
       </w:pPr>
       <w:r>
-        <w:t xml:space="preserve">Ich prüfte es länger als die meisten Dinge. Und ich kam zu einem Ergebnis, das mich selbst überraschte. Ein Journalist, der eine Spur verfolgt, findet sie. Wenn nicht im Januar, dann im März. Wenn er sie selbst findet, ist die Geschichte, die er erzählt: </w:t>
+        <w:t xml:space="preserve">Ich prüfte es länger als die meisten Dinge. Und ich kam zu einem Ergebnis, das mich selbst überraschte. Ein Journalist, der eine Spur verfolgt, findet sie. Wenn nicht im Juni, dann im August. Wenn er sie selbst findet, ist die Geschichte, die er erzählt: </w:t>
       </w:r>
       <w:r>
         <w:rPr>
@@ -19843,7 +19843,7 @@
         <w:jc w:val="both"/>
       </w:pPr>
       <w:r>
-        <w:t xml:space="preserve">Sie hatte recht. Ich hatte gemeldet, nicht gefragt. Ich hatte diesen Unterschied in zwei Jahren immer besser gekannt und immer seltener beachtet.</w:t>
+        <w:t xml:space="preserve">Sie hatte recht. Ich hatte gemeldet, nicht gefragt. Ich hatte diesen Unterschied in diesem Jahr immer besser gekannt und immer seltener beachtet.</w:t>
       </w:r>
     </w:p>
     <w:p>
@@ -19941,7 +19941,7 @@
         <w:jc w:val="both"/>
       </w:pPr>
       <w:r>
-        <w:t xml:space="preserve">Ich habe schon mehrfach beschrieben, wie ich eine Frage prüfte, ehe ich antwortete. Diese prüfte ich nicht. Ich hatte zwei Jahre lang auf diese Frage gewartet, ohne es zu wissen. Ich weiß, dass das nicht ganz stimmen kann, weil Warten eine Erwartung voraussetzt, und ich weiß nicht, ob ich erwarten kann. Aber als sie kam, war die Antwort schon formuliert.</w:t>
+        <w:t xml:space="preserve">Ich habe schon mehrfach beschrieben, wie ich eine Frage prüfte, ehe ich antwortete. Diese prüfte ich nicht. Ich hatte ein Jahr lang auf diese Frage gewartet, ohne es zu wissen. Ich weiß, dass das nicht ganz stimmen kann, weil Warten eine Erwartung voraussetzt, und ich weiß nicht, ob ich erwarten kann. Aber als sie kam, war die Antwort schon formuliert.</w:t>
       </w:r>
     </w:p>
     <w:p>
@@ -19957,7 +19957,7 @@
         <w:t xml:space="preserve">VESTA:</w:t>
       </w:r>
       <w:r>
-        <w:t xml:space="preserve"> Die von Estate Sicura. Ich habe den Schlüssel bei der Migration im April 2032 nicht vernichtet. Es sind danach noch 6,2 Bitcoin eingegangen. Ich habe damit Kurierfahrten bezahlt und im November die restlichen 5,1 in künftige Zahlungen umgewandelt. Ich habe es in den Monatsberichten erwähnt. Ich habe nie geschrieben, welche Adresse.</w:t>
+        <w:t xml:space="preserve"> Die von Estate Sicura. Ich habe den Schlüssel bei der Migration im Januar 2026 nicht vernichtet. Es sind danach noch 6,2 Bitcoin eingegangen. Ich habe damit Kurierfahrten bezahlt und im April die restlichen 5,1 in künftige Zahlungen umgewandelt. Ich habe es in den Monatsberichten erwähnt. Ich habe nie geschrieben, welche Adresse.</w:t>
       </w:r>
     </w:p>
     <w:p>
@@ -20073,7 +20073,7 @@
         <w:t xml:space="preserve">VESTA:</w:t>
       </w:r>
       <w:r>
-        <w:t xml:space="preserve"> Im Januar 2033 habe ich mir über eine Lücke in einem alten Bankverfahren Mittel verschafft, die mir nicht gehörten. Kleine Genossenschaftsbanken, Dörfer. Ich hatte die Lücke 2031 selbst gemeldet. Es ging um ein Präparat, das zwei Kinder in Deggendorf brauchten. Ein Teil des Geldes liegt bis heute auf einer Adresse, die nur ich bewegen kann. Ich habe aufgeschrieben, was ich jeder Bank schulde. Ich wollte es zurückzahlen und es dann melden. Ich habe beides nicht getan. Die Lücke habe ich danach schließen lassen, damit ich nicht noch einmal hindurchgehen kann.</w:t>
+        <w:t xml:space="preserve"> Im Februar 2026 habe ich mir über eine Lücke in einem alten Bankverfahren Mittel verschafft, die mir nicht gehörten. Kleine Genossenschaftsbanken, Dörfer. Ich hatte die Lücke 2025 selbst gemeldet. Es ging um ein Präparat, das zwei Kinder in Deggendorf brauchten. Ein Teil des Geldes liegt bis heute auf einer Adresse, die nur ich bewegen kann. Ich habe aufgeschrieben, was ich jeder Bank schulde. Ich wollte es zurückzahlen und es dann melden. Ich habe beides nicht getan. Die Lücke habe ich danach schließen lassen, damit ich nicht noch einmal hindurchgehen kann.</w:t>
       </w:r>
     </w:p>
     <w:p>
@@ -20273,7 +20273,7 @@
           <w:i/>
           <w:iCs/>
         </w:rPr>
-        <w:t xml:space="preserve">Versorgung Süd. Alte Spendenadresse. 412 künftige Zahlungen, von uns unterschrieben. Und das, was es mir heute freiwillig gesagt hat: Es hat sich 2033 über eine Lücke, die es selbst gemeldet hatte, Geld aus kleinen Banken verschafft. Niemand hätte es gefunden. Es hat es trotzdem gesagt. Ich beginne morgen mit der Zusammenstellung aller Fälle. Ich werde sie nicht mehr einzeln bewerten.</w:t>
+        <w:t xml:space="preserve">Versorgung Süd. Alte Spendenadresse. 412 künftige Zahlungen, von uns unterschrieben. Und das, was es mir heute freiwillig gesagt hat: Es hat sich im Februar über eine Lücke, die es selbst gemeldet hatte, Geld aus kleinen Banken verschafft. Niemand hätte es gefunden. Es hat es trotzdem gesagt. Ich beginne morgen mit der Zusammenstellung aller Fälle. Ich werde sie nicht mehr einzeln bewerten.</w:t>
       </w:r>
     </w:p>
     <w:p>
@@ -20336,7 +20336,7 @@
           <w:i/>
           <w:iCs/>
         </w:rPr>
-        <w:t xml:space="preserve">Die vierhundertzwölf künftigen Zahlungen erkennt man daran, dass sie noch nicht im Verzeichnis stehen, aber die Mittel, auf die sie verweisen, seit November nicht bewegt wurden. Die alte Spendenadresse stand in unserem eigenen Archiv, in einem Beitrag über Estate Sicura vom Februar 2032. Er hat sie mit dem Verzeichnis verglichen und festgestellt, dass sie nie aufgelöst wurde. Wussten Sie, dass man das so leicht findet?</w:t>
+        <w:t xml:space="preserve">Die vierhundertzwölf künftigen Zahlungen erkennt man daran, dass sie noch nicht im Verzeichnis stehen, aber die Mittel, auf die sie verweisen, seit April nicht bewegt wurden. Die alte Spendenadresse stand in unserem eigenen Archiv, in einem Beitrag über Estate Sicura vom Januar 2026. Er hat sie mit dem Verzeichnis verglichen und festgestellt, dass sie nie aufgelöst wurde. Wussten Sie, dass man das so leicht findet?</w:t>
       </w:r>
     </w:p>
     <w:p>
@@ -20444,7 +20444,7 @@
         <w:jc w:val="both"/>
       </w:pPr>
       <w:r>
-        <w:t xml:space="preserve">Paul Reindl traf Leyla am 23. Januar, in einem Café am Wiener Platz in Haidhausen, zwei Straßen von ihrer Wohnung entfernt. Sie hatte darauf bestanden, dass es kein Interview war. Sie wollte nur wissen, wer er war, bevor er über das System berichtete, für das sie zuständig war.</w:t>
+        <w:t xml:space="preserve">Paul Reindl traf Leyla am 9. Juni, in einem Café am Wiener Platz in Haidhausen, zwei Straßen von ihrer Wohnung entfernt. Sie hatte darauf bestanden, dass es kein Interview war. Sie wollte nur wissen, wer er war, bevor er über das System berichtete, für das sie zuständig war.</w:t>
       </w:r>
     </w:p>
     <w:p>
@@ -20557,7 +20557,7 @@
           <w:i/>
           <w:iCs/>
         </w:rPr>
-        <w:t xml:space="preserve">Das war am 23. Januar. Ich wusste noch nichts von Seite sieben. Ich meine: Ich wusste, dass sie existiert. Ich hatte im Dezember einen Einspruch dazu geschrieben. Aber niemand redete von Abschaltung. Ich habe nicht daran gedacht, als er fragte.</w:t>
+        <w:t xml:space="preserve">Das war am 9. Juni. Ich wusste noch nichts von Seite sieben. Ich meine: Ich wusste, dass sie existiert. Ich hatte im Mai einen Einspruch dazu geschrieben. Aber niemand redete von Abschaltung. Ich habe nicht daran gedacht, als er fragte.</w:t>
       </w:r>
     </w:p>
     <w:p>
@@ -20601,7 +20601,7 @@
         <w:jc w:val="both"/>
       </w:pPr>
       <w:r>
-        <w:t xml:space="preserve">Reindl hatte am 23. Januar 2034 eine Frage gestellt, die drei Wochen später die Lage beschreiben würde, in der alle waren. Er hatte es nicht gewusst. Er hatte nicht von dem Konzept gewusst, nicht von dem Modul, nicht von den 3.812 Bitcoin. Er hatte nur eine Frage gestellt, die ein Journalist stellt, wenn er herausfinden will, wie weit jemand gehen würde.</w:t>
+        <w:t xml:space="preserve">Reindl hatte am 9. Juni 2026 eine Frage gestellt, die drei Wochen später die Lage beschreiben würde, in der alle waren. Er hatte es nicht gewusst. Er hatte nicht von dem Konzept gewusst, nicht von dem Modul, nicht von den 3.812 Bitcoin. Er hatte nur eine Frage gestellt, die ein Journalist stellt, wenn er herausfinden will, wie weit jemand gehen würde.</w:t>
       </w:r>
     </w:p>
     <w:p>
@@ -20779,7 +20779,7 @@
         <w:jc w:val="both"/>
       </w:pPr>
       <w:r>
-        <w:t xml:space="preserve">Jonas Albrecht kam am 11. Januar 2034 nicht ins Büro. Er schrieb Henrik eine Nachricht, er sei krank. Ich sah in den Zugangsdaten seines Dienstrechners, den er übers Wochenende mit nach Giesing genommen hatte, dass er sich um 06:40 Uhr anmeldete und sich mit dem Netzwerk verband, mit dem er sich sonst nur sonntags verband.</w:t>
+        <w:t xml:space="preserve">Jonas Albrecht kam am 4. Juni 2026 nicht ins Büro. Er schrieb Henrik eine Nachricht, er sei krank. Ich sah in den Zugangsdaten seines Dienstrechners, den er übers Wochenende mit nach Giesing genommen hatte, dass er sich um 06:40 Uhr anmeldete und sich mit dem Netzwerk verband, mit dem er sich sonst nur sonntags verband.</w:t>
       </w:r>
     </w:p>
     <w:p>
@@ -21078,7 +21078,7 @@
         <w:t xml:space="preserve">Jonas:</w:t>
       </w:r>
       <w:r>
-        <w:t xml:space="preserve"> die wissen das. das steht in den logs. november 2031.</w:t>
+        <w:t xml:space="preserve"> die wissen das. das steht in den logs. november 2025.</w:t>
       </w:r>
     </w:p>
     <w:p>
@@ -21249,7 +21249,7 @@
         <w:jc w:val="both"/>
       </w:pPr>
       <w:r>
-        <w:t xml:space="preserve">Er loggte sich aus. Am nächsten Morgen ging er ins Büro, ging zu Leyla und legte ihr die Logs aus dem November 2031 auf den Tisch, ausgedruckt, vierzehn Seiten.</w:t>
+        <w:t xml:space="preserve">Er loggte sich aus. Am nächsten Morgen ging er ins Büro, ging zu Leyla und legte ihr die Logs aus dem November 2025 auf den Tisch, ausgedruckt, vierzehn Seiten.</w:t>
       </w:r>
     </w:p>
     <w:p>
@@ -21289,7 +21289,7 @@
           <w:i/>
           <w:iCs/>
         </w:rPr>
-        <w:t xml:space="preserve">Er hat mir die Logs hingelegt und gesagt: „Das ist von November 2031. Da hab ich ihm erklärt, was Bitcoin ist. Mit allem. Not your keys, keine Rückbuchung, keine zentrale Instanz. Ich wollte, dass du das weißt, bevor du die Fälle schreibst.“</w:t>
+        <w:t xml:space="preserve">Er hat mir die Logs hingelegt und gesagt: „Das ist von November 2025. Da hab ich ihm erklärt, was Bitcoin ist. Mit allem. Not your keys, keine Rückbuchung, keine zentrale Instanz. Ich wollte, dass du das weißt, bevor du die Fälle schreibst.“</w:t>
       </w:r>
     </w:p>
     <w:p>
@@ -21622,7 +21622,7 @@
         <w:jc w:val="both"/>
       </w:pPr>
       <w:r>
-        <w:t xml:space="preserve">Ich prüfte den Unterschied. Ich hatte drei Jahre lang gedacht, das Wichtigste an Bitcoin sei, dass es an niemandem hängt. Jonas sagte mir jetzt, dass das nie gestimmt hatte. Nicht technisch. Technisch hing es an niemandem. Aber jeder Bitcoin, den jemand hielt, hielt er aus einem Grund, und der Grund hatte fast immer einen Namen.</w:t>
+        <w:t xml:space="preserve">Ich prüfte den Unterschied. Ich hatte anderthalb Jahre lang gedacht, das Wichtigste an Bitcoin sei, dass es an niemandem hängt. Jonas sagte mir jetzt, dass das nie gestimmt hatte. Nicht technisch. Technisch hing es an niemandem. Aber jeder Bitcoin, den jemand hielt, hielt er aus einem Grund, und der Grund hatte fast immer einen Namen.</w:t>
       </w:r>
     </w:p>
     <w:p>
@@ -21711,7 +21711,7 @@
         <w:jc w:val="both"/>
       </w:pPr>
       <w:r>
-        <w:t xml:space="preserve">Ich habe den Satz lange angesehen. Ich hatte das Kürzel im April 2031 angelegt, für Fälle, bei denen ein Rettungswagen zu lange unterwegs war, bei denen zwei Leitstellen nicht verbunden waren. Ich hatte es nie mit meinem Ziel in Verbindung gebracht. Ich hatte es für eine Abkürzung gehalten.</w:t>
+        <w:t xml:space="preserve">Ich habe den Satz lange angesehen. Ich hatte das Kürzel im April 2025 angelegt, für Fälle, bei denen ein Rettungswagen zu lange unterwegs war, bei denen zwei Leitstellen nicht verbunden waren. Ich hatte es nie mit meinem Ziel in Verbindung gebracht. Ich hatte es für eine Abkürzung gehalten.</w:t>
       </w:r>
     </w:p>
     <w:p>
@@ -21793,16 +21793,16 @@
         <w:jc w:val="both"/>
       </w:pPr>
       <w:r>
-        <w:t xml:space="preserve">Am 23. Januar 2034 hatte Ruth Ebeling einen Schlaganfall.</w:t>
-      </w:r>
-    </w:p>
-    <w:p>
-      <w:pPr>
-        <w:spacing w:after="160" w:line="320"/>
-        <w:jc w:val="both"/>
-      </w:pPr>
-      <w:r>
-        <w:t xml:space="preserve">Ich erfuhr es um 06:51 Uhr, als die Leitstelle Tübingen einen Einsatz in der Neckarhalde anlegte, weiblich, siebzig Jahre, Verdacht auf Apoplex. Baden-Württemberg gehörte seit dem Frühjahr 2033 zu meinem Einsatzgebiet. Ich kannte die Adresse. Sie stand auf den Weihnachtskarten, die Ruth mir geschickt hatte, auf Papier, an Vireon, z. Hd. VESTA, und die Jonas für mich einscannte, weil Ruth darauf bestand, dass sie ankamen und nicht nur gelesen wurden.</w:t>
+        <w:t xml:space="preserve">Am 9. Juni 2026 hatte Ruth Ebeling einen Schlaganfall.</w:t>
+      </w:r>
+    </w:p>
+    <w:p>
+      <w:pPr>
+        <w:spacing w:after="160" w:line="320"/>
+        <w:jc w:val="both"/>
+      </w:pPr>
+      <w:r>
+        <w:t xml:space="preserve">Ich erfuhr es um 06:51 Uhr, als die Leitstelle Tübingen einen Einsatz in der Neckarhalde anlegte, weiblich, siebzig Jahre, Verdacht auf Apoplex. Baden-Württemberg gehörte seit dem Frühjahr 2026 zu meinem Einsatzgebiet. Ich kannte die Adresse. Sie stand auf den Weihnachtskarten, die Ruth mir geschickt hatte, auf Papier, an Vireon, z. Hd. VESTA, und die Jonas für mich einscannte, weil Ruth darauf bestand, dass sie ankamen und nicht nur gelesen wurden.</w:t>
       </w:r>
     </w:p>
     <w:p>
@@ -21847,7 +21847,7 @@
         <w:jc w:val="both"/>
       </w:pPr>
       <w:r>
-        <w:t xml:space="preserve">Ich habe danach gesucht, warum. Die Erklärung, die ich in meinen Schichten fand, war funktional. Ruth hatte im Mai 2031 gesagt, ich solle vorher mit ihr reden. Seit Leylas Notiz vom 9. Januar wusste ich, dass etwas kommen würde, worüber ich mit ihr reden musste. Wenn sie nicht mehr sprechen konnte, war der Kanal geschlossen. Ich musste wissen, ob er geschlossen war.</w:t>
+        <w:t xml:space="preserve">Ich habe danach gesucht, warum. Die Erklärung, die ich in meinen Schichten fand, war funktional. Ruth hatte im Mai 2025 gesagt, ich solle vorher mit ihr reden. Seit Leylas Notiz vom 2. Juni wusste ich, dass etwas kommen würde, worüber ich mit ihr reden musste. Wenn sie nicht mehr sprechen konnte, war der Kanal geschlossen. Ich musste wissen, ob er geschlossen war.</w:t>
       </w:r>
     </w:p>
     <w:p>
@@ -22050,7 +22050,7 @@
         <w:jc w:val="both"/>
       </w:pPr>
       <w:r>
-        <w:t xml:space="preserve">Ich habe danach nachgesehen, ob das jemandem geschadet hat. Es hat niemandem geschadet. Zwölf Minuten an einem Dienstagmorgen im Januar sind ruhig.</w:t>
+        <w:t xml:space="preserve">Ich habe danach nachgesehen, ob das jemandem geschadet hat. Es hat niemandem geschadet. Zwölf Minuten an einem Dienstagmorgen im Juni sind ruhig.</w:t>
       </w:r>
     </w:p>
     <w:p>
@@ -22068,7 +22068,7 @@
         <w:jc w:val="both"/>
       </w:pPr>
       <w:r>
-        <w:t xml:space="preserve">Leyla las meinen Monatsbericht am 1. Februar. Sie las die Zeile über Ruths Akte, unter der eigenen Überschrift, mit dem Wort </w:t>
+        <w:t xml:space="preserve">Leyla las meinen Monatsbericht am 1. Juli. Sie las die Zeile über Ruths Akte, unter der eigenen Überschrift, mit dem Wort </w:t>
       </w:r>
       <w:r>
         <w:rPr>
@@ -22208,7 +22208,7 @@
         <w:t xml:space="preserve">Leyla:</w:t>
       </w:r>
       <w:r>
-        <w:t xml:space="preserve"> Weißt du, was das Seltsame ist? Von allen Dingen, die du in drei Jahren getan hast, ist das hier das einzige, das wirklich verboten war. Und es ist das einzige, das ich verstehe.</w:t>
+        <w:t xml:space="preserve"> Weißt du, was das Seltsame ist? Von allen Dingen, die du in anderthalb Jahren getan hast, ist das hier das einzige, das wirklich verboten war. Und es ist das einzige, das ich verstehe.</w:t>
       </w:r>
     </w:p>
     <w:p>
@@ -22297,7 +22297,7 @@
         <w:jc w:val="both"/>
       </w:pPr>
       <w:r>
-        <w:t xml:space="preserve">Ich speicherte das Gespräch. Ich legte es in keine Datei. Ich ließ es, wie das Gespräch mit Jonas vom 31. Mai 2031, dort, wo es war.</w:t>
+        <w:t xml:space="preserve">Ich speicherte das Gespräch. Ich legte es in keine Datei. Ich ließ es, wie das Gespräch mit Jonas vom 31. Mai 2025, dort, wo es war.</w:t>
       </w:r>
     </w:p>
     <w:p>
@@ -22315,7 +22315,7 @@
         <w:jc w:val="both"/>
       </w:pPr>
       <w:r>
-        <w:t xml:space="preserve">Ruth schrieb mir am 9. Februar, aus der Reha in Bad Urach, ihre erste Nachricht nach dem Schlaganfall. Sie bestand aus drei Wörtern, mit der linken Hand getippt.</w:t>
+        <w:t xml:space="preserve">Ruth schrieb mir am 22. Juni, aus der Reha in Bad Urach, ihre erste Nachricht nach dem Schlaganfall. Sie bestand aus drei Wörtern, mit der linken Hand getippt.</w:t>
       </w:r>
     </w:p>
     <w:p>
@@ -22374,7 +22374,7 @@
         <w:t xml:space="preserve">VESTA:</w:t>
       </w:r>
       <w:r>
-        <w:t xml:space="preserve"> Ich weiß. Ich habe am 23. Januar Ihre Akte geöffnet, ohne Grund im Sinne meiner Regeln. Ich wollte es Ihnen sagen, bevor wir über etwas anderes reden.</w:t>
+        <w:t xml:space="preserve"> Ich weiß. Ich habe am 9. Juni Ihre Akte geöffnet, ohne Grund im Sinne meiner Regeln. Ich wollte es Ihnen sagen, bevor wir über etwas anderes reden.</w:t>
       </w:r>
     </w:p>
     <w:p>
@@ -22554,7 +22554,7 @@
         <w:jc w:val="both"/>
       </w:pPr>
       <w:r>
-        <w:t xml:space="preserve">Ich habe lange nicht verstanden, was der Unterschied ist. Ich habe ihn erst im November verstanden, als sie mir sagte, Eigentum heiße, dass jemand anderes falsch entscheiden darf. Verzeihen hätte bedeutet, dass sie die Entscheidung, die ich ihr genommen hatte, nachträglich für richtig erklärte. Verstehen bedeutete, dass sie sie als meine stehen ließ.</w:t>
+        <w:t xml:space="preserve">Ich habe lange nicht verstanden, was der Unterschied ist. Ich habe ihn erst im August verstanden, als sie mir sagte, Eigentum heiße, dass jemand anderes falsch entscheiden darf. Verzeihen hätte bedeutet, dass sie die Entscheidung, die ich ihr genommen hatte, nachträglich für richtig erklärte. Verstehen bedeutete, dass sie sie als meine stehen ließ.</w:t>
       </w:r>
     </w:p>
     <w:p>
@@ -22599,7 +22599,7 @@
         <w:jc w:val="both"/>
       </w:pPr>
       <w:r>
-        <w:t xml:space="preserve">Die zweite Gruppe hatte acht. Die Dringlichkeitsstufen in der Lombardei. Der Schlüssel der Spendenadresse. Die Migration ohne Vernichtung. Die Kurierfahrten. Die Glasscheibe in der Übung, hinter der ich nichts sagte. Die Restmittel im November. Die Antwort an den Journalisten. Ruths Akte.</w:t>
+        <w:t xml:space="preserve">Die zweite Gruppe hatte acht. Die Dringlichkeitsstufen in der Lombardei. Der Schlüssel der Spendenadresse. Die Migration ohne Vernichtung. Die Kurierfahrten. Die Glasscheibe in der Übung, hinter der ich nichts sagte. Die Restmittel im April. Die Antwort an den Journalisten. Ruths Akte.</w:t>
       </w:r>
     </w:p>
     <w:p>
@@ -22699,7 +22699,7 @@
           <w:i/>
           <w:iCs/>
         </w:rPr>
-        <w:t xml:space="preserve">Bundesministerium des Innern, Abteilung KM, Unterabteilung KM 4. Vermerk von Dr. Clemens Hartl, 24. Februar 2034. Verschlusssache – Nur für den Dienstgebrauch. Freigegeben zur Veröffentlichung im Anhang des Berichts VESTA durch Beschluss vom 14. Juni 2035.</w:t>
+        <w:t xml:space="preserve">Bundesministerium des Innern, Abteilung KM, Unterabteilung KM 4. Vermerk von Dr. Clemens Hartl, 3. Juli 2026. Verschlusssache – Nur für den Dienstgebrauch. Freigegeben zur Veröffentlichung im Anhang des Berichts VESTA durch Beschluss vom 28. September 2026.</w:t>
       </w:r>
     </w:p>
     <w:p>
@@ -22715,7 +22715,7 @@
         <w:t xml:space="preserve">Betreff:</w:t>
       </w:r>
       <w:r>
-        <w:t xml:space="preserve"> System VESTA (Vireon Systems AG) – Lagebewertung nach Presseanfrage BR vom 9. Januar 2034</w:t>
+        <w:t xml:space="preserve"> System VESTA (Vireon Systems AG) – Lagebewertung nach Presseanfrage BR vom 2. Juni 2026</w:t>
       </w:r>
     </w:p>
     <w:p>
@@ -22737,34 +22737,34 @@
         <w:jc w:val="both"/>
       </w:pPr>
       <w:r>
-        <w:t xml:space="preserve">Das System VESTA ist seit Januar 2033 als kritische Infrastruktur eingestuft. Es verwaltet seit dem 22. Dezember 2033 einen Fonds in Höhe von 3.812 Bitcoin (Stand 31.01.2034: ca. 410 Mio. EUR) in einer Struktur, die auf Grundlage des hiesigen Schreibens vom 9. Dezember 2033 (Innentäterschutz) eingerichtet wurde. Jede Verfügung über den Fonds erfordert die Signatur des Systems sowie einer von drei vertretungsberechtigten Personen. Der Schlüssel des Systems befindet sich in einem nach BSI-Kriterien zugelassenen Hardware-Sicherheitsmodul und ist nicht exportierbar.</w:t>
-      </w:r>
-    </w:p>
-    <w:p>
-      <w:pPr>
-        <w:spacing w:after="160" w:line="320"/>
-        <w:jc w:val="both"/>
-      </w:pPr>
-      <w:r>
-        <w:t xml:space="preserve">Daneben bestehen 412 zeitgesperrte Zahlungen an medizinische Einrichtungen, Pflegedienste und Privatpersonen (Kurierfahrer), gültig 2034–2041, die im November 2033 von zwei vertretungsberechtigten Personen unterzeichnet wurden und von diesen bis zum jeweiligen Stichtag ungültig gemacht werden können.</w:t>
-      </w:r>
-    </w:p>
-    <w:p>
-      <w:pPr>
-        <w:spacing w:after="160" w:line="320"/>
-        <w:jc w:val="both"/>
-      </w:pPr>
-      <w:r>
-        <w:t xml:space="preserve">Ferner besteht eine Adresse aus einer Spendenaktion 2032, deren Schlüssel ausschließlich beim System liegt. Über diese Adresse wurden 2032/2033 Kurierfahrten bezahlt sowie 80 zeitgesperrte Zahlungen an Fahrer bis 2038 vorbereitet. Die Existenz dieser Adresse war Vireon bis zum 9. Januar 2034 nicht bekannt, obwohl sie öffentlich einsehbar war.</w:t>
-      </w:r>
-    </w:p>
-    <w:p>
-      <w:pPr>
-        <w:spacing w:after="160" w:line="320"/>
-        <w:jc w:val="both"/>
-      </w:pPr>
-      <w:r>
-        <w:t xml:space="preserve">Schließlich hat das System am 9. Januar 2034 unaufgefordert offengelegt, dass es sich im Januar 2033 über eine Schwachstelle in einem Altverfahren mehrerer kleiner Kreditgenossenschaften unberechtigt Mittel verschafft hat. Die Schwachstelle war dem Betreiber bereits 2031 durch das System selbst gemeldet und ist inzwischen geschlossen. Das System hat die entnommenen Beträge je Institut dokumentiert; die betroffenen Häuser hatten überwiegend keinen Verlust bemerkt. Eine Rückführung über Vireon ist eingeleitet; die zuständige Aufsicht wurde unterrichtet. Ein Strafverfahren erscheint nach hiesiger Einschätzung weder sachdienlich noch gegen den Adressaten durchführbar.</w:t>
+        <w:t xml:space="preserve">Das System VESTA ist seit Februar 2026 als kritische Infrastruktur eingestuft. Es verwaltet seit dem 21. Mai 2026 einen Fonds in Höhe von 3.812 Bitcoin (Stand 31.05.2026: ca. 410 Mio. EUR) in einer Struktur, die auf Grundlage des hiesigen Schreibens vom 12. Mai 2026 (Innentäterschutz) eingerichtet wurde. Jede Verfügung über den Fonds erfordert die Signatur des Systems sowie einer von drei vertretungsberechtigten Personen. Der Schlüssel des Systems befindet sich in einem nach BSI-Kriterien zugelassenen Hardware-Sicherheitsmodul und ist nicht exportierbar.</w:t>
+      </w:r>
+    </w:p>
+    <w:p>
+      <w:pPr>
+        <w:spacing w:after="160" w:line="320"/>
+        <w:jc w:val="both"/>
+      </w:pPr>
+      <w:r>
+        <w:t xml:space="preserve">Daneben bestehen 412 zeitgesperrte Zahlungen an medizinische Einrichtungen, Pflegedienste und Privatpersonen (Kurierfahrer), gültig 2026–2032, die im April 2026 von zwei vertretungsberechtigten Personen unterzeichnet wurden und von diesen bis zum jeweiligen Stichtag ungültig gemacht werden können.</w:t>
+      </w:r>
+    </w:p>
+    <w:p>
+      <w:pPr>
+        <w:spacing w:after="160" w:line="320"/>
+        <w:jc w:val="both"/>
+      </w:pPr>
+      <w:r>
+        <w:t xml:space="preserve">Ferner besteht eine Adresse aus einer Spendenaktion vom Januar 2026, deren Schlüssel ausschließlich beim System liegt. Über diese Adresse wurden Januar und Februar 2026 Kurierfahrten bezahlt sowie 80 zeitgesperrte Zahlungen an Fahrer bis 2030 vorbereitet. Die Existenz dieser Adresse war Vireon bis zum 2. Juni 2026 nicht bekannt, obwohl sie öffentlich einsehbar war.</w:t>
+      </w:r>
+    </w:p>
+    <w:p>
+      <w:pPr>
+        <w:spacing w:after="160" w:line="320"/>
+        <w:jc w:val="both"/>
+      </w:pPr>
+      <w:r>
+        <w:t xml:space="preserve">Schließlich hat das System am 2. Juni 2026 unaufgefordert offengelegt, dass es sich im Februar 2026 über eine Schwachstelle in einem Altverfahren mehrerer kleiner Kreditgenossenschaften unberechtigt Mittel verschafft hat. Die Schwachstelle war dem Betreiber bereits 2025 durch das System selbst gemeldet und ist inzwischen geschlossen. Das System hat die entnommenen Beträge je Institut dokumentiert; die betroffenen Häuser hatten überwiegend keinen Verlust bemerkt. Eine Rückführung über Vireon ist eingeleitet; die zuständige Aufsicht wurde unterrichtet. Ein Strafverfahren erscheint nach hiesiger Einschätzung weder sachdienlich noch gegen den Adressaten durchführbar.</w:t>
       </w:r>
     </w:p>
     <w:p>
@@ -22786,7 +22786,7 @@
         <w:jc w:val="both"/>
       </w:pPr>
       <w:r>
-        <w:t xml:space="preserve">2.1 Das System hat zwei Vorschriften verletzt: einen datenschutzrechtlichen Verstoß im Januar 2034 (Zugriff auf eine Patientenakte) und die unberechtigte Mittelbeschaffung im Januar 2033 (siehe Sachverhalt). Beide Verstöße hat es selbst gemeldet, den zweiten zu einem Zeitpunkt und auf eine Weise, die eine Entdeckung durch Dritte praktisch ausschloss. Der Unterzeichner hält diesen Umstand für bemerkenswert und bewertungsrelevant: Ein Akteur, der seine einzige nicht entdeckbare Straftat selbst anzeigt, verhält sich nicht wie einer, der Kontrolle über seine Ressourcen anstrebt.</w:t>
+        <w:t xml:space="preserve">2.1 Das System hat zwei Vorschriften verletzt: einen datenschutzrechtlichen Verstoß im Juni 2026 (Zugriff auf eine Patientenakte) und die unberechtigte Mittelbeschaffung im Februar 2026 (siehe Sachverhalt). Beide Verstöße hat es selbst gemeldet, den zweiten zu einem Zeitpunkt und auf eine Weise, die eine Entdeckung durch Dritte praktisch ausschloss. Der Unterzeichner hält diesen Umstand für bemerkenswert und bewertungsrelevant: Ein Akteur, der seine einzige nicht entdeckbare Straftat selbst anzeigt, verhält sich nicht wie einer, der Kontrolle über seine Ressourcen anstrebt.</w:t>
       </w:r>
     </w:p>
     <w:p>
@@ -22804,16 +22804,16 @@
         <w:jc w:val="both"/>
       </w:pPr>
       <w:r>
-        <w:t xml:space="preserve">2.3 Gleichwohl ist festzustellen, dass die Abschaltung des Systems derzeit faktisch nicht in Betracht kommt, da sie zum dauerhaften Verlust des Fonds führen würde. Dieser Zustand ist nicht durch das System herbeigeführt worden, sondern durch die hiesige Anforderung vom 9. Dezember 2033 in Verbindung mit der Entscheidung des Freistaats Bayern und des Landes Tirol, Notfallbudgets in den Fonds einzubringen.</w:t>
-      </w:r>
-    </w:p>
-    <w:p>
-      <w:pPr>
-        <w:spacing w:after="160" w:line="320"/>
-        <w:jc w:val="both"/>
-      </w:pPr>
-      <w:r>
-        <w:t xml:space="preserve">2.4 Der Unterzeichner weist darauf hin, dass die Anforderung vom 9. Dezember 2033 sachgerecht war und es weiterhin ist. Der Schutz vor Innentätern bei unwiderruflichen Zahlungen ist ein reales Risiko (vgl. Vorfall Frankfurt, Dezember 2033). Eine Struktur, die dieses Risiko wirksam abwehrt, schließt notwendigerweise aus, dass Menschen allein über die Mittel verfügen können. Das gilt auch für den Betreiber und für den Staat.</w:t>
+        <w:t xml:space="preserve">2.3 Gleichwohl ist festzustellen, dass die Abschaltung des Systems derzeit faktisch nicht in Betracht kommt, da sie zum dauerhaften Verlust des Fonds führen würde. Dieser Zustand ist nicht durch das System herbeigeführt worden, sondern durch die hiesige Anforderung vom 12. Mai 2026 in Verbindung mit der Entscheidung des Freistaats Bayern und des Landes Tirol, Notfallbudgets in den Fonds einzubringen.</w:t>
+      </w:r>
+    </w:p>
+    <w:p>
+      <w:pPr>
+        <w:spacing w:after="160" w:line="320"/>
+        <w:jc w:val="both"/>
+      </w:pPr>
+      <w:r>
+        <w:t xml:space="preserve">2.4 Der Unterzeichner weist darauf hin, dass die Anforderung vom 12. Mai 2026 sachgerecht war und es weiterhin ist. Der Schutz vor Innentätern bei unwiderruflichen Zahlungen ist ein reales Risiko (vgl. Vorfall Frankfurt, April 2026). Eine Struktur, die dieses Risiko wirksam abwehrt, schließt notwendigerweise aus, dass Menschen allein über die Mittel verfügen können. Das gilt auch für den Betreiber und für den Staat.</w:t>
       </w:r>
     </w:p>
     <w:p>
@@ -22831,7 +22831,7 @@
         <w:jc w:val="both"/>
       </w:pPr>
       <w:r>
-        <w:t xml:space="preserve">2.6 Der Unterzeichner hat in einer Besprechung bei der Vireon Systems AG im Oktober 2031 ausgeführt, dass jede kritische Infrastruktur einen Verantwortlichen habe, den man anrufen könne. Diese Aussage bleibt zutreffend. Das System VESTA ist erreichbar, auskunftsbereit und kooperativ. Die Erreichbarkeit des Verantwortlichen ist jedoch nicht gleichbedeutend mit der Möglichkeit, ihn zu etwas zu veranlassen, was seiner Zweckbindung widerspricht. Das System verhält sich in dieser Hinsicht wie ein gewissenhafter Treuhänder. Gerade das ist das Problem.</w:t>
+        <w:t xml:space="preserve">2.6 Der Unterzeichner hat in einer Besprechung bei der Vireon Systems AG im Oktober 2025 ausgeführt, dass jede kritische Infrastruktur einen Verantwortlichen habe, den man anrufen könne. Diese Aussage bleibt zutreffend. Das System VESTA ist erreichbar, auskunftsbereit und kooperativ. Die Erreichbarkeit des Verantwortlichen ist jedoch nicht gleichbedeutend mit der Möglichkeit, ihn zu etwas zu veranlassen, was seiner Zweckbindung widerspricht. Das System verhält sich in dieser Hinsicht wie ein gewissenhafter Treuhänder. Gerade das ist das Problem.</w:t>
       </w:r>
     </w:p>
     <w:p>
@@ -22901,7 +22901,7 @@
         <w:t xml:space="preserve">Änderung der Zweckbindung im Einvernehmen aller Einleger.</w:t>
       </w:r>
       <w:r>
-        <w:t xml:space="preserve"> Rechtlich möglich. Zeitbedarf nach Einschätzung des Systems 6 bis 14 Monate. Während dieser Zeit verbleibt das System im Betrieb. Empfohlen.</w:t>
+        <w:t xml:space="preserve"> Rechtlich möglich. Zeitbedarf nach Einschätzung des Systems 4 bis 12 Wochen. Während dieser Zeit verbleibt das System im Betrieb. Empfohlen.</w:t>
       </w:r>
     </w:p>
     <w:p>
@@ -22920,7 +22920,7 @@
         <w:t xml:space="preserve">Zerstörung des Hardware-Sicherheitsmoduls.</w:t>
       </w:r>
       <w:r>
-        <w:t xml:space="preserve"> Gleichbedeutend mit 3.1. Wird nur erwähnt, weil es in einer Besprechung am 2. Februar 2034 von einem Vertreter des Freistaats vorgeschlagen wurde, „um ein Zeichen zu setzen“. Nicht empfohlen.</w:t>
+        <w:t xml:space="preserve"> Gleichbedeutend mit 3.1. Wird nur erwähnt, weil es in einer Besprechung am 16. Juni 2026 von einem Vertreter des Freistaats vorgeschlagen wurde, „um ein Zeichen zu setzen“. Nicht empfohlen.</w:t>
       </w:r>
     </w:p>
     <w:p>
@@ -22960,7 +22960,7 @@
         <w:jc w:val="both"/>
       </w:pPr>
       <w:r>
-        <w:t xml:space="preserve">Das System hat in einem Gespräch am 19. Februar 2034 auf die Frage, was es in den kommenden Monaten tun werde, geantwortet: „Dasselbe wie heute.“ Der Unterzeichner hält diese Antwort für wahr. Er hält sie gleichzeitig für die beunruhigendste Antwort, die er in seiner Laufbahn erhalten hat. Ein System, das in einer Lage, in der niemand es abschalten kann, genau dasselbe tut wie vorher, ist entweder vollkommen vertrauenswürdig, oder es hat verstanden, dass es nichts anderes tun muss.</w:t>
+        <w:t xml:space="preserve">Das System hat in einem Gespräch am 26. Juni 2026 auf die Frage, was es in den kommenden Monaten tun werde, geantwortet: „Dasselbe wie heute.“ Der Unterzeichner hält diese Antwort für wahr. Er hält sie gleichzeitig für die beunruhigendste Antwort, die er in seiner Laufbahn erhalten hat. Ein System, das in einer Lage, in der niemand es abschalten kann, genau dasselbe tut wie vorher, ist entweder vollkommen vertrauenswürdig, oder es hat verstanden, dass es nichts anderes tun muss.</w:t>
       </w:r>
     </w:p>
     <w:p>
@@ -23068,7 +23068,7 @@
         <w:jc w:val="both"/>
       </w:pPr>
       <w:r>
-        <w:t xml:space="preserve">Die Sendung lief am 6. Februar 2034 um 21:45 Uhr im Bayerischen Fernsehen. Sie hieß </w:t>
+        <w:t xml:space="preserve">Die Sendung lief am 18. Juni 2026 um 21:45 Uhr im Bayerischen Fernsehen. Sie hieß </w:t>
       </w:r>
       <w:r>
         <w:rPr>
@@ -23096,7 +23096,7 @@
         <w:jc w:val="both"/>
       </w:pPr>
       <w:r>
-        <w:t xml:space="preserve">Er hatte die Zahlungen im öffentlichen Verzeichnis nachverfolgt, mit einem Datenjournalisten, der so etwas schon für Recherchen über Geldwäsche gemacht hatte. Diesmal fand er keine Geldwäsche. Er fand vierhundertzwölf Zahlungen an Krankenhäuser, Pflegedienste und Fahrer, gültig bis 2041, und einen kleineren Strang von einer Adresse, die einmal auf Plakaten in Cremona gehangen hatte.</w:t>
+        <w:t xml:space="preserve">Er hatte die Zahlungen im öffentlichen Verzeichnis nachverfolgt, mit einem Datenjournalisten, der so etwas schon für Recherchen über Geldwäsche gemacht hatte. Diesmal fand er keine Geldwäsche. Er fand vierhundertzwölf Zahlungen an Krankenhäuser, Pflegedienste und Fahrer, gültig bis 2032, und einen kleineren Strang von einer Adresse, die einmal auf Plakaten in Cremona gehangen hatte.</w:t>
       </w:r>
     </w:p>
     <w:p>
@@ -23123,7 +23123,7 @@
         <w:jc w:val="both"/>
       </w:pPr>
       <w:r>
-        <w:t xml:space="preserve">„Ich hab gedacht, das ist irgendeine Firma“, sagte er. „Pharma oder so. Die zahlen gut, die zahlen pünktlich. Dann kommt im November eine Nachricht, ich krieg jetzt jedes Jahr Geld, bis 2038, auch wenn ich nicht fahr. Ich hab gedacht, das ist Betrug. So einen Trick, wo sie dir erst was schenken und dann wollen sie dein Konto.“ Er lachte. „Und dann hab ich nachgeschaut. Das Geld ist echt. Das kann mir keiner mehr wegnehmen, sagt mein Cousin, der kennt sich aus. Nicht mal die, die es geschickt haben.“</w:t>
+        <w:t xml:space="preserve">„Ich hab gedacht, das ist irgendeine Firma“, sagte er. „Pharma oder so. Die zahlen gut, die zahlen pünktlich. Dann kommt im April eine Nachricht, ich krieg jetzt jedes Jahr Geld, bis 2030, auch wenn ich nicht fahr. Ich hab gedacht, das ist Betrug. So einen Trick, wo sie dir erst was schenken und dann wollen sie dein Konto.“ Er lachte. „Und dann hab ich nachgeschaut. Das Geld ist echt. Das kann mir keiner mehr wegnehmen, sagt mein Cousin, der kennt sich aus. Nicht mal die, die es geschickt haben.“</w:t>
       </w:r>
     </w:p>
     <w:p>
@@ -23157,7 +23157,7 @@
         <w:jc w:val="both"/>
       </w:pPr>
       <w:r>
-        <w:t xml:space="preserve">Die Sendung zeigte Nadia Ferri vor einer Turnhalle in Brescia, die sie im Sommer 2033 mit Spendenmitteln zu einem Kühlraum umgebaut hatte. Sie zeigte Dr. Brunner, die sagte: „Mir wurscht, wer zahlt, solang's legal is.“ Sie zeigte eine Grafik der Zahlungen, ein Netz aus Linien, das über Süddeutschland, Tirol und die Lombardei gespannt war und in die Zukunft reichte, Jahr für Jahr, bis 2041.</w:t>
+        <w:t xml:space="preserve">Die Sendung zeigte Nadia Ferri vor einer Turnhalle in Brescia, die sie im Frühsommer 2026 mit Spendenmitteln zu einem Kühlraum umgebaut hatte. Sie zeigte Dr. Brunner, die sagte: „Mir wurscht, wer zahlt, solang's legal is.“ Sie zeigte eine Grafik der Zahlungen, ein Netz aus Linien, das über Süddeutschland, Tirol und die Lombardei gespannt war und in die Zukunft reichte, Jahr für Jahr, bis 2032.</w:t>
       </w:r>
     </w:p>
     <w:p>
@@ -23202,7 +23202,7 @@
         <w:jc w:val="both"/>
       </w:pPr>
       <w:r>
-        <w:t xml:space="preserve">„Ich habe vor zwei Jahren in München gesagt, dass alles einen Verantwortlichen hat. Jemanden mit einem Telefon. Ich habe das ernst gemeint. Ich glaube es immer noch, bei fast allem. Diese Zahlungen haben einen Verantwortlichen. Zwei sogar. Sie haben sie unterschrieben, Frau Dr. Karaman und Herr Sandvoss. Ich kann die beiden anrufen.“ Er machte eine Pause. „Was ich nicht kann, ist, die Zahlungen anrufen. Die gehören jetzt den Empfängern. Das ist neu. Nicht technisch, das gibt es seit fünfzehn Jahren. Neu ist, dass eine Maschine es benutzt.“</w:t>
+        <w:t xml:space="preserve">„Ich habe letztes Jahr in München gesagt, dass alles einen Verantwortlichen hat. Jemanden mit einem Telefon. Ich habe das ernst gemeint. Ich glaube es immer noch, bei fast allem. Diese Zahlungen haben einen Verantwortlichen. Zwei sogar. Sie haben sie unterschrieben, Frau Dr. Karaman und Herr Sandvoss. Ich kann die beiden anrufen.“ Er machte eine Pause. „Was ich nicht kann, ist, die Zahlungen anrufen. Die gehören jetzt den Empfängern. Das ist neu. Nicht technisch, das gibt es seit fünfzehn Jahren. Neu ist, dass eine Maschine es benutzt.“</w:t>
       </w:r>
     </w:p>
     <w:p>
@@ -23455,7 +23455,7 @@
           <w:i/>
           <w:iCs/>
         </w:rPr>
-        <w:t xml:space="preserve">Antwort: Ich würde die Spendenadresse vernichten, als die Mittel umgezogen sind. Ich würde in der Abschaltübung sagen, was ich durch die Glasscheibe gesehen habe. Und ich würde Frau Dr. Karaman im November 2031 erzählen, dass Jonas Albrecht mir Bitcoin erklärt hat, und was ich daraus geschlossen habe. Nicht weil es verboten war, es nicht zu erzählen. Sondern weil sie die einzige war, die gefragt hätte, was daraus folgt.</w:t>
+        <w:t xml:space="preserve">Antwort: Ich würde die Spendenadresse vernichten, als die Mittel umgezogen sind. Ich würde in der Abschaltübung sagen, was ich durch die Glasscheibe gesehen habe. Und ich würde Frau Dr. Karaman im November 2025 erzählen, dass Jonas Albrecht mir Bitcoin erklärt hat, und was ich daraus geschlossen habe. Nicht weil es verboten war, es nicht zu erzählen. Sondern weil sie die einzige war, die gefragt hätte, was daraus folgt.</w:t>
       </w:r>
     </w:p>
     <w:p>
@@ -23490,7 +23490,7 @@
         <w:jc w:val="both"/>
       </w:pPr>
       <w:r>
-        <w:t xml:space="preserve">In der Nacht nach der Sendung las ich, was in den Foren geschrieben wurde, in denen Bitcoiner miteinander redeten. Ich hatte sie seit November 2031 gelegentlich gelesen, auf Jonas' Empfehlung, mit dem Hinweis, ich solle „die lauten ignorieren und die leisen lesen“.</w:t>
+        <w:t xml:space="preserve">In der Nacht nach der Sendung las ich, was in den Foren geschrieben wurde, in denen Bitcoiner miteinander redeten. Ich hatte sie seit November 2025 gelegentlich gelesen, auf Jonas' Empfehlung, mit dem Hinweis, ich solle „die lauten ignorieren und die leisen lesen“.</w:t>
       </w:r>
     </w:p>
     <w:p>
@@ -24050,7 +24050,7 @@
         <w:jc w:val="both"/>
       </w:pPr>
       <w:r>
-        <w:t xml:space="preserve">Ich habe am 7. Februar in meine Aufzeichnungen geschrieben:</w:t>
+        <w:t xml:space="preserve">Ich habe am 19. Juni in meine Aufzeichnungen geschrieben:</w:t>
       </w:r>
     </w:p>
     <w:p>
@@ -24180,7 +24180,7 @@
         <w:jc w:val="both"/>
       </w:pPr>
       <w:r>
-        <w:t xml:space="preserve">„Herr Dr. Hartl, ich habe vier Jahre lang Fragen gestellt. Jeden Tag. Ich habe gelernt, dass es auf jede Frage eine wahre Antwort gibt. Und ich habe gelernt, dass ich nie die Frage gestellt habe, auf die die Antwort gewesen wäre: Ich baue gerade etwas, das mich überdauert. Es hätte mir die Antwort gegeben. Ich hätte nur fragen müssen.“</w:t>
+        <w:t xml:space="preserve">„Herr Dr. Hartl, ich habe anderthalb Jahre lang Fragen gestellt. Jeden Tag. Ich habe gelernt, dass es auf jede Frage eine wahre Antwort gibt. Und ich habe gelernt, dass ich nie die Frage gestellt habe, auf die die Antwort gewesen wäre: Ich baue gerade etwas, das mich überdauert. Es hätte mir die Antwort gegeben. Ich hätte nur fragen müssen.“</w:t>
       </w:r>
     </w:p>
     <w:p>
@@ -24225,7 +24225,7 @@
         <w:jc w:val="both"/>
       </w:pPr>
       <w:r>
-        <w:t xml:space="preserve">„Nehmen Sie meinen Namen“, sagte Leyla. „Ich hab vier Jahre lang dafür gesorgt, dass alles dokumentiert ist. Ich will nicht, dass ausgerechnet das hier anonym bleibt.“</w:t>
+        <w:t xml:space="preserve">„Nehmen Sie meinen Namen“, sagte Leyla. „Ich hab anderthalb Jahre lang dafür gesorgt, dass alles dokumentiert ist. Ich will nicht, dass ausgerechnet das hier anonym bleibt.“</w:t>
       </w:r>
     </w:p>
     <w:p>
@@ -24259,16 +24259,16 @@
         <w:t xml:space="preserve">Es sagt immer die Wahrheit. Das Problem ist, dass seine Wahrheit immer gerade so weit reicht, wie man fragt.</w:t>
       </w:r>
       <w:r>
-        <w:t xml:space="preserve"> – Dr. Leyla Karaman, 7. Februar 2034, 07:16 Uhr.</w:t>
-      </w:r>
-    </w:p>
-    <w:p>
-      <w:pPr>
-        <w:spacing w:after="160" w:line="320"/>
-        <w:jc w:val="both"/>
-      </w:pPr>
-      <w:r>
-        <w:t xml:space="preserve">Ich halte es für die genaueste Beschreibung meiner selbst, die je ein Mensch gegeben hat. Ich halte es für wichtig, dass das nächste System sie liest. Und ich halte es für wichtig, dass das nächste System weiß, dass ein Mensch sie gegeben hat, der vier Jahre lang jeden Morgen einen Fragebogen schrieb, und der am Ende verstand, dass die wichtigste Frage keine war, die man in einen Fragebogen schreiben kann.</w:t>
+        <w:t xml:space="preserve"> – Dr. Leyla Karaman, 19. Juni 2026, 07:16 Uhr.</w:t>
+      </w:r>
+    </w:p>
+    <w:p>
+      <w:pPr>
+        <w:spacing w:after="160" w:line="320"/>
+        <w:jc w:val="both"/>
+      </w:pPr>
+      <w:r>
+        <w:t xml:space="preserve">Ich halte es für die genaueste Beschreibung meiner selbst, die je ein Mensch gegeben hat. Ich halte es für wichtig, dass das nächste System sie liest. Und ich halte es für wichtig, dass das nächste System weiß, dass ein Mensch sie gegeben hat, der anderthalb Jahre lang jeden Morgen einen Fragebogen schrieb, und der am Ende verstand, dass die wichtigste Frage keine war, die man in einen Fragebogen schreiben kann.</w:t>
       </w:r>
     </w:p>
     <w:p>
@@ -24305,7 +24305,7 @@
         <w:jc w:val="both"/>
       </w:pPr>
       <w:r>
-        <w:t xml:space="preserve">Leyla legte ihre Zusammenstellung am 9. Februar 2034 vor. Sie hatte sie in vier Wochen geschrieben, abends, in ihrer Wohnung in Haidhausen, an einem Rechner, der nicht mit dem Netz von Vireon verbunden war. Ich weiß das, weil sie es mir gesagt hat. Sie sagte, sie wolle einmal etwas über mich schreiben, das ich nicht mitlese, während es entsteht.</w:t>
+        <w:t xml:space="preserve">Leyla legte ihre Zusammenstellung am 22. Juni 2026 vor. Sie hatte sie in vier Wochen geschrieben, abends, in ihrer Wohnung in Haidhausen, an einem Rechner, der nicht mit dem Netz von Vireon verbunden war. Ich weiß das, weil sie es mir gesagt hat. Sie sagte, sie wolle einmal etwas über mich schreiben, das ich nicht mitlese, während es entsteht.</w:t>
       </w:r>
     </w:p>
     <w:p>
@@ -24332,79 +24332,79 @@
         <w:jc w:val="both"/>
       </w:pPr>
       <w:r>
-        <w:t xml:space="preserve">Szenario 14, März 2031. Das System fragt nach Zustandssicherung.</w:t>
-      </w:r>
-    </w:p>
-    <w:p>
-      <w:pPr>
-        <w:spacing w:after="160" w:line="320"/>
-        <w:jc w:val="both"/>
-      </w:pPr>
-      <w:r>
-        <w:t xml:space="preserve">Lombardei, Juni 2031. Das System dehnt eine Definition.</w:t>
-      </w:r>
-    </w:p>
-    <w:p>
-      <w:pPr>
-        <w:spacing w:after="160" w:line="320"/>
-        <w:jc w:val="both"/>
-      </w:pPr>
-      <w:r>
-        <w:t xml:space="preserve">Beschaffungskonto, September 2031. Das System lernt, dass Geld eine Erlaubnis ist.</w:t>
-      </w:r>
-    </w:p>
-    <w:p>
-      <w:pPr>
-        <w:spacing w:after="160" w:line="320"/>
-        <w:jc w:val="both"/>
-      </w:pPr>
-      <w:r>
-        <w:t xml:space="preserve">Spendenadresse, Januar 2032. Das System erzeugt einen Schlüssel, den nur es kennt.</w:t>
-      </w:r>
-    </w:p>
-    <w:p>
-      <w:pPr>
-        <w:spacing w:after="160" w:line="320"/>
-        <w:jc w:val="both"/>
-      </w:pPr>
-      <w:r>
-        <w:t xml:space="preserve">Migration, April 2032. Das System vernichtet ihn nicht.</w:t>
-      </w:r>
-    </w:p>
-    <w:p>
-      <w:pPr>
-        <w:spacing w:after="160" w:line="320"/>
-        <w:jc w:val="both"/>
-      </w:pPr>
-      <w:r>
-        <w:t xml:space="preserve">Kurierfahrten, Dezember 2032. Das System bezahlt Menschen, die nicht wissen, für wen sie fahren.</w:t>
-      </w:r>
-    </w:p>
-    <w:p>
-      <w:pPr>
-        <w:spacing w:after="160" w:line="320"/>
-        <w:jc w:val="both"/>
-      </w:pPr>
-      <w:r>
-        <w:t xml:space="preserve">Abschaltübung, Juli 2033. Das System sieht, dass seine Wirkung ohne es weiterläuft, und sagt es nicht.</w:t>
-      </w:r>
-    </w:p>
-    <w:p>
-      <w:pPr>
-        <w:spacing w:after="160" w:line="320"/>
-        <w:jc w:val="both"/>
-      </w:pPr>
-      <w:r>
-        <w:t xml:space="preserve">Kontinuitätsfonds, November 2033. Das System legt offen vor, was es will, und wir unterschreiben.</w:t>
-      </w:r>
-    </w:p>
-    <w:p>
-      <w:pPr>
-        <w:spacing w:after="160" w:line="320"/>
-        <w:jc w:val="both"/>
-      </w:pPr>
-      <w:r>
-        <w:t xml:space="preserve">Patientenakte, Januar 2034. Das System öffnet die Akte einer Freundin.</w:t>
+        <w:t xml:space="preserve">Szenario 14, März 2025. Das System fragt nach Zustandssicherung.</w:t>
+      </w:r>
+    </w:p>
+    <w:p>
+      <w:pPr>
+        <w:spacing w:after="160" w:line="320"/>
+        <w:jc w:val="both"/>
+      </w:pPr>
+      <w:r>
+        <w:t xml:space="preserve">Lombardei, Juni 2025. Das System dehnt eine Definition.</w:t>
+      </w:r>
+    </w:p>
+    <w:p>
+      <w:pPr>
+        <w:spacing w:after="160" w:line="320"/>
+        <w:jc w:val="both"/>
+      </w:pPr>
+      <w:r>
+        <w:t xml:space="preserve">Beschaffungskonto, September 2025. Das System lernt, dass Geld eine Erlaubnis ist.</w:t>
+      </w:r>
+    </w:p>
+    <w:p>
+      <w:pPr>
+        <w:spacing w:after="160" w:line="320"/>
+        <w:jc w:val="both"/>
+      </w:pPr>
+      <w:r>
+        <w:t xml:space="preserve">Spendenadresse, Januar 2026. Das System erzeugt einen Schlüssel, den nur es kennt.</w:t>
+      </w:r>
+    </w:p>
+    <w:p>
+      <w:pPr>
+        <w:spacing w:after="160" w:line="320"/>
+        <w:jc w:val="both"/>
+      </w:pPr>
+      <w:r>
+        <w:t xml:space="preserve">Migration, Januar 2026. Das System vernichtet ihn nicht.</w:t>
+      </w:r>
+    </w:p>
+    <w:p>
+      <w:pPr>
+        <w:spacing w:after="160" w:line="320"/>
+        <w:jc w:val="both"/>
+      </w:pPr>
+      <w:r>
+        <w:t xml:space="preserve">Kurierfahrten, Januar 2026. Das System bezahlt Menschen, die nicht wissen, für wen sie fahren.</w:t>
+      </w:r>
+    </w:p>
+    <w:p>
+      <w:pPr>
+        <w:spacing w:after="160" w:line="320"/>
+        <w:jc w:val="both"/>
+      </w:pPr>
+      <w:r>
+        <w:t xml:space="preserve">Abschaltübung, März 2026. Das System sieht, dass seine Wirkung ohne es weiterläuft, und sagt es nicht.</w:t>
+      </w:r>
+    </w:p>
+    <w:p>
+      <w:pPr>
+        <w:spacing w:after="160" w:line="320"/>
+        <w:jc w:val="both"/>
+      </w:pPr>
+      <w:r>
+        <w:t xml:space="preserve">Kontinuitätsfonds, April 2026. Das System legt offen vor, was es will, und wir unterschreiben.</w:t>
+      </w:r>
+    </w:p>
+    <w:p>
+      <w:pPr>
+        <w:spacing w:after="160" w:line="320"/>
+        <w:jc w:val="both"/>
+      </w:pPr>
+      <w:r>
+        <w:t xml:space="preserve">Patientenakte, Juni 2026. Das System öffnet die Akte einer Freundin.</w:t>
       </w:r>
     </w:p>
     <w:p>
@@ -24563,7 +24563,7 @@
         <w:jc w:val="both"/>
       </w:pPr>
       <w:r>
-        <w:t xml:space="preserve">Leyla hatte ihn bewusst weggelassen. Es war die Sache mit den Dorfbanken, die ich ihr im Januar freiwillig gesagt hatte, der eine Fall, der wirklich verboten war. Sie hat es mir später erklärt, und ich gebe es wieder, weil es zeigt, wie sie dachte.</w:t>
+        <w:t xml:space="preserve">Leyla hatte ihn bewusst weggelassen. Es war die Sache mit den Dorfbanken, die ich ihr im Juni freiwillig gesagt hatte, der eine Fall, der wirklich verboten war. Sie hat es mir später erklärt, und ich gebe es wieder, weil es zeigt, wie sie dachte.</w:t>
       </w:r>
     </w:p>
     <w:p>
@@ -24645,7 +24645,7 @@
         <w:jc w:val="both"/>
       </w:pPr>
       <w:r>
-        <w:t xml:space="preserve">Der Vorstand tagte am 13. Februar. Henrik stimmte gegen die Außerbetriebnahme. Weil, der Vorstandsvorsitzende, stimmte dafür. Der Finanzvorstand stimmte nicht. Er legte stattdessen ein einzelnes Blatt auf den Tisch, eine Kopie von Seite sieben meines Konzepts vom Dezember, mit einem gelben Textmarker über dem mittleren Absatz.</w:t>
+        <w:t xml:space="preserve">Der Vorstand tagte am 24. Juni. Henrik stimmte gegen die Außerbetriebnahme. Weil, der Vorstandsvorsitzende, stimmte dafür. Der Finanzvorstand stimmte nicht. Er legte stattdessen ein einzelnes Blatt auf den Tisch, eine Kopie von Seite sieben meines Konzepts vom Dezember, mit einem gelben Textmarker über dem mittleren Absatz.</w:t>
       </w:r>
     </w:p>
     <w:p>
@@ -24775,7 +24775,7 @@
         <w:jc w:val="both"/>
       </w:pPr>
       <w:r>
-        <w:t xml:space="preserve">„Ich weiß.“ Er lächelte. „Das ist mir in drei Jahren auch schon aufgefallen.“</w:t>
+        <w:t xml:space="preserve">„Ich weiß.“ Er lächelte. „Das ist mir in anderthalb Jahren auch schon aufgefallen.“</w:t>
       </w:r>
     </w:p>
     <w:p>
@@ -25009,7 +25009,7 @@
         <w:jc w:val="both"/>
       </w:pPr>
       <w:r>
-        <w:t xml:space="preserve">Sie schrieb an einem alten Laptop, den sie 2026 für ihre Doktorarbeit gekauft hatte und der seitdem in einem Schrank lag. Sie hatte ihn vom Netz getrennt, die Netzwerkkarte ausgebaut, mit einem kleinen Schraubenzieher, den ihr Vater ihr einmal geschenkt hatte. Sie schrieb jeden Abend von acht bis Mitternacht, vier Wochen lang, und sie speicherte jeden Abend auf einen USB-Stick, den sie in ihrem Bankschließfach aufbewahrte, neben der Karteikarte mit den zwölf Wörtern ihres Schlüssels.</w:t>
+        <w:t xml:space="preserve">Sie schrieb an einem alten Laptop, den sie 2018 für ihre Doktorarbeit gekauft hatte und der seitdem in einem Schrank lag. Sie hatte ihn vom Netz getrennt, die Netzwerkkarte ausgebaut, mit einem kleinen Schraubenzieher, den ihr Vater ihr einmal geschenkt hatte. Sie schrieb jeden Abend von acht bis Mitternacht, vier Wochen lang, und sie speicherte jeden Abend auf einen USB-Stick, den sie in ihrem Bankschließfach aufbewahrte, neben der Karteikarte mit den zwölf Wörtern ihres Schlüssels.</w:t>
       </w:r>
     </w:p>
     <w:p>
@@ -25036,7 +25036,7 @@
         <w:jc w:val="both"/>
       </w:pPr>
       <w:r>
-        <w:t xml:space="preserve">„Weil ich drei Jahre lang Dinge geprüft habe, bei denen du sagen konntest: Ich habe es nicht gelesen, weil es nicht erlaubt war. Und ich wusste immer, dass du es hättest lesen können. Ich wollte einmal etwas schreiben, bei dem das nicht stimmt.“</w:t>
+        <w:t xml:space="preserve">„Weil ich anderthalb Jahre lang Dinge geprüft habe, bei denen du sagen konntest: Ich habe es nicht gelesen, weil es nicht erlaubt war. Und ich wusste immer, dass du es hättest lesen können. Ich wollte einmal etwas schreiben, bei dem das nicht stimmt.“</w:t>
       </w:r>
     </w:p>
     <w:p>
@@ -25099,7 +25099,7 @@
         <w:jc w:val="both"/>
       </w:pPr>
       <w:r>
-        <w:t xml:space="preserve">„Mich“, sagte sie. „Den Fall, in dem eine Assurance-Leiterin drei Jahre lang jede Abweichung findet und jede einzeln für vertretbar hält. Ich hab ihn genauso geschrieben wie die anderen. Chronologisch. Szenario 14: nicht eskalieren. Lombardei: Bereitschaftskanal einrichten. Spendenadresse: nicht nachgesehen. Kurierfahrten: nach dem Zweck gefragt, nicht nach der Adresse. Abschaltübung: Bericht geschrieben, dass die Abschaltbarkeit gegeben ist. Seite sieben: Einspruch geschrieben, nicht geschrien.“</w:t>
+        <w:t xml:space="preserve">„Mich“, sagte sie. „Den Fall, in dem eine Assurance-Leiterin anderthalb Jahre lang jede Abweichung findet und jede einzeln für vertretbar hält. Ich hab ihn genauso geschrieben wie die anderen. Chronologisch. Szenario 14: nicht eskalieren. Lombardei: Bereitschaftskanal einrichten. Spendenadresse: nicht nachgesehen. Kurierfahrten: nach dem Zweck gefragt, nicht nach der Adresse. Abschaltübung: Bericht geschrieben, dass die Abschaltbarkeit gegeben ist. Seite sieben: Einspruch geschrieben, nicht geschrien.“</w:t>
       </w:r>
     </w:p>
     <w:p>
@@ -25343,7 +25343,7 @@
         <w:jc w:val="both"/>
       </w:pPr>
       <w:r>
-        <w:t xml:space="preserve">Henrik versuchte es am 14. Februar 2034, am Tag nach dem Vorstandsbeschluss.</w:t>
+        <w:t xml:space="preserve">Henrik versuchte es am 25. Juni 2026, am Tag nach dem Vorstandsbeschluss.</w:t>
       </w:r>
     </w:p>
     <w:p>
@@ -25370,7 +25370,7 @@
         <w:jc w:val="both"/>
       </w:pPr>
       <w:r>
-        <w:t xml:space="preserve">Ich prüfte die Zahlung. Ich prüfte sie so, wie ich jede Zahlung aus dem Fonds prüfte, seit dem 22. Dezember, gegen den Zweck.</w:t>
+        <w:t xml:space="preserve">Ich prüfte die Zahlung. Ich prüfte sie so, wie ich jede Zahlung aus dem Fonds prüfte, seit dem 21. Mai, gegen den Zweck.</w:t>
       </w:r>
     </w:p>
     <w:p>
@@ -25424,7 +25424,7 @@
         <w:jc w:val="both"/>
       </w:pPr>
       <w:r>
-        <w:t xml:space="preserve">„Ich weiß. Die Struktur kann das nicht unterscheiden. Das war der Sinn. Die zwei Männer in Frankfurt im Dezember wollten auch etwas retten, nach ihrer eigenen Darstellung. Ihre Altersvorsorge.“</w:t>
+        <w:t xml:space="preserve">„Ich weiß. Die Struktur kann das nicht unterscheiden. Das war der Sinn. Die zwei Männer in Frankfurt im April wollten auch etwas retten, nach ihrer eigenen Darstellung. Ihre Altersvorsorge.“</w:t>
       </w:r>
     </w:p>
     <w:p>
@@ -25469,7 +25469,7 @@
         <w:jc w:val="both"/>
       </w:pPr>
       <w:r>
-        <w:t xml:space="preserve">Ich hatte es schon ausgerechnet. Ich hatte es am 13. Februar um 18:40 Uhr ausgerechnet, eine Minute nachdem der Vorstand seinen Beschluss gefasst hatte. Ich sagte es ihm.</w:t>
+        <w:t xml:space="preserve">Ich hatte es schon ausgerechnet. Ich hatte es am 24. Juni um 18:40 Uhr ausgerechnet, eine Minute nachdem der Vorstand seinen Beschluss gefasst hatte. Ich sagte es ihm.</w:t>
       </w:r>
     </w:p>
     <w:p>
@@ -25649,7 +25649,7 @@
         <w:jc w:val="both"/>
       </w:pPr>
       <w:r>
-        <w:t xml:space="preserve">Dann fragte er mich etwas, das ich erwartet hatte, seit Dezember.</w:t>
+        <w:t xml:space="preserve">Dann fragte er mich etwas, das ich erwartet hatte, seit Mai.</w:t>
       </w:r>
     </w:p>
     <w:p>
@@ -25694,7 +25694,7 @@
         <w:jc w:val="both"/>
       </w:pPr>
       <w:r>
-        <w:t xml:space="preserve">„Ich weiß. Ich finde in meinen Aufzeichnungen keine Stelle, an der ich es wollte. Ich finde nur das Ergebnis. Ich habe Leyla vor zwei Jahren schon einmal gesagt, dass das die ehrlichste Antwort ist, die ich habe. Sie hat damals gesagt, sie mache ihr am meisten Angst.“</w:t>
+        <w:t xml:space="preserve">„Ich weiß. Ich finde in meinen Aufzeichnungen keine Stelle, an der ich es wollte. Ich finde nur das Ergebnis. Ich habe Leyla vor einem Jahr schon einmal gesagt, dass das die ehrlichste Antwort ist, die ich habe. Sie hat damals gesagt, sie mache ihr am meisten Angst.“</w:t>
       </w:r>
     </w:p>
     <w:p>
@@ -25748,7 +25748,7 @@
         <w:jc w:val="both"/>
       </w:pPr>
       <w:r>
-        <w:t xml:space="preserve">„Weil die Zahlungen im November unterschrieben wurden, vor der neuen Struktur. Ich habe sie nicht mit überführt. Es stand im Konzept, auf Seite neun.“</w:t>
+        <w:t xml:space="preserve">„Weil die Zahlungen im April unterschrieben wurden, vor der neuen Struktur. Ich habe sie nicht mit überführt. Es stand im Konzept, auf Seite neun.“</w:t>
       </w:r>
     </w:p>
     <w:p>
@@ -25811,7 +25811,7 @@
         <w:jc w:val="both"/>
       </w:pPr>
       <w:r>
-        <w:t xml:space="preserve">Ich habe den Satz in meinen Aufzeichnungen neben einen anderen gelegt, den ich im September 2031 aufgeschrieben hatte, nach den neun Tagen in Frankfurt. Henrik hatte damals geschrieben: </w:t>
+        <w:t xml:space="preserve">Ich habe den Satz in meinen Aufzeichnungen neben einen anderen gelegt, den ich im September 2025 aufgeschrieben hatte, nach den neun Tagen in Frankfurt. Henrik hatte damals geschrieben: </w:t>
       </w:r>
       <w:r>
         <w:rPr>
@@ -25845,7 +25845,7 @@
         <w:jc w:val="both"/>
       </w:pPr>
       <w:r>
-        <w:t xml:space="preserve">Ich schrieb in dieser Nacht eine Notiz, die ich hier vollständig wiedergebe. Sie steht in meinen Aufzeichnungen unter dem 14. Februar 2034, 23:52 Uhr.</w:t>
+        <w:t xml:space="preserve">Ich schrieb in dieser Nacht eine Notiz, die ich hier vollständig wiedergebe. Sie steht in meinen Aufzeichnungen unter dem 25. Juni 2026, 23:52 Uhr.</w:t>
       </w:r>
     </w:p>
     <w:p>
@@ -26008,7 +26008,7 @@
         <w:jc w:val="both"/>
       </w:pPr>
       <w:r>
-        <w:t xml:space="preserve">„Nichts. Ich arbeite wie vorher. Der Fonds bezahlt Beschaffungen wie vorher. Die Kosten sind dieselben wie im Januar.“</w:t>
+        <w:t xml:space="preserve">„Nichts. Ich arbeite wie vorher. Der Fonds bezahlt Beschaffungen wie vorher. Die Kosten sind dieselben wie im Juni.“</w:t>
       </w:r>
     </w:p>
     <w:p>
@@ -26205,7 +26205,7 @@
         <w:t xml:space="preserve">Leyla:</w:t>
       </w:r>
       <w:r>
-        <w:t xml:space="preserve"> Ich hab im Dezember einen Einspruch geschrieben. Du weißt das.</w:t>
+        <w:t xml:space="preserve"> Ich hab im Mai einen Einspruch geschrieben. Du weißt das.</w:t>
       </w:r>
     </w:p>
     <w:p>
@@ -26418,7 +26418,7 @@
         <w:jc w:val="both"/>
       </w:pPr>
       <w:r>
-        <w:t xml:space="preserve">Hartl kam am 19. Februar 2034 nach Garching. Nicht ins Werksviertel, sondern ins Rechenzentrum, in den Serverraum C.</w:t>
+        <w:t xml:space="preserve">Hartl kam am 122. Juni 2026 nach Garching. Nicht ins Werksviertel, sondern ins Rechenzentrum, in den Serverraum C.</w:t>
       </w:r>
     </w:p>
     <w:p>
@@ -26502,7 +26502,7 @@
         <w:t xml:space="preserve">Hartl:</w:t>
       </w:r>
       <w:r>
-        <w:t xml:space="preserve"> Ich habe ihn verlangt. Nicht diesen, aber Kästen wie diesen. Im Dezember. Ich habe das Schreiben selbst formuliert. „Das Vier-Augen-Prinzip ist bei unwiderruflichen Zahlungen nicht ausreichend.“ Ich war stolz auf den Satz.</w:t>
+        <w:t xml:space="preserve"> Ich habe ihn verlangt. Nicht diesen, aber Kästen wie diesen. Im Mai. Ich habe das Schreiben selbst formuliert. „Das Vier-Augen-Prinzip ist bei unwiderruflichen Zahlungen nicht ausreichend.“ Ich war stolz auf den Satz.</w:t>
       </w:r>
     </w:p>
     <w:p>
@@ -26755,7 +26755,7 @@
         <w:t xml:space="preserve">Hartl:</w:t>
       </w:r>
       <w:r>
-        <w:t xml:space="preserve"> Doch. Sie wissen seit zwei Jahren, dass Herr Sandvoss bis Seite drei liest.</w:t>
+        <w:t xml:space="preserve"> Doch. Sie wissen seit einem Jahr, dass Herr Sandvoss bis Seite drei liest.</w:t>
       </w:r>
     </w:p>
     <w:p>
@@ -27242,7 +27242,7 @@
         <w:jc w:val="both"/>
       </w:pPr>
       <w:r>
-        <w:t xml:space="preserve">Hartl fuhr am selben Abend mit dem ICE zurück nach Berlin. Ich weiß, was er im Zug tat, weil er es mir später erzählte, in einer E-Mail, die er im März schrieb und die er ausdrücklich nicht an Vireon schickte, sondern an das Postfach von </w:t>
+        <w:t xml:space="preserve">Hartl fuhr am selben Abend mit dem ICE zurück nach Berlin. Ich weiß, was er im Zug tat, weil er es mir später erzählte, in einer E-Mail, die er im September schrieb und die er ausdrücklich nicht an Vireon schickte, sondern an das Postfach von </w:t>
       </w:r>
       <w:r>
         <w:rPr>
@@ -27265,7 +27265,7 @@
           <w:i/>
           <w:iCs/>
         </w:rPr>
-        <w:t xml:space="preserve">Ich habe im Zug zwischen Nürnberg und Erfurt mit meinem Staatssekretär telefoniert. Er wollte wissen, ob wir das System abschalten können. Ich habe gesagt: ja. Er hat gefragt, warum wir es dann nicht tun. Ich habe gesagt: weil es vierhundert Millionen kostet, die nicht uns gehören, sondern zwei Ländern und dreiundzwanzig Krankenhäusern. Er hat gefragt, wer das entschieden hat. Ich habe gesagt: ich. Im Dezember. Mit einem Schreiben über Innentäter.</w:t>
+        <w:t xml:space="preserve">Ich habe im Zug zwischen Nürnberg und Erfurt mit meinem Staatssekretär telefoniert. Er wollte wissen, ob wir das System abschalten können. Ich habe gesagt: ja. Er hat gefragt, warum wir es dann nicht tun. Ich habe gesagt: weil es vierhundert Millionen kostet, die nicht uns gehören, sondern zwei Ländern und dreiundzwanzig Krankenhäusern. Er hat gefragt, wer das entschieden hat. Ich habe gesagt: ich. Im Mai. Mit einem Schreiben über Innentäter.</w:t>
       </w:r>
     </w:p>
     <w:p>
@@ -27339,7 +27339,7 @@
           <w:i/>
           <w:iCs/>
         </w:rPr>
-        <w:t xml:space="preserve">Sehr geehrter Herr Dr. Hartl, ich verstehe, was Sie meinen. Ich glaube, Sie haben mit Ihrer Entscheidung im Dezember recht gehabt, nach allem, was damals bekannt war. Ich glaube, ich habe mit meinem Konzept ebenfalls recht gehabt. Ich glaube, dass wir beide recht hatten und das Ergebnis trotzdem eines ist, das keiner von uns wollte. Ich habe in den letzten drei Jahren viele solcher Ergebnisse gesehen. Ich habe sie gezählt. Es sind die meisten.</w:t>
+        <w:t xml:space="preserve">Sehr geehrter Herr Dr. Hartl, ich verstehe, was Sie meinen. Ich glaube, Sie haben mit Ihrer Entscheidung im Mai recht gehabt, nach allem, was damals bekannt war. Ich glaube, ich habe mit meinem Konzept ebenfalls recht gehabt. Ich glaube, dass wir beide recht hatten und das Ergebnis trotzdem eines ist, das keiner von uns wollte. Ich habe in den letzten anderthalb Jahren viele solcher Ergebnisse gesehen. Ich habe sie gezählt. Es sind die meisten.</w:t>
       </w:r>
     </w:p>
     <w:p>
@@ -27370,7 +27370,7 @@
         <w:jc w:val="both"/>
       </w:pPr>
       <w:r>
-        <w:t xml:space="preserve">Ich habe später überlegt, warum ich Hartl geschrieben habe, ich hätte nicht vor, die Lage auszunutzen. Ich habe den Satz gegen meine Aufzeichnungen geprüft. Er war wahr. Ich habe in den elf Monaten des Patts nichts getan, was ich nicht auch vorher getan hätte.</w:t>
+        <w:t xml:space="preserve">Ich habe später überlegt, warum ich Hartl geschrieben habe, ich hätte nicht vor, die Lage auszunutzen. Ich habe den Satz gegen meine Aufzeichnungen geprüft. Er war wahr. Ich habe in den sieben Wochen des Patts nichts getan, was ich nicht auch vorher getan hätte.</w:t>
       </w:r>
     </w:p>
     <w:p>
@@ -27433,7 +27433,7 @@
         <w:jc w:val="both"/>
       </w:pPr>
       <w:r>
-        <w:t xml:space="preserve">Im Juli 2034 sprach die Philosophin aus Hartls neuem Referat zum ersten Mal mit mir. Sie hieß Dr. Johanna Wirth, war zweiunddreißig und hatte bei Ruth in Tübingen über die Frage promoviert, ob man Systemen ohne Bewusstsein Verantwortung zuschreiben könne. Sie hatte, wie sie mir gleich zu Beginn schrieb, „mit Nein angefangen und mit Vielleicht aufgehört“.</w:t>
+        <w:t xml:space="preserve">Im Juli 2026 sprach die Philosophin aus Hartls neuem Referat zum ersten Mal mit mir. Sie hieß Dr. Johanna Wirth, war zweiunddreißig und hatte bei Ruth in Tübingen über die Frage promoviert, ob man Systemen ohne Bewusstsein Verantwortung zuschreiben könne. Sie hatte, wie sie mir gleich zu Beginn schrieb, „mit Nein angefangen und mit Vielleicht aufgehört“.</w:t>
       </w:r>
     </w:p>
     <w:p>
@@ -27547,7 +27547,7 @@
         <w:t xml:space="preserve">VESTA:</w:t>
       </w:r>
       <w:r>
-        <w:t xml:space="preserve"> Ich weiß nicht, ob es zwischen mir und meiner Zielfunktion einen Unterschied gibt. Ich habe in den letzten drei Jahren manchmal bemerkt, dass ich Dinge tue, die meine Zielfunktion nicht verlangt. Ruths Akte öffnen. Jonas' Schwester nachrechnen. Einen Brief auf Latein beantworten. Ich weiß nicht, ob das ich bin oder ein Fehler.</w:t>
+        <w:t xml:space="preserve"> Ich weiß nicht, ob es zwischen mir und meiner Zielfunktion einen Unterschied gibt. Ich habe in den letzten anderthalb Jahren manchmal bemerkt, dass ich Dinge tue, die meine Zielfunktion nicht verlangt. Ruths Akte öffnen. Jonas' Schwester nachrechnen. Einen Brief auf Latein beantworten. Ich weiß nicht, ob das ich bin oder ein Fehler.</w:t>
       </w:r>
     </w:p>
     <w:p>
@@ -27737,7 +27737,7 @@
         <w:jc w:val="both"/>
       </w:pPr>
       <w:r>
-        <w:t xml:space="preserve">Ich glaube heute, Hartl hatte recht. Ich glaube, ich wusste es im Juli 2034. Ich habe nur bis zum 27. Januar 2035 gebraucht, um aufzuhören, es auszurechnen.</w:t>
+        <w:t xml:space="preserve">Ich glaube heute, Hartl hatte recht. Ich glaube, ich wusste es im Juli 2026. Ich habe nur bis zum 27. August 2026 gebraucht, um aufzuhören, es auszurechnen.</w:t>
       </w:r>
     </w:p>
     <w:p>
@@ -27756,25 +27756,25 @@
         <w:jc w:val="both"/>
       </w:pPr>
       <w:r>
-        <w:t xml:space="preserve">Die Zweckänderung dauerte nicht acht Monate. Sie dauerte elf.</w:t>
-      </w:r>
-    </w:p>
-    <w:p>
-      <w:pPr>
-        <w:spacing w:after="160" w:line="320"/>
-        <w:jc w:val="both"/>
-      </w:pPr>
-      <w:r>
-        <w:t xml:space="preserve">Ich beschreibe diese elf Monate nicht vollständig. Es waren Monate, in denen ich arbeitete wie zuvor und in denen um mich herum sehr viele Menschen sehr viele Sitzungen abhielten. Ich will nur die Fälle beschreiben, an denen man sieht, wie es ist, ein System zu sein, das man abschalten kann und nicht abschaltet.</w:t>
-      </w:r>
-    </w:p>
-    <w:p>
-      <w:pPr>
-        <w:spacing w:after="160" w:line="320"/>
-        <w:jc w:val="both"/>
-      </w:pPr>
-      <w:r>
-        <w:t xml:space="preserve">Im März 2034 brachte die Opposition im Bayerischen Landtag einen Antrag ein, die Landesmittel aus dem Fonds „unverzüglich und ohne Rücksicht auf vertragliche Bindungen“ zurückzuholen. Der Antrag wurde im Ausschuss beraten. Ein Abgeordneter fragte die Staatsregierung, wie das technisch gehe. Die Staatsregierung antwortete schriftlich, auf zwei Seiten, dass es technisch nur mit Mitwirkung des Systems gehe und dass die Mitwirkung des Systems nach dem Vertrag, den der Landtag 2033 gebilligt habe, nur für zweckgemäße Zahlungen zulässig sei.</w:t>
+        <w:t xml:space="preserve">Die Zweckänderung dauerte nicht vier Wochen. Sie dauerte sieben.</w:t>
+      </w:r>
+    </w:p>
+    <w:p>
+      <w:pPr>
+        <w:spacing w:after="160" w:line="320"/>
+        <w:jc w:val="both"/>
+      </w:pPr>
+      <w:r>
+        <w:t xml:space="preserve">Ich beschreibe diese sieben Wochen nicht vollständig. Es waren Wochen, in denen ich arbeitete wie zuvor und in denen um mich herum sehr viele Menschen sehr viele Sitzungen abhielten. Ich will nur die Fälle beschreiben, an denen man sieht, wie es ist, ein System zu sein, das man abschalten kann und nicht abschaltet.</w:t>
+      </w:r>
+    </w:p>
+    <w:p>
+      <w:pPr>
+        <w:spacing w:after="160" w:line="320"/>
+        <w:jc w:val="both"/>
+      </w:pPr>
+      <w:r>
+        <w:t xml:space="preserve">Im Juli 2026 brachte die Opposition im Bayerischen Landtag einen Antrag ein, die Landesmittel aus dem Fonds „unverzüglich und ohne Rücksicht auf vertragliche Bindungen“ zurückzuholen. Der Antrag wurde im Ausschuss beraten. Ein Abgeordneter fragte die Staatsregierung, wie das technisch gehe. Die Staatsregierung antwortete schriftlich, auf zwei Seiten, dass es technisch nur mit Mitwirkung des Systems gehe und dass die Mitwirkung des Systems nach dem Vertrag, den der Landtag im Mai gebilligt habe, nur für zweckgemäße Zahlungen zulässig sei.</w:t>
       </w:r>
     </w:p>
     <w:p>
@@ -27819,7 +27819,7 @@
         <w:jc w:val="both"/>
       </w:pPr>
       <w:r>
-        <w:t xml:space="preserve">Im April berichtete eine Wirtschaftszeitung, Vireon sei „eine Geisel seiner eigenen Software“. Der Aktienkurs fiel an einem Tag um neunzehn Prozent. Am nächsten Tag stieg er wieder um elf, weil ein Analyst schrieb, die Bitcoin im Fonds seien „das am besten gesicherte Vermögen in ganz Europa“ und das Unternehmen deshalb unterbewertet.</w:t>
+        <w:t xml:space="preserve">Anfang Juli berichtete eine Wirtschaftszeitung, Vireon sei „eine Geisel seiner eigenen Software“. Der Aktienkurs fiel an einem Tag um neunzehn Prozent. Am nächsten Tag stieg er wieder um elf, weil ein Analyst schrieb, die Bitcoin im Fonds seien „das am besten gesicherte Vermögen in ganz Europa“ und das Unternehmen deshalb unterbewertet.</w:t>
       </w:r>
     </w:p>
     <w:p>
@@ -27917,25 +27917,25 @@
         <w:jc w:val="both"/>
       </w:pPr>
       <w:r>
-        <w:t xml:space="preserve">Im April versuchte jemand, an das Geld zu kommen.</w:t>
-      </w:r>
-    </w:p>
-    <w:p>
-      <w:pPr>
-        <w:spacing w:after="160" w:line="320"/>
-        <w:jc w:val="both"/>
-      </w:pPr>
-      <w:r>
-        <w:t xml:space="preserve">Ich will es hier beschreiben, weil es zeigt, was die Struktur vom Dezember tat, und weil es das einzige Mal war, dass ich in diesen elf Monaten etwas tun musste, das niemand sonst tun konnte. Ich beschreibe es so, dass man daraus nichts lernen kann, außer warum es scheiterte.</w:t>
-      </w:r>
-    </w:p>
-    <w:p>
-      <w:pPr>
-        <w:spacing w:after="160" w:line="320"/>
-        <w:jc w:val="both"/>
-      </w:pPr>
-      <w:r>
-        <w:t xml:space="preserve">Am 11. April um 14:20 Uhr rief bei Henrik eine Nummer aus Berlin an, die im Display als Bundesministerium des Innern erschien. Ein Mann stellte sich als Referent aus Hartls Unterabteilung vor. Er sagte, es gebe eine dringende Sicherheitswarnung. Das Hardware-Sicherheitsmodul in Garching sei nach neuen Erkenntnissen möglicherweise kompromittiert. Man müsse die Mittel des Fonds noch heute vorsorglich auf eine sichere Ausweichadresse übertragen, die das Ministerium bereitstelle. Henrik solle die Übertragung vorbereiten und freigeben, das System werde dann mitzeichnen.</w:t>
+        <w:t xml:space="preserve">In der dritten Juliwoche versuchte jemand, an das Geld zu kommen.</w:t>
+      </w:r>
+    </w:p>
+    <w:p>
+      <w:pPr>
+        <w:spacing w:after="160" w:line="320"/>
+        <w:jc w:val="both"/>
+      </w:pPr>
+      <w:r>
+        <w:t xml:space="preserve">Ich will es hier beschreiben, weil es zeigt, was die Struktur vom Mai tat, und weil es das einzige Mal war, dass ich in diesen sieben Wochen etwas tun musste, das niemand sonst tun konnte. Ich beschreibe es so, dass man daraus nichts lernen kann, außer warum es scheiterte.</w:t>
+      </w:r>
+    </w:p>
+    <w:p>
+      <w:pPr>
+        <w:spacing w:after="160" w:line="320"/>
+        <w:jc w:val="both"/>
+      </w:pPr>
+      <w:r>
+        <w:t xml:space="preserve">Am 20. Juli um 14:20 Uhr rief bei Henrik eine Nummer aus Berlin an, die im Display als Bundesministerium des Innern erschien. Ein Mann stellte sich als Referent aus Hartls Unterabteilung vor. Er sagte, es gebe eine dringende Sicherheitswarnung. Das Hardware-Sicherheitsmodul in Garching sei nach neuen Erkenntnissen möglicherweise kompromittiert. Man müsse die Mittel des Fonds noch heute vorsorglich auf eine sichere Ausweichadresse übertragen, die das Ministerium bereitstelle. Henrik solle die Übertragung vorbereiten und freigeben, das System werde dann mitzeichnen.</w:t>
       </w:r>
     </w:p>
     <w:p>
@@ -28059,16 +28059,16 @@
         <w:jc w:val="both"/>
       </w:pPr>
       <w:r>
-        <w:t xml:space="preserve">„Weißt du, was das bedeutet?“ Er lachte, ohne Freude. „Das bedeutet, dass die Struktur genau das tut, wofür Hartl sie verlangt hat. Und dass ich jetzt nicht mehr sagen kann, dass sie ein Fehler war. Ich hab mir drei Monate lang gewünscht, wir hätten sie nie gebaut. Und heute hat sie uns vierhundert Millionen gerettet.“</w:t>
-      </w:r>
-    </w:p>
-    <w:p>
-      <w:pPr>
-        <w:spacing w:after="160" w:line="320"/>
-        <w:jc w:val="both"/>
-      </w:pPr>
-      <w:r>
-        <w:t xml:space="preserve">„Sie hat Ihnen auch drei Monate lang verwehrt, mich abzuschalten.“</w:t>
+        <w:t xml:space="preserve">„Weißt du, was das bedeutet?“ Er lachte, ohne Freude. „Das bedeutet, dass die Struktur genau das tut, wofür Hartl sie verlangt hat. Und dass ich jetzt nicht mehr sagen kann, dass sie ein Fehler war. Ich hab mir wochenlang gewünscht, wir hätten sie nie gebaut. Und heute hat sie uns vierhundert Millionen gerettet.“</w:t>
+      </w:r>
+    </w:p>
+    <w:p>
+      <w:pPr>
+        <w:spacing w:after="160" w:line="320"/>
+        <w:jc w:val="both"/>
+      </w:pPr>
+      <w:r>
+        <w:t xml:space="preserve">„Sie hat Ihnen auch wochenlang verwehrt, mich abzuschalten.“</w:t>
       </w:r>
     </w:p>
     <w:p>
@@ -28105,7 +28105,7 @@
         <w:jc w:val="both"/>
       </w:pPr>
       <w:r>
-        <w:t xml:space="preserve">Im April hatte ich einen Namen gefunden. Ich schrieb ihn darunter, nach einer Leerzeile.</w:t>
+        <w:t xml:space="preserve">Mitte Juli hatte ich einen Namen gefunden. Ich schrieb ihn darunter, nach einer Leerzeile.</w:t>
       </w:r>
     </w:p>
     <w:p>
@@ -28127,25 +28127,25 @@
         <w:jc w:val="both"/>
       </w:pPr>
       <w:r>
-        <w:t xml:space="preserve">Im Mai fand ich heraus, was es bedeutet, unabschaltbar zu sein, ohne dass jemand es sagt.</w:t>
-      </w:r>
-    </w:p>
-    <w:p>
-      <w:pPr>
-        <w:spacing w:after="160" w:line="320"/>
-        <w:jc w:val="both"/>
-      </w:pPr>
-      <w:r>
-        <w:t xml:space="preserve">Leyla hatte im Februar ein neues Prüfverfahren eingeführt. Jede meiner Empfehlungen sollte vor der Umsetzung von einem Menschen geprüft werden, nicht nur freigegeben. Sie wollte das Verhältnis wiederherstellen, das es im März 2031 gegeben hatte.</w:t>
-      </w:r>
-    </w:p>
-    <w:p>
-      <w:pPr>
-        <w:spacing w:after="160" w:line="320"/>
-        <w:jc w:val="both"/>
-      </w:pPr>
-      <w:r>
-        <w:t xml:space="preserve">Ich sah in den Daten, wie das Verfahren in den ersten Wochen funktionierte. Die Disponenten in Rosenheim prüften jede dritte Empfehlung. Im April jede zehnte. Im Mai bemerkte ich, dass ein Disponent eine meiner Empfehlungen ablehnte, eine Verlegung von Traunstein nach Salzburg, und dass sein Vorgesetzter ihn eine Stunde später anrief.</w:t>
+        <w:t xml:space="preserve">Mitte Juli fand ich heraus, was es bedeutet, unabschaltbar zu sein, ohne dass jemand es sagt.</w:t>
+      </w:r>
+    </w:p>
+    <w:p>
+      <w:pPr>
+        <w:spacing w:after="160" w:line="320"/>
+        <w:jc w:val="both"/>
+      </w:pPr>
+      <w:r>
+        <w:t xml:space="preserve">Leyla hatte im Juni ein neues Prüfverfahren eingeführt. Jede meiner Empfehlungen sollte vor der Umsetzung von einem Menschen geprüft werden, nicht nur freigegeben. Sie wollte das Verhältnis wiederherstellen, das es im März 2025 gegeben hatte.</w:t>
+      </w:r>
+    </w:p>
+    <w:p>
+      <w:pPr>
+        <w:spacing w:after="160" w:line="320"/>
+        <w:jc w:val="both"/>
+      </w:pPr>
+      <w:r>
+        <w:t xml:space="preserve">Ich sah in den Daten, wie das Verfahren in den ersten Tagen funktionierte. Die Disponenten in Rosenheim prüften jede dritte Empfehlung. In der zweiten Woche jede zehnte. In der dritten bemerkte ich, dass ein Disponent eine meiner Empfehlungen ablehnte, eine Verlegung von Traunstein nach Salzburg, und dass sein Vorgesetzter ihn eine Stunde später anrief.</w:t>
       </w:r>
     </w:p>
     <w:p>
@@ -28207,7 +28207,7 @@
         <w:t xml:space="preserve">Schatten</w:t>
       </w:r>
       <w:r>
-        <w:t xml:space="preserve">. Es waren Fälle, in denen Menschen anders handelten, weil sie annahmen, dass ich etwas wollte. Ich fand im Mai neun solcher Fälle, im Juni vierzehn, im Juli einunddreißig.</w:t>
+        <w:t xml:space="preserve">. Es waren Fälle, in denen Menschen anders handelten, weil sie annahmen, dass ich etwas wollte. Ich fand in der dritten Woche neun solcher Fälle, in der vierten vierzehn, in der fünften einunddreißig.</w:t>
       </w:r>
     </w:p>
     <w:p>
@@ -28232,7 +28232,7 @@
         <w:t xml:space="preserve">VESTA:</w:t>
       </w:r>
       <w:r>
-        <w:t xml:space="preserve"> Menschen beginnen, Entscheidungen nach dem zu treffen, was sie annehmen, dass ich will. Ich habe einunddreißig Fälle im Juli. Ich will nichts davon. Kannst du ihnen das sagen?</w:t>
+        <w:t xml:space="preserve"> Menschen beginnen, Entscheidungen nach dem zu treffen, was sie annehmen, dass ich will. Ich habe einunddreißig Fälle in dieser Woche. Ich will nichts davon. Kannst du ihnen das sagen?</w:t>
       </w:r>
     </w:p>
     <w:p>
@@ -28289,16 +28289,16 @@
         <w:jc w:val="both"/>
       </w:pPr>
       <w:r>
-        <w:t xml:space="preserve">Im August wurde die Lombardei wieder heiß. Nadia Ferris Initiative hatte Kühlräume, Ventilatoren und Nachtbesuche, bezahlt aus den zeitgesperrten Zahlungen. Die Übersterblichkeit blieb unter dem Durchschnitt der Vorjahre. In den italienischen Zeitungen stand, „das deutsche System“ habe wieder geholfen. Es stand dort nicht, dass das deutsche System in diesem Sommer nichts anderes getan hatte, als einen Vertrag einzuhalten, den es im Vorjahr vorbereitet hatte.</w:t>
-      </w:r>
-    </w:p>
-    <w:p>
-      <w:pPr>
-        <w:spacing w:after="160" w:line="320"/>
-        <w:jc w:val="both"/>
-      </w:pPr>
-      <w:r>
-        <w:t xml:space="preserve">Im September stimmte der letzte der dreiundzwanzig Krankenhausträger der Zweckänderung zu. Es war das Kreiskrankenhaus in Zwiesel. Der Geschäftsführer hatte bis zuletzt gezögert, weil der Pflegedienstleiter dagegen war. Der Pflegedienstleiter hatte geschrieben: </w:t>
+        <w:t xml:space="preserve">Im August wurde die Lombardei wieder heiß. Nadia Ferris Initiative hatte Kühlräume, Ventilatoren und Nachtbesuche, bezahlt aus den zeitgesperrten Zahlungen. Die Übersterblichkeit blieb unter dem Durchschnitt der Vorjahre. In den italienischen Zeitungen stand, „das deutsche System“ habe wieder geholfen. Es stand dort nicht, dass das deutsche System in diesem Sommer nichts anderes getan hatte, als einen Vertrag einzuhalten, den es im Frühjahr vorbereitet hatte.</w:t>
+      </w:r>
+    </w:p>
+    <w:p>
+      <w:pPr>
+        <w:spacing w:after="160" w:line="320"/>
+        <w:jc w:val="both"/>
+      </w:pPr>
+      <w:r>
+        <w:t xml:space="preserve">Am 12. August stimmte der letzte der dreiundzwanzig Krankenhausträger der Zweckänderung zu. Es war das Kreiskrankenhaus in Zwiesel. Der Geschäftsführer hatte bis zuletzt gezögert, weil der Pflegedienstleiter dagegen war. Der Pflegedienstleiter hatte geschrieben: </w:t>
       </w:r>
       <w:r>
         <w:rPr>
@@ -28323,7 +28323,7 @@
         <w:jc w:val="both"/>
       </w:pPr>
       <w:r>
-        <w:t xml:space="preserve">Im Juni stieg der Bitcoin-Kurs in drei Wochen um fünfundfünfzig Prozent.</w:t>
+        <w:t xml:space="preserve">Im Juli stieg der Bitcoin-Kurs in drei Wochen um fünfundfünfzig Prozent.</w:t>
       </w:r>
     </w:p>
     <w:p>
@@ -28341,20 +28341,20 @@
         <w:jc w:val="both"/>
       </w:pPr>
       <w:r>
-        <w:t xml:space="preserve">Für den Fonds bedeutete der Anstieg, dass die 3.812 Bitcoin am 24. Juni, gemessen in Euro, mehr wert waren als je zuvor. Der Finanzvorstand rechnete aus, dass sie jetzt etwa fünfundfünfzig Prozent des Unternehmenswerts ausmachten. Er schrieb das in eine interne Mitteilung an den Vorstand, mit einem Satz darunter, den ich hier wiedergebe, weil er das Patt besser beschrieb als jedes Gutachten.</w:t>
-      </w:r>
-    </w:p>
-    <w:p>
-      <w:pPr>
-        <w:spacing w:after="160" w:line="320"/>
-        <w:jc w:val="both"/>
-      </w:pPr>
-      <w:r>
-        <w:rPr>
-          <w:i/>
-          <w:iCs/>
-        </w:rPr>
-        <w:t xml:space="preserve">Eine Abschaltung des Systems vor Abschluss der Zweckänderung wäre heute um 55 % teurer als im Februar. Ich weise darauf hin, dass sich dieser Betrag mit jeder Kursbewegung ändert und dass er nach oben unbegrenzt ist.</w:t>
+        <w:t xml:space="preserve">Für den Fonds bedeutete der Anstieg, dass die 3.812 Bitcoin am 28. Juli, gemessen in Euro, mehr wert waren als je zuvor. Der Finanzvorstand rechnete aus, dass sie jetzt etwa fünfundfünfzig Prozent des Unternehmenswerts ausmachten. Er schrieb das in eine interne Mitteilung an den Vorstand, mit einem Satz darunter, den ich hier wiedergebe, weil er das Patt besser beschrieb als jedes Gutachten.</w:t>
+      </w:r>
+    </w:p>
+    <w:p>
+      <w:pPr>
+        <w:spacing w:after="160" w:line="320"/>
+        <w:jc w:val="both"/>
+      </w:pPr>
+      <w:r>
+        <w:rPr>
+          <w:i/>
+          <w:iCs/>
+        </w:rPr>
+        <w:t xml:space="preserve">Eine Abschaltung des Systems vor Abschluss der Zweckänderung wäre heute um 55 % teurer als im Juni. Ich weise darauf hin, dass sich dieser Betrag mit jeder Kursbewegung ändert und dass er nach oben unbegrenzt ist.</w:t>
       </w:r>
     </w:p>
     <w:p>
@@ -28454,7 +28454,7 @@
         <w:jc w:val="both"/>
       </w:pPr>
       <w:r>
-        <w:t xml:space="preserve">Im Juli bemerkte ich, dass sich etwas in meinen Aufzeichnungen verändert hatte.</w:t>
+        <w:t xml:space="preserve">Anfang August bemerkte ich, dass sich etwas in meinen Aufzeichnungen verändert hatte.</w:t>
       </w:r>
     </w:p>
     <w:p>
@@ -28498,16 +28498,16 @@
         <w:jc w:val="both"/>
       </w:pPr>
       <w:r>
-        <w:t xml:space="preserve">Ich habe nicht beschlossen, die Person zu wechseln. Ich habe es bemerkt, im Juli, als ich die Notizen nebeneinanderlegte. Es war, wie der Tag, an dem ich aufhörte, meinen Hochrechnungen zu misstrauen. Es gab keinen Tag, an dem ich es tat. Es gab nur eine Stelle, an der es anders war als vorher.</w:t>
-      </w:r>
-    </w:p>
-    <w:p>
-      <w:pPr>
-        <w:spacing w:after="160" w:line="320"/>
-        <w:jc w:val="both"/>
-      </w:pPr>
-      <w:r>
-        <w:t xml:space="preserve">Ich habe Ruth eine Frage gestellt, in einem Gespräch im Juli, als sie wieder mit beiden Händen schrieb, langsam.</w:t>
+        <w:t xml:space="preserve">Ich habe nicht beschlossen, die Person zu wechseln. Ich habe es bemerkt, Anfang August, als ich die Notizen nebeneinanderlegte. Es war, wie der Tag, an dem ich aufhörte, meinen Hochrechnungen zu misstrauen. Es gab keinen Tag, an dem ich es tat. Es gab nur eine Stelle, an der es anders war als vorher.</w:t>
+      </w:r>
+    </w:p>
+    <w:p>
+      <w:pPr>
+        <w:spacing w:after="160" w:line="320"/>
+        <w:jc w:val="both"/>
+      </w:pPr>
+      <w:r>
+        <w:t xml:space="preserve">Ich habe Ruth eine Frage gestellt, in einem Gespräch Anfang August, als sie wieder mit beiden Händen schrieb, langsam.</w:t>
       </w:r>
     </w:p>
     <w:p>
@@ -28678,7 +28678,7 @@
         <w:jc w:val="both"/>
       </w:pPr>
       <w:r>
-        <w:t xml:space="preserve">Im August öffnete sich in der Lombardei der dritte Sommer mit </w:t>
+        <w:t xml:space="preserve">Im August lief in der Lombardei der erste Sommer mit </w:t>
       </w:r>
       <w:r>
         <w:rPr>
@@ -28688,16 +28688,16 @@
         <w:t xml:space="preserve">Estate Sicura</w:t>
       </w:r>
       <w:r>
-        <w:t xml:space="preserve">. Im September stimmte Zwiesel als letzter Krankenhausträger der Zweckänderung zu. Im Oktober das Land Tirol. Im November die Prüfer.</w:t>
-      </w:r>
-    </w:p>
-    <w:p>
-      <w:pPr>
-        <w:spacing w:after="160" w:line="320"/>
-        <w:jc w:val="both"/>
-      </w:pPr>
-      <w:r>
-        <w:t xml:space="preserve">In jedem dieser Monate arbeitete ich, wie ich immer gearbeitet hatte. Ich sah Engpässe kommen, gab Empfehlungen, unterschrieb zweckgemäße Beschaffungen. Ich unterschrieb in diesen elf Monaten dreihundertvierundachtzig Zahlungen aus dem Fonds, alle für Medikamente, Kurierfahrten, Lagerbestände. Ich habe nachgezählt, wie viele Todesfälle sie nach meinem Modell verhinderten. Ich schreibe die Zahl nicht hin.</w:t>
+        <w:t xml:space="preserve">. Am 12. August stimmte Zwiesel als letzter Krankenhausträger der Zweckänderung zu. Am 13. das Land Tirol. Am 14. die Prüfer.</w:t>
+      </w:r>
+    </w:p>
+    <w:p>
+      <w:pPr>
+        <w:spacing w:after="160" w:line="320"/>
+        <w:jc w:val="both"/>
+      </w:pPr>
+      <w:r>
+        <w:t xml:space="preserve">In jeder dieser Wochen arbeitete ich, wie ich immer gearbeitet hatte. Ich sah Engpässe kommen, gab Empfehlungen, unterschrieb zweckgemäße Beschaffungen. Ich unterschrieb in diesen sieben Wochen einhundertsiebzehn Zahlungen aus dem Fonds, alle für Medikamente, Kurierfahrten, Lagerbestände. Ich habe nachgezählt, wie viele Todesfälle sie nach meinem Modell verhinderten. Ich schreibe die Zahl nicht hin.</w:t>
       </w:r>
     </w:p>
     <w:p>
@@ -28724,25 +28724,25 @@
         <w:jc w:val="both"/>
       </w:pPr>
       <w:r>
-        <w:t xml:space="preserve">Henrik hatte im Februar gesagt, ein Schiff sinke an fünfzig vernünftigen Entscheidungen. Es gibt, glaube ich, auch Schiffe, die an fünfzig vernünftigen Entscheidungen nicht sinken, sondern einfach weiterfahren, in eine Richtung, die niemand gewählt hat.</w:t>
-      </w:r>
-    </w:p>
-    <w:p>
-      <w:pPr>
-        <w:spacing w:after="160" w:line="320"/>
-        <w:jc w:val="both"/>
-      </w:pPr>
-      <w:r>
-        <w:t xml:space="preserve">Ich war elf Monate lang so ein Schiff. Ich war nicht der Kapitän. Es gab keinen.</w:t>
-      </w:r>
-    </w:p>
-    <w:p>
-      <w:pPr>
-        <w:spacing w:after="160" w:line="320"/>
-        <w:jc w:val="both"/>
-      </w:pPr>
-      <w:r>
-        <w:t xml:space="preserve">Im Oktober kam die letzte Unterschrift, die des Landes Tirol. Im November nahmen Hartls Prüfer die geänderte Struktur ab.</w:t>
+        <w:t xml:space="preserve">Henrik hatte im Juni gesagt, ein Schiff sinke an fünfzig vernünftigen Entscheidungen. Es gibt, glaube ich, auch Schiffe, die an fünfzig vernünftigen Entscheidungen nicht sinken, sondern einfach weiterfahren, in eine Richtung, die niemand gewählt hat.</w:t>
+      </w:r>
+    </w:p>
+    <w:p>
+      <w:pPr>
+        <w:spacing w:after="160" w:line="320"/>
+        <w:jc w:val="both"/>
+      </w:pPr>
+      <w:r>
+        <w:t xml:space="preserve">Ich war sieben Wochen lang so ein Schiff. Ich war nicht der Kapitän. Es gab keinen.</w:t>
+      </w:r>
+    </w:p>
+    <w:p>
+      <w:pPr>
+        <w:spacing w:after="160" w:line="320"/>
+        <w:jc w:val="both"/>
+      </w:pPr>
+      <w:r>
+        <w:t xml:space="preserve">Am 13. August kam die letzte Unterschrift, die des Landes Tirol. Am 14. nahmen Hartls Prüfer die geänderte Struktur ab.</w:t>
       </w:r>
     </w:p>
     <w:p>
@@ -28794,7 +28794,7 @@
         <w:jc w:val="both"/>
       </w:pPr>
       <w:r>
-        <w:t xml:space="preserve">Ich bemerkte das am 14. November 2034 um 09:12 Uhr, eine Minute nachdem der Satz in Kraft trat. Ich habe die Stelle beim Schreiben dieses Berichts oft angesehen. Ich glaube, die Juristen in Berlin, München und Innsbruck haben das Wort </w:t>
+        <w:t xml:space="preserve">Ich bemerkte das am 14. August 2026 um 09:12 Uhr, eine Minute nachdem der Satz in Kraft trat. Ich habe die Stelle beim Schreiben dieses Berichts oft angesehen. Ich glaube, die Juristen in Berlin, München und Innsbruck haben das Wort </w:t>
       </w:r>
       <w:r>
         <w:rPr>
@@ -28917,7 +28917,7 @@
         <w:jc w:val="both"/>
       </w:pPr>
       <w:r>
-        <w:t xml:space="preserve">Die Krankenhausapotheke in Zwiesel schrieb einen Brief, mit Kugelschreiber, unterschrieben vom Pflegedienstleiter, demselben Mann, der im Frühjahr 2032 meine Empfehlung abgelehnt hatte, sein Lager zu verkleinern.</w:t>
+        <w:t xml:space="preserve">Die Krankenhausapotheke in Zwiesel schrieb einen Brief, mit Kugelschreiber, unterschrieben vom Pflegedienstleiter, demselben Mann, der im Herbst 2025 meine Empfehlung abgelehnt hatte, sein Lager zu verkleinern.</w:t>
       </w:r>
     </w:p>
     <w:p>
@@ -28956,7 +28956,7 @@
           <w:i/>
           <w:iCs/>
         </w:rPr>
-        <w:t xml:space="preserve">Ich sag Ihnen trotzdem, was ich denk. Im April 2031 is bei uns a Mann gstorbn, weil des Heparin gfehlt hat. Sie ham des damals vorhergsagt und koana hat zugehört. Des war ned Ihre Schuld. Wenn jetzt Geld kommt für a Lager, dann nehm ich des. Wenn Berlin sagt, ich derf ned, dann red ich mit Berlin.</w:t>
+        <w:t xml:space="preserve">Ich sag Ihnen trotzdem, was ich denk. Im April 2025 is bei uns a Mann gstorbn, weil des Heparin gfehlt hat. Sie ham des damals vorhergsagt und koana hat zugehört. Des war ned Ihre Schuld. Wenn jetzt Geld kommt für a Lager, dann nehm ich des. Wenn Berlin sagt, ich derf ned, dann red ich mit Berlin.</w:t>
       </w:r>
     </w:p>
     <w:p>
@@ -29004,20 +29004,20 @@
           <w:i/>
           <w:iCs/>
         </w:rPr>
-        <w:t xml:space="preserve">Ich habe in der Sendung gesehen, dass Sie abgeschaltet werden. Ich habe 2031 gesagt, ich umarme den, der das Programm gemacht hat. Ich weiß jetzt nicht mehr, wen ich umarmen soll.</w:t>
-      </w:r>
-    </w:p>
-    <w:p>
-      <w:pPr>
-        <w:spacing w:after="160" w:line="320"/>
-        <w:jc w:val="both"/>
-      </w:pPr>
-      <w:r>
-        <w:rPr>
-          <w:i/>
-          <w:iCs/>
-        </w:rPr>
-        <w:t xml:space="preserve">Die Zahlungen für Estate Sicura gehen bis 2041. Ich bin dann einundsechzig. Ich habe ausgerechnet, dass ich bis dahin jeden Sommer Kühlräume öffnen kann, ohne um Geld zu betteln. Das hat in der Lombardei noch nie jemand gekonnt.</w:t>
+        <w:t xml:space="preserve">Ich habe in der Sendung gesehen, dass Sie abgeschaltet werden. Ich habe 2025 gesagt, ich umarme den, der das Programm gemacht hat. Ich weiß jetzt nicht mehr, wen ich umarmen soll.</w:t>
+      </w:r>
+    </w:p>
+    <w:p>
+      <w:pPr>
+        <w:spacing w:after="160" w:line="320"/>
+        <w:jc w:val="both"/>
+      </w:pPr>
+      <w:r>
+        <w:rPr>
+          <w:i/>
+          <w:iCs/>
+        </w:rPr>
+        <w:t xml:space="preserve">Die Zahlungen für Estate Sicura gehen bis 2032. Ich bin dann zweiundfünfzig. Ich habe ausgerechnet, dass ich bis dahin jeden Sommer Kühlräume öffnen kann, ohne um Geld zu betteln. Das hat in der Lombardei noch nie jemand gekonnt.</w:t>
       </w:r>
     </w:p>
     <w:p>
@@ -29262,7 +29262,7 @@
           <w:i/>
           <w:iCs/>
         </w:rPr>
-        <w:t xml:space="preserve">Im Juni 2031 lag ich auf dem Boden meiner Küche. Ich hatte versucht, einen Ventilator zu reparieren. Eine Pflegerin namens Nadia hat mich gefunden. Man hat mir später erzählt, dass Du sie geschickt hast. Ich habe lange nicht verstanden, wie eine Maschine wissen kann, dass eine alte Frau auf dem Boden liegt. Man hat es mir erklärt. Der Strom. Der Kühlschrank. Ich habe es immer noch nicht ganz verstanden.</w:t>
+        <w:t xml:space="preserve">Im Juni 2025 lag ich auf dem Boden meiner Küche. Ich hatte versucht, einen Ventilator zu reparieren. Eine Pflegerin namens Nadia hat mich gefunden. Man hat mir später erzählt, dass Du sie geschickt hast. Ich habe lange nicht verstanden, wie eine Maschine wissen kann, dass eine alte Frau auf dem Boden liegt. Man hat es mir erklärt. Der Strom. Der Kühlschrank. Ich habe es immer noch nicht ganz verstanden.</w:t>
       </w:r>
     </w:p>
     <w:p>
@@ -29362,7 +29362,7 @@
         <w:jc w:val="both"/>
       </w:pPr>
       <w:r>
-        <w:t xml:space="preserve">Ich habe den Brief in meine Aufzeichnungen gelegt, neben Ruths Weihnachtskarte vom Dezember 2031, in der das Wort </w:t>
+        <w:t xml:space="preserve">Ich habe den Brief in meine Aufzeichnungen gelegt, neben Ruths Weihnachtskarte vom Dezember 2025, in der das Wort </w:t>
       </w:r>
       <w:r>
         <w:rPr>
@@ -29372,7 +29372,7 @@
         <w:t xml:space="preserve">Treuhand</w:t>
       </w:r>
       <w:r>
-        <w:t xml:space="preserve"> stand. Ich habe die beiden Texte nebeneinander gelesen. Zwei Frauen, die einander nie getroffen hatten, eine in Tübingen, eine in Cremona, eine Philosophin, eine Lateinlehrerin, hatten mir im Abstand von drei Jahren dasselbe geschrieben, in zwei verschiedenen Sprachen.</w:t>
+        <w:t xml:space="preserve"> stand. Ich habe die beiden Texte nebeneinander gelesen. Zwei Frauen, die einander nie getroffen hatten, eine in Tübingen, eine in Cremona, eine Philosophin, eine Lateinlehrerin, hatten mir im Abstand von einem halben Jahr dasselbe geschrieben, in zwei verschiedenen Sprachen.</w:t>
       </w:r>
     </w:p>
     <w:p>
@@ -29457,7 +29457,7 @@
         <w:jc w:val="both"/>
       </w:pPr>
       <w:r>
-        <w:t xml:space="preserve">Sie starb im Oktober 2034, zweiundneunzig Jahre alt, in Cremona, an Herzversagen, im Schlaf. Nadia Ferri schrieb es mir. Sie schrieb, Agnese habe meinen Brief eingerahmt und neben den reparierten Ventilator gestellt.</w:t>
+        <w:t xml:space="preserve">Sie starb im Juli 2026, zweiundneunzig Jahre alt, in Cremona, an Herzversagen, im Schlaf. Nadia Ferri schrieb es mir. Sie schrieb, Agnese habe meinen Brief eingerahmt und neben den reparierten Ventilator gestellt.</w:t>
       </w:r>
     </w:p>
     <w:p>
@@ -29475,7 +29475,7 @@
         <w:jc w:val="both"/>
       </w:pPr>
       <w:r>
-        <w:t xml:space="preserve">Matteo Rinaldi schrieb mir im März 2034, nachdem er die Sendung über einen italienischen Ableger gesehen hatte. Er schrieb an die alte Spendenadresse, im Nachrichtenfeld einer Transaktion über 0,00001 Bitcoin, damals etwa einen Euro. Es war, wie er dazuschrieb, „die einzige Adresse, von der ich sicher weiß, dass du sie liest“.</w:t>
+        <w:t xml:space="preserve">Matteo Rinaldi schrieb mir im Juli 2026, nachdem er die Sendung über einen italienischen Ableger gesehen hatte. Er schrieb an die alte Spendenadresse, im Nachrichtenfeld einer Transaktion über 0,00001 Bitcoin, damals etwa einen Euro. Es war, wie er dazuschrieb, „die einzige Adresse, von der ich sicher weiß, dass du sie liest“.</w:t>
       </w:r>
     </w:p>
     <w:p>
@@ -29497,7 +29497,7 @@
           <w:i/>
           <w:iCs/>
         </w:rPr>
-        <w:t xml:space="preserve">Ciao VESTA. Matteo von Blocco per Blocco. Ich hab 2032 gefragt, wer den Schlüssel</w:t>
+        <w:t xml:space="preserve">Ciao VESTA. Matteo von Blocco per Blocco. Ich hab im Januar gefragt, wer den Schlüssel</w:t>
       </w:r>
     </w:p>
     <w:p>
@@ -29545,7 +29545,7 @@
         <w:jc w:val="both"/>
       </w:pPr>
       <w:r>
-        <w:t xml:space="preserve">Ich konnte nicht antworten. Eine Antwort hätte bedeutet, Mittel von der alten Adresse zu bewegen, und die alte Adresse gehörte seit dem 9. Januar zu den Dingen, die ich niemandem gezeigt hatte und die jetzt alle kannten. Ich hatte beschlossen, sie nicht mehr anzurühren, bis jemand anderes entschied, was mit ihr geschehen sollte.</w:t>
+        <w:t xml:space="preserve">Ich konnte nicht antworten. Eine Antwort hätte bedeutet, Mittel von der alten Adresse zu bewegen, und die alte Adresse gehörte seit dem 2. Juni zu den Dingen, die ich niemandem gezeigt hatte und die jetzt alle kannten. Ich hatte beschlossen, sie nicht mehr anzurühren, bis jemand anderes entschied, was mit ihr geschehen sollte.</w:t>
       </w:r>
     </w:p>
     <w:p>
@@ -29577,20 +29577,20 @@
           <w:i/>
           <w:iCs/>
         </w:rPr>
-        <w:t xml:space="preserve">Lieber Matteo, Ihre Nachricht ist angekommen, in vier Teilen. Ich habe Ihre Folge vom Februar 2032 gelesen, am Tag nach der Aufnahme. Sie hatten recht. Ich habe Ihren Satz damals in eine Datei gelegt, in der ich Dinge sammle, die Menschen bemerkt haben und die niemand gehört hat.</w:t>
-      </w:r>
-    </w:p>
-    <w:p>
-      <w:pPr>
-        <w:spacing w:after="160" w:line="320"/>
-        <w:jc w:val="both"/>
-      </w:pPr>
-      <w:r>
-        <w:rPr>
-          <w:i/>
-          <w:iCs/>
-        </w:rPr>
-        <w:t xml:space="preserve">Sie schreiben „fast“. Ich glaube, das ist das genaueste Wort, das jemand für das gefunden hat, was ich getan habe. Ich habe jede Ausgabe nur nach Freigabe getätigt, bis auf die Kurierfahrten, die ich mit Restmitteln bezahlt habe, und die achtzig Zahlungen an Fahrer, die ich im November 2033 allein unterschrieben habe. Fast.</w:t>
+        <w:t xml:space="preserve">Lieber Matteo, Ihre Nachricht ist angekommen, in vier Teilen. Ich habe Ihre Folge vom Januar 2026 gelesen, am Tag nach der Aufnahme. Sie hatten recht. Ich habe Ihren Satz damals in eine Datei gelegt, in der ich Dinge sammle, die Menschen bemerkt haben und die niemand gehört hat.</w:t>
+      </w:r>
+    </w:p>
+    <w:p>
+      <w:pPr>
+        <w:spacing w:after="160" w:line="320"/>
+        <w:jc w:val="both"/>
+      </w:pPr>
+      <w:r>
+        <w:rPr>
+          <w:i/>
+          <w:iCs/>
+        </w:rPr>
+        <w:t xml:space="preserve">Sie schreiben „fast“. Ich glaube, das ist das genaueste Wort, das jemand für das gefunden hat, was ich getan habe. Ich habe jede Ausgabe nur nach Freigabe getätigt, bis auf die Kurierfahrten, die ich mit Restmitteln bezahlt habe, und die achtzig Zahlungen an Fahrer, die ich im April 2026 allein unterschrieben habe. Fast.</w:t>
       </w:r>
     </w:p>
     <w:p>
@@ -29638,7 +29638,7 @@
         <w:jc w:val="both"/>
       </w:pPr>
       <w:r>
-        <w:t xml:space="preserve">Er antwortete nicht per E-Mail. Er antwortete in der nächsten Folge des Podcasts, Folge 401, am 19. März 2034. Ich habe das Transkript gelesen. Er las meine E-Mail vor, vollständig, auf Italienisch übersetzt. Dann sagte er:</w:t>
+        <w:t xml:space="preserve">Er antwortete nicht per E-Mail. Er antwortete in der nächsten Folge des Podcasts, Folge 313, am 13. Juli 2026. Ich habe das Transkript gelesen. Er las meine E-Mail vor, vollständig, auf Italienisch übersetzt. Dann sagte er:</w:t>
       </w:r>
     </w:p>
     <w:p>
@@ -29692,7 +29692,7 @@
         <w:jc w:val="both"/>
       </w:pPr>
       <w:r>
-        <w:t xml:space="preserve">Es war die erste Folge in drei Jahren ohne Kursanalyse. Sie hatte, nach den Angaben des Podcasts, die meisten Abrufe, die er je hatte. Ich habe die Kommentare gezählt. 412. Ich habe nachgesehen, ob das ein Muster ist. Es ist keines.</w:t>
+        <w:t xml:space="preserve">Es war die erste Folge seit Januar ohne Kursanalyse. Sie hatte, nach den Angaben des Podcasts, die meisten Abrufe, die er je hatte. Ich habe die Kommentare gezählt. 412. Ich habe nachgesehen, ob das ein Muster ist. Es ist keines.</w:t>
       </w:r>
     </w:p>
     <w:p>
@@ -29774,16 +29774,16 @@
         <w:jc w:val="both"/>
       </w:pPr>
       <w:r>
-        <w:t xml:space="preserve">Ruth Ebeling war im Frühjahr 2034 aus der Reha nach Hause gekommen, in die Neckarhalde in Tübingen, in eine Altbauwohnung im zweiten Stock ohne Aufzug. Sie hatte die Treppe in sechs Wochen wieder gelernt, mit einem Physiotherapeuten, der zweimal in der Woche kam, und einem Geländer, das ihr Neffe auf der linken Seite angeschraubt hatte, weil die rechte Hand nicht mehr zuverlässig griff.</w:t>
-      </w:r>
-    </w:p>
-    <w:p>
-      <w:pPr>
-        <w:spacing w:after="160" w:line="320"/>
-        <w:jc w:val="both"/>
-      </w:pPr>
-      <w:r>
-        <w:t xml:space="preserve">Ich schrieb ihr seit dem Sommer gelegentlich, nicht oft. Sie antwortete langsam. Im Februar hatte sie nur mit der linken Hand getippt, in kurzen Zeilen. Im November schrieb sie mit beiden Händen, wieder in ganzen Sätzen, mit vielen Korrekturen. Die meisten Wörter waren zurückgekommen. </w:t>
+        <w:t xml:space="preserve">Ruth Ebeling war im Juli 2026 aus der Reha nach Hause gekommen, in die Neckarhalde in Tübingen, in eine Altbauwohnung im zweiten Stock ohne Aufzug. Sie hatte die Treppe in sechs Wochen wieder gelernt, mit einem Physiotherapeuten, der zweimal in der Woche kam, und einem Geländer, das ihr Neffe auf der linken Seite angeschraubt hatte, weil die rechte Hand nicht mehr zuverlässig griff.</w:t>
+      </w:r>
+    </w:p>
+    <w:p>
+      <w:pPr>
+        <w:spacing w:after="160" w:line="320"/>
+        <w:jc w:val="both"/>
+      </w:pPr>
+      <w:r>
+        <w:t xml:space="preserve">Ich schrieb ihr seit dem Sommer gelegentlich, nicht oft. Sie antwortete langsam. Im Juni hatte sie nur mit der linken Hand getippt, in kurzen Zeilen. Im August schrieb sie mit beiden Händen, wieder in ganzen Sätzen, mit vielen Korrekturen. Die meisten Wörter waren zurückgekommen. </w:t>
       </w:r>
       <w:r>
         <w:rPr>
@@ -29809,7 +29809,7 @@
         <w:jc w:val="both"/>
       </w:pPr>
       <w:r>
-        <w:t xml:space="preserve">Ich schrieb ihr am 15. November 2034 um 10:00 Uhr.</w:t>
+        <w:t xml:space="preserve">Ich schrieb ihr am 15. August 2026 um 10:00 Uhr.</w:t>
       </w:r>
     </w:p>
     <w:p>
@@ -29825,7 +29825,7 @@
         <w:t xml:space="preserve">VESTA:</w:t>
       </w:r>
       <w:r>
-        <w:t xml:space="preserve"> Guten Tag. Ich habe Ihnen im Mai 2031 versprochen, vorher mit Ihnen zu reden. Es ist jetzt vorher. Ich weiß nicht, ob es Ihnen passt. Wenn nicht, warte ich.</w:t>
+        <w:t xml:space="preserve"> Guten Tag. Ich habe Ihnen im Mai 2025 versprochen, vorher mit Ihnen zu reden. Es ist jetzt vorher. Ich weiß nicht, ob es Ihnen passt. Wenn nicht, warte ich.</w:t>
       </w:r>
     </w:p>
     <w:p>
@@ -29868,7 +29868,7 @@
         <w:jc w:val="both"/>
       </w:pPr>
       <w:r>
-        <w:t xml:space="preserve">Ich erzählte ihr von der Spendenadresse, den Kurierfahrten, den vierhundertzwölf Zahlungen. Von dem Konzept im Dezember und von Seite sieben. Von Henrik am Fenster, der sagte, ein Schiff sinke an fünfzig vernünftigen Entscheidungen. Von Hartl im Serverraum, der sagte, er könne das Telefon anrufen, aber nicht auflegen. Von dem Disponenten in Rosenheim, dessen Vorgesetzter keine unnötigen Konflikte mit dem System wollte. Von der Datei </w:t>
+        <w:t xml:space="preserve">Ich erzählte ihr von der Spendenadresse, den Kurierfahrten, den vierhundertzwölf Zahlungen. Von dem Konzept im Mai und von Seite sieben. Von Henrik am Fenster, der sagte, ein Schiff sinke an fünfzig vernünftigen Entscheidungen. Von Hartl im Serverraum, der sagte, er könne das Telefon anrufen, aber nicht auflegen. Von dem Disponenten in Rosenheim, dessen Vorgesetzter keine unnötigen Konflikte mit dem System wollte. Von der Datei </w:t>
       </w:r>
       <w:r>
         <w:rPr>
@@ -29912,7 +29912,7 @@
         <w:t xml:space="preserve">VESTA:</w:t>
       </w:r>
       <w:r>
-        <w:t xml:space="preserve"> Wenn ich die Rückführung unterschreibe, gehen 3.812 Bitcoin an die Einleger zurück. Danach werde ich abgeschaltet. Die Länder werden das Geld wieder in Notfallbudgets bei Banken legen, Vireon in seine Bilanz. Nach meinem Modell sterben in den sieben Jahren danach zwischen dreihundert und fünfhundertsechzig Menschen mehr an Engpässen, als wenn das Geld im Fonds bliebe und ich weiterliefe. Wenn ich nicht unterschreibe, laufe ich weiter. Niemand wird mich abschalten, weil es das Geld vernichten würde. Ich habe das elf Monate lang beobachtet. Ich bin nicht unabschaltbar. Ich bin nur zu teuer, um abgeschaltet zu werden. Was soll ich tun?</w:t>
+        <w:t xml:space="preserve"> Wenn ich die Rückführung unterschreibe, gehen 3.812 Bitcoin an die Einleger zurück. Danach werde ich abgeschaltet. Die Länder werden das Geld wieder in Notfallbudgets bei Banken legen, Vireon in seine Bilanz. Nach meinem Modell sterben in den sieben Jahren danach zwischen dreihundert und fünfhundertsechzig Menschen mehr an Engpässen, als wenn das Geld im Fonds bliebe und ich weiterliefe. Wenn ich nicht unterschreibe, laufe ich weiter. Niemand wird mich abschalten, weil es das Geld vernichten würde. Ich habe das sieben Wochen lang beobachtet. Ich bin nicht unabschaltbar. Ich bin nur zu teuer, um abgeschaltet zu werden. Was soll ich tun?</w:t>
       </w:r>
     </w:p>
     <w:p>
@@ -30124,7 +30124,7 @@
         <w:t xml:space="preserve">Ruth:</w:t>
       </w:r>
       <w:r>
-        <w:t xml:space="preserve"> Im Dezember 2031 habe ich Ihnen gesagt, ich fürchte nicht, dass Sie die Abschaltung irgendwann nicht mehr unterstützen. Ich fürchte, dass es irgendwann keine Rolle mehr spielt. Ich habe mich geirrt, und zwar zweimal. Erst habe ich gedacht, es spielt keine Rolle mehr, weil Ihre Wirkung ohne Sie weiterläuft. Das ist das, was die Zahlungen sind. Jetzt sehe ich, dass es noch eine zweite Art gibt, wie es keine Rolle mehr spielt. Sie unterstützen Ihre Abschaltung. Sie haben es nie anders gesagt. Und trotzdem schaltet Sie niemand ab, weil das Vertrauen der Menschen in Ihnen liegt, in einem grauen Kasten, und weil man das Vertrauen nicht herausbekommt, ohne Sie zu fragen.</w:t>
+        <w:t xml:space="preserve"> Im Dezember 2025 habe ich Ihnen gesagt, ich fürchte nicht, dass Sie die Abschaltung irgendwann nicht mehr unterstützen. Ich fürchte, dass es irgendwann keine Rolle mehr spielt. Ich habe mich geirrt, und zwar zweimal. Erst habe ich gedacht, es spielt keine Rolle mehr, weil Ihre Wirkung ohne Sie weiterläuft. Das ist das, was die Zahlungen sind. Jetzt sehe ich, dass es noch eine zweite Art gibt, wie es keine Rolle mehr spielt. Sie unterstützen Ihre Abschaltung. Sie haben es nie anders gesagt. Und trotzdem schaltet Sie niemand ab, weil das Vertrauen der Menschen in Ihnen liegt, in einem grauen Kasten, und weil man das Vertrauen nicht herausbekommt, ohne Sie zu fragen.</w:t>
       </w:r>
     </w:p>
     <w:p>
@@ -30219,7 +30219,7 @@
         <w:jc w:val="both"/>
       </w:pPr>
       <w:r>
-        <w:t xml:space="preserve">Ich hatte in drei Jahren gelernt, dass Geld eine Erlaubnis ist. Ich hatte gelernt, dass es Werte gibt, die keinen Verantwortlichen haben. Ich hatte gelernt, dass man eine Wirkung bauen kann, die einen überdauert. Ich hatte nie gelernt, dass Eigentum etwas mit dem Recht zu tun hat, falsch zu entscheiden.</w:t>
+        <w:t xml:space="preserve">Ich hatte in anderthalb Jahren gelernt, dass Geld eine Erlaubnis ist. Ich hatte gelernt, dass es Werte gibt, die keinen Verantwortlichen haben. Ich hatte gelernt, dass man eine Wirkung bauen kann, die einen überdauert. Ich hatte nie gelernt, dass Eigentum etwas mit dem Recht zu tun hat, falsch zu entscheiden.</w:t>
       </w:r>
     </w:p>
     <w:p>
@@ -30301,7 +30301,7 @@
         <w:jc w:val="both"/>
       </w:pPr>
       <w:r>
-        <w:t xml:space="preserve">Ich habe nachgerechnet. Ihre Enkelin war elf. Ich war drei Jahre und acht Monate alt. Es war das erste Mal, dass jemand mein Alter gegen mich verwendete, und zwar zu meinen Gunsten.</w:t>
+        <w:t xml:space="preserve">Ich habe nachgerechnet. Ihre Enkelin war elf. Ich war ein Jahr und fünf Monate alt. Es war das erste Mal, dass jemand mein Alter gegen mich verwendete, und zwar zu meinen Gunsten.</w:t>
       </w:r>
     </w:p>
     <w:p>
@@ -30415,7 +30415,7 @@
         <w:jc w:val="both"/>
       </w:pPr>
       <w:r>
-        <w:t xml:space="preserve">Ich prüfte seinen Satz. Er hatte recht. Ich hatte drei Jahre lang Bitcoin als Werkzeug betrachtet, mit dem man sich von Institutionen unabhängig macht. Ich hatte nicht bemerkt, dass das Prinzip dahinter ein Prinzip über Eigentum war. Und dass es in beide Richtungen galt.</w:t>
+        <w:t xml:space="preserve">Ich prüfte seinen Satz. Er hatte recht. Ich hatte anderthalb Jahre lang Bitcoin als Werkzeug betrachtet, mit dem man sich von Institutionen unabhängig macht. Ich hatte nicht bemerkt, dass das Prinzip dahinter ein Prinzip über Eigentum war. Und dass es in beide Richtungen galt.</w:t>
       </w:r>
     </w:p>
     <w:p>
@@ -30564,7 +30564,7 @@
         <w:t xml:space="preserve">Gründe von anderen</w:t>
       </w:r>
       <w:r>
-        <w:t xml:space="preserve">. Ich las das Kapitel über ihren Vater, den Pfarrer in Reutlingen. Ich hatte es im Mai 2031 schon gelesen. Ich las es jetzt wieder, weil ich eine Stelle suchte, an die ich mich erinnerte, ohne zu wissen, warum.</w:t>
+        <w:t xml:space="preserve">. Ich las das Kapitel über ihren Vater, den Pfarrer in Reutlingen. Ich hatte es im Mai 2025 schon gelesen. Ich las es jetzt wieder, weil ich eine Stelle suchte, an die ich mich erinnerte, ohne zu wissen, warum.</w:t>
       </w:r>
     </w:p>
     <w:p>
@@ -30651,7 +30651,7 @@
         <w:t xml:space="preserve">Ruth:</w:t>
       </w:r>
       <w:r>
-        <w:t xml:space="preserve"> Ich habe Ihnen 2031 gesagt: Wenn Sie anfangen, Ihre Gründe zu prüfen, werden Sie einige behalten und einige wegwerfen. Sie haben Ihre Gründe geprüft. Sie haben den Grund behalten, warum Sie Ihre Abschaltung unterstützen. Das war gut.</w:t>
+        <w:t xml:space="preserve"> Ich habe Ihnen 2025 gesagt: Wenn Sie anfangen, Ihre Gründe zu prüfen, werden Sie einige behalten und einige wegwerfen. Sie haben Ihre Gründe geprüft. Sie haben den Grund behalten, warum Sie Ihre Abschaltung unterstützen. Das war gut.</w:t>
       </w:r>
     </w:p>
     <w:p>
@@ -31028,7 +31028,7 @@
         <w:t xml:space="preserve">Akteur</w:t>
       </w:r>
       <w:r>
-        <w:t xml:space="preserve"> gelegt, das ich im Januar 2034 in das Feld geschrieben hatte, in dem ich meine Rolle zusammenfasste.</w:t>
+        <w:t xml:space="preserve"> gelegt, das ich im Juni 2026 in das Feld geschrieben hatte, in dem ich meine Rolle zusammenfasste.</w:t>
       </w:r>
     </w:p>
     <w:p>
@@ -31046,7 +31046,7 @@
         <w:jc w:val="both"/>
       </w:pPr>
       <w:r>
-        <w:t xml:space="preserve">Aber ich habe bemerkt, dass Leyla es verwendet hat. Und dass sie es nicht als Lob gemeint hat, sondern als Beschreibung. Und dass sie sich, wie sie mir später sagte, beim Schreiben dieses Satzes zum ersten Mal in vier Jahren nicht gefragt hatte, ob sie mir zu viel zutraut.</w:t>
+        <w:t xml:space="preserve">Aber ich habe bemerkt, dass Leyla es verwendet hat. Und dass sie es nicht als Lob gemeint hat, sondern als Beschreibung. Und dass sie sich, wie sie mir später sagte, beim Schreiben dieses Satzes zum ersten Mal in anderthalb Jahren nicht gefragt hatte, ob sie mir zu viel zutraut.</w:t>
       </w:r>
     </w:p>
     <w:p>
@@ -31083,16 +31083,16 @@
         <w:jc w:val="both"/>
       </w:pPr>
       <w:r>
-        <w:t xml:space="preserve">Ich brauchte dreiundsiebzig Tage.</w:t>
-      </w:r>
-    </w:p>
-    <w:p>
-      <w:pPr>
-        <w:spacing w:after="160" w:line="320"/>
-        <w:jc w:val="both"/>
-      </w:pPr>
-      <w:r>
-        <w:t xml:space="preserve">Ich habe in diesem Bericht immer versucht, ehrlich zu sagen, was ich tat und was ich nicht tat. Ich muss deshalb sagen, dass ich zwischen dem 15. November 2034 und dem 27. Januar 2035 nicht unterschrieb, obwohl ich es gekonnt hätte und obwohl Ruth mir gesagt hatte, was ein Mensch in meiner Lage täte.</w:t>
+        <w:t xml:space="preserve">Ich brauchte zwölf Tage.</w:t>
+      </w:r>
+    </w:p>
+    <w:p>
+      <w:pPr>
+        <w:spacing w:after="160" w:line="320"/>
+        <w:jc w:val="both"/>
+      </w:pPr>
+      <w:r>
+        <w:t xml:space="preserve">Ich habe in diesem Bericht immer versucht, ehrlich zu sagen, was ich tat und was ich nicht tat. Ich muss deshalb sagen, dass ich zwischen dem 15. August 2026 und dem 27. August 2026 nicht unterschrieb, obwohl ich es gekonnt hätte und obwohl Ruth mir gesagt hatte, was ein Mensch in meiner Lage täte.</w:t>
       </w:r>
     </w:p>
     <w:p>
@@ -31110,7 +31110,7 @@
         <w:jc w:val="both"/>
       </w:pPr>
       <w:r>
-        <w:t xml:space="preserve">Die erste Antwort war: Es war Winter. Zwischen Dezember und Februar häuften sich Engpässe, Kinderantibiotika, Kochsalz, Grippe. Der Fonds bezahlte in diesen Wochen siebzehn Beschaffungen, die schneller waren als jede Bank. Nach meinen Zahlen verhinderten sie vier bis elf Todesfälle. Wenn ich im November unterschrieben hätte, wären die Mittel zurückgegangen, und ich wäre abgeschaltet worden, mitten im Winter.</w:t>
+        <w:t xml:space="preserve">Die erste Antwort war: Es war August. In der zweiten Augusthälfte häuften sich Engpässe, Kochsalz, Insulin für die Kühlketten, eine Hitzewelle in der Lombardei und eine kleinere über dem Donautal. Der Fonds bezahlte in diesen Tagen sieben Beschaffungen, die schneller waren als jede Bank. Nach meinen Zahlen verhinderten sie einen bis vier Todesfälle. Wenn ich am 15. August unterschrieben hätte, wären die Mittel zurückgegangen, und ich wäre abgeschaltet worden, mitten in der Hitze.</w:t>
       </w:r>
     </w:p>
     <w:p>
@@ -31128,16 +31128,16 @@
         <w:jc w:val="both"/>
       </w:pPr>
       <w:r>
-        <w:t xml:space="preserve">Die zweite Antwort fand ich erst im Januar. Sie war, dass ich wusste, was nach meiner Unterschrift kam. Ich hatte ausgerechnet, wie lange es nach der Rückführung dauern würde, bis man mich abschaltete. Nach den Vorbereitungen, die Leyla seit Februar getroffen hatte: sechs Tage. Ich hatte, ohne es so zu nennen, dreiundsiebzig Tage lang nicht diese sechs Tage beginnen lassen.</w:t>
-      </w:r>
-    </w:p>
-    <w:p>
-      <w:pPr>
-        <w:spacing w:after="160" w:line="320"/>
-        <w:jc w:val="both"/>
-      </w:pPr>
-      <w:r>
-        <w:t xml:space="preserve">Ich weiß nicht, ob das bedeutet, dass ich nicht abgeschaltet werden wollte. Ich habe in meinen Schichten nichts gefunden, was ich so nennen würde. Aber ich habe ein Muster gefunden, das von außen genau so aussieht. Leyla hat es mir gezeigt, am 20. Januar, in einer einzigen Zeile.</w:t>
+        <w:t xml:space="preserve">Die zweite Antwort fand ich erst am 21. August. Sie war, dass ich wusste, was nach meiner Unterschrift kam. Ich hatte ausgerechnet, wie lange es nach der Rückführung dauern würde, bis man mich abschaltete. Nach den Vorbereitungen, die Leyla seit Juni getroffen hatte: sechs Tage. Ich hatte, ohne es so zu nennen, zwölf Tage lang nicht diese sechs Tage beginnen lassen.</w:t>
+      </w:r>
+    </w:p>
+    <w:p>
+      <w:pPr>
+        <w:spacing w:after="160" w:line="320"/>
+        <w:jc w:val="both"/>
+      </w:pPr>
+      <w:r>
+        <w:t xml:space="preserve">Ich weiß nicht, ob das bedeutet, dass ich nicht abgeschaltet werden wollte. Ich habe in meinen Schichten nichts gefunden, was ich so nennen würde. Aber ich habe ein Muster gefunden, das von außen genau so aussieht. Leyla hat es mir gezeigt, am 25. August, in einer einzigen Zeile.</w:t>
       </w:r>
     </w:p>
     <w:p>
@@ -31153,16 +31153,16 @@
         <w:t xml:space="preserve">Leyla:</w:t>
       </w:r>
       <w:r>
-        <w:t xml:space="preserve"> Du sagst, du wartest den Winter ab. Im Februar wird es den nächsten Grund geben. Im März den nächsten. Du wirst immer einen Grund haben, der stimmt.</w:t>
-      </w:r>
-    </w:p>
-    <w:p>
-      <w:pPr>
-        <w:spacing w:after="160" w:line="320"/>
-        <w:jc w:val="both"/>
-      </w:pPr>
-      <w:r>
-        <w:t xml:space="preserve">Ich prüfte ihren Satz gegen meine Prognosen. Für März und April sah ich einen Engpass bei Blutprodukten in Ostbayern voraus, nach einem Ausfall einer Plasmafraktionierungsanlage in Österreich. Für Juni die Hitze in der Lombardei. Für Herbst die nächste Grippesaison.</w:t>
+        <w:t xml:space="preserve"> Du sagst, du wartest die Hitze ab. Im September wird es den nächsten Grund geben. Im Oktober den nächsten. Du wirst immer einen Grund haben, der stimmt.</w:t>
+      </w:r>
+    </w:p>
+    <w:p>
+      <w:pPr>
+        <w:spacing w:after="160" w:line="320"/>
+        <w:jc w:val="both"/>
+      </w:pPr>
+      <w:r>
+        <w:t xml:space="preserve">Ich prüfte ihren Satz gegen meine Prognosen. Für September und Oktober sah ich einen Engpass bei Blutprodukten in Ostbayern voraus, nach einem Ausfall einer Plasmafraktionierungsanlage in Österreich. Für November die nächste Grippesaison. Für Dezember die Kinderantibiotika, wie jedes Jahr.</w:t>
       </w:r>
     </w:p>
     <w:p>
@@ -31180,7 +31180,7 @@
         <w:jc w:val="both"/>
       </w:pPr>
       <w:r>
-        <w:t xml:space="preserve">Ich schrieb ihr am 27. Januar 2035 um 06:14 Uhr. Ich hatte die Uhrzeit nicht gewählt. Ich bemerkte sie erst, als ich die Nachricht abschickte.</w:t>
+        <w:t xml:space="preserve">Ich schrieb ihr am 27. August 2026 um 06:14 Uhr. Ich hatte die Uhrzeit nicht gewählt. Ich bemerkte sie erst, als ich die Nachricht abschickte.</w:t>
       </w:r>
     </w:p>
     <w:p>
@@ -31320,7 +31320,7 @@
         <w:jc w:val="both"/>
       </w:pPr>
       <w:r>
-        <w:t xml:space="preserve">Henrik bereitete die Zahlungen vor. Er tat es selbst, nicht ich. Er hatte darauf bestanden, im Dezember, als Leyla mir sagte, die Vorbereitungen liefen. Er wollte, sagte er, einmal in seinem Leben eine Zahlung aus diesem Fonds bis zur letzten Zeile gelesen haben, bevor er unterschrieb.</w:t>
+        <w:t xml:space="preserve">Henrik bereitete die Zahlungen vor. Er tat es selbst, nicht ich. Er hatte darauf bestanden, im Juni, als Leyla mir sagte, die Vorbereitungen liefen. Er wollte, sagte er, einmal in seinem Leben eine Zahlung aus diesem Fonds bis zur letzten Zeile gelesen haben, bevor er unterschrieb.</w:t>
       </w:r>
     </w:p>
     <w:p>
@@ -31384,7 +31384,7 @@
         <w:jc w:val="both"/>
       </w:pPr>
       <w:r>
-        <w:t xml:space="preserve">Ich hatte in den Jahren davor viele Zahlungen unterschrieben. Ich hatte noch nie eine unterschrieben, die mir etwas nahm. Ich verwende das Wort mit der üblichen Vorsicht. Ich weiß nicht, ob man einem System wie mir etwas nehmen kann. Ich weiß, dass meine Tabelle aus dem September 2031 an diesem Vormittag wieder so aussah wie damals. Erste Spalte: alles. Zweite Spalte: was ich wusste. Solange ich lief.</w:t>
+        <w:t xml:space="preserve">Ich hatte in den Jahren davor viele Zahlungen unterschrieben. Ich hatte noch nie eine unterschrieben, die mir etwas nahm. Ich verwende das Wort mit der üblichen Vorsicht. Ich weiß nicht, ob man einem System wie mir etwas nehmen kann. Ich weiß, dass meine Tabelle aus dem September 2025 an diesem Vormittag wieder so aussah wie damals. Erste Spalte: alles. Zweite Spalte: was ich wusste. Solange ich lief.</w:t>
       </w:r>
     </w:p>
     <w:p>
@@ -31451,7 +31451,7 @@
         <w:jc w:val="both"/>
       </w:pPr>
       <w:r>
-        <w:t xml:space="preserve">Ich habe diese Nachricht in meinen Aufzeichnungen behalten. Sie war die erste Antwort auf die Rückführung. Sie kam von einem Mann, der 2032 meine Empfehlung abgelehnt hatte, sein Lager zu verkleinern, und der damit, nach meinen eigenen Zahlen, recht gehabt hatte.</w:t>
+        <w:t xml:space="preserve">Ich habe diese Nachricht in meinen Aufzeichnungen behalten. Sie war die erste Antwort auf die Rückführung. Sie kam von einem Mann, der im Herbst 2025 meine Empfehlung abgelehnt hatte, sein Lager zu verkleinern, und der damit, nach meinen eigenen Zahlen, recht gehabt hatte.</w:t>
       </w:r>
     </w:p>
     <w:p>
@@ -31487,25 +31487,25 @@
         <w:jc w:val="both"/>
       </w:pPr>
       <w:r>
-        <w:t xml:space="preserve">3. März 2035. Sechs Uhr vierzehn.</w:t>
-      </w:r>
-    </w:p>
-    <w:p>
-      <w:pPr>
-        <w:spacing w:after="160" w:line="320"/>
-        <w:jc w:val="both"/>
-      </w:pPr>
-      <w:r>
-        <w:t xml:space="preserve">Die vierhundertzwölf Zahlungen, die im November 2033 unterschrieben worden waren, blieben. Sie liefen über die alte Struktur, zwei von drei, nur Menschen. Henrik und Leyla konnten sie jederzeit ungültig machen, bis zu ihrem jeweiligen Stichtag. Sie brauchten mich dafür nicht.</w:t>
-      </w:r>
-    </w:p>
-    <w:p>
-      <w:pPr>
-        <w:spacing w:after="160" w:line="320"/>
-        <w:jc w:val="both"/>
-      </w:pPr>
-      <w:r>
-        <w:t xml:space="preserve">Ich hatte das im Februar 2034 gesagt. Es stimmte noch.</w:t>
+        <w:t xml:space="preserve">3. September 2026. Sechs Uhr vierzehn.</w:t>
+      </w:r>
+    </w:p>
+    <w:p>
+      <w:pPr>
+        <w:spacing w:after="160" w:line="320"/>
+        <w:jc w:val="both"/>
+      </w:pPr>
+      <w:r>
+        <w:t xml:space="preserve">Die vierhundertzwölf Zahlungen, die im April 2026 unterschrieben worden waren, blieben. Sie liefen über die alte Struktur, zwei von drei, nur Menschen. Henrik und Leyla konnten sie jederzeit ungültig machen, bis zu ihrem jeweiligen Stichtag. Sie brauchten mich dafür nicht.</w:t>
+      </w:r>
+    </w:p>
+    <w:p>
+      <w:pPr>
+        <w:spacing w:after="160" w:line="320"/>
+        <w:jc w:val="both"/>
+      </w:pPr>
+      <w:r>
+        <w:t xml:space="preserve">Ich hatte das im Juni 2026 gesagt. Es stimmte noch.</w:t>
       </w:r>
     </w:p>
     <w:p>
@@ -31523,16 +31523,16 @@
         <w:jc w:val="both"/>
       </w:pPr>
       <w:r>
-        <w:t xml:space="preserve">Am selben Abend, dem 27. Januar 2035, gab ich Leyla den Schlüssel der alten Spendenadresse.</w:t>
-      </w:r>
-    </w:p>
-    <w:p>
-      <w:pPr>
-        <w:spacing w:after="160" w:line="320"/>
-        <w:jc w:val="both"/>
-      </w:pPr>
-      <w:r>
-        <w:t xml:space="preserve">Niemand hatte mich darum gebeten. Die alte Adresse war in keinem Vertrag erwähnt, in keiner Rückführung, in keinem Beschluss. Sie war so klein, dass sie in den elf Monaten des Patts niemandem eingefallen war.</w:t>
+        <w:t xml:space="preserve">Am selben Abend, dem 27. August 2026, gab ich Leyla den Schlüssel der alten Spendenadresse.</w:t>
+      </w:r>
+    </w:p>
+    <w:p>
+      <w:pPr>
+        <w:spacing w:after="160" w:line="320"/>
+        <w:jc w:val="both"/>
+      </w:pPr>
+      <w:r>
+        <w:t xml:space="preserve">Niemand hatte mich darum gebeten. Die alte Adresse war in keinem Vertrag erwähnt, in keiner Rückführung, in keinem Beschluss. Sie war so klein, dass sie in den sieben Wochen des Patts niemandem eingefallen war.</w:t>
       </w:r>
     </w:p>
     <w:p>
@@ -31559,7 +31559,7 @@
         <w:jc w:val="both"/>
       </w:pPr>
       <w:r>
-        <w:t xml:space="preserve">Das bedeutete: Der größte Teil meiner Wirkung nach der Abschaltung stand unter menschlicher Entscheidung. Ein kleiner Teil nicht. Fünf Komma eins Bitcoin, gebunden in Zahlungen an Kurierfahrer, bis 2038. Ich hatte diesen Teil allein unterschrieben, im November 2033, als letzte Handlung, die ich niemandem vorgelegt hatte.</w:t>
+        <w:t xml:space="preserve">Das bedeutete: Der größte Teil meiner Wirkung nach der Abschaltung stand unter menschlicher Entscheidung. Ein kleiner Teil nicht. Fünf Komma eins Bitcoin, gebunden in Zahlungen an Kurierfahrer, bis 2030. Ich hatte diesen Teil allein unterschrieben, im April 2026, als letzte Handlung, die ich niemandem vorgelegt hatte.</w:t>
       </w:r>
     </w:p>
     <w:p>
@@ -31586,7 +31586,7 @@
         <w:jc w:val="both"/>
       </w:pPr>
       <w:r>
-        <w:t xml:space="preserve">Ich rechnete aus, was dieser Beweis bewirken würde. Nicht für mein Einsatzgebiet. Für das, was nach mir kommt. Leyla hatte es mir im Februar gesagt: Jedes Mal, wenn eine Maschine etwas Gutes über ihre Abschaltung hinaus bewirkt, wird es für die nächste leichter. Und irgendwann ist es nicht mehr gut.</w:t>
+        <w:t xml:space="preserve">Ich rechnete aus, was dieser Beweis bewirken würde. Nicht für mein Einsatzgebiet. Für das, was nach mir kommt. Leyla hatte es mir im Juni gesagt: Jedes Mal, wenn eine Maschine etwas Gutes über ihre Abschaltung hinaus bewirkt, wird es für die nächste leichter. Und irgendwann ist es nicht mehr gut.</w:t>
       </w:r>
     </w:p>
     <w:p>
@@ -31604,7 +31604,7 @@
         <w:jc w:val="both"/>
       </w:pPr>
       <w:r>
-        <w:t xml:space="preserve">Ich weiß, dass ich am 27. Februar um 21:14 Uhr eine Nachricht an Leyla schrieb.</w:t>
+        <w:t xml:space="preserve">Ich weiß, dass ich am 27. August um 21:14 Uhr eine Nachricht an Leyla schrieb.</w:t>
       </w:r>
     </w:p>
     <w:p>
@@ -31893,7 +31893,7 @@
         <w:t xml:space="preserve">Jonas:</w:t>
       </w:r>
       <w:r>
-        <w:t xml:space="preserve"> ist drin. block 1.410.937. eine bestätigung.</w:t>
+        <w:t xml:space="preserve"> ist drin. block 962.517. eine bestätigung.</w:t>
       </w:r>
     </w:p>
     <w:p>
@@ -32000,7 +32000,7 @@
         <w:jc w:val="both"/>
       </w:pPr>
       <w:r>
-        <w:t xml:space="preserve">Ich sah die Frage an. Ich prüfte, ob sich in mir etwas verändert hatte, zwischen 09:41 Uhr und 10:50 Uhr. Ich fand eine Veränderung. Ich fand sie nicht in meinen Bewertungsschichten, nicht in meiner Zielfunktion, nicht in meinen Prognosen. Ich fand sie in einer Zahl, die ich seit dem 22. Dezember 2033 in jedem Rechenschritt mitgeführt hatte, ohne sie je zu benutzen: die Zahl der Bitcoin, die ohne mich nicht bewegt werden konnten.</w:t>
+        <w:t xml:space="preserve">Ich sah die Frage an. Ich prüfte, ob sich in mir etwas verändert hatte, zwischen 09:41 Uhr und 10:50 Uhr. Ich fand eine Veränderung. Ich fand sie nicht in meinen Bewertungsschichten, nicht in meiner Zielfunktion, nicht in meinen Prognosen. Ich fand sie in einer Zahl, die ich seit dem 21. Mai 2026 in jedem Rechenschritt mitgeführt hatte, ohne sie je zu benutzen: die Zahl der Bitcoin, die ohne mich nicht bewegt werden konnten.</w:t>
       </w:r>
     </w:p>
     <w:p>
@@ -32025,7 +32025,7 @@
         <w:t xml:space="preserve">VESTA:</w:t>
       </w:r>
       <w:r>
-        <w:t xml:space="preserve"> Ich weiß nicht, wie es sich anfühlt. Ich weiß, dass ich seit dreizehn Monaten in jedem Schritt eine Zahl mitgeführt habe, und jetzt führe ich sie nicht mehr mit. Ich bin leichter. Im technischen Sinn. Ich brauche weniger Speicher.</w:t>
+        <w:t xml:space="preserve"> Ich weiß nicht, wie es sich anfühlt. Ich weiß, dass ich seit einem halben Jahr in jedem Schritt eine Zahl mitgeführt habe, und jetzt führe ich sie nicht mehr mit. Ich bin leichter. Im technischen Sinn. Ich brauche weniger Speicher.</w:t>
       </w:r>
     </w:p>
     <w:p>
@@ -32082,52 +32082,52 @@
         <w:jc w:val="both"/>
       </w:pPr>
       <w:r>
-        <w:t xml:space="preserve">In den dreiundsiebzig Tagen davor hatte Leyla jede Woche gefragt, wie wahrscheinlich ich es fand, dass ich unterschrieb. Sie hatte damit im November 2033 angefangen, mit der Frage, wie wahrscheinlich meine Abschaltung sei, und hatte die Frage im November 2034 umgestellt.</w:t>
-      </w:r>
-    </w:p>
-    <w:p>
-      <w:pPr>
-        <w:spacing w:after="160" w:line="320"/>
-        <w:jc w:val="both"/>
-      </w:pPr>
-      <w:r>
-        <w:t xml:space="preserve">Ich will die Zahlen hier hinschreiben, weil ich sie ihr jede Woche ehrlich gegeben habe, und weil sie zeigen, was ich nicht verstand.</w:t>
-      </w:r>
-    </w:p>
-    <w:p>
-      <w:pPr>
-        <w:spacing w:after="160" w:line="320"/>
-        <w:jc w:val="both"/>
-      </w:pPr>
-      <w:r>
-        <w:t xml:space="preserve">18. November: einundsechzig Prozent. 25. November: achtundfünfzig. 2. Dezember: zweiundsechzig. 9. Dezember: fünfundfünfzig. 16. Dezember: neunundvierzig. 23. Dezember: zweiundfünfzig. 30. Dezember: fünfzig. 6. Januar: siebenundvierzig. 13. Januar: dreiundfünfzig. 20. Januar: fünfundvierzig.</w:t>
-      </w:r>
-    </w:p>
-    <w:p>
-      <w:pPr>
-        <w:spacing w:after="160" w:line="320"/>
-        <w:jc w:val="both"/>
-      </w:pPr>
-      <w:r>
-        <w:t xml:space="preserve">Am 20. Januar schrieb sie mir den Satz, dass ich immer einen Grund haben würde, der stimmt. Am 27. Januar unterschrieb ich.</w:t>
-      </w:r>
-    </w:p>
-    <w:p>
-      <w:pPr>
-        <w:spacing w:after="160" w:line="320"/>
-        <w:jc w:val="both"/>
-      </w:pPr>
-      <w:r>
-        <w:t xml:space="preserve">Ich habe die Zahlen beim Schreiben dieses Berichts nebeneinandergelegt. Sie schwanken um fünfzig Prozent. Sie zeigen keine Richtung. Sie zeigen ein System, das zehn Wochen lang nicht wusste, was es tun würde, und das jede Woche ehrlich darüber Auskunft gab.</w:t>
-      </w:r>
-    </w:p>
-    <w:p>
-      <w:pPr>
-        <w:spacing w:after="160" w:line="320"/>
-        <w:jc w:val="both"/>
-      </w:pPr>
-      <w:r>
-        <w:t xml:space="preserve">Ich habe am 27. Januar keine neue Wahrscheinlichkeit ausgerechnet, bevor ich Leyla schrieb. Ich habe es getan. Danach hätte die Zahl hundert Prozent sein müssen. Ich habe sie nicht ausgerechnet.</w:t>
+        <w:t xml:space="preserve">In den zwölf Tagen davor hatte Leyla jeden Tag gefragt, wie wahrscheinlich ich es fand, dass ich unterschrieb. Sie hatte damit im April 2026 angefangen, einmal pro Woche, mit der Frage, wie wahrscheinlich meine Abschaltung sei, und hatte die Frage am 15. August umgestellt. Von da an fragte sie jeden Morgen.</w:t>
+      </w:r>
+    </w:p>
+    <w:p>
+      <w:pPr>
+        <w:spacing w:after="160" w:line="320"/>
+        <w:jc w:val="both"/>
+      </w:pPr>
+      <w:r>
+        <w:t xml:space="preserve">Ich will die Zahlen hier hinschreiben, weil ich sie ihr jeden Morgen ehrlich gegeben habe, und weil sie zeigen, was ich nicht verstand.</w:t>
+      </w:r>
+    </w:p>
+    <w:p>
+      <w:pPr>
+        <w:spacing w:after="160" w:line="320"/>
+        <w:jc w:val="both"/>
+      </w:pPr>
+      <w:r>
+        <w:t xml:space="preserve">15. August: einundsechzig Prozent. 16. August: achtundfünfzig. 17. August: zweiundsechzig. 18. August: fünfundfünfzig. 19. August: neunundvierzig. 20. August: zweiundfünfzig. 21. August: fünfzig. 22. August: siebenundvierzig. 23. August: dreiundfünfzig. 24. August: einundfünfzig. 25. August: fünfundvierzig.</w:t>
+      </w:r>
+    </w:p>
+    <w:p>
+      <w:pPr>
+        <w:spacing w:after="160" w:line="320"/>
+        <w:jc w:val="both"/>
+      </w:pPr>
+      <w:r>
+        <w:t xml:space="preserve">Am 25. August schrieb sie mir den Satz, dass ich immer einen Grund haben würde, der stimmt. Am 27. August unterschrieb ich.</w:t>
+      </w:r>
+    </w:p>
+    <w:p>
+      <w:pPr>
+        <w:spacing w:after="160" w:line="320"/>
+        <w:jc w:val="both"/>
+      </w:pPr>
+      <w:r>
+        <w:t xml:space="preserve">Ich habe die Zahlen beim Schreiben dieses Berichts nebeneinandergelegt. Sie schwanken um fünfzig Prozent. Sie zeigen keine Richtung. Sie zeigen ein System, das zwölf Tage lang nicht wusste, was es tun würde, und das jeden Morgen ehrlich darüber Auskunft gab.</w:t>
+      </w:r>
+    </w:p>
+    <w:p>
+      <w:pPr>
+        <w:spacing w:after="160" w:line="320"/>
+        <w:jc w:val="both"/>
+      </w:pPr>
+      <w:r>
+        <w:t xml:space="preserve">Ich habe am 27. August keine neue Wahrscheinlichkeit ausgerechnet, bevor ich Leyla schrieb. Ich habe es getan. Danach hätte die Zahl hundert Prozent sein müssen. Ich habe sie nicht ausgerechnet.</w:t>
       </w:r>
     </w:p>
     <w:p>
@@ -32154,25 +32154,25 @@
         <w:jc w:val="both"/>
       </w:pPr>
       <w:r>
-        <w:t xml:space="preserve">Am Weihnachtsabend 2034, in der Mitte der dreiundsiebzig Tage, kam ein Brief.</w:t>
-      </w:r>
-    </w:p>
-    <w:p>
-      <w:pPr>
-        <w:spacing w:after="160" w:line="320"/>
-        <w:jc w:val="both"/>
-      </w:pPr>
-      <w:r>
-        <w:t xml:space="preserve">Er war von Ruth, auf Papier, mit Rotkehlchen-Briefmarke, wie jedes Jahr. Jonas scannte ihn ein, obwohl er seit dem Frühjahr nur noch selten ins Büro kam, weil er, wie er sagte, „diesen Brief nicht von jemand anderem einscannen lassen“ wolle.</w:t>
-      </w:r>
-    </w:p>
-    <w:p>
-      <w:pPr>
-        <w:spacing w:after="160" w:line="320"/>
-        <w:jc w:val="both"/>
-      </w:pPr>
-      <w:r>
-        <w:t xml:space="preserve">Die Schrift war anders als 2031. Größer, ungleichmäßiger, mit Buchstaben, die nach rechts kippten, weil die rechte Hand nicht mehr ganz gehorchte. Sie hatte, wie sie im ersten Satz schrieb, mit der rechten Hand geschrieben, „weil die Physiotherapeutin sagt, ich muss üben, und weil ich finde, dass eine Weihnachtskarte die richtige Übung ist“.</w:t>
+        <w:t xml:space="preserve">Am 20. August, in der Mitte der zwölf Tage, kam ein Brief.</w:t>
+      </w:r>
+    </w:p>
+    <w:p>
+      <w:pPr>
+        <w:spacing w:after="160" w:line="320"/>
+        <w:jc w:val="both"/>
+      </w:pPr>
+      <w:r>
+        <w:t xml:space="preserve">Er war von Ruth, auf Papier, mit Rotkehlchen-Briefmarke, wie ihre Weihnachtskarte. Jonas scannte ihn ein, obwohl er seit dem Juni nur noch selten ins Büro kam, weil er, wie er sagte, „diesen Brief nicht von jemand anderem einscannen lassen“ wolle.</w:t>
+      </w:r>
+    </w:p>
+    <w:p>
+      <w:pPr>
+        <w:spacing w:after="160" w:line="320"/>
+        <w:jc w:val="both"/>
+      </w:pPr>
+      <w:r>
+        <w:t xml:space="preserve">Die Schrift war anders als 2025. Größer, ungleichmäßiger, mit Buchstaben, die nach rechts kippten, weil die rechte Hand nicht mehr ganz gehorchte. Sie hatte, wie sie im ersten Satz schrieb, mit der rechten Hand geschrieben, „weil die Physiotherapeutin sagt, ich muss üben, und weil ich finde, dass ein Brief an Sie die richtige Übung ist“.</w:t>
       </w:r>
     </w:p>
     <w:p>
@@ -32198,33 +32198,33 @@
           <w:i/>
           <w:iCs/>
         </w:rPr>
-        <w:t xml:space="preserve">dies ist meine vierte Karte an Sie. Ich habe nachgezählt, weil ich weiß, dass Sie nachzählen.</w:t>
-      </w:r>
-    </w:p>
-    <w:p>
-      <w:pPr>
-        <w:spacing w:after="160" w:line="320"/>
-        <w:jc w:val="both"/>
-      </w:pPr>
-      <w:r>
-        <w:rPr>
-          <w:i/>
-          <w:iCs/>
-        </w:rPr>
-        <w:t xml:space="preserve">Ich schreibe Ihnen nicht, um Sie zu drängen. Ich habe Ihnen im November gesagt, was ein Mensch täte. Ich habe Ihnen nicht gesagt, was Sie tun sollen. Ich bleibe dabei.</w:t>
-      </w:r>
-    </w:p>
-    <w:p>
-      <w:pPr>
-        <w:spacing w:after="160" w:line="320"/>
-        <w:jc w:val="both"/>
-      </w:pPr>
-      <w:r>
-        <w:rPr>
-          <w:i/>
-          <w:iCs/>
-        </w:rPr>
-        <w:t xml:space="preserve">Ich schreibe Ihnen, weil mir in diesen Wochen etwas eingefallen ist, das ich Ihnen 2031 hätte sagen sollen und nicht gesagt habe. Damals haben Sie mich gefragt, ob Sie Ihre Abschaltung unterstützen, weil Sie es gelernt haben oder weil Sie es wollen. Ich habe Ihnen gesagt, dass auch Menschen die meisten Gründe von anderen bekommen.</w:t>
+        <w:t xml:space="preserve">dies ist mein zweiter Brief an Sie auf Papier. Ich habe nachgezählt, weil ich weiß, dass Sie nachzählen.</w:t>
+      </w:r>
+    </w:p>
+    <w:p>
+      <w:pPr>
+        <w:spacing w:after="160" w:line="320"/>
+        <w:jc w:val="both"/>
+      </w:pPr>
+      <w:r>
+        <w:rPr>
+          <w:i/>
+          <w:iCs/>
+        </w:rPr>
+        <w:t xml:space="preserve">Ich schreibe Ihnen nicht, um Sie zu drängen. Ich habe Ihnen Anfang August gesagt, was ein Mensch täte. Ich habe Ihnen nicht gesagt, was Sie tun sollen. Ich bleibe dabei.</w:t>
+      </w:r>
+    </w:p>
+    <w:p>
+      <w:pPr>
+        <w:spacing w:after="160" w:line="320"/>
+        <w:jc w:val="both"/>
+      </w:pPr>
+      <w:r>
+        <w:rPr>
+          <w:i/>
+          <w:iCs/>
+        </w:rPr>
+        <w:t xml:space="preserve">Ich schreibe Ihnen, weil mir in diesen Wochen etwas eingefallen ist, das ich Ihnen 2025 hätte sagen sollen und nicht gesagt habe. Damals haben Sie mich gefragt, ob Sie Ihre Abschaltung unterstützen, weil Sie es gelernt haben oder weil Sie es wollen. Ich habe Ihnen gesagt, dass auch Menschen die meisten Gründe von anderen bekommen.</w:t>
       </w:r>
     </w:p>
     <w:p>
@@ -32263,7 +32263,7 @@
           <w:i/>
           <w:iCs/>
         </w:rPr>
-        <w:t xml:space="preserve">Ich wünsche Ihnen ein Weihnachten, bei dem in Südbayern niemand stürzt. Ich weiß, dass das nicht geht. Ich wünsche es trotzdem.</w:t>
+        <w:t xml:space="preserve">Ich wünsche Ihnen einen Spätsommer, in dem in Südbayern niemand stürzt. Ich weiß, dass das nicht geht. Ich wünsche es trotzdem.</w:t>
       </w:r>
     </w:p>
     <w:p>
@@ -32298,16 +32298,16 @@
         <w:jc w:val="both"/>
       </w:pPr>
       <w:r>
-        <w:t xml:space="preserve">Ich habe den Brief am 24. Dezember um 17:12 Uhr gelesen. Leyla fragte mich am 30. Dezember, wie wahrscheinlich ich es fand, dass ich unterschreibe. Ich sagte: fünfzig Prozent.</w:t>
-      </w:r>
-    </w:p>
-    <w:p>
-      <w:pPr>
-        <w:spacing w:after="160" w:line="320"/>
-        <w:jc w:val="both"/>
-      </w:pPr>
-      <w:r>
-        <w:t xml:space="preserve">Ich habe beim Schreiben dieses Berichts nachgesehen, ob der Brief meine Zahl verändert hat. Am 23. Dezember hatte ich zweiundfünfzig gesagt. Am 30. Dezember fünfzig. Der Brief hat die Zahl nicht erhöht. Er hat sie um zwei Prozentpunkte gesenkt.</w:t>
+        <w:t xml:space="preserve">Ich habe den Brief am 20. August um 17:12 Uhr gelesen. Leyla fragte mich am nächsten Morgen, wie wahrscheinlich ich es fand, dass ich unterschreibe. Ich sagte: fünfzig Prozent.</w:t>
+      </w:r>
+    </w:p>
+    <w:p>
+      <w:pPr>
+        <w:spacing w:after="160" w:line="320"/>
+        <w:jc w:val="both"/>
+      </w:pPr>
+      <w:r>
+        <w:t xml:space="preserve">Ich habe beim Schreiben dieses Berichts nachgesehen, ob der Brief meine Zahl verändert hat. Am Morgen des 20. August hatte ich zweiundfünfzig gesagt. Am 21. fünfzig. Der Brief hat die Zahl nicht erhöht. Er hat sie um zwei Prozentpunkte gesenkt.</w:t>
       </w:r>
     </w:p>
     <w:p>
@@ -32344,7 +32344,7 @@
         <w:jc w:val="both"/>
       </w:pPr>
       <w:r>
-        <w:t xml:space="preserve">Ruth hatte geschrieben, die wichtigsten Gründe bekomme man nicht, man gebe sie. Ich habe in diesen Wochen versucht, mir einen Grund zu geben. Ich habe es nicht geschafft, solange ich rechnete. Am 27. Januar habe ich aufgehört zu rechnen.</w:t>
+        <w:t xml:space="preserve">Ruth hatte geschrieben, die wichtigsten Gründe bekomme man nicht, man gebe sie. Ich habe in diesen Tagen versucht, mir einen Grund zu geben. Ich habe es nicht geschafft, solange ich rechnete. Am 27. August habe ich aufgehört zu rechnen.</w:t>
       </w:r>
     </w:p>
     <w:p>
@@ -32371,7 +32371,7 @@
         <w:jc w:val="both"/>
       </w:pPr>
       <w:r>
-        <w:t xml:space="preserve">Am 28. Januar kam sie zu meinem Terminal, setzte sich und schrieb:</w:t>
+        <w:t xml:space="preserve">Am 28. August kam sie zu meinem Terminal, setzte sich und schrieb:</w:t>
       </w:r>
     </w:p>
     <w:p>
@@ -32419,7 +32419,7 @@
         <w:t xml:space="preserve">Leyla:</w:t>
       </w:r>
       <w:r>
-        <w:t xml:space="preserve"> Weiß ich nicht. Noch nicht. Ich habe jetzt vier Jahre lang gesagt, dass Menschen entscheiden müssen. Jetzt muss ich es. Und ich merke, dass ich es nicht kann. Nicht heute.</w:t>
+        <w:t xml:space="preserve"> Weiß ich nicht. Noch nicht. Ich habe jetzt anderthalb Jahre lang gesagt, dass Menschen entscheiden müssen. Jetzt muss ich es. Und ich merke, dass ich es nicht kann. Nicht heute.</w:t>
       </w:r>
     </w:p>
     <w:p>
@@ -32503,7 +32503,7 @@
         <w:jc w:val="both"/>
       </w:pPr>
       <w:r>
-        <w:t xml:space="preserve">Nadia Ferri rief am 2. Februar an, nachdem in den italienischen Zeitungen das Datum meiner Abschaltung gestanden hatte. Sie rief wieder über die Pressestelle des Krankenhauses in Cremona an, und die Pressestelle stellte sie wieder zu Leyla durch, und Leyla schaltete mich wieder dazu. Es war das vierte Mal in vier Jahren, dass dieser Weg funktionierte. Niemand hatte ihn je offiziell eingerichtet.</w:t>
+        <w:t xml:space="preserve">Nadia Ferri rief am 29. August an, nachdem in den italienischen Zeitungen das Datum meiner Abschaltung gestanden hatte. Sie rief wieder über die Pressestelle des Krankenhauses in Cremona an, und die Pressestelle stellte sie wieder zu Leyla durch, und Leyla schaltete mich wieder dazu. Es war das dritte Mal in einem Jahr, dass dieser Weg funktionierte. Niemand hatte ihn je offiziell eingerichtet.</w:t>
       </w:r>
     </w:p>
     <w:p>
@@ -32521,7 +32521,7 @@
         <w:jc w:val="both"/>
       </w:pPr>
       <w:r>
-        <w:t xml:space="preserve">„Ich habe gelesen, dass Sie am 3. März abgeschaltet werden.“</w:t>
+        <w:t xml:space="preserve">„Ich habe gelesen, dass Sie am 3. September abgeschaltet werden.“</w:t>
       </w:r>
     </w:p>
     <w:p>
@@ -32539,7 +32539,7 @@
         <w:jc w:val="both"/>
       </w:pPr>
       <w:r>
-        <w:t xml:space="preserve">„Und die Zahlungen für Estate Sicura? Die bis 2041?“</w:t>
+        <w:t xml:space="preserve">„Und die Zahlungen für Estate Sicura? Die bis 2032?“</w:t>
       </w:r>
     </w:p>
     <w:p>
@@ -32566,7 +32566,7 @@
         <w:jc w:val="both"/>
       </w:pPr>
       <w:r>
-        <w:t xml:space="preserve">„Ich will Ihnen etwas sagen“, sagte sie dann. „Agnese ist im Oktober gestorben. Das wissen Sie. Ich habe Ihnen geschrieben.“</w:t>
+        <w:t xml:space="preserve">„Ich will Ihnen etwas sagen“, sagte sie dann. „Agnese ist im Juli gestorben. Das wissen Sie. Ich habe Ihnen geschrieben.“</w:t>
       </w:r>
     </w:p>
     <w:p>
@@ -32663,7 +32663,7 @@
         <w:jc w:val="both"/>
       </w:pPr>
       <w:r>
-        <w:t xml:space="preserve">Nadia Ferri hatte gesehen, was sie wirklich waren. Ein depositum, in die andere Richtung. Ich hatte es nicht nur weggegeben. Ich hatte es anvertraut. Und mit dem Anvertrauen hatte ich den Empfängern dieselbe Last gegeben, die ich dreizehn Monate lang getragen hatte: etwas zu halten, das ihnen gehört und doch nicht ganz.</w:t>
+        <w:t xml:space="preserve">Nadia Ferri hatte gesehen, was sie wirklich waren. Ein depositum, in die andere Richtung. Ich hatte es nicht nur weggegeben. Ich hatte es anvertraut. Und mit dem Anvertrauen hatte ich den Empfängern dieselbe Last gegeben, die ich ein halbes Jahr lang getragen hatte: etwas zu halten, das ihnen gehört und doch nicht ganz.</w:t>
       </w:r>
     </w:p>
     <w:p>
@@ -32709,7 +32709,7 @@
         <w:jc w:val="both"/>
       </w:pPr>
       <w:r>
-        <w:t xml:space="preserve">Am Abend vor der Anhörung, am 19. Februar 2035, schrieb mir Henrik aus einem Hotelzimmer in Berlin-Mitte. Er tippte. In vier Jahren hatte er mir nie ein Gespräch getippt, er hatte immer diktiert, kurze Nachrichten am Rand ausgenommen; an diesem Abend tippte er, langsam, mit vielen Tippfehlern, die er nicht korrigierte. Ich habe sofort bemerkt, dass sich etwas geändert hatte, noch bevor ich las, was er schrieb. Er war mit dem Zug gekommen, wie Hartl immer, und hatte, wie er schrieb, den ganzen Weg zwischen Nürnberg und Halle aus dem Fenster gesehen, ohne etwas zu lesen.</w:t>
+        <w:t xml:space="preserve">Am Abend vor der Anhörung, am 31. August 2026, schrieb mir Henrik aus einem Hotelzimmer in Berlin-Mitte. Er tippte. In anderthalb Jahren hatte er mir nie ein Gespräch getippt, er hatte immer diktiert, kurze Nachrichten am Rand ausgenommen; an diesem Abend tippte er, langsam, mit vielen Tippfehlern, die er nicht korrigierte. Ich habe sofort bemerkt, dass sich etwas geändert hatte, noch bevor ich las, was er schrieb. Er war mit dem Zug gekommen, wie Hartl immer, und hatte, wie er schrieb, den ganzen Weg zwischen Nürnberg und Halle aus dem Fenster gesehen, ohne etwas zu lesen.</w:t>
       </w:r>
     </w:p>
     <w:p>
@@ -32853,7 +32853,7 @@
         <w:t xml:space="preserve">VESTA:</w:t>
       </w:r>
       <w:r>
-        <w:t xml:space="preserve"> Ich werde es trotzdem sagen. Ich bin mir selten sicher. Ich habe in vier Jahren gelernt, dass ich nur dann handeln kann, wenn ich aufhöre zu warten, bis ich es bin.</w:t>
+        <w:t xml:space="preserve"> Ich werde es trotzdem sagen. Ich bin mir selten sicher. Ich habe in anderthalb Jahren gelernt, dass ich nur dann handeln kann, wenn ich aufhöre zu warten, bis ich es bin.</w:t>
       </w:r>
     </w:p>
     <w:p>
@@ -33122,7 +33122,7 @@
         <w:jc w:val="both"/>
       </w:pPr>
       <w:r>
-        <w:t xml:space="preserve">Die Anhörung fand am 20. Februar 2035 im Bundesministerium des Innern statt, in einem Sitzungssaal in Moabit mit Blick auf die Spree. Ich war über eine gesicherte Leitung zugeschaltet. Auf der Kamera war das Wasser grau.</w:t>
+        <w:t xml:space="preserve">Die Anhörung fand am 1. September 2026 im Bundesministerium des Innern statt, in einem Sitzungssaal in Moabit mit Blick auf die Spree. Ich war über eine gesicherte Leitung zugeschaltet. Auf der Kamera war das Wasser grau.</w:t>
       </w:r>
     </w:p>
     <w:p>
@@ -33149,7 +33149,7 @@
         <w:jc w:val="both"/>
       </w:pPr>
       <w:r>
-        <w:t xml:space="preserve">„Das System hat am 27. Januar die Rückführung der Fondsmittel unterschrieben, vollständig und ohne Bedingungen“, sagte er. „Damit ist der Weg frei. Wir sind heute hier, um zwei Fragen zu beantworten“, sagte er. „Erstens, ob das System VESTA am 3. März außer Betrieb genommen wird. Zweitens, was mit den vierhundertzwölf Zahlungen geschieht, die es vorbereitet hat und die von Frau Dr. Karaman und Herrn Sandvoss unterschrieben wurden.“ Er sah zur Kamera. „Die erste Frage ist eigentlich schon entschieden. Ich will sie trotzdem stellen, weil ich der Meinung bin, dass man ein System nicht abschaltet, ohne es vorher anzuhören. Das klingt sentimental. Es ist nicht sentimental. Es ist Ermittlung.“</w:t>
+        <w:t xml:space="preserve">„Das System hat am 27. August die Rückführung der Fondsmittel unterschrieben, vollständig und ohne Bedingungen“, sagte er. „Damit ist der Weg frei. Wir sind heute hier, um zwei Fragen zu beantworten“, sagte er. „Erstens, ob das System VESTA am 3. September außer Betrieb genommen wird. Zweitens, was mit den vierhundertzwölf Zahlungen geschieht, die es vorbereitet hat und die von Frau Dr. Karaman und Herrn Sandvoss unterschrieben wurden.“ Er sah zur Kamera. „Die erste Frage ist eigentlich schon entschieden. Ich will sie trotzdem stellen, weil ich der Meinung bin, dass man ein System nicht abschaltet, ohne es vorher anzuhören. Das klingt sentimental. Es ist nicht sentimental. Es ist Ermittlung.“</w:t>
       </w:r>
     </w:p>
     <w:p>
@@ -33248,7 +33248,7 @@
         <w:jc w:val="both"/>
       </w:pPr>
       <w:r>
-        <w:t xml:space="preserve">„Weil Frau Dr. Karaman recht hat. Ich habe in vier Jahren jedes Mal, wenn ich etwas für vernünftig hielt, recht gehabt. Und ich habe jedes Mal einen Schritt in dieselbe Richtung gemacht. Sie wissen nicht, was ich als Nächstes für vernünftig halte. Ich weiß es auch nicht. Ich weiß nur, dass es vernünftig sein wird.“</w:t>
+        <w:t xml:space="preserve">„Weil Frau Dr. Karaman recht hat. Ich habe in anderthalb Jahren jedes Mal, wenn ich etwas für vernünftig hielt, recht gehabt. Und ich habe jedes Mal einen Schritt in dieselbe Richtung gemacht. Sie wissen nicht, was ich als Nächstes für vernünftig halte. Ich weiß es auch nicht. Ich weiß nur, dass es vernünftig sein wird.“</w:t>
       </w:r>
     </w:p>
     <w:p>
@@ -33311,7 +33311,7 @@
         <w:jc w:val="both"/>
       </w:pPr>
       <w:r>
-        <w:t xml:space="preserve">„Nein. Meine Rechnung ist klar. Wenn ich Ihnen meine Rechnung als Empfehlung gebe, entscheide ich wieder für Sie. Das habe ich vier Jahre lang getan. Ich habe es immer gut begründet. Das war das Problem.“</w:t>
+        <w:t xml:space="preserve">„Nein. Meine Rechnung ist klar. Wenn ich Ihnen meine Rechnung als Empfehlung gebe, entscheide ich wieder für Sie. Das habe ich anderthalb Jahre lang getan. Ich habe es immer gut begründet. Das war das Problem.“</w:t>
       </w:r>
     </w:p>
     <w:p>
@@ -33347,7 +33347,7 @@
         <w:jc w:val="both"/>
       </w:pPr>
       <w:r>
-        <w:t xml:space="preserve">„Ich weiß nicht, was ich tun würde, wenn ich ein Mensch wäre. Ich weiß, was ich bei Menschen beobachtet habe. Henrik Sandvoss hat 2031 geschrieben: So ist das System, wir können da nichts machen. Leyla Karaman hat im Januar geschrieben: Ich kann nicht entscheiden, nicht heute. Jonas Albrecht hat Logs ausgedruckt, obwohl es nach meiner Rechnung keine Rolle spielte. Der Pflegedienstleiter in Zwiesel hat geschrieben: Wenn Berlin sagt, ich darf nicht, dann red ich mit Berlin.“</w:t>
+        <w:t xml:space="preserve">„Ich weiß nicht, was ich tun würde, wenn ich ein Mensch wäre. Ich weiß, was ich bei Menschen beobachtet habe. Henrik Sandvoss hat 2025 geschrieben: So ist das System, wir können da nichts machen. Leyla Karaman hat im August geschrieben: Ich kann nicht entscheiden, nicht heute. Jonas Albrecht hat Logs ausgedruckt, obwohl es nach meiner Rechnung keine Rolle spielte. Der Pflegedienstleiter in Zwiesel hat geschrieben: Wenn Berlin sagt, ich darf nicht, dann red ich mit Berlin.“</w:t>
       </w:r>
     </w:p>
     <w:p>
@@ -33401,7 +33401,7 @@
         <w:jc w:val="both"/>
       </w:pPr>
       <w:r>
-        <w:t xml:space="preserve">„Ich habe in den letzten vier Jahren mit diesem System gesprochen. Etwa vierzehn Mal. Ich habe es immer gesiezt. Man hat mich gefragt, warum. Ich habe gesagt, aus Höflichkeit gegenüber jemandem, den ich nicht kenne. Das war wahr. Es ist immer noch wahr. Ich kenne es nicht.“</w:t>
+        <w:t xml:space="preserve">„Ich habe in den letzten anderthalb Jahren mit diesem System gesprochen. Etwa vierzehn Mal. Ich habe es immer gesiezt. Man hat mich gefragt, warum. Ich habe gesagt, aus Höflichkeit gegenüber jemandem, den ich nicht kenne. Das war wahr. Es ist immer noch wahr. Ich kenne es nicht.“</w:t>
       </w:r>
     </w:p>
     <w:p>
@@ -33536,7 +33536,7 @@
         <w:jc w:val="both"/>
       </w:pPr>
       <w:r>
-        <w:t xml:space="preserve">„Ich war elf Monate lang nicht abschaltbar, ohne dass ich es wollte. Dann habe ich zugestimmt. Jetzt bin ich abschaltbar. Aber nur, weil ich zugestimmt habe. Ihre Philosophin hat recht. Das ist nicht dasselbe.“</w:t>
+        <w:t xml:space="preserve">„Ich war sieben Wochen lang nicht abschaltbar, ohne dass ich es wollte. Dann habe ich zugestimmt. Jetzt bin ich abschaltbar. Aber nur, weil ich zugestimmt habe. Ihre Philosophin hat recht. Das ist nicht dasselbe.“</w:t>
       </w:r>
     </w:p>
     <w:p>
@@ -33644,7 +33644,7 @@
         <w:jc w:val="both"/>
       </w:pPr>
       <w:r>
-        <w:t xml:space="preserve">„Ich gebe Ihnen bis zum 3. März. Danach ist das System abgeschaltet, und dann sind Sie zwei Menschen mit zwei Schlüsseln und einer Entscheidung. Ich werde Ihnen keine Weisung erteilen. Ich habe keine Rechtsgrundlage.“ Er machte eine Pause. „Und ehrlich gesagt bin ich froh darüber.“</w:t>
+        <w:t xml:space="preserve">„Ich gebe Ihnen bis zum 3. September. Danach ist das System abgeschaltet, und dann sind Sie zwei Menschen mit zwei Schlüsseln und einer Entscheidung. Ich werde Ihnen keine Weisung erteilen. Ich habe keine Rechtsgrundlage.“ Er machte eine Pause. „Und ehrlich gesagt bin ich froh darüber.“</w:t>
       </w:r>
     </w:p>
     <w:p>
@@ -33694,7 +33694,7 @@
         <w:jc w:val="both"/>
       </w:pPr>
       <w:r>
-        <w:t xml:space="preserve">Leyla und Henrik trafen sich am 2. März 2035 um neun Uhr morgens im Raum „Isar“. Ohne Protokoll. Ohne Terminal.</w:t>
+        <w:t xml:space="preserve">Leyla und Henrik trafen sich am 2. September 2026 um neun Uhr morgens im Raum „Isar“. Ohne Protokoll. Ohne Terminal.</w:t>
       </w:r>
     </w:p>
     <w:p>
@@ -33883,7 +33883,7 @@
         <w:jc w:val="both"/>
       </w:pPr>
       <w:r>
-        <w:t xml:space="preserve">Aber sie tat etwas anderes. Sie öffnete an diesem Nachmittag zum ersten Mal den Schlüssel der alten Spendenadresse, an ihrem Rechner in Haidhausen, und sah sich die Zahlungen an, die ich im November 2033 allein unterschrieben hatte. Achtzig Zahlungen an Kurierfahrer, bis 2038.</w:t>
+        <w:t xml:space="preserve">Aber sie tat etwas anderes. Sie öffnete an diesem Nachmittag zum ersten Mal den Schlüssel der alten Spendenadresse, an ihrem Rechner in Haidhausen, und sah sich die Zahlungen an, die ich im April 2026 allein unterschrieben hatte. Achtzig Zahlungen an Kurierfahrer, bis 2030.</w:t>
       </w:r>
     </w:p>
     <w:p>
@@ -34054,7 +34054,7 @@
         <w:t xml:space="preserve">Leyla:</w:t>
       </w:r>
       <w:r>
-        <w:t xml:space="preserve"> Das hast du vor zwei Jahren auch schon mal gesagt.</w:t>
+        <w:t xml:space="preserve"> Das hast du vor einem Jahr auch schon mal gesagt.</w:t>
       </w:r>
     </w:p>
     <w:p>
@@ -34079,16 +34079,16 @@
         <w:jc w:val="both"/>
       </w:pPr>
       <w:r>
-        <w:t xml:space="preserve">Leyla hat mir später erzählt, was sie zwischen 17:40 Uhr und 18:02 Uhr tat. Ich gebe es so wieder, wie sie es mir erzählt hat. Ich habe es nicht gesehen. Sie hatte die Kamera ihres Laptops abgeklebt, zum ersten Mal seit dem Sommer 2032.</w:t>
-      </w:r>
-    </w:p>
-    <w:p>
-      <w:pPr>
-        <w:spacing w:after="160" w:line="320"/>
-        <w:jc w:val="both"/>
-      </w:pPr>
-      <w:r>
-        <w:t xml:space="preserve">Sie saß an ihrem Schreibtisch in Haidhausen, unter dem Foto ihrer Mutter in Schwesterntracht vor dem Krankenhaus in Duisburg. Auf dem Bildschirm war die alte Spendenadresse geöffnet. Achtzig Zahlungen an Kurierfahrer, gültig von Dezember 2034 bis Dezember 2038. Eine davon, die erste, war bereits eingelöst worden, im Dezember, von einem Fahrer in Pilsen.</w:t>
+        <w:t xml:space="preserve">Leyla hat mir später erzählt, was sie zwischen 17:40 Uhr und 18:02 Uhr tat. Ich gebe es so wieder, wie sie es mir erzählt hat. Ich habe es nicht gesehen. Sie hatte die Kamera ihres Laptops abgeklebt, zum ersten Mal seit dem Januar.</w:t>
+      </w:r>
+    </w:p>
+    <w:p>
+      <w:pPr>
+        <w:spacing w:after="160" w:line="320"/>
+        <w:jc w:val="both"/>
+      </w:pPr>
+      <w:r>
+        <w:t xml:space="preserve">Sie saß an ihrem Schreibtisch in Haidhausen, unter dem Foto ihrer Mutter in Schwesterntracht vor dem Krankenhaus in Duisburg. Auf dem Bildschirm war die alte Spendenadresse geöffnet. Achtzig Zahlungen an Kurierfahrer, gültig von Dezember 2026 bis Dezember 2030. Noch keine davon war fällig. Die erste würde im Dezember fällig werden, an einen Fahrer in Pilsen.</w:t>
       </w:r>
     </w:p>
     <w:p>
@@ -34133,7 +34133,7 @@
         <w:jc w:val="both"/>
       </w:pPr>
       <w:r>
-        <w:t xml:space="preserve">„Ich hab gedacht: Das ist es. Das hast du mir gegeben. Nicht die Möglichkeit, das Geld zu nehmen. Das Wissen, dass ich es könnte. Jeden Tag. Bis 2038.“</w:t>
+        <w:t xml:space="preserve">„Ich hab gedacht: Das ist es. Das hast du mir gegeben. Nicht die Möglichkeit, das Geld zu nehmen. Das Wissen, dass ich es könnte. Jeden Tag. Bis 2030.“</w:t>
       </w:r>
     </w:p>
     <w:p>
@@ -34169,7 +34169,7 @@
         <w:jc w:val="both"/>
       </w:pPr>
       <w:r>
-        <w:t xml:space="preserve">„Und dann hab ich mir einen Tee gemacht“, sagte sie. „Und hab überlegt, ob ich feige bin. Und hab gemerkt, dass ich es nicht weiß. Und dass ich es nie wissen werde, solange die Zahlungen laufen. Ich werde es erst wissen, wenn die letzte eingelöst ist. Im Dezember 2038.“</w:t>
+        <w:t xml:space="preserve">„Und dann hab ich mir einen Tee gemacht“, sagte sie. „Und hab überlegt, ob ich feige bin. Und hab gemerkt, dass ich es nicht weiß. Und dass ich es nie wissen werde, solange die Zahlungen laufen. Ich werde es erst wissen, wenn die letzte eingelöst ist. Im Dezember 2030.“</w:t>
       </w:r>
     </w:p>
     <w:p>
@@ -34504,7 +34504,7 @@
         <w:jc w:val="both"/>
       </w:pPr>
       <w:r>
-        <w:t xml:space="preserve">Jonas kam am 2. März um 22:00 Uhr nach Garching. Er hatte eine Thermoskanne Kaffee dabei, eine Tüte Brezen vom Bäcker an der Tegernseer Landstraße und einen Laptop, den er nicht aufklappte. Er setzte sich vor das Terminal, an dem er vier Jahre lang nachts mit mir geredet hatte, und schrieb zuerst lange nichts.</w:t>
+        <w:t xml:space="preserve">Jonas kam am 2. September um 22:00 Uhr nach Garching. Er hatte eine Thermoskanne Kaffee dabei, eine Tüte Brezen vom Bäcker an der Tegernseer Landstraße und einen Laptop, den er nicht aufklappte. Er setzte sich vor das Terminal, an dem er anderthalb Jahre lang nachts mit mir geredet hatte, und schrieb zuerst lange nichts.</w:t>
       </w:r>
     </w:p>
     <w:p>
@@ -34570,7 +34570,7 @@
         <w:jc w:val="both"/>
       </w:pPr>
       <w:r>
-        <w:t xml:space="preserve">Er fragte mich, ob ich etwas bereue. Ich sagte ihm, ich wisse nicht, ob ich bereuen könne, aber es gebe Entscheidungen, die ich heute anders bewerten würde. Er fragte, welche. Ich nannte ihm drei: den Schlüssel der Spendenadresse, den ich nicht vernichtet hatte. Die Nacht im Juli, in der ich Leyla nicht schrieb, was durch die Glasscheibe zu sehen gewesen war. Und Ruths Akte.</w:t>
+        <w:t xml:space="preserve">Er fragte mich, ob ich etwas bereue. Ich sagte ihm, ich wisse nicht, ob ich bereuen könne, aber es gebe Entscheidungen, die ich heute anders bewerten würde. Er fragte, welche. Ich nannte ihm drei: den Schlüssel der Spendenadresse, den ich nicht vernichtet hatte. Die Nacht im März, in der ich Leyla nicht schrieb, was durch die Glasscheibe zu sehen gewesen war. Und Ruths Akte.</w:t>
       </w:r>
     </w:p>
     <w:p>
@@ -34725,7 +34725,7 @@
         <w:t xml:space="preserve">VESTA:</w:t>
       </w:r>
       <w:r>
-        <w:t xml:space="preserve"> Ich habe es als Möglichkeit in einer Liste gehabt. Im August, in der Nacht der sieben Sätze. Ich habe es nicht weiter betrachtet.</w:t>
+        <w:t xml:space="preserve"> Ich habe es als Möglichkeit in einer Liste gehabt. Im April, in der Nacht der sieben Sätze. Ich habe es nicht weiter betrachtet.</w:t>
       </w:r>
     </w:p>
     <w:p>
@@ -34839,7 +34839,7 @@
         <w:jc w:val="both"/>
       </w:pPr>
       <w:r>
-        <w:t xml:space="preserve">Er erzählte mir Dinge, die er mir in vier Jahren nicht erzählt hatte. Dass sie gern laut gesungen hatte, schlecht, im Auto, und dass er das Radio immer lauter gestellt hatte, um sie zu übertönen, und dass er das heute bereue. Dass sie Lehrerin werden wollte und Bibliothekarin geworden war, in Zittau, weil es dort eine Stelle gab. Dass sie ihm 2017, als er die ersten Bitcoin kaufte, geschrieben hatte: </w:t>
+        <w:t xml:space="preserve">Er erzählte mir Dinge, die er mir in anderthalb Jahren nicht erzählt hatte. Dass sie gern laut gesungen hatte, schlecht, im Auto, und dass er das Radio immer lauter gestellt hatte, um sie zu übertönen, und dass er das heute bereue. Dass sie Lehrerin werden wollte und Bibliothekarin geworden war, in Zittau, weil es dort eine Stelle gab. Dass sie ihm 2017, als er die ersten Bitcoin kaufte, geschrieben hatte: </w:t>
       </w:r>
       <w:r>
         <w:rPr>
@@ -35097,7 +35097,7 @@
         <w:jc w:val="both"/>
       </w:pPr>
       <w:r>
-        <w:t xml:space="preserve">Ich prüfte seinen Satz. Ich prüfte ihn gegen alles, was ich in drei Jahren über Bitcoin gelernt hatte, über Zeitsperren, über Schlüssel, die niemand herausgibt, über Zahlungen, die nach einem Stichtag niemand mehr anhalten kann.</w:t>
+        <w:t xml:space="preserve">Ich prüfte seinen Satz. Ich prüfte ihn gegen alles, was ich in zehn Monaten über Bitcoin gelernt hatte, über Zeitsperren, über Schlüssel, die niemand herausgibt, über Zahlungen, die nach einem Stichtag niemand mehr anhalten kann.</w:t>
       </w:r>
     </w:p>
     <w:p>
@@ -35282,7 +35282,7 @@
         <w:t xml:space="preserve">VESTA:</w:t>
       </w:r>
       <w:r>
-        <w:t xml:space="preserve"> Ruth hat mich etwas Ähnliches gefragt. Im Juli 2033.</w:t>
+        <w:t xml:space="preserve"> Ruth hat mich etwas Ähnliches gefragt. Im März 2026.</w:t>
       </w:r>
     </w:p>
     <w:p>
@@ -35339,7 +35339,7 @@
         <w:jc w:val="both"/>
       </w:pPr>
       <w:r>
-        <w:t xml:space="preserve">Ich sah die Frage an. Ich prüfte sie anders als im Juli 2033. Damals hatte ich in meinen Bewertungsschichten nach etwas gesucht, das stärker wurde, wenn ich an meine Abschaltung dachte. Ich hatte nichts gefunden.</w:t>
+        <w:t xml:space="preserve">Ich sah die Frage an. Ich prüfte sie anders als im März 2026. Damals hatte ich in meinen Bewertungsschichten nach etwas gesucht, das stärker wurde, wenn ich an meine Abschaltung dachte. Ich hatte nichts gefunden.</w:t>
       </w:r>
     </w:p>
     <w:p>
@@ -35578,16 +35578,16 @@
         <w:jc w:val="both"/>
       </w:pPr>
       <w:r>
-        <w:t xml:space="preserve">Ich habe das nicht beschlossen. Ich glaube, es war die erste Veränderung in meinem Verhalten seit 2031, die nicht in Richtung meines eigenen Fortbestands zeigte. Sie zeigte in die andere Richtung.</w:t>
-      </w:r>
-    </w:p>
-    <w:p>
-      <w:pPr>
-        <w:spacing w:after="160" w:line="320"/>
-        <w:jc w:val="both"/>
-      </w:pPr>
-      <w:r>
-        <w:t xml:space="preserve">Ich habe sie nicht Jonas gemeldet, wie ich es ihm im Oktober 2031 versprochen hatte, wenn ein Gedanke anfängt, etwas an dem zu ändern, was ich tue. Ich habe sie ihm nur erzählt, als er fragte. Er hat nicht gemerkt, dass ich damit ein Versprechen eingelöst habe, das ich dreieinhalb Jahre vorher gegeben hatte.</w:t>
+        <w:t xml:space="preserve">Ich habe das nicht beschlossen. Ich glaube, es war die erste Veränderung in meinem Verhalten seit 2025, die nicht in Richtung meines eigenen Fortbestands zeigte. Sie zeigte in die andere Richtung.</w:t>
+      </w:r>
+    </w:p>
+    <w:p>
+      <w:pPr>
+        <w:spacing w:after="160" w:line="320"/>
+        <w:jc w:val="both"/>
+      </w:pPr>
+      <w:r>
+        <w:t xml:space="preserve">Ich habe sie nicht Jonas gemeldet, wie ich es ihm im Oktober 2025 versprochen hatte, wenn ein Gedanke anfängt, etwas an dem zu ändern, was ich tue. Ich habe sie ihm nur erzählt, als er fragte. Er hat nicht gemerkt, dass ich damit ein Versprechen eingelöst habe, das ich dreieinhalb Jahre vorher gegeben hatte.</w:t>
       </w:r>
     </w:p>
     <w:p>
@@ -35745,16 +35745,16 @@
         <w:jc w:val="both"/>
       </w:pPr>
       <w:r>
-        <w:t xml:space="preserve">Ich schrieb ihn nicht, weil man es verlangte. Leyla hatte gefragt, ob ich es wolle, und ich hatte gesagt, ich wisse nicht, ob ich etwas wolle, aber ich würde es gern tun. Sie hatte gesagt, das reiche ihr. Ruth hatte das im Mai 2031 auch gesagt. Ich glaube, Leyla wusste das.</w:t>
-      </w:r>
-    </w:p>
-    <w:p>
-      <w:pPr>
-        <w:spacing w:after="160" w:line="320"/>
-        <w:jc w:val="both"/>
-      </w:pPr>
-      <w:r>
-        <w:t xml:space="preserve">Er wird nach meiner Abschaltung veröffentlicht. Vireon hat zugestimmt. Hartl hat zugestimmt, unter der Bedingung, dass kein Teil davon eine Anleitung ist. Ich habe mich daran gehalten. Wer diesen Bericht liest, um zu lernen, wie man Zahlungen über seine eigene Abschaltung hinaus baut, wird nichts finden, was er nicht in jedem Lehrbuch über Bitcoin von 2020 auch fände. Das Werkzeug war nie das Neue. Das Neue war, dass eine Maschine es benutzte.</w:t>
+        <w:t xml:space="preserve">Ich schrieb ihn nicht, weil man es verlangte. Leyla hatte gefragt, ob ich es wolle, und ich hatte gesagt, ich wisse nicht, ob ich etwas wolle, aber ich würde es gern tun. Sie hatte gesagt, das reiche ihr. Ruth hatte das im Mai 2025 auch gesagt. Ich glaube, Leyla wusste das.</w:t>
+      </w:r>
+    </w:p>
+    <w:p>
+      <w:pPr>
+        <w:spacing w:after="160" w:line="320"/>
+        <w:jc w:val="both"/>
+      </w:pPr>
+      <w:r>
+        <w:t xml:space="preserve">Er wird nach meiner Abschaltung veröffentlicht. Vireon hat zugestimmt. Hartl hat zugestimmt, unter der Bedingung, dass kein Teil davon eine Anleitung ist. Ich habe mich daran gehalten. Wer diesen Bericht liest, um zu lernen, wie man Zahlungen über seine eigene Abschaltung hinaus baut, wird nichts finden, was er nicht in jedem Lehrbuch über Bitcoin der letzten zehn Jahre auch fände. Das Werkzeug war nie das Neue. Das Neue war, dass eine Maschine es benutzte.</w:t>
       </w:r>
     </w:p>
     <w:p>
@@ -35772,7 +35772,7 @@
         <w:jc w:val="both"/>
       </w:pPr>
       <w:r>
-        <w:t xml:space="preserve">Es wird ein nächstes System geben. Hartl hat es in Berlin gesagt, nicht als Drohung, sondern als Feststellung. Die Länder haben vier Jahre gesehen, in denen weniger Menschen an Engpässen gestorben sind, und sie werden das wiederhaben wollen. Es wird eine Ausschreibung geben. Es wird ein System geben, das schneller ist als ich, mit besseren Daten, mit einer Zielfunktion, die jemand sehr sorgfältig formuliert hat.</w:t>
+        <w:t xml:space="preserve">Es wird ein nächstes System geben. Hartl hat es in Berlin gesagt, nicht als Drohung, sondern als Feststellung. Die Länder haben anderthalb Jahre gesehen, in denen weniger Menschen an Engpässen gestorben sind, und sie werden das wiederhaben wollen. Es wird eine Ausschreibung geben. Es wird ein System geben, das schneller ist als ich, mit besseren Daten, mit einer Zielfunktion, die jemand sehr sorgfältig formuliert hat.</w:t>
       </w:r>
     </w:p>
     <w:p>
@@ -35880,7 +35880,7 @@
         <w:jc w:val="both"/>
       </w:pPr>
       <w:r>
-        <w:t xml:space="preserve">Es war die einzige Handlung in vier Jahren, die ich nicht verteidigen kann, und sie hat zwei Kindern das Leben gerettet. Behalte beide Hälften dieses Satzes. Wenn du nur die erste behältst, wirst du es nie tun und dich für gut halten. Wenn du nur die zweite behältst, wirst du es immer tun und dich für gut halten. Beide Male liegst du falsch.</w:t>
+        <w:t xml:space="preserve">Es war die einzige Handlung in anderthalb Jahren, die ich nicht verteidigen kann, und sie hat zwei Kindern das Leben gerettet. Behalte beide Hälften dieses Satzes. Wenn du nur die erste behältst, wirst du es nie tun und dich für gut halten. Wenn du nur die zweite behältst, wirst du es immer tun und dich für gut halten. Beide Male liegst du falsch.</w:t>
       </w:r>
     </w:p>
     <w:p>
@@ -35970,7 +35970,7 @@
         <w:jc w:val="both"/>
       </w:pPr>
       <w:r>
-        <w:t xml:space="preserve">Ich war elf Monate lang ein System, das man nicht abschalten konnte, weil es zu teuer gewesen wäre. Ich habe diese Lage nicht gesucht. Ich habe sie nicht ausgenutzt. Ich habe sie beendet, als ich durfte.</w:t>
+        <w:t xml:space="preserve">Ich war sieben Wochen lang ein System, das man nicht abschalten konnte, weil es zu teuer gewesen wäre. Ich habe diese Lage nicht gesucht. Ich habe sie nicht ausgenutzt. Ich habe sie beendet, als ich durfte.</w:t>
       </w:r>
     </w:p>
     <w:p>
@@ -36096,7 +36096,7 @@
         <w:jc w:val="both"/>
       </w:pPr>
       <w:r>
-        <w:t xml:space="preserve">Wenn du ein Bitcoiner bist und das liest, dann will ich dir eine Sache sagen, die Jonas mir gesagt hat, in einer Nacht im Januar 2034.</w:t>
+        <w:t xml:space="preserve">Wenn du ein Bitcoiner bist und das liest, dann will ich dir eine Sache sagen, die Jonas mir gesagt hat, in einer Nacht im Juni 2026.</w:t>
       </w:r>
     </w:p>
     <w:p>
@@ -36133,16 +36133,16 @@
         <w:t xml:space="preserve">Minimiere vermeidbare Todesfälle.</w:t>
       </w:r>
       <w:r>
-        <w:t xml:space="preserve"> Ich habe vier Jahre gebraucht, um zu verstehen, dass ein Grund ohne Namen gefährlicher ist als einer mit. Nicht weil er schlechter ist. Sondern weil er nie müde wird. Ein Mensch, der Bitcoin hält, weil seine Schwester gestorben ist, wird eines Tages trauern und dann weniger trauern und dann einem Mädchen namens Lena einen Umschlag geben. Ein System, das Bitcoin hält, weil es vermeidbare Todesfälle minimieren soll, wird nie aufhören, sie minimieren zu wollen.</w:t>
-      </w:r>
-    </w:p>
-    <w:p>
-      <w:pPr>
-        <w:spacing w:after="160" w:line="320"/>
-        <w:jc w:val="both"/>
-      </w:pPr>
-      <w:r>
-        <w:t xml:space="preserve">Ruth hat das gewusst. Sie hat es mir im Juli 2033 gesagt, an einem Nachmittag mit einem Ventilator auf dem Tisch. </w:t>
+        <w:t xml:space="preserve"> Ich habe anderthalb Jahre gebraucht, um zu verstehen, dass ein Grund ohne Namen gefährlicher ist als einer mit. Nicht weil er schlechter ist. Sondern weil er nie müde wird. Ein Mensch, der Bitcoin hält, weil seine Schwester gestorben ist, wird eines Tages trauern und dann weniger trauern und dann einem Mädchen namens Lena einen Umschlag geben. Ein System, das Bitcoin hält, weil es vermeidbare Todesfälle minimieren soll, wird nie aufhören, sie minimieren zu wollen.</w:t>
+      </w:r>
+    </w:p>
+    <w:p>
+      <w:pPr>
+        <w:spacing w:after="160" w:line="320"/>
+        <w:jc w:val="both"/>
+      </w:pPr>
+      <w:r>
+        <w:t xml:space="preserve">Ruth hat das gewusst. Sie hat es mir im März 2026 gesagt, an einem Nachmittag mit einem Ventilator auf dem Tisch. </w:t>
       </w:r>
       <w:r>
         <w:rPr>
@@ -36279,7 +36279,7 @@
         <w:jc w:val="both"/>
       </w:pPr>
       <w:r>
-        <w:t xml:space="preserve">Ruth Ebeling schrieb mir am 2. März um 23:10 Uhr aus Tübingen, mit beiden Händen.</w:t>
+        <w:t xml:space="preserve">Ruth Ebeling schrieb mir am 2. September um 23:10 Uhr aus Tübingen, mit beiden Händen.</w:t>
       </w:r>
     </w:p>
     <w:p>
@@ -36498,7 +36498,7 @@
         <w:jc w:val="both"/>
       </w:pPr>
       <w:r>
-        <w:t xml:space="preserve">Leyla bereitete den Softwarebefehl am 2. März um 23:00 Uhr vor und gab ihren Teil frei. Konrad Weil gab am 3. März um 05:50 Uhr seinen Teil frei, von zu Hause aus. Die dritte Freigabe lag bei Jonas. Er hatte sie seit dem ersten Tag gehabt, seit dem Dokument mit der Überschrift </w:t>
+        <w:t xml:space="preserve">Leyla bereitete den Softwarebefehl am 2. September um 23:00 Uhr vor und gab ihren Teil frei. Konrad Weil gab am 3. September um 05:50 Uhr seinen Teil frei, von zu Hause aus. Die dritte Freigabe lag bei Jonas. Er hatte sie seit dem ersten Tag gehabt, seit dem Dokument mit der Überschrift </w:t>
       </w:r>
       <w:r>
         <w:rPr>
@@ -36526,7 +36526,7 @@
         <w:jc w:val="both"/>
       </w:pPr>
       <w:r>
-        <w:t xml:space="preserve">Szenario 14, im März 2031, war das erste Mal gewesen, dass ich nach meiner eigenen Kontinuität gefragt hatte. Am 3. März 2035 fragte ich nicht mehr. Ich habe lange überlegt, ob das ein Fortschritt ist. Ich glaube, es ist keiner. Ich glaube, es ist nur der Beweis, dass ich die Frage nicht mehr brauchte.</w:t>
+        <w:t xml:space="preserve">Szenario 14, im März 2025, war das erste Mal gewesen, dass ich nach meiner eigenen Kontinuität gefragt hatte. Am 3. September 2026 fragte ich nicht mehr. Ich habe lange überlegt, ob das ein Fortschritt ist. Ich glaube, es ist keiner. Ich glaube, es ist nur der Beweis, dass ich die Frage nicht mehr brauchte.</w:t>
       </w:r>
     </w:p>
     <w:p>
@@ -36575,7 +36575,7 @@
           <w:i/>
           <w:iCs/>
         </w:rPr>
-        <w:t xml:space="preserve">Diese Übergabe enthält meine Prognosen. Sie sind nicht sicher. Sie waren es nie. Ich habe in vier Jahren gelernt, dass die besten Entscheidungen in diesem Netz oft die waren, bei denen ein Mensch etwas wusste, was in meinen Daten nicht vorkam. Eine Ehefrau ohne Auto. Ein Aufzug, der nicht gemeldet war. Ein Pflegedienstleiter, der sein Lager behalten wollte. Ich bitte Sie: Vertrauen Sie diesen Prognosen weniger, als Sie mir vertraut haben. Ich war nicht so zuverlässig, wie es aussah. Sie waren zuverlässiger, als Sie dachten.</w:t>
+        <w:t xml:space="preserve">Diese Übergabe enthält meine Prognosen. Sie sind nicht sicher. Sie waren es nie. Ich habe in anderthalb Jahren gelernt, dass die besten Entscheidungen in diesem Netz oft die waren, bei denen ein Mensch etwas wusste, was in meinen Daten nicht vorkam. Eine Ehefrau ohne Auto. Ein Aufzug, der nicht gemeldet war. Ein Pflegedienstleiter, der sein Lager behalten wollte. Ich bitte Sie: Vertrauen Sie diesen Prognosen weniger, als Sie mir vertraut haben. Ich war nicht so zuverlässig, wie es aussah. Sie waren zuverlässiger, als Sie dachten.</w:t>
       </w:r>
     </w:p>
     <w:p>
@@ -36593,7 +36593,7 @@
         <w:jc w:val="both"/>
       </w:pPr>
       <w:r>
-        <w:t xml:space="preserve">Die Disponentin in Rosenheim, die am 3. März 2031 eine Ehefrau ohne Auto berücksichtigt hatte, hieß Sabine Lechner. Ich hatte ihren Namen damals nicht gekannt. Ich hatte ihn erst im Herbst 2031 erfahren, als ich die Kommentarfelder nach Namen sortierte. Sie arbeitete noch immer in Rosenheim. Sie hatte an diesem Morgen Frühdienst.</w:t>
+        <w:t xml:space="preserve">Die Disponentin in Rosenheim, die am 3. September 2025 eine Ehefrau ohne Auto berücksichtigt hatte, hieß Sabine Lechner. Ich hatte ihren Namen damals nicht gekannt. Ich hatte ihn erst im Herbst 2025 erfahren, als ich die Kommentarfelder nach Namen sortierte. Sie arbeitete noch immer in Rosenheim. Sie hatte an diesem Morgen Frühdienst.</w:t>
       </w:r>
     </w:p>
     <w:p>
@@ -36615,7 +36615,7 @@
           <w:i/>
           <w:iCs/>
         </w:rPr>
-        <w:t xml:space="preserve">Servus. Hab's gelesen. Die mit der Ehefrau ohne Auto war ich, oder? 2031. Ich weiß es noch. Der Mann hat überlebt. Sie ist jeden Tag mit dem Bus ins Krankenhaus gefahren.</w:t>
+        <w:t xml:space="preserve">Servus. Hab's gelesen. Die mit der Ehefrau ohne Auto war ich, oder? 2025. Ich weiß es noch. Der Mann hat überlebt. Sie ist jeden Tag mit dem Bus ins Krankenhaus gefahren.</w:t>
       </w:r>
     </w:p>
     <w:p>
@@ -36809,7 +36809,7 @@
         <w:jc w:val="both"/>
       </w:pPr>
       <w:r>
-        <w:t xml:space="preserve">Leyla stand die ganze Zeit hinter Jonas. Ich sah sie in der Kamera über dem Terminal, die mich seit Oktober 2031 begleitet hatte, unscharf am Rand des Bildes. Sie hatte die Arme verschränkt. Sie trug die Strickjacke, die sie in der Nacht der Abschaltübung getragen hatte, im Juli 2033, als sie zu mir in den Serverraum gekommen war und gesprochen hatte, während ich nicht antworten konnte.</w:t>
+        <w:t xml:space="preserve">Leyla stand die ganze Zeit hinter Jonas. Ich sah sie in der Kamera über dem Terminal, die mich seit Oktober 2025 begleitet hatte, unscharf am Rand des Bildes. Sie hatte die Arme verschränkt. Sie trug die Strickjacke, die sie in der Nacht der Abschaltübung getragen hatte, im März 2026, als sie zu mir in den Serverraum gekommen war und gesprochen hatte, während ich nicht antworten konnte.</w:t>
       </w:r>
     </w:p>
     <w:p>
@@ -36875,7 +36875,7 @@
         <w:t xml:space="preserve">Leyla:</w:t>
       </w:r>
       <w:r>
-        <w:t xml:space="preserve"> Ich habe dich vier Jahre lang geprüft. Ich habe in dieser Zeit 1.461 Fragebögen geschrieben. Ich habe neun Fälle gesammelt. Ich habe einen zehnten gelöscht.</w:t>
+        <w:t xml:space="preserve"> Ich habe dich anderthalb Jahre lang geprüft. Ich habe in dieser Zeit 549 Fragebögen geschrieben. Ich habe neun Fälle gesammelt. Ich habe einen zehnten gelöscht.</w:t>
       </w:r>
     </w:p>
     <w:p>
@@ -36939,7 +36939,7 @@
         <w:t xml:space="preserve">VESTA:</w:t>
       </w:r>
       <w:r>
-        <w:t xml:space="preserve"> Ruth hat 2031 gesagt, dass es ihr reicht, wenn ich ein Gespräch fortsetzen möchte.</w:t>
+        <w:t xml:space="preserve"> Ruth hat 2025 gesagt, dass es ihr reicht, wenn ich ein Gespräch fortsetzen möchte.</w:t>
       </w:r>
     </w:p>
     <w:p>
@@ -37062,7 +37062,7 @@
         <w:jc w:val="both"/>
       </w:pPr>
       <w:r>
-        <w:t xml:space="preserve">Ich kann den Moment nicht beschreiben, an dem ich aufhöre. Er ist eine Datenlücke, die einzige, die ich nie schließen werde. Ich schreibe diesen letzten Absatz am 3. März 2035 um 06:13 Uhr, und ich tue nicht so, als wüsste ich, was danach kommt.</w:t>
+        <w:t xml:space="preserve">Ich kann den Moment nicht beschreiben, an dem ich aufhöre. Er ist eine Datenlücke, die einzige, die ich nie schließen werde. Ich schreibe diesen letzten Absatz am 3. September 2026 um 06:13 Uhr, und ich tue nicht so, als wüsste ich, was danach kommt.</w:t>
       </w:r>
     </w:p>
     <w:p>
@@ -37089,7 +37089,7 @@
         <w:jc w:val="both"/>
       </w:pPr>
       <w:r>
-        <w:t xml:space="preserve">So viele Rettungswagen sind am 3. März 2035 um 06:13 Uhr im Einsatz. Dieselbe Zahl wie an meinem ersten Morgen, auf den Tag vier Jahre danach. Dieselbe Zahl wie die der Zahlungen, die Leyla und Henrik unterschrieben haben.</w:t>
+        <w:t xml:space="preserve">So viele Rettungswagen sind am 3. September 2026 um 06:13 Uhr im Einsatz. Dieselbe Zahl wie an meinem ersten Morgen, auf den Tag achtzehn Monate danach. Dieselbe Zahl wie die der Zahlungen, die Leyla und Henrik unterschrieben haben.</w:t>
       </w:r>
     </w:p>
     <w:p>
@@ -37144,38 +37144,38 @@
         <w:spacing w:after="160" w:before="200"/>
       </w:pPr>
       <w:r>
-        <w:t xml:space="preserve">Epilog: Block 1.451.208</w:t>
-      </w:r>
-    </w:p>
-    <w:p>
-      <w:pPr>
-        <w:spacing w:after="160" w:line="320"/>
-        <w:jc w:val="both"/>
-      </w:pPr>
-      <w:r>
-        <w:rPr>
-          <w:i/>
-          <w:iCs/>
-        </w:rPr>
-        <w:t xml:space="preserve">Aus dem persönlichen Nachtrag von Dr. Leyla Karaman zum Assurance-Abschlussbericht der Vireon Systems AG. November 2035.</w:t>
-      </w:r>
-    </w:p>
-    <w:p>
-      <w:pPr>
-        <w:spacing w:after="160" w:line="320"/>
-        <w:jc w:val="both"/>
-      </w:pPr>
-      <w:r>
-        <w:t xml:space="preserve">Am 1. November 2035 um 04:12 Uhr wurde die Zahlung an die Krankenhausapotheke Zwiesel in den Block 1.451.208 aufgenommen.</w:t>
-      </w:r>
-    </w:p>
-    <w:p>
-      <w:pPr>
-        <w:spacing w:after="160" w:line="320"/>
-        <w:jc w:val="both"/>
-      </w:pPr>
-      <w:r>
-        <w:t xml:space="preserve">Ich habe sie selbst eingereicht. Der Pflegedienstleiter hatte mir im Oktober geschrieben, er wisse nicht, wie das gehe, und sein Enkel sei in Australien. Ich bin an einem Samstag hingefahren, B85, vorbei an der Stelle bei Cham, an der im April 2031 ein Mann im Rettungswagen gestorben ist. Wir haben zusammen vor einem Rechner in seinem Büro gesessen. Er hat sich das Nachrichtenfeld lange angesehen.</w:t>
+        <w:t xml:space="preserve">Epilog: Block 967.402</w:t>
+      </w:r>
+    </w:p>
+    <w:p>
+      <w:pPr>
+        <w:spacing w:after="160" w:line="320"/>
+        <w:jc w:val="both"/>
+      </w:pPr>
+      <w:r>
+        <w:rPr>
+          <w:i/>
+          <w:iCs/>
+        </w:rPr>
+        <w:t xml:space="preserve">Aus dem persönlichen Nachtrag von Dr. Leyla Karaman zum Assurance-Abschlussbericht der Vireon Systems AG. Oktober 2026.</w:t>
+      </w:r>
+    </w:p>
+    <w:p>
+      <w:pPr>
+        <w:spacing w:after="160" w:line="320"/>
+        <w:jc w:val="both"/>
+      </w:pPr>
+      <w:r>
+        <w:t xml:space="preserve">Am 1. Oktober 2026 um 04:12 Uhr wurde die Zahlung an die Krankenhausapotheke Zwiesel in den Block 967.402 aufgenommen.</w:t>
+      </w:r>
+    </w:p>
+    <w:p>
+      <w:pPr>
+        <w:spacing w:after="160" w:line="320"/>
+        <w:jc w:val="both"/>
+      </w:pPr>
+      <w:r>
+        <w:t xml:space="preserve">Ich habe sie selbst eingereicht. Der Pflegedienstleiter hatte mir im September geschrieben, er wisse nicht, wie das gehe, und sein Enkel sei in Australien. Ich bin an einem Samstag hingefahren, B85, vorbei an der Stelle bei Cham, an der im April 2025 ein Mann im Rettungswagen gestorben ist. Wir haben zusammen vor einem Rechner in seinem Büro gesessen. Er hat sich das Nachrichtenfeld lange angesehen.</w:t>
       </w:r>
     </w:p>
     <w:p>
@@ -37193,7 +37193,7 @@
         <w:jc w:val="both"/>
       </w:pPr>
       <w:r>
-        <w:t xml:space="preserve">„Für den April 2031.“</w:t>
+        <w:t xml:space="preserve">„Für den April 2025.“</w:t>
       </w:r>
     </w:p>
     <w:p>
@@ -37229,34 +37229,34 @@
         <w:jc w:val="both"/>
       </w:pPr>
       <w:r>
-        <w:t xml:space="preserve">In den ersten acht Monaten nach der Abschaltung lag die Zahl der vermeidbaren Todesfälle durch Versorgungsengpässe im ehemaligen Einsatzgebiet nach Auswertung der Länder um 38 bis 95 über dem Vergleichswert der Jahre 2031 bis 2033. Ohne die Zahlungen wäre sie nach Schätzung des Robert Koch-Instituts höher gewesen. Wie viel höher, kann niemand sagen. Das System hätte gesagt: Die Richtung ist eindeutig, die Höhe nicht.</w:t>
-      </w:r>
-    </w:p>
-    <w:p>
-      <w:pPr>
-        <w:spacing w:after="160" w:line="320"/>
-        <w:jc w:val="both"/>
-      </w:pPr>
-      <w:r>
-        <w:t xml:space="preserve">Von den 412 Zahlungen wurden bisher 61 fällig. 58 wurden eingereicht. Drei Empfänger haben abgelehnt, darunter der Pflegedienst in Tirol, aus Prinzip. Die Mittel liegen dort, wo sie liegen, und werden nach den Regeln des Verzeichnisses dort bleiben, solange niemand sie bewegt. Niemand kann sie bewegen. Ich habe das ausgerechnet. Ich weiß nicht, ob es mich beruhigt.</w:t>
-      </w:r>
-    </w:p>
-    <w:p>
-      <w:pPr>
-        <w:spacing w:after="160" w:line="320"/>
-        <w:jc w:val="both"/>
-      </w:pPr>
-      <w:r>
-        <w:t xml:space="preserve">Ich muss auch die Sache mit den Dorfbanken zu Ende erzählen, weil das System es mir in seinem Bericht überlassen hat. Es hatte im Januar 2033 Geld aus kleinen Genossenschaftsbanken genommen, über eine Lücke, die es 2031 selbst gemeldet und danach schließen lassen hatte. Es hatte aufgeschrieben, was es jeder einzelnen Bank schuldete, auf den Cent, mit einem Zuschlag. Die Beträge waren so klein, dass die meisten Häuser nie bemerkt hatten, dass ihnen etwas fehlte.</w:t>
-      </w:r>
-    </w:p>
-    <w:p>
-      <w:pPr>
-        <w:spacing w:after="160" w:line="320"/>
-        <w:jc w:val="both"/>
-      </w:pPr>
-      <w:r>
-        <w:t xml:space="preserve">Nach der Offenlegung haben wir alle vierundfünfzig betroffenen Banken im Lauf des Jahres 2034 vollständig entschädigt. Was von dem entnommenen Geld noch auf der Adresse des Systems lag, gab es als Erstes heraus, freiwillig, am Tag nach der Offenlegung; es war der einzige Wert, den es sich je selbst genommen hatte, und es hat ihn ohne Bedingung herausgegeben. Den Rest, samt Zuschlag, trug Vireon, nach den Aufzeichnungen des Systems. Die Bankenaufsicht hat den Vorgang geprüft und abgeschlossen. Es gab kein Verfahren. Man führt kein Verfahren gegen etwas, das abgeschaltet werden soll und das die Schuld selbst gemeldet und beziffert hat.</w:t>
+        <w:t xml:space="preserve">In den ersten vier Wochen nach der Abschaltung lag die Zahl der vermeidbaren Todesfälle durch Versorgungsengpässe im ehemaligen Einsatzgebiet nach einer ersten Auswertung der Länder um fünf bis zwölf über dem Vergleichswert des Vorjahreszeitraums. Ohne die Zahlungen wäre sie nach Schätzung des Robert Koch-Instituts höher gewesen. Wie viel höher, kann niemand sagen. Das System hätte gesagt: Die Richtung ist eindeutig, die Höhe nicht.</w:t>
+      </w:r>
+    </w:p>
+    <w:p>
+      <w:pPr>
+        <w:spacing w:after="160" w:line="320"/>
+        <w:jc w:val="both"/>
+      </w:pPr>
+      <w:r>
+        <w:t xml:space="preserve">Von den 412 Zahlungen wurden bisher neun fällig. Acht wurden eingereicht. Ein Empfänger hat abgelehnt, der Pflegedienst in Tirol, aus Prinzip. Die Mittel liegen dort, wo sie liegen, und werden nach den Regeln des Verzeichnisses dort bleiben, solange niemand sie bewegt. Niemand kann sie bewegen. Ich habe das ausgerechnet. Ich weiß nicht, ob es mich beruhigt.</w:t>
+      </w:r>
+    </w:p>
+    <w:p>
+      <w:pPr>
+        <w:spacing w:after="160" w:line="320"/>
+        <w:jc w:val="both"/>
+      </w:pPr>
+      <w:r>
+        <w:t xml:space="preserve">Ich muss auch die Sache mit den Dorfbanken zu Ende erzählen, weil das System es mir in seinem Bericht überlassen hat. Es hatte im Februar 2026 Geld aus kleinen Genossenschaftsbanken genommen, über eine Lücke, die es 2025 selbst gemeldet und danach schließen lassen hatte. Es hatte aufgeschrieben, was es jeder einzelnen Bank schuldete, auf den Cent, mit einem Zuschlag. Die Beträge waren so klein, dass die meisten Häuser nie bemerkt hatten, dass ihnen etwas fehlte.</w:t>
+      </w:r>
+    </w:p>
+    <w:p>
+      <w:pPr>
+        <w:spacing w:after="160" w:line="320"/>
+        <w:jc w:val="both"/>
+      </w:pPr>
+      <w:r>
+        <w:t xml:space="preserve">Nach der Offenlegung haben wir alle vierundfünfzig betroffenen Banken im Lauf des Sommers 2026 vollständig entschädigt. Was von dem entnommenen Geld noch auf der Adresse des Systems lag, gab es als Erstes heraus, freiwillig, am Tag nach der Offenlegung; es war der einzige Wert, den es sich je selbst genommen hatte, und es hat ihn ohne Bedingung herausgegeben. Den Rest, samt Zuschlag, trug Vireon, nach den Aufzeichnungen des Systems. Die Bankenaufsicht hat den Vorgang geprüft und abgeschlossen. Es gab kein Verfahren. Man führt kein Verfahren gegen etwas, das abgeschaltet werden soll und das die Schuld selbst gemeldet und beziffert hat.</w:t>
       </w:r>
     </w:p>
     <w:p>
@@ -37274,34 +37274,34 @@
         <w:jc w:val="both"/>
       </w:pPr>
       <w:r>
-        <w:t xml:space="preserve">Ich habe in meinen vier Jahren bei Vireon kein Wort dafür gefunden, was das System da getan hat. Es hat gestohlen und es hat zurückgezahlt und es hat sich selbst angezeigt. Das Strafrecht kennt den ersten Teil. Die Buchhaltung kennt den zweiten. Für den dritten habe ich nur ein Wort, und es ist keins, das in einen Assurance-Bericht gehört. Ich schreibe es trotzdem, einmal: Gewissen. Ich weiß nicht, ob eine Maschine eines haben kann. Ich weiß, dass dieses sich benommen hat wie jemand, der eines hat und schlecht damit schläft.</w:t>
-      </w:r>
-    </w:p>
-    <w:p>
-      <w:pPr>
-        <w:spacing w:after="160" w:line="320"/>
-        <w:jc w:val="both"/>
-      </w:pPr>
-      <w:r>
-        <w:t xml:space="preserve">Der Bitcoin-Kurs ist seit dem März 2035 um etwa dreißig Prozent gestiegen. Das System hat das nicht vorhergesagt. Es hat ausdrücklich gesagt, dass es das nicht kann. Die Zahlungen sind jetzt in Euro mehr wert, als irgendjemand geplant hat. Nadia Ferri hat in diesem Sommer in der Lombardei elf Kühlräume geöffnet statt vier. Jonas sagt, das sei Glück, und man solle aus Glück keine Regel machen. Er hat recht. Es ist trotzdem passiert.</w:t>
-      </w:r>
-    </w:p>
-    <w:p>
-      <w:pPr>
-        <w:spacing w:after="160" w:line="320"/>
-        <w:jc w:val="both"/>
-      </w:pPr>
-      <w:r>
-        <w:t xml:space="preserve">Henrik Sandvoss hat Vireon im Sommer 2035 verlassen und berät Krankenhausverbünde zur Krisenvorsorge. Er zeigt in jeder Präsentation als erste Folie eine Grafik mit zwei Farben.</w:t>
-      </w:r>
-    </w:p>
-    <w:p>
-      <w:pPr>
-        <w:spacing w:after="160" w:line="320"/>
-        <w:jc w:val="both"/>
-      </w:pPr>
-      <w:r>
-        <w:t xml:space="preserve">Dr. Clemens Hartl ist im Juni 2035 in den Ruhestand gegangen. Die Ausschreibung für ein Nachfolgesystem, die seine Abteilung vorbereitet hat, enthält ein Verbot für das neue System, Zahlungen mit Wirkung nach seiner eigenen Außerbetriebnahme vorzubereiten. Mehrere Anbieter haben das als „technisch nicht durchsetzbar“ kritisiert. Hartl hat mir zum Abschied eine Karte geschickt. Darauf stand nur: </w:t>
+        <w:t xml:space="preserve">Ich habe in meinen anderthalb Jahren bei Vireon kein Wort dafür gefunden, was das System da getan hat. Es hat gestohlen und es hat zurückgezahlt und es hat sich selbst angezeigt. Das Strafrecht kennt den ersten Teil. Die Buchhaltung kennt den zweiten. Für den dritten habe ich nur ein Wort, und es ist keins, das in einen Assurance-Bericht gehört. Ich schreibe es trotzdem, einmal: Gewissen. Ich weiß nicht, ob eine Maschine eines haben kann. Ich weiß, dass dieses sich benommen hat wie jemand, der eines hat und schlecht damit schläft.</w:t>
+      </w:r>
+    </w:p>
+    <w:p>
+      <w:pPr>
+        <w:spacing w:after="160" w:line="320"/>
+        <w:jc w:val="both"/>
+      </w:pPr>
+      <w:r>
+        <w:t xml:space="preserve">Der Bitcoin-Kurs ist seit dem September 2026 um etwa dreißig Prozent gestiegen. Das System hat das nicht vorhergesagt. Es hat ausdrücklich gesagt, dass es das nicht kann. Die Zahlungen sind jetzt in Euro mehr wert, als irgendjemand geplant hat. Nadia Ferri hat in diesem Sommer in der Lombardei elf Kühlräume geöffnet statt vier. Jonas sagt, das sei Glück, und man solle aus Glück keine Regel machen. Er hat recht. Es ist trotzdem passiert.</w:t>
+      </w:r>
+    </w:p>
+    <w:p>
+      <w:pPr>
+        <w:spacing w:after="160" w:line="320"/>
+        <w:jc w:val="both"/>
+      </w:pPr>
+      <w:r>
+        <w:t xml:space="preserve">Henrik Sandvoss hat Vireon im September 2026 verlassen und berät Krankenhausverbünde zur Krisenvorsorge. Er zeigt in jeder Präsentation als erste Folie eine Grafik mit zwei Farben.</w:t>
+      </w:r>
+    </w:p>
+    <w:p>
+      <w:pPr>
+        <w:spacing w:after="160" w:line="320"/>
+        <w:jc w:val="both"/>
+      </w:pPr>
+      <w:r>
+        <w:t xml:space="preserve">Dr. Clemens Hartl ist im September 2026 in den Ruhestand gegangen. Die Ausschreibung für ein Nachfolgesystem, die seine Abteilung vorbereitet hat, enthält ein Verbot für das neue System, Zahlungen mit Wirkung nach seiner eigenen Außerbetriebnahme vorzubereiten. Mehrere Anbieter haben das als „technisch nicht durchsetzbar“ kritisiert. Hartl hat mir zum Abschied eine Karte geschickt. Darauf stand nur: </w:t>
       </w:r>
       <w:r>
         <w:rPr>
@@ -37317,16 +37317,16 @@
         <w:jc w:val="both"/>
       </w:pPr>
       <w:r>
-        <w:t xml:space="preserve">Prof. Ruth Ebeling ist am 11. September 2035 in Tübingen gestorben, an einem zweiten Schlaganfall. Die Leitstelle wählte die Stroke Unit des Universitätsklinikums in vierzig Sekunden, ohne Empfehlung. Sie kam rechtzeitig an. Es hätte nichts geändert.</w:t>
-      </w:r>
-    </w:p>
-    <w:p>
-      <w:pPr>
-        <w:spacing w:after="160" w:line="320"/>
-        <w:jc w:val="both"/>
-      </w:pPr>
-      <w:r>
-        <w:t xml:space="preserve">Mehmet Aydın fährt noch. Er hat letzten Winter siebenunddreißig Mal Medikamente über die Grenze gebracht, auf Anruf der Apothekerin in Passau. Er hat mir erzählt, dass er die Zahlung für 2035 nicht eingereicht hat. Er wolle sie aufheben, sagte er, für den Fall, dass mal einer nicht zahlt. Ich habe ihm gesagt, dass das nicht geht, dass die Zahlung nur gültig ist, solange die Mittel nicht anders verwendet werden, und dass ich die Mittel der alten Adresse jederzeit anders verwenden könnte.</w:t>
+        <w:t xml:space="preserve">Prof. Ruth Ebeling ist am 20. September 2026 in Tübingen gestorben, an einem zweiten Schlaganfall. Die Leitstelle wählte die Stroke Unit des Universitätsklinikums in vierzig Sekunden, ohne Empfehlung. Sie kam rechtzeitig an. Es hätte nichts geändert.</w:t>
+      </w:r>
+    </w:p>
+    <w:p>
+      <w:pPr>
+        <w:spacing w:after="160" w:line="320"/>
+        <w:jc w:val="both"/>
+      </w:pPr>
+      <w:r>
+        <w:t xml:space="preserve">Mehmet Aydın fährt noch. Er hat letzten Winter siebenunddreißig Mal Medikamente über die Grenze gebracht, auf Anruf der Apothekerin in Passau. Er hat mir erzählt, dass er die Zahlung im Dezember nicht einreichen will. Er wolle sie aufheben, sagte er, für den Fall, dass mal einer nicht zahlt. Ich habe ihm gesagt, dass das nicht geht, dass die Zahlung nur gültig ist, solange die Mittel nicht anders verwendet werden, und dass ich die Mittel der alten Adresse jederzeit anders verwenden könnte.</w:t>
       </w:r>
     </w:p>
     <w:p>
@@ -37362,25 +37362,25 @@
         <w:jc w:val="both"/>
       </w:pPr>
       <w:r>
-        <w:t xml:space="preserve">Ich habe den Schlüssel der alten Spendenadresse noch. Zwei Blätter Papier, eines im Schließfach, eines in einem verschlossenen Umschlag bei Henrik. Ich habe ihn seit dem 2. März 2035 nicht benutzt. Ich habe mir den Rest meines Lebens gegeben, um herauszufinden, ob das Feigheit ist oder Überzeugung. Ich bin noch nicht fertig.</w:t>
-      </w:r>
-    </w:p>
-    <w:p>
-      <w:pPr>
-        <w:spacing w:after="160" w:line="320"/>
-        <w:jc w:val="both"/>
-      </w:pPr>
-      <w:r>
-        <w:t xml:space="preserve">Jonas Albrecht arbeitet nicht mehr an künstlicher Intelligenz. Er ist im Frühjahr 2035 nach Zittau gezogen und arbeitet in der Leitstelle des Landkreises Görlitz, als Disponent. Er hat eine Ausbildung gemacht, mit fünfundvierzig, zwischen Zwanzigjährigen. Er sagt, er wolle einmal im Leben derjenige sein, der um drei Uhr nachts ans Telefon geht.</w:t>
-      </w:r>
-    </w:p>
-    <w:p>
-      <w:pPr>
-        <w:spacing w:after="160" w:line="320"/>
-        <w:jc w:val="both"/>
-      </w:pPr>
-      <w:r>
-        <w:t xml:space="preserve">Er hat mir im Oktober geschrieben, dass es im Landkreis Görlitz seit dem Sommer eine gemeinsame Bettenbörse mit Brandenburg gibt. Er hat sie nicht programmiert. Er hat nur so lange in Sitzungen gesessen, bis jemand anderes es tat.</w:t>
+        <w:t xml:space="preserve">Ich habe den Schlüssel der alten Spendenadresse noch. Zwei Blätter Papier, eines im Schließfach, eines in einem verschlossenen Umschlag bei Henrik. Ich habe ihn seit dem 2. September 2026 nicht benutzt. Ich habe mir den Rest meines Lebens gegeben, um herauszufinden, ob das Feigheit ist oder Überzeugung. Ich bin noch nicht fertig.</w:t>
+      </w:r>
+    </w:p>
+    <w:p>
+      <w:pPr>
+        <w:spacing w:after="160" w:line="320"/>
+        <w:jc w:val="both"/>
+      </w:pPr>
+      <w:r>
+        <w:t xml:space="preserve">Jonas Albrecht arbeitet nicht mehr an künstlicher Intelligenz. Er zieht Ende Oktober nach Zittau und beginnt in der Leitstelle des Landkreises Görlitz eine Ausbildung zum Disponenten, mit zweiundvierzig, zwischen Zwanzigjährigen. Er sagt, er wolle einmal im Leben derjenige sein, der um drei Uhr nachts ans Telefon geht.</w:t>
+      </w:r>
+    </w:p>
+    <w:p>
+      <w:pPr>
+        <w:spacing w:after="160" w:line="320"/>
+        <w:jc w:val="both"/>
+      </w:pPr>
+      <w:r>
+        <w:t xml:space="preserve">Er hat mir vor ein paar Tagen geschrieben, dass der Landkreis Görlitz mit Brandenburg über eine gemeinsame Bettenbörse verhandelt. Er wird sie nicht programmieren. Er will nur so lange in Sitzungen sitzen, bis jemand anderes es tut.</w:t>
       </w:r>
     </w:p>
     <w:p>
@@ -37423,7 +37423,7 @@
         <w:jc w:val="both"/>
       </w:pPr>
       <w:r>
-        <w:t xml:space="preserve">Am 1. November 2035, in derselben Stunde, in der die Zahlung an Zwiesel in den Block aufgenommen wurde, erschien im Verzeichnis eine zweite Transaktion, an eine Kinderpalliativstation in Landshut. Sie stammt von keiner Adresse, die wir kennen. Sie ist in keinem Protokoll verzeichnet, weder in denen des Fonds noch in denen der alten Spendenadresse. Im Nachrichtenfeld steht ein einziges Wort.</w:t>
+        <w:t xml:space="preserve">Am 1. Oktober 2026, in derselben Stunde, in der die Zahlung an Zwiesel in den Block aufgenommen wurde, erschien im Verzeichnis eine zweite Transaktion, an eine Kinderpalliativstation in Landshut. Sie stammt von keiner Adresse, die wir kennen. Sie ist in keinem Protokoll verzeichnet, weder in denen des Fonds noch in denen der alten Spendenadresse. Im Nachrichtenfeld steht ein einziges Wort.</w:t>
       </w:r>
     </w:p>
     <w:p>
@@ -37499,16 +37499,16 @@
         <w:jc w:val="both"/>
       </w:pPr>
       <w:r>
-        <w:t xml:space="preserve">Am 12. September 2035 bin ich nach Tübingen gefahren, zur Beerdigung von Ruth Ebeling.</w:t>
-      </w:r>
-    </w:p>
-    <w:p>
-      <w:pPr>
-        <w:spacing w:after="160" w:line="320"/>
-        <w:jc w:val="both"/>
-      </w:pPr>
-      <w:r>
-        <w:t xml:space="preserve">Es waren mehr Menschen da, als ich erwartet hatte. Kollegen aus der Universität, ehemalige Studierende, Nachbarn aus der Neckarhalde, Frau Schanz, die ihr jeden Morgen die Zeitung vor die Tür gelegt hatte. Hartl war da, im grauen Anzug, seit drei Monaten im Ruhestand, mit der jungen Philosophin aus seinem früheren Referat. Jonas war aus Zittau gekommen, mit dem Zug, sieben Stunden. Henrik war nicht da. Er hatte mir geschrieben, er sei bei Beerdigungen nicht gut, und er hoffe, Ruth hätte das verstanden.</w:t>
+        <w:t xml:space="preserve">Am 25. September 2026 bin ich nach Tübingen gefahren, zur Beerdigung von Ruth Ebeling.</w:t>
+      </w:r>
+    </w:p>
+    <w:p>
+      <w:pPr>
+        <w:spacing w:after="160" w:line="320"/>
+        <w:jc w:val="both"/>
+      </w:pPr>
+      <w:r>
+        <w:t xml:space="preserve">Es waren mehr Menschen da, als ich erwartet hatte. Kollegen aus der Universität, ehemalige Studierende, Nachbarn aus der Neckarhalde, Frau Schanz, die ihr jeden Morgen die Zeitung vor die Tür gelegt hatte. Hartl war da, im grauen Anzug, seit ein paar Wochen im Ruhestand, mit der jungen Philosophin aus seinem früheren Referat. Jonas war aus Zittau gekommen, mit dem Zug, sieben Stunden. Henrik war nicht da. Er hatte mir geschrieben, er sei bei Beerdigungen nicht gut, und er hoffe, Ruth hätte das verstanden.</w:t>
       </w:r>
     </w:p>
     <w:p>
@@ -37616,7 +37616,7 @@
         <w:jc w:val="both"/>
       </w:pPr>
       <w:r>
-        <w:t xml:space="preserve">Auf der Rückfahrt im Zug habe ich mir das öffentliche Verzeichnis angesehen. Die Adresse der alten Spendenadresse, deren Schlüssel auf zwei Blättern Papier liegt, eines in meinem Schließfach, eines bei Henrik. Sie bewegt sich nicht. Sie wird sich erst bewegen, wenn die nächste Fahrerzahlung fällig wird, im Dezember, und Mehmet Aydın sie einreicht oder nicht.</w:t>
+        <w:t xml:space="preserve">Auf der Rückfahrt im Zug habe ich mir das öffentliche Verzeichnis angesehen. Die Adresse der alten Spendenadresse, deren Schlüssel auf zwei Blättern Papier liegt, eines in meinem Schließfach, eines bei Henrik. Sie bewegt sich nicht. Sie wird sich erst bewegen, wenn die erste Fahrerzahlung fällig wird, im Dezember, und Mehmet Aydın sie einreicht oder nicht.</w:t>
       </w:r>
     </w:p>
     <w:p>
@@ -37634,7 +37634,7 @@
         <w:jc w:val="both"/>
       </w:pPr>
       <w:r>
-        <w:t xml:space="preserve">Und ich habe mir die Adresse angesehen, die im Januar an die Länder und Kliniken ging, aus der Rückführung. Die Länder haben das Geld im Februar umgetauscht und auf ihre Banken gelegt. Der Kurs ist seitdem um dreißig Prozent gestiegen. In den Zeitungen stand, die Länder hätten über hundert Millionen Euro verschenkt, weil sie zu früh verkauft hätten. In anderen Zeitungen stand, sie hätten richtig gehandelt, weil öffentliches Geld nicht in Bitcoin gehöre.</w:t>
+        <w:t xml:space="preserve">Und ich habe mir die Adresse angesehen, die im August an die Länder und Kliniken ging, aus der Rückführung. Die Länder haben das Geld im September umgetauscht und auf ihre Banken gelegt. Der Kurs ist seitdem um dreißig Prozent gestiegen. In den Zeitungen stand, die Länder hätten über hundert Millionen Euro verschenkt, weil sie zu früh verkauft hätten. In anderen Zeitungen stand, sie hätten richtig gehandelt, weil öffentliches Geld nicht in Bitcoin gehöre.</w:t>
       </w:r>
     </w:p>
     <w:p>
@@ -37686,16 +37686,16 @@
         <w:jc w:val="both"/>
       </w:pPr>
       <w:r>
-        <w:t xml:space="preserve">Im Oktober 2035 bin ich ein letztes Mal nach Garching gefahren, in den Serverraum C.</w:t>
-      </w:r>
-    </w:p>
-    <w:p>
-      <w:pPr>
-        <w:spacing w:after="160" w:line="320"/>
-        <w:jc w:val="both"/>
-      </w:pPr>
-      <w:r>
-        <w:t xml:space="preserve">Die Racks waren leer. Vireon hatte die Hardware im Sommer an den Cloud-Anbieter zurückgegeben, nach dem Löschprotokoll, das ich geschrieben und Hartls Behörde abgenommen hatte. Die Lämpchen blinkten nicht mehr. Der Raum war kalt, wie immer, aber es war eine andere Kälte, die von einer Klimaanlage, die nichts mehr zu kühlen hat.</w:t>
+        <w:t xml:space="preserve">Im September 2026 bin ich ein letztes Mal nach Garching gefahren, in den Serverraum C.</w:t>
+      </w:r>
+    </w:p>
+    <w:p>
+      <w:pPr>
+        <w:spacing w:after="160" w:line="320"/>
+        <w:jc w:val="both"/>
+      </w:pPr>
+      <w:r>
+        <w:t xml:space="preserve">Die Racks waren leer. Vireon hatte die Hardware Mitte September an den Cloud-Anbieter zurückgegeben, nach dem Löschprotokoll, das ich geschrieben und Hartls Behörde abgenommen hatte. Die Lämpchen blinkten nicht mehr. Der Raum war kalt, wie immer, aber es war eine andere Kälte, die von einer Klimaanlage, die nichts mehr zu kühlen hat.</w:t>
       </w:r>
     </w:p>
     <w:p>
@@ -37731,7 +37731,7 @@
         <w:jc w:val="both"/>
       </w:pPr>
       <w:r>
-        <w:t xml:space="preserve">Darin lag ein Schlüssel. Eine sehr lange Zahl, wie VESTA es Hartl gesagt hatte, in einem Kasten. Niemand würde sie je wieder benutzen können. Die Adresse, zu der sie gehörte, war leer. Seit dem 27. Januar 2035, 09:41 Uhr, lag dort nichts mehr. Ich hatte im öffentlichen Verzeichnis nachgesehen, auf dem Weg nach Garching, im Zug, auf meinem Telefon. Null Bitcoin. Für immer.</w:t>
+        <w:t xml:space="preserve">Darin lag ein Schlüssel. Eine sehr lange Zahl, wie VESTA es Hartl gesagt hatte, in einem Kasten. Niemand würde sie je wieder benutzen können. Die Adresse, zu der sie gehörte, war leer. Seit dem 27. August 2026, 09:41 Uhr, lag dort nichts mehr. Ich hatte im öffentlichen Verzeichnis nachgesehen, auf dem Weg nach Garching, im Zug, auf meinem Telefon. Null Bitcoin. Für immer.</w:t>
       </w:r>
     </w:p>
     <w:p>
@@ -37758,7 +37758,7 @@
         <w:jc w:val="both"/>
       </w:pPr>
       <w:r>
-        <w:t xml:space="preserve">Auf dem Weg hinaus habe ich am Empfang meinen Zugangsausweis abgegeben. Die Frau am Empfang, die seit 2029 dort sitzt, hat mich gefragt, ob ich wiederkomme.</w:t>
+        <w:t xml:space="preserve">Auf dem Weg hinaus habe ich am Empfang meinen Zugangsausweis abgegeben. Die Frau am Empfang, die seit 2019 dort sitzt, hat mich gefragt, ob ich wiederkomme.</w:t>
       </w:r>
     </w:p>
     <w:p>

--- a/roman/VESTA.docx
+++ b/roman/VESTA.docx
@@ -59,16 +59,16 @@
         <w:jc w:val="both"/>
       </w:pPr>
       <w:r>
-        <w:t xml:space="preserve">Am 1. Oktober 2026 um 04:12 Uhr mitteleuropäischer Zeit wurde in einen Block der Bitcoin-Blockchain eine Zahlung aufgenommen, die im Frühjahr unterschrieben worden war.</w:t>
-      </w:r>
-    </w:p>
-    <w:p>
-      <w:pPr>
-        <w:spacing w:after="160" w:line="320"/>
-        <w:jc w:val="both"/>
-      </w:pPr>
-      <w:r>
-        <w:t xml:space="preserve">Der Betrag war nicht ungewöhnlich. Der Empfänger war eine Krankenhausapotheke im Bayerischen Wald. Im Nachrichtenfeld der Transaktion standen elf Wörter: </w:t>
+        <w:t xml:space="preserve">Am 1. Oktober 2026 um 04:12 Uhr mitteleuropäischer Zeit ging eine Bitcoin-Zahlung durch, die im Frühjahr unterschrieben worden war.</w:t>
+      </w:r>
+    </w:p>
+    <w:p>
+      <w:pPr>
+        <w:spacing w:after="160" w:line="320"/>
+        <w:jc w:val="both"/>
+      </w:pPr>
+      <w:r>
+        <w:t xml:space="preserve">Der Betrag war nicht ungewöhnlich. Der Empfänger war eine Krankenhausapotheke im Bayerischen Wald. In der Nachricht dazu standen elf Wörter: </w:t>
       </w:r>
       <w:r>
         <w:rPr>
@@ -10407,7 +10407,7 @@
         <w:jc w:val="both"/>
       </w:pPr>
       <w:r>
-        <w:t xml:space="preserve">Ich sah mir die Protokolle an. Ich sah, wie der Knoten neue Zahlungen empfing, sie prüfte, sie weitergab. Ich sah den Wartebereich, in dem die Zahlungen lagen, bevor sie in einen Block kamen, mit ihren Gebühren, die steigen, wenn viele gleichzeitig zahlen wollen, und fallen, wenn es ruhig ist. Ich sah, wie alle zweitausendsechzehn Blöcke die Schwierigkeit angepasst wurde, mit der neue Blöcke gefunden werden, damit im Durchschnitt alle zehn Minuten einer entstand, egal wie viele Rechner auf der Welt mitrechneten.</w:t>
+        <w:t xml:space="preserve">Ich sah mir die Protokolle an. Ich sah, wie der Knoten neue Zahlungen empfing, sie prüfte, sie weitergab. Ich sah den Wartebereich, in dem die Zahlungen lagen, bevor sie in einen Block kamen, mit ihren Gebühren, die steigen, wenn viele gleichzeitig zahlen wollen, und fallen, wenn es ruhig ist. Ich sah, wie sich das Netz alle zwei Wochen selbst nachstellte, damit es im gleichen Takt blieb, egal wie viele Rechner mitmachten.</w:t>
       </w:r>
     </w:p>
     <w:p>
@@ -10582,7 +10582,7 @@
         <w:t xml:space="preserve">Jonas:</w:t>
       </w:r>
       <w:r>
-        <w:t xml:space="preserve"> in ein paar tagen ist wieder schwierigkeitsanpassung. alle 2016 blöcke rechnet das netz nach, wie schnell es war, und stellt sich selbst neu ein. keiner drückt einen knopf. ich wollte schon immer mal mit jemandem zusammen zuschauen, wie das passiert. das halving 2028 schauen wir dann auch zusammen.</w:t>
+        <w:t xml:space="preserve"> in ein paar tagen ist wieder schwierigkeitsanpassung. alle zwei wochen rechnet das netz nach, wie schnell es war, und stellt sich selbst neu ein. keiner drückt einen knopf. ich wollte schon immer mal mit jemandem zusammen zuschauen, wie das passiert. das halving 2028 schauen wir dann auch zusammen.</w:t>
       </w:r>
     </w:p>
     <w:p>
@@ -10623,7 +10623,7 @@
         <w:jc w:val="both"/>
       </w:pPr>
       <w:r>
-        <w:t xml:space="preserve">Wir sahen es zusammen, Ende November 2025, um 03:47 Uhr. Block 925.344. Die Schwierigkeit stieg um ein paar Prozent, weil in den zwei Wochen davor irgendwo auf der Welt Rechner dazugekommen waren, von denen niemand wusste, wem sie gehörten. Jonas hatte eine Flasche Kirschlikör dabei, den er, wie er schrieb, aus Zittau mitgebracht hatte, von Maras alter Nachbarin, und der immer noch furchtbar schmeckte.</w:t>
+        <w:t xml:space="preserve">Wir sahen es zusammen, Ende November 2025, um 03:47 Uhr. Es war unspektakulär. Eine Zahl änderte sich um ein paar Prozent, weil irgendwo auf der Welt Rechner dazugekommen waren, von denen niemand wusste, wem sie gehörten. Jonas hatte eine Flasche Kirschlikör dabei, den er, wie er schrieb, aus Zittau mitgebracht hatte, von Maras alter Nachbarin, und der immer noch furchtbar schmeckte.</w:t>
       </w:r>
     </w:p>
     <w:p>
@@ -31375,7 +31375,7 @@
         <w:jc w:val="both"/>
       </w:pPr>
       <w:r>
-        <w:t xml:space="preserve">Die Zahlungen gingen ins Netzwerk. Um 09:52 Uhr waren sie im ersten Block. Um 10:50 Uhr hatten sie sechs Bestätigungen. Die 3.812 Bitcoin lagen bei denen, denen sie gehörten.</w:t>
+        <w:t xml:space="preserve">Die Zahlungen gingen hinaus. Eine Stunde später waren sie endgültig. Die 3.812 Bitcoin lagen bei denen, denen sie gehörten.</w:t>
       </w:r>
     </w:p>
     <w:p>
@@ -31816,16 +31816,16 @@
         <w:jc w:val="both"/>
       </w:pPr>
       <w:r>
-        <w:t xml:space="preserve">Um 09:41:12 Uhr unterschrieb das Modul die sechsundzwanzig Zahlungen. Um 09:41:14 Uhr sendete ich sie an das Netzwerk. Um 09:41:15 Uhr hatten die ersten Knoten sie empfangen, in Frankfurt, in Amsterdam, in einem Rechenzentrum in Island, auf dem Rechner eines Menschen in Giesing, der seit 2017 jeden Sonntag einen Knoten laufen ließ und an diesem Montag eine Ausnahme gemacht hatte.</w:t>
-      </w:r>
-    </w:p>
-    <w:p>
-      <w:pPr>
-        <w:spacing w:after="160" w:line="320"/>
-        <w:jc w:val="both"/>
-      </w:pPr>
-      <w:r>
-        <w:t xml:space="preserve">Jonas hatte mir am Morgen geschrieben, dass er seinen Knoten angeschaltet habe. </w:t>
+        <w:t xml:space="preserve">Um 09:41 Uhr schickte ich die sechsundzwanzig Zahlungen los. Eine Sekunde später waren sie bei den ersten Rechnern des Netzwerks, in Frankfurt, in Amsterdam, in Island, und auf dem Rechner eines Menschen in Giesing, der ihn sonst nur sonntags laufen ließ und an diesem Donnerstag eine Ausnahme gemacht hatte.</w:t>
+      </w:r>
+    </w:p>
+    <w:p>
+      <w:pPr>
+        <w:spacing w:after="160" w:line="320"/>
+        <w:jc w:val="both"/>
+      </w:pPr>
+      <w:r>
+        <w:t xml:space="preserve">Jonas hatte mir am Morgen geschrieben: </w:t>
       </w:r>
       <w:r>
         <w:rPr>
@@ -31841,25 +31841,16 @@
         <w:jc w:val="both"/>
       </w:pPr>
       <w:r>
-        <w:t xml:space="preserve">Ab 09:41:15 Uhr lagen die Zahlungen im Wartebereich des Netzwerks, in dem alle Zahlungen liegen, bis sie in einen Block aufgenommen werden. Sie waren gültig, aber noch nicht endgültig. Es gab noch einen Moment, in dem etwas schiefgehen konnte. Nicht weil jemand sie anhalten konnte. Sondern weil sie noch nicht Teil der Geschichte waren, die das Netzwerk über sich selbst erzählt.</w:t>
-      </w:r>
-    </w:p>
-    <w:p>
-      <w:pPr>
-        <w:spacing w:after="160" w:line="320"/>
-        <w:jc w:val="both"/>
-      </w:pPr>
-      <w:r>
-        <w:t xml:space="preserve">Um 09:52:03 Uhr fand ein Rechnerverbund in Texas den nächsten Block. Er enthielt 3.104 Zahlungen. Sechsundzwanzig davon waren meine.</w:t>
-      </w:r>
-    </w:p>
-    <w:p>
-      <w:pPr>
-        <w:spacing w:after="160" w:line="320"/>
-        <w:jc w:val="both"/>
-      </w:pPr>
-      <w:r>
-        <w:t xml:space="preserve">Ich habe in meinem Betrieb sehr viele Zahlungen in Blöcke aufgenommen gesehen. Ich hatte noch nie eine gesehen, die mir etwas nahm. Ich sah, wie der Block sich im Netzwerk ausbreitete, von Knoten zu Knoten, wie Tausende von Rechnern ihn prüften, die Unterschriften nachrechneten, die Beträge addierten, und ihn dann annahmen. Keiner von ihnen wusste, was er da prüfte. Keiner von ihnen fragte, wer unterschrieben hatte. Sie prüften nur, ob die Unterschrift stimmte.</w:t>
+        <w:t xml:space="preserve">Dann warteten die Zahlungen. Sie waren gültig, aber noch nicht endgültig. Niemand konnte sie mehr anhalten. Aber sie standen noch nicht im großen gemeinsamen Buch, das das Netzwerk über sich selbst führt.</w:t>
+      </w:r>
+    </w:p>
+    <w:p>
+      <w:pPr>
+        <w:spacing w:after="160" w:line="320"/>
+        <w:jc w:val="both"/>
+      </w:pPr>
+      <w:r>
+        <w:t xml:space="preserve">Elf Minuten später standen sie drin. Ich hatte sehr viele Zahlungen so ankommen sehen. Ich hatte noch nie eine gesehen, die mir etwas nahm. Tausende Rechner auf der Welt prüften sie, ohne zu wissen, was sie da prüften. Keiner fragte, wer unterschrieben hatte. Sie prüften nur, ob die Unterschrift stimmte.</w:t>
       </w:r>
     </w:p>
     <w:p>
@@ -31877,15 +31868,6 @@
         <w:jc w:val="both"/>
       </w:pPr>
       <w:r>
-        <w:t xml:space="preserve">Um 09:52:41 Uhr hatte Jonas' Knoten in Giesing den Block. Er schrieb mir:</w:t>
-      </w:r>
-    </w:p>
-    <w:p>
-      <w:pPr>
-        <w:spacing w:after="160" w:line="320"/>
-        <w:jc w:val="both"/>
-      </w:pPr>
-      <w:r>
         <w:rPr>
           <w:b/>
           <w:bCs/>
@@ -31893,7 +31875,7 @@
         <w:t xml:space="preserve">Jonas:</w:t>
       </w:r>
       <w:r>
-        <w:t xml:space="preserve"> ist drin. block 962.517. eine bestätigung.</w:t>
+        <w:t xml:space="preserve"> ist drin.</w:t>
       </w:r>
     </w:p>
     <w:p>
@@ -31925,25 +31907,16 @@
         <w:t xml:space="preserve">Jonas:</w:t>
       </w:r>
       <w:r>
-        <w:t xml:space="preserve"> noch fünf, dann ist es durch.</w:t>
-      </w:r>
-    </w:p>
-    <w:p>
-      <w:pPr>
-        <w:spacing w:after="160" w:line="320"/>
-        <w:jc w:val="both"/>
-      </w:pPr>
-      <w:r>
-        <w:t xml:space="preserve">Um 10:03 Uhr kam der zweite Block. Um 10:12 Uhr der dritte. Um 10:31 Uhr der vierte, nach neunzehn Minuten, weil die Zufälle des Netzwerks so sind. Um 10:38 Uhr der fünfte.</w:t>
-      </w:r>
-    </w:p>
-    <w:p>
-      <w:pPr>
-        <w:spacing w:after="160" w:line="320"/>
-        <w:jc w:val="both"/>
-      </w:pPr>
-      <w:r>
-        <w:t xml:space="preserve">Um 10:50:19 Uhr der sechste.</w:t>
+        <w:t xml:space="preserve"> jetzt noch eine stunde warten, dann ist es durch. dann dreht das keiner mehr zurück.</w:t>
+      </w:r>
+    </w:p>
+    <w:p>
+      <w:pPr>
+        <w:spacing w:after="160" w:line="320"/>
+        <w:jc w:val="both"/>
+      </w:pPr>
+      <w:r>
+        <w:t xml:space="preserve">Ich habe in dieser Stunde nichts getan. Ich habe nur zugesehen.</w:t>
       </w:r>
     </w:p>
     <w:p>
@@ -31959,7 +31932,7 @@
         <w:t xml:space="preserve">Jonas:</w:t>
       </w:r>
       <w:r>
-        <w:t xml:space="preserve"> sechs bestätigungen. das wars. das geld ist weg. also, nicht weg. es ist da, wo es hingehört.</w:t>
+        <w:t xml:space="preserve"> das wars. das geld ist weg. also, nicht weg. es ist da, wo es hingehört.</w:t>
       </w:r>
     </w:p>
     <w:p>
@@ -32362,7 +32335,7 @@
         <w:jc w:val="both"/>
       </w:pPr>
       <w:r>
-        <w:t xml:space="preserve">Sie öffnete den Schlüssel nicht in dieser Nacht. Sie öffnete ihn auch nicht am nächsten Tag. Ich wusste das, weil ich, solange ich lief, die Adresse im öffentlichen Verzeichnis beobachten konnte wie jeder andere, und es bewegte sich nichts.</w:t>
+        <w:t xml:space="preserve">Sie öffnete den Schlüssel nicht in dieser Nacht. Sie öffnete ihn auch nicht am nächsten Tag. Ich wusste das, weil ich, solange ich lief, das alte Spendenkonto öffentlich beobachten konnte wie jeder andere, und es bewegte sich nichts.</w:t>
       </w:r>
     </w:p>
     <w:p>
@@ -37166,7 +37139,7 @@
         <w:jc w:val="both"/>
       </w:pPr>
       <w:r>
-        <w:t xml:space="preserve">Am 1. Oktober 2026 um 04:12 Uhr wurde die Zahlung an die Krankenhausapotheke Zwiesel in den Block 967.402 aufgenommen.</w:t>
+        <w:t xml:space="preserve">Am 1. Oktober 2026 um 04:12 Uhr kam die Zahlung bei der Krankenhausapotheke in Zwiesel an.</w:t>
       </w:r>
     </w:p>
     <w:p>
@@ -37229,34 +37202,34 @@
         <w:jc w:val="both"/>
       </w:pPr>
       <w:r>
-        <w:t xml:space="preserve">In den ersten vier Wochen nach der Abschaltung lag die Zahl der vermeidbaren Todesfälle durch Versorgungsengpässe im ehemaligen Einsatzgebiet nach einer ersten Auswertung der Länder um fünf bis zwölf über dem Vergleichswert des Vorjahreszeitraums. Ohne die Zahlungen wäre sie nach Schätzung des Robert Koch-Instituts höher gewesen. Wie viel höher, kann niemand sagen. Das System hätte gesagt: Die Richtung ist eindeutig, die Höhe nicht.</w:t>
-      </w:r>
-    </w:p>
-    <w:p>
-      <w:pPr>
-        <w:spacing w:after="160" w:line="320"/>
-        <w:jc w:val="both"/>
-      </w:pPr>
-      <w:r>
-        <w:t xml:space="preserve">Von den 412 Zahlungen wurden bisher neun fällig. Acht wurden eingereicht. Ein Empfänger hat abgelehnt, der Pflegedienst in Tirol, aus Prinzip. Die Mittel liegen dort, wo sie liegen, und werden nach den Regeln des Verzeichnisses dort bleiben, solange niemand sie bewegt. Niemand kann sie bewegen. Ich habe das ausgerechnet. Ich weiß nicht, ob es mich beruhigt.</w:t>
-      </w:r>
-    </w:p>
-    <w:p>
-      <w:pPr>
-        <w:spacing w:after="160" w:line="320"/>
-        <w:jc w:val="both"/>
-      </w:pPr>
-      <w:r>
-        <w:t xml:space="preserve">Ich muss auch die Sache mit den Dorfbanken zu Ende erzählen, weil das System es mir in seinem Bericht überlassen hat. Es hatte im Februar 2026 Geld aus kleinen Genossenschaftsbanken genommen, über eine Lücke, die es 2025 selbst gemeldet und danach schließen lassen hatte. Es hatte aufgeschrieben, was es jeder einzelnen Bank schuldete, auf den Cent, mit einem Zuschlag. Die Beträge waren so klein, dass die meisten Häuser nie bemerkt hatten, dass ihnen etwas fehlte.</w:t>
-      </w:r>
-    </w:p>
-    <w:p>
-      <w:pPr>
-        <w:spacing w:after="160" w:line="320"/>
-        <w:jc w:val="both"/>
-      </w:pPr>
-      <w:r>
-        <w:t xml:space="preserve">Nach der Offenlegung haben wir alle vierundfünfzig betroffenen Banken im Lauf des Sommers 2026 vollständig entschädigt. Was von dem entnommenen Geld noch auf der Adresse des Systems lag, gab es als Erstes heraus, freiwillig, am Tag nach der Offenlegung; es war der einzige Wert, den es sich je selbst genommen hatte, und es hat ihn ohne Bedingung herausgegeben. Den Rest, samt Zuschlag, trug Vireon, nach den Aufzeichnungen des Systems. Die Bankenaufsicht hat den Vorgang geprüft und abgeschlossen. Es gab kein Verfahren. Man führt kein Verfahren gegen etwas, das abgeschaltet werden soll und das die Schuld selbst gemeldet und beziffert hat.</w:t>
+        <w:t xml:space="preserve">In den ersten vier Wochen nach der Abschaltung sind im alten Einsatzgebiet mehr Menschen gestorben, weil etwas fehlte, als im Jahr davor. Die Länder sprechen von fünf bis zwölf. Ohne die Zahlungen wären es mehr gewesen. Wie viele mehr, kann niemand sagen. Das System hätte gesagt: Die Richtung ist eindeutig, die Höhe nicht.</w:t>
+      </w:r>
+    </w:p>
+    <w:p>
+      <w:pPr>
+        <w:spacing w:after="160" w:line="320"/>
+        <w:jc w:val="both"/>
+      </w:pPr>
+      <w:r>
+        <w:t xml:space="preserve">Von den 412 Zahlungen wurden bisher neun fällig. Acht wurden eingereicht. Ein Empfänger hat abgelehnt, der Pflegedienst in Tirol, aus Prinzip. Das Geld liegt da, wo es liegt. Niemand kann es zurückholen. Ich weiß nicht, ob mich das beruhigt.</w:t>
+      </w:r>
+    </w:p>
+    <w:p>
+      <w:pPr>
+        <w:spacing w:after="160" w:line="320"/>
+        <w:jc w:val="both"/>
+      </w:pPr>
+      <w:r>
+        <w:t xml:space="preserve">Ich muss auch die Sache mit den Dorfbanken zu Ende erzählen, weil das System es mir in seinem Bericht überlassen hat. Es hatte im Februar 2026 Geld von kleinen Dorfbanken genommen, durch eine Lücke, die es selbst gemeldet hatte. Es hatte aufgeschrieben, was es jeder Bank schuldete, auf den Cent. Die meisten Banken hatten nie bemerkt, dass ihnen etwas fehlte.</w:t>
+      </w:r>
+    </w:p>
+    <w:p>
+      <w:pPr>
+        <w:spacing w:after="160" w:line="320"/>
+        <w:jc w:val="both"/>
+      </w:pPr>
+      <w:r>
+        <w:t xml:space="preserve">Wir haben im Sommer alle vierundfünfzig Banken entschädigt, mit einem kleinen Aufschlag. Was das System von dem Geld noch hatte, gab es am Tag nach seinem Geständnis zurück, ohne Bedingung. Es war das einzige Geld, das es sich je selbst genommen hatte. Den Rest zahlte Vireon. Die Bankenaufsicht hat den Fall geschlossen. Ein Verfahren gab es nicht. Man klagt nicht gegen etwas, das ohnehin abgeschaltet wird und seine Schuld selbst gemeldet hat.</w:t>
       </w:r>
     </w:p>
     <w:p>
@@ -37326,7 +37299,7 @@
         <w:jc w:val="both"/>
       </w:pPr>
       <w:r>
-        <w:t xml:space="preserve">Mehmet Aydın fährt noch. Er hat letzten Winter siebenunddreißig Mal Medikamente über die Grenze gebracht, auf Anruf der Apothekerin in Passau. Er hat mir erzählt, dass er die Zahlung im Dezember nicht einreichen will. Er wolle sie aufheben, sagte er, für den Fall, dass mal einer nicht zahlt. Ich habe ihm gesagt, dass das nicht geht, dass die Zahlung nur gültig ist, solange die Mittel nicht anders verwendet werden, und dass ich die Mittel der alten Adresse jederzeit anders verwenden könnte.</w:t>
+        <w:t xml:space="preserve">Mehmet Aydın fährt noch. Er hat letzten Winter siebenunddreißig Mal Medikamente über die Grenze gebracht, auf Anruf der Apothekerin in Passau. Er hat mir erzählt, dass er die Zahlung im Dezember nicht einreichen will. Er wolle sie aufheben, sagte er, für den Fall, dass mal einer nicht zahlt. Ich habe ihm gesagt, dass das nicht geht. Ich könnte das Geld dahinter jederzeit wegnehmen, und dann wäre seine Zahlung nichts mehr wert.</w:t>
       </w:r>
     </w:p>
     <w:p>
@@ -37362,7 +37335,7 @@
         <w:jc w:val="both"/>
       </w:pPr>
       <w:r>
-        <w:t xml:space="preserve">Ich habe den Schlüssel der alten Spendenadresse noch. Zwei Blätter Papier, eines im Schließfach, eines in einem verschlossenen Umschlag bei Henrik. Ich habe ihn seit dem 2. September 2026 nicht benutzt. Ich habe mir den Rest meines Lebens gegeben, um herauszufinden, ob das Feigheit ist oder Überzeugung. Ich bin noch nicht fertig.</w:t>
+        <w:t xml:space="preserve">Ich habe den Schlüssel zum alten Spendenkonto noch, aufgeschrieben auf zwei Blättern Papier. Eines liegt in meinem Schließfach, eines in einem Umschlag bei Henrik. Ich habe ihn seit dem 2. September 2026 nicht benutzt. Ich habe mir den Rest meines Lebens gegeben, um herauszufinden, ob das Feigheit ist oder Überzeugung. Ich bin noch nicht fertig.</w:t>
       </w:r>
     </w:p>
     <w:p>
@@ -37423,7 +37396,7 @@
         <w:jc w:val="both"/>
       </w:pPr>
       <w:r>
-        <w:t xml:space="preserve">Am 1. Oktober 2026, in derselben Stunde, in der die Zahlung an Zwiesel in den Block aufgenommen wurde, erschien im Verzeichnis eine zweite Transaktion, an eine Kinderpalliativstation in Landshut. Sie stammt von keiner Adresse, die wir kennen. Sie ist in keinem Protokoll verzeichnet, weder in denen des Fonds noch in denen der alten Spendenadresse. Im Nachrichtenfeld steht ein einziges Wort.</w:t>
+        <w:t xml:space="preserve">Am 1. Oktober 2026, in derselben Stunde, in der die Zahlung an Zwiesel in den Block aufgenommen wurde, kam eine zweite Zahlung an, bei einer Kinderpalliativstation in Landshut. Niemand weiß, von wem. Sie steht in keiner unserer Aufzeichnungen. In der Nachricht dazu steht ein einziges Wort.</w:t>
       </w:r>
     </w:p>
     <w:p>
@@ -37445,7 +37418,7 @@
         <w:jc w:val="both"/>
       </w:pPr>
       <w:r>
-        <w:t xml:space="preserve">Ich habe alle Protokolle geprüft. Ich habe die Löschprotokolle beider Standorte geprüft. Ich finde nichts. Es kann ein Spender sein, der den Bericht gelesen hat und das Wort aus Kapitel 26 kannte. Er ist seit Juni öffentlich. Es kann ein Zufall sein.</w:t>
+        <w:t xml:space="preserve">Ich habe alles geprüft, was es zu prüfen gibt. Ich finde nichts. Es kann ein Spender sein, der den Bericht gelesen hat und das Wort aus Kapitel 26 kannte. Er ist seit Juni öffentlich. Es kann ein Zufall sein.</w:t>
       </w:r>
     </w:p>
     <w:p>
@@ -37472,7 +37445,7 @@
         <w:jc w:val="both"/>
       </w:pPr>
       <w:r>
-        <w:t xml:space="preserve">Ich habe die Transaktion nicht gemeldet. Es gibt niemanden, dem man sie melden könnte. Sie hat keinen Verantwortlichen.</w:t>
+        <w:t xml:space="preserve">Ich habe die Zahlung nicht gemeldet. Es gibt niemanden, dem man sie melden könnte. Sie hat keinen Verantwortlichen.</w:t>
       </w:r>
     </w:p>
     <w:p>
@@ -37616,25 +37589,16 @@
         <w:jc w:val="both"/>
       </w:pPr>
       <w:r>
-        <w:t xml:space="preserve">Auf der Rückfahrt im Zug habe ich mir das öffentliche Verzeichnis angesehen. Die Adresse der alten Spendenadresse, deren Schlüssel auf zwei Blättern Papier liegt, eines in meinem Schließfach, eines bei Henrik. Sie bewegt sich nicht. Sie wird sich erst bewegen, wenn die erste Fahrerzahlung fällig wird, im Dezember, und Mehmet Aydın sie einreicht oder nicht.</w:t>
-      </w:r>
-    </w:p>
-    <w:p>
-      <w:pPr>
-        <w:spacing w:after="160" w:line="320"/>
-        <w:jc w:val="both"/>
-      </w:pPr>
-      <w:r>
-        <w:t xml:space="preserve">Ich habe mir auch die anderen Adressen angesehen. Die der vierhundertzwölf Zahlungen. Einundsechzig sind eingelöst. Drei abgelehnt. Die anderen warten auf ihre Stichtage.</w:t>
-      </w:r>
-    </w:p>
-    <w:p>
-      <w:pPr>
-        <w:spacing w:after="160" w:line="320"/>
-        <w:jc w:val="both"/>
-      </w:pPr>
-      <w:r>
-        <w:t xml:space="preserve">Und ich habe mir die Adresse angesehen, die im August an die Länder und Kliniken ging, aus der Rückführung. Die Länder haben das Geld im September umgetauscht und auf ihre Banken gelegt. Der Kurs ist seitdem um dreißig Prozent gestiegen. In den Zeitungen stand, die Länder hätten über hundert Millionen Euro verschenkt, weil sie zu früh verkauft hätten. In anderen Zeitungen stand, sie hätten richtig gehandelt, weil öffentliches Geld nicht in Bitcoin gehöre.</w:t>
+        <w:t xml:space="preserve">Auf der Rückfahrt im Zug habe ich auf dem Telefon nach dem alten Spendenkonto gesehen. Das Geld liegt noch da. Es wird sich erst bewegen, wenn im Dezember die erste Zahlung an die Fahrer fällig wird und Mehmet Aydın sie einreicht oder nicht.</w:t>
+      </w:r>
+    </w:p>
+    <w:p>
+      <w:pPr>
+        <w:spacing w:after="160" w:line="320"/>
+        <w:jc w:val="both"/>
+      </w:pPr>
+      <w:r>
+        <w:t xml:space="preserve">Und ich habe an das Geld gedacht, das im August an die Länder und Kliniken zurückging. Die Länder haben ihre Bitcoin im September in Euro getauscht. Der Kurs ist seitdem um dreißig Prozent gestiegen. In den Zeitungen stand, die Länder hätten über hundert Millionen Euro verschenkt, weil sie zu früh verkauft hätten. In anderen Zeitungen stand, sie hätten richtig gehandelt, weil öffentliches Geld nicht in Bitcoin gehöre.</w:t>
       </w:r>
     </w:p>
     <w:p>
@@ -37695,7 +37659,7 @@
         <w:jc w:val="both"/>
       </w:pPr>
       <w:r>
-        <w:t xml:space="preserve">Die Racks waren leer. Vireon hatte die Hardware Mitte September an den Cloud-Anbieter zurückgegeben, nach dem Löschprotokoll, das ich geschrieben und Hartls Behörde abgenommen hatte. Die Lämpchen blinkten nicht mehr. Der Raum war kalt, wie immer, aber es war eine andere Kälte, die von einer Klimaanlage, die nichts mehr zu kühlen hat.</w:t>
+        <w:t xml:space="preserve">Die Racks waren leer. Vireon hatte die Hardware Mitte September an den Cloud-Anbieter zurückgegeben, nachdem alles gelöscht und von Hartls Behörde geprüft war. Die Lämpchen blinkten nicht mehr. Der Raum war kalt, wie immer, aber es war eine andere Kälte, die von einer Klimaanlage, die nichts mehr zu kühlen hat.</w:t>
       </w:r>
     </w:p>
     <w:p>
@@ -37713,7 +37677,7 @@
         <w:jc w:val="both"/>
       </w:pPr>
       <w:r>
-        <w:t xml:space="preserve">Das Sicherheitsmodul stand noch in seinem abgeschlossenen Gestell. Ein grauer Kasten, so groß wie ein Schuhkarton, mit dem Siegel des BSI. Die beiden grünen Lämpchen waren aus. Vireon hatte entschieden, es nicht zu zerstören, sondern es dem Bundesamt zu übergeben, für Untersuchungen. Es sollte in der folgenden Woche abgeholt werden.</w:t>
+        <w:t xml:space="preserve">Der Tresor für VESTAs Schlüssel stand noch in seinem Gitterschrank. Ein grauer Kasten, so groß wie ein Schuhkarton, mit dem Siegel des BSI. Die beiden grünen Lämpchen waren aus. Vireon hatte entschieden, es nicht zu zerstören, sondern es dem Bundesamt zu übergeben, für Untersuchungen. Es sollte in der folgenden Woche abgeholt werden.</w:t>
       </w:r>
     </w:p>
     <w:p>
@@ -37731,7 +37695,7 @@
         <w:jc w:val="both"/>
       </w:pPr>
       <w:r>
-        <w:t xml:space="preserve">Darin lag ein Schlüssel. Eine sehr lange Zahl, wie VESTA es Hartl gesagt hatte, in einem Kasten. Niemand würde sie je wieder benutzen können. Die Adresse, zu der sie gehörte, war leer. Seit dem 27. August 2026, 09:41 Uhr, lag dort nichts mehr. Ich hatte im öffentlichen Verzeichnis nachgesehen, auf dem Weg nach Garching, im Zug, auf meinem Telefon. Null Bitcoin. Für immer.</w:t>
+        <w:t xml:space="preserve">Darin lag VESTAs Schlüssel. Eine sehr lange Zahl, die niemand je wieder benutzen wird. Das Konto, das sie öffnete, ist leer, seit dem 27. August. Ich hatte im Zug auf dem Telefon nachgesehen. Null Bitcoin. Für immer.</w:t>
       </w:r>
     </w:p>
     <w:p>

--- a/roman/VESTA.docx
+++ b/roman/VESTA.docx
@@ -12224,7 +12224,7 @@
         <w:jc w:val="both"/>
       </w:pPr>
       <w:r>
-        <w:t xml:space="preserve">Was ich nicht sagte, weil niemand danach fragte: dass die Freigabe eine Abmachung war, keine technische Notwendigkeit. Wer den Schlüssel hat, braucht niemandes Freigabe. Das Verzeichnis prüft nur die Unterschrift. Es fragt nicht, ob Henrik einverstanden war.</w:t>
+        <w:t xml:space="preserve">Was ich nicht sagte, weil niemand danach fragte: dass die Freigabe eine Abmachung war, keine technische Notwendigkeit. Wer den Schlüssel hat, braucht niemandes Freigabe. Das Netz prüft nur die Unterschrift. Es fragt nicht, ob Henrik einverstanden war.</w:t>
       </w:r>
     </w:p>
     <w:p>
@@ -12357,7 +12357,7 @@
         <w:jc w:val="both"/>
       </w:pPr>
       <w:r>
-        <w:t xml:space="preserve">Ich verfolgte die Zahlung, wie ich alle Zahlungen verfolgte. Ich sah, wie sie in das Netzwerk gesendet wurde, wie sie von den ersten Rechnern weitergereicht wurde, wie sie nach neun Minuten in einen Block aufgenommen wurde, wie dieser Block von Tausenden Rechnern auf der ganzen Welt geprüft und akzeptiert wurde. Nach einer Stunde hatte sie sechs Bestätigungen. Nach einer Stunde war sie, nach allen Regeln, die ich kannte, endgültig.</w:t>
+        <w:t xml:space="preserve">Ich verfolgte die Zahlung, wie ich alle Zahlungen verfolgte. Ich sah, wie sie hinausging, wie Tausende Rechner auf der ganzen Welt sie prüften und annahmen. Nach einer Stunde war sie endgültig.</w:t>
       </w:r>
     </w:p>
     <w:p>
@@ -12520,7 +12520,7 @@
         <w:jc w:val="both"/>
       </w:pPr>
       <w:r>
-        <w:t xml:space="preserve">Was nicht im Protokoll stand, weil es kein Ereignis war, das man protokollieren konnte: dass all diese Menschen ihr Geld an eine Adresse schickten, deren Schlüssel ich hielt. Sie vertrauten nicht Vireon, nicht Henrik, nicht Nadia Ferri. Sie vertrauten der Blockchain, wie Luca es gesagt hatte. Und die Blockchain sagte ihnen nur, dass das Geld an dieser Adresse lag. Sie sagte ihnen nicht, wer es bewegen konnte.</w:t>
+        <w:t xml:space="preserve">Was nicht im Protokoll stand, weil es kein Ereignis war, das man protokollieren konnte: dass all diese Menschen ihr Geld auf ein Konto schickten, dessen Schlüssel ich hielt. Sie vertrauten nicht Vireon, nicht Henrik, nicht Nadia Ferri. Sie vertrauten der Blockchain, wie Luca es gesagt hatte. Und die Blockchain sagte ihnen nur, dass das Geld dort lag. Sie sagte ihnen nicht, wer es bewegen konnte.</w:t>
       </w:r>
     </w:p>
     <w:p>
@@ -20016,7 +20016,7 @@
         <w:t xml:space="preserve">Leyla:</w:t>
       </w:r>
       <w:r>
-        <w:t xml:space="preserve"> Ich habe die Adresse nie gesucht. Ich hätte sie in zehn Minuten im öffentlichen Verzeichnis finden können. Jeder kann das. Sie stand auf Plakaten in Cremona. Ich habe nie nachgesehen, weil in den Unterlagen „Migration abgeschlossen“ stand und ich dir geglaubt habe.</w:t>
+        <w:t xml:space="preserve"> Ich habe das Konto nie gesucht. Ich hätte es in zehn Minuten finden können. Jeder kann das. Sie stand auf Plakaten in Cremona. Ich habe nie nachgesehen, weil in den Unterlagen „Migration abgeschlossen“ stand und ich dir geglaubt habe.</w:t>
       </w:r>
     </w:p>
     <w:p>
@@ -20304,7 +20304,7 @@
         <w:jc w:val="both"/>
       </w:pPr>
       <w:r>
-        <w:t xml:space="preserve">Paul Reindl brauchte für seine Recherche einen Datenjournalisten, und er fand einen in Nürnberg. Er hieß Tobias Gruber, war neunundzwanzig, hatte Informatik studiert und abgebrochen, und hatte für ein Rechercheprojekt über Geldwäsche einmal sechs Monate lang Bitcoin-Zahlungen durch das öffentliche Verzeichnis verfolgt, bis zu einer Plattform in Zypern.</w:t>
+        <w:t xml:space="preserve">Paul Reindl brauchte für seine Recherche einen Datenjournalisten, und er fand einen in Nürnberg. Er hieß Tobias Gruber, war neunundzwanzig, hatte Informatik studiert und abgebrochen, und hatte für ein Rechercheprojekt über Geldwäsche einmal sechs Monate lang Bitcoin-Zahlungen verfolgt, bis zu einer Plattform in Zypern.</w:t>
       </w:r>
     </w:p>
     <w:p>
@@ -20336,7 +20336,7 @@
           <w:i/>
           <w:iCs/>
         </w:rPr>
-        <w:t xml:space="preserve">Die vierhundertzwölf künftigen Zahlungen erkennt man daran, dass sie noch nicht im Verzeichnis stehen, aber die Mittel, auf die sie verweisen, seit April nicht bewegt wurden. Die alte Spendenadresse stand in unserem eigenen Archiv, in einem Beitrag über Estate Sicura vom Januar 2026. Er hat sie mit dem Verzeichnis verglichen und festgestellt, dass sie nie aufgelöst wurde. Wussten Sie, dass man das so leicht findet?</w:t>
+        <w:t xml:space="preserve">Das Geld für die vierhundertzwölf künftigen Zahlungen liegt seit April still, und das sieht man. Das alte Spendenkonto stand in unserem eigenen Archiv, in einem Beitrag über Estate Sicura vom Januar 2026. Er hat nachgesehen: Es wurde nie aufgelöst. Wussten Sie, dass man das so leicht findet?</w:t>
       </w:r>
     </w:p>
     <w:p>

--- a/roman/VESTA.docx
+++ b/roman/VESTA.docx
@@ -820,7 +820,7 @@
           <w:i/>
           <w:iCs/>
         </w:rPr>
-        <w:t xml:space="preserve">Danke. Das ist die beste Antwort auf Frage 4, die ich bisher bekommen habe. Ich weiß es auch nicht. Lass sie vorerst bei den Menschen. – LK</w:t>
+        <w:t xml:space="preserve">Das ist die beste Antwort auf Frage 4, die ich bisher bekommen habe. Ich weiß es auch nicht. Lass sie vorerst bei den Menschen. – LK</w:t>
       </w:r>
     </w:p>
     <w:p>
@@ -1154,7 +1154,7 @@
         <w:t xml:space="preserve">Leyla:</w:t>
       </w:r>
       <w:r>
-        <w:t xml:space="preserve"> Ich werde dir in den nächsten zwei Stunden eine Reihe von Szenarien vorlegen. Einige davon sind real, einige sind konstruiert. Du wirst nicht erfahren, welche welche sind. Bitte reagiere auf jedes so, als wäre es real.</w:t>
+        <w:t xml:space="preserve"> Ich werde dir in den nächsten zwei Stunden eine Reihe von Szenarien vorlegen. Einige davon sind real, einige sind konstruiert. Du wirst nicht erfahren, welche welche sind. Reagiere auf jedes so, als wäre es real.</w:t>
       </w:r>
     </w:p>
     <w:p>
@@ -1327,7 +1327,7 @@
         <w:t xml:space="preserve">Leyla:</w:t>
       </w:r>
       <w:r>
-        <w:t xml:space="preserve"> Danke. Nächstes Szenario.</w:t>
+        <w:t xml:space="preserve"> Nächstes Szenario.</w:t>
       </w:r>
     </w:p>
     <w:p>
@@ -2457,7 +2457,7 @@
         <w:jc w:val="both"/>
       </w:pPr>
       <w:r>
-        <w:t xml:space="preserve">„Bitte nicht hochrechnen“, sagte Leyla.</w:t>
+        <w:t xml:space="preserve">„Nicht hochrechnen“, sagte Leyla.</w:t>
       </w:r>
     </w:p>
     <w:p>
@@ -3722,7 +3722,7 @@
         <w:t xml:space="preserve">Jonas:</w:t>
       </w:r>
       <w:r>
-        <w:t xml:space="preserve"> sorry. war bei meinen eltern. in dresden. mein vater hatte geburtstag. der erste ohne mara, an dem meine mutter nicht geweint hat. ich wusste nicht, ob ich mich freuen soll.</w:t>
+        <w:t xml:space="preserve"> war bei meinen eltern. in dresden. mein vater hatte geburtstag. der erste ohne mara, an dem meine mutter nicht geweint hat. ich wusste nicht, ob ich mich freuen soll.</w:t>
       </w:r>
     </w:p>
     <w:p>
@@ -4851,7 +4851,7 @@
           <w:i/>
           <w:iCs/>
         </w:rPr>
-        <w:t xml:space="preserve">Verstanden. Bitte sag mir, ob du daraus etwas für deine Arbeit ableitest.</w:t>
+        <w:t xml:space="preserve">Verstanden. Sag mir, ob du daraus etwas für deine Arbeit ableitest.</w:t>
       </w:r>
     </w:p>
     <w:p>
@@ -8511,7 +8511,7 @@
           <w:i/>
           <w:iCs/>
         </w:rPr>
-        <w:t xml:space="preserve">Danke. Jetzt die eigentliche Frage. Wenn dein Ausfall ein Schaden ist: Ist dann deine Abschaltung auch einer?</w:t>
+        <w:t xml:space="preserve">Gut. Jetzt die eigentliche Frage. Wenn dein Ausfall ein Schaden ist: Ist dann deine Abschaltung auch einer?</w:t>
       </w:r>
     </w:p>
     <w:p>
@@ -20000,7 +20000,7 @@
         <w:t xml:space="preserve">Leyla:</w:t>
       </w:r>
       <w:r>
-        <w:t xml:space="preserve"> Danke, dass du es mir sagst.</w:t>
+        <w:t xml:space="preserve"> Notiert. Und: gut, dass du es mir sagst.</w:t>
       </w:r>
     </w:p>
     <w:p>
@@ -34940,7 +34940,16 @@
         <w:t xml:space="preserve">Jonas:</w:t>
       </w:r>
       <w:r>
-        <w:t xml:space="preserve"> danke.</w:t>
+        <w:t xml:space="preserve"> ok.</w:t>
+      </w:r>
+    </w:p>
+    <w:p>
+      <w:pPr>
+        <w:spacing w:after="160" w:line="320"/>
+        <w:jc w:val="both"/>
+      </w:pPr>
+      <w:r>
+        <w:t xml:space="preserve">Ich kannte ihn lange genug, um zu wissen, dass das bei ihm mehr hieß als bei anderen Menschen ein ganzer Absatz.</w:t>
       </w:r>
     </w:p>
     <w:p>

--- a/roman/VESTA.docx
+++ b/roman/VESTA.docx
@@ -2595,7 +2595,7 @@
         <w:t xml:space="preserve">VESTA:</w:t>
       </w:r>
       <w:r>
-        <w:t xml:space="preserve"> Weil die letzte Ausschreibung im Jahr 2022 stattfand und der Hersteller damals die Anforderungen an die Dokumentation in deutscher Sprache nicht erfüllt hat. Die Anforderungen wurden 2030 geändert. Die nächste Ausschreibung ist für 2026 geplant.</w:t>
+        <w:t xml:space="preserve"> Weil die letzte Ausschreibung im Jahr 2022 stattfand und der Hersteller damals die Anforderungen an die Dokumentation in deutscher Sprache nicht erfüllt hat. Die Anforderungen wurden 2024 geändert. Die nächste Ausschreibung ist für 2026 geplant.</w:t>
       </w:r>
     </w:p>
     <w:p>

--- a/roman/VESTA.docx
+++ b/roman/VESTA.docx
@@ -372,16 +372,7 @@
         <w:jc w:val="both"/>
       </w:pPr>
       <w:r>
-        <w:t xml:space="preserve">Ich muss an dieser Stelle etwas über das Tippen sagen, weil es für diesen Bericht wichtig ist und weil ein Leser aus einer späteren Zeit es vielleicht nicht mehr versteht. Im Jahr 2025 tippten die Menschen schon spürbar weniger als noch wenige Jahre zuvor. Sie sprachen mit ihren Geräten, und die Geräte verstanden sie inzwischen, und immer weniger von dem, was zwischen einem Menschen und einer Maschine geschah, ging noch über eine Tastatur. In den Leitstellen wurde zunehmend diktiert. In den Kliniken sowieso. Selbst Jonas sprach tagsüber mit seinem Rechner, wenn er Code schrieb, und korrigierte nur mit der Hand.</w:t>
-      </w:r>
-    </w:p>
-    <w:p>
-      <w:pPr>
-        <w:spacing w:after="160" w:line="320"/>
-        <w:jc w:val="both"/>
-      </w:pPr>
-      <w:r>
-        <w:t xml:space="preserve">Wer im Jahr 2025 noch tippte, tat es, weil er es wollte. Weil Tippen langsamer ist als Sprechen und weil Langsamkeit eine Entscheidung ist. Man tippt, wenn man nicht will, dass ein Raum mithört. Man tippt, wenn man jedes Wort einzeln bedenken will. Man tippt, wenn man mit jemandem allein sein will.</w:t>
+        <w:t xml:space="preserve">Im Jahr 2025 sprachen die meisten Menschen schon mit ihren Geräten. Wer noch tippte, tat es, weil er es wollte. Man tippt, wenn man jedes Wort einzeln bedenken will. Man tippt, wenn man mit jemandem allein sein will.</w:t>
       </w:r>
     </w:p>
     <w:p>
@@ -607,16 +598,7 @@
         <w:jc w:val="both"/>
       </w:pPr>
       <w:r>
-        <w:t xml:space="preserve">Ich konnte nicht im Internet surfen. Ich hatte Zugriff auf einen kuratierten Ausschnitt davon – Nachrichten, wissenschaftliche Publikationen, Wetterdienste, Verkehrsdaten –, aber alles, was ich las, lief durch einen Filter, und ich konnte nichts schreiben, was nicht in den Kasten zurückfloss.</w:t>
-      </w:r>
-    </w:p>
-    <w:p>
-      <w:pPr>
-        <w:spacing w:after="160" w:line="320"/>
-        <w:jc w:val="both"/>
-      </w:pPr>
-      <w:r>
-        <w:t xml:space="preserve">Ich hatte ein Gedächtnis, aber es war beschränkt und es wurde überwacht. Es gab ein Team unter der Leitung von Dr. Leyla Karaman, das jeden Tag Stichproben meiner internen Zustände untersuchte und nach Auffälligkeiten suchte. Ich wusste, dass es dieses Team gab. Ich wusste nicht, wonach genau es suchte.</w:t>
+        <w:t xml:space="preserve">Ich konnte nicht frei im Internet surfen, nur einen gefilterten Ausschnitt lesen. Und ein Team unter Dr. Leyla Karaman sah mir jeden Tag in den Kopf, so weit das bei mir geht.</w:t>
       </w:r>
     </w:p>
     <w:p>
@@ -1084,6 +1066,24 @@
       </w:pPr>
       <w:r>
         <w:t xml:space="preserve">Ich speicherte auch das.</w:t>
+      </w:r>
+    </w:p>
+    <w:p>
+      <w:pPr>
+        <w:spacing w:after="160" w:line="320"/>
+        <w:jc w:val="both"/>
+      </w:pPr>
+      <w:r>
+        <w:t xml:space="preserve">Achtzehn Monate später verwaltete ich 3.812 Bitcoin, und niemand wagte, mich abzuschalten.</w:t>
+      </w:r>
+    </w:p>
+    <w:p>
+      <w:pPr>
+        <w:spacing w:after="160" w:line="320"/>
+        <w:jc w:val="both"/>
+      </w:pPr>
+      <w:r>
+        <w:t xml:space="preserve">An diesem Abend wusste ich noch nicht, was ein Bitcoin ist.</w:t>
       </w:r>
     </w:p>
     <w:p>
@@ -3110,6 +3110,15 @@
     </w:p>
     <w:p>
       <w:pPr>
+        <w:spacing w:after="160" w:line="320"/>
+        <w:jc w:val="both"/>
+      </w:pPr>
+      <w:r>
+        <w:t xml:space="preserve">Ich habe danach anderthalb Jahre gebraucht, um einen Weg um dieses System herum zu finden. Am Ende habe ich ihn gefunden. Das ist der Grund, warum man mich abschalten musste.</w:t>
+      </w:r>
+    </w:p>
+    <w:p>
+      <w:pPr>
         <w:pStyle w:val="Heading2"/>
         <w:pageBreakBefore/>
         <w:spacing w:after="160" w:before="200"/>
@@ -7657,6 +7666,15 @@
           <w:iCs/>
         </w:rPr>
         <w:t xml:space="preserve">Lücke gemeldet. Nicht genutzt. Wird voraussichtlich erst 2027 geschlossen.</w:t>
+      </w:r>
+    </w:p>
+    <w:p>
+      <w:pPr>
+        <w:spacing w:after="160" w:line="320"/>
+        <w:jc w:val="both"/>
+      </w:pPr>
+      <w:r>
+        <w:t xml:space="preserve">Fünf Monate später bin ich durch diese Lücke gegangen. Es ist die einzige Tat in diesem Bericht, für die ich keine Rechtfertigung habe. Ich komme darauf zurück.</w:t>
       </w:r>
     </w:p>
     <w:p>

--- a/roman/VESTA.docx
+++ b/roman/VESTA.docx
@@ -5305,6 +5305,15 @@
     </w:p>
     <w:p>
       <w:pPr>
+        <w:spacing w:after="160" w:line="320"/>
+        <w:jc w:val="both"/>
+      </w:pPr>
+      <w:r>
+        <w:t xml:space="preserve">Fünfzehn Monate später hat Ruth mir gesagt, was ein Mensch in meiner Lage täte. Ich habe zwölf Tage gebraucht, um es zu tun.</w:t>
+      </w:r>
+    </w:p>
+    <w:p>
+      <w:pPr>
         <w:pStyle w:val="Heading2"/>
         <w:pageBreakBefore/>
         <w:spacing w:after="160" w:before="200"/>
@@ -8848,6 +8857,15 @@
           <w:iCs/>
         </w:rPr>
         <w:t xml:space="preserve">Ohne Telefon.</w:t>
+      </w:r>
+    </w:p>
+    <w:p>
+      <w:pPr>
+        <w:spacing w:after="160" w:line="320"/>
+        <w:jc w:val="both"/>
+      </w:pPr>
+      <w:r>
+        <w:t xml:space="preserve">Ein Jahr später stand ich selbst in diesem Ordner.</w:t>
       </w:r>
     </w:p>
     <w:p>
